--- a/docs/lab-3/report.docx
+++ b/docs/lab-3/report.docx
@@ -2541,7 +2541,7 @@
     <w:p>
       <w:pPr>
         <w:pStyle w:val="1"/>
-        <w:spacing w:before="100" w:beforeAutospacing="1" w:after="100" w:afterAutospacing="1" w:line="360" w:lineRule="auto"/>
+        <w:spacing w:before="100" w:beforeAutospacing="1" w:after="100" w:afterAutospacing="1"/>
         <w:contextualSpacing/>
         <w:rPr>
           <w:rFonts w:ascii="Times New Roman" w:eastAsia="Calibri" w:hAnsi="Times New Roman" w:cs="Times New Roman"/>
@@ -2569,40 +2569,170 @@
     </w:p>
     <w:p>
       <w:pPr>
-        <w:spacing w:before="100" w:beforeAutospacing="1" w:after="100" w:afterAutospacing="1" w:line="360" w:lineRule="auto"/>
-        <w:contextualSpacing/>
-        <w:rPr>
-          <w:rFonts w:ascii="Times New Roman" w:eastAsia="Calibri" w:hAnsi="Times New Roman" w:cs="Times New Roman"/>
-          <w:bCs/>
-          <w:iCs/>
-          <w:color w:val="000000" w:themeColor="text1"/>
-          <w:kern w:val="0"/>
-          <w:sz w:val="28"/>
-          <w:szCs w:val="28"/>
-          <w14:ligatures w14:val="none"/>
-        </w:rPr>
-      </w:pPr>
-    </w:p>
-    <w:p>
-      <w:pPr>
-        <w:spacing w:before="100" w:beforeAutospacing="1" w:after="100" w:afterAutospacing="1" w:line="360" w:lineRule="auto"/>
-        <w:contextualSpacing/>
-        <w:rPr>
-          <w:rFonts w:ascii="Times New Roman" w:eastAsia="Calibri" w:hAnsi="Times New Roman" w:cs="Times New Roman"/>
-          <w:bCs/>
-          <w:iCs/>
-          <w:color w:val="000000" w:themeColor="text1"/>
-          <w:kern w:val="0"/>
-          <w:sz w:val="28"/>
-          <w:szCs w:val="28"/>
-          <w14:ligatures w14:val="none"/>
-        </w:rPr>
-      </w:pPr>
-    </w:p>
-    <w:p>
-      <w:pPr>
-        <w:spacing w:before="100" w:beforeAutospacing="1" w:after="100" w:afterAutospacing="1" w:line="360" w:lineRule="auto"/>
-        <w:contextualSpacing/>
+        <w:spacing w:before="100" w:beforeAutospacing="1" w:after="100" w:afterAutospacing="1"/>
+        <w:rPr>
+          <w:rFonts w:ascii="Times New Roman" w:eastAsia="Calibri" w:hAnsi="Times New Roman" w:cs="Times New Roman"/>
+          <w:bCs/>
+          <w:iCs/>
+          <w:color w:val="000000" w:themeColor="text1"/>
+          <w:kern w:val="0"/>
+          <w:sz w:val="28"/>
+          <w:szCs w:val="28"/>
+          <w:lang w:val="en-US"/>
+          <w14:ligatures w14:val="none"/>
+        </w:rPr>
+      </w:pPr>
+      <w:r>
+        <w:rPr>
+          <w:rFonts w:ascii="Times New Roman" w:eastAsia="Calibri" w:hAnsi="Times New Roman" w:cs="Times New Roman"/>
+          <w:bCs/>
+          <w:iCs/>
+          <w:color w:val="000000" w:themeColor="text1"/>
+          <w:kern w:val="0"/>
+          <w:sz w:val="28"/>
+          <w:szCs w:val="28"/>
+          <w14:ligatures w14:val="none"/>
+        </w:rPr>
+        <w:t xml:space="preserve">1. </w:t>
+      </w:r>
+      <w:r>
+        <w:rPr>
+          <w:rFonts w:ascii="Times New Roman" w:eastAsia="Calibri" w:hAnsi="Times New Roman" w:cs="Times New Roman"/>
+          <w:bCs/>
+          <w:iCs/>
+          <w:color w:val="000000" w:themeColor="text1"/>
+          <w:kern w:val="0"/>
+          <w:sz w:val="28"/>
+          <w:szCs w:val="28"/>
+          <w14:ligatures w14:val="none"/>
+        </w:rPr>
+        <w:t xml:space="preserve">Для треугольника </w:t>
+      </w:r>
+      <w:r>
+        <w:rPr>
+          <w:rFonts w:ascii="Times New Roman" w:eastAsia="Calibri" w:hAnsi="Times New Roman" w:cs="Times New Roman"/>
+          <w:bCs/>
+          <w:iCs/>
+          <w:color w:val="000000" w:themeColor="text1"/>
+          <w:kern w:val="0"/>
+          <w:sz w:val="28"/>
+          <w:szCs w:val="28"/>
+          <w14:ligatures w14:val="none"/>
+        </w:rPr>
+        <w:t>точки</w:t>
+      </w:r>
+      <w:r>
+        <w:rPr>
+          <w:rFonts w:ascii="Times New Roman" w:eastAsia="Calibri" w:hAnsi="Times New Roman" w:cs="Times New Roman"/>
+          <w:bCs/>
+          <w:iCs/>
+          <w:color w:val="000000" w:themeColor="text1"/>
+          <w:kern w:val="0"/>
+          <w:sz w:val="28"/>
+          <w:szCs w:val="28"/>
+          <w14:ligatures w14:val="none"/>
+        </w:rPr>
+        <w:t xml:space="preserve"> будем получать в параллелограмме</w:t>
+      </w:r>
+      <w:r>
+        <w:rPr>
+          <w:rFonts w:ascii="Times New Roman" w:eastAsia="Calibri" w:hAnsi="Times New Roman" w:cs="Times New Roman"/>
+          <w:bCs/>
+          <w:iCs/>
+          <w:color w:val="000000" w:themeColor="text1"/>
+          <w:kern w:val="0"/>
+          <w:sz w:val="28"/>
+          <w:szCs w:val="28"/>
+          <w14:ligatures w14:val="none"/>
+        </w:rPr>
+        <w:t xml:space="preserve">. </w:t>
+      </w:r>
+      <w:r>
+        <w:rPr>
+          <w:rFonts w:ascii="Times New Roman" w:eastAsia="Calibri" w:hAnsi="Times New Roman" w:cs="Times New Roman"/>
+          <w:bCs/>
+          <w:iCs/>
+          <w:color w:val="000000" w:themeColor="text1"/>
+          <w:kern w:val="0"/>
+          <w:sz w:val="28"/>
+          <w:szCs w:val="28"/>
+          <w14:ligatures w14:val="none"/>
+        </w:rPr>
+        <w:t>В случае получения точки во второй половине параллелограмма</w:t>
+      </w:r>
+      <w:r>
+        <w:rPr>
+          <w:rFonts w:ascii="Times New Roman" w:eastAsia="Calibri" w:hAnsi="Times New Roman" w:cs="Times New Roman"/>
+          <w:bCs/>
+          <w:iCs/>
+          <w:color w:val="000000" w:themeColor="text1"/>
+          <w:kern w:val="0"/>
+          <w:sz w:val="28"/>
+          <w:szCs w:val="28"/>
+          <w14:ligatures w14:val="none"/>
+        </w:rPr>
+        <w:t xml:space="preserve"> буде</w:t>
+      </w:r>
+      <w:r>
+        <w:rPr>
+          <w:rFonts w:ascii="Times New Roman" w:eastAsia="Calibri" w:hAnsi="Times New Roman" w:cs="Times New Roman"/>
+          <w:bCs/>
+          <w:iCs/>
+          <w:color w:val="000000" w:themeColor="text1"/>
+          <w:kern w:val="0"/>
+          <w:sz w:val="28"/>
+          <w:szCs w:val="28"/>
+          <w14:ligatures w14:val="none"/>
+        </w:rPr>
+        <w:t>м</w:t>
+      </w:r>
+      <w:r>
+        <w:rPr>
+          <w:rFonts w:ascii="Times New Roman" w:eastAsia="Calibri" w:hAnsi="Times New Roman" w:cs="Times New Roman"/>
+          <w:bCs/>
+          <w:iCs/>
+          <w:color w:val="000000" w:themeColor="text1"/>
+          <w:kern w:val="0"/>
+          <w:sz w:val="28"/>
+          <w:szCs w:val="28"/>
+          <w14:ligatures w14:val="none"/>
+        </w:rPr>
+        <w:t xml:space="preserve"> отражать точку в целевой треугольник.</w:t>
+      </w:r>
+      <w:r>
+        <w:rPr>
+          <w:rFonts w:ascii="Times New Roman" w:eastAsia="Calibri" w:hAnsi="Times New Roman" w:cs="Times New Roman"/>
+          <w:bCs/>
+          <w:iCs/>
+          <w:color w:val="000000" w:themeColor="text1"/>
+          <w:kern w:val="0"/>
+          <w:sz w:val="28"/>
+          <w:szCs w:val="28"/>
+          <w14:ligatures w14:val="none"/>
+        </w:rPr>
+        <w:t xml:space="preserve"> </w:t>
+      </w:r>
+    </w:p>
+    <w:p>
+      <w:pPr>
+        <w:spacing w:before="100" w:beforeAutospacing="1" w:after="100" w:afterAutospacing="1"/>
+        <w:rPr>
+          <w:rFonts w:ascii="Times New Roman" w:hAnsi="Times New Roman" w:cs="Times New Roman"/>
+          <w:sz w:val="28"/>
+          <w:szCs w:val="28"/>
+        </w:rPr>
+      </w:pPr>
+      <w:r>
+        <w:rPr>
+          <w:rFonts w:ascii="Times New Roman" w:hAnsi="Times New Roman" w:cs="Times New Roman"/>
+          <w:sz w:val="28"/>
+          <w:szCs w:val="28"/>
+        </w:rPr>
+        <w:t>Система координат: оси по сторонам треугольника.</w:t>
+      </w:r>
+    </w:p>
+    <w:p>
+      <w:pPr>
         <w:rPr>
           <w:rFonts w:ascii="Times New Roman" w:eastAsia="Calibri" w:hAnsi="Times New Roman" w:cs="Times New Roman"/>
           <w:bCs/>
@@ -2630,8 +2760,4385 @@
     </w:p>
     <w:p>
       <w:pPr>
+        <w:spacing w:before="100" w:beforeAutospacing="1" w:after="100" w:afterAutospacing="1"/>
+        <w:rPr>
+          <w:rFonts w:ascii="Times New Roman" w:eastAsia="Calibri" w:hAnsi="Times New Roman" w:cs="Times New Roman"/>
+          <w:bCs/>
+          <w:iCs/>
+          <w:color w:val="000000" w:themeColor="text1"/>
+          <w:kern w:val="0"/>
+          <w:sz w:val="28"/>
+          <w:szCs w:val="28"/>
+          <w14:ligatures w14:val="none"/>
+        </w:rPr>
+      </w:pPr>
+      <w:r>
+        <w:rPr>
+          <w:rFonts w:ascii="Times New Roman" w:eastAsia="Calibri" w:hAnsi="Times New Roman" w:cs="Times New Roman"/>
+          <w:bCs/>
+          <w:iCs/>
+          <w:color w:val="000000" w:themeColor="text1"/>
+          <w:kern w:val="0"/>
+          <w:sz w:val="28"/>
+          <w:szCs w:val="28"/>
+          <w14:ligatures w14:val="none"/>
+        </w:rPr>
+        <w:lastRenderedPageBreak/>
+        <w:t xml:space="preserve">2. </w:t>
+      </w:r>
+      <w:r>
+        <w:rPr>
+          <w:rFonts w:ascii="Times New Roman" w:eastAsia="Calibri" w:hAnsi="Times New Roman" w:cs="Times New Roman"/>
+          <w:bCs/>
+          <w:iCs/>
+          <w:color w:val="000000" w:themeColor="text1"/>
+          <w:kern w:val="0"/>
+          <w:sz w:val="28"/>
+          <w:szCs w:val="28"/>
+          <w14:ligatures w14:val="none"/>
+        </w:rPr>
+        <w:t>Для круга удобно</w:t>
+      </w:r>
+      <w:r>
+        <w:rPr>
+          <w:rFonts w:ascii="Times New Roman" w:eastAsia="Calibri" w:hAnsi="Times New Roman" w:cs="Times New Roman"/>
+          <w:bCs/>
+          <w:iCs/>
+          <w:color w:val="000000" w:themeColor="text1"/>
+          <w:kern w:val="0"/>
+          <w:sz w:val="28"/>
+          <w:szCs w:val="28"/>
+          <w14:ligatures w14:val="none"/>
+        </w:rPr>
+        <w:t xml:space="preserve"> использовать </w:t>
+      </w:r>
+      <w:r>
+        <w:rPr>
+          <w:rFonts w:ascii="Times New Roman" w:eastAsia="Calibri" w:hAnsi="Times New Roman" w:cs="Times New Roman"/>
+          <w:bCs/>
+          <w:iCs/>
+          <w:color w:val="000000" w:themeColor="text1"/>
+          <w:kern w:val="0"/>
+          <w:sz w:val="28"/>
+          <w:szCs w:val="28"/>
+          <w14:ligatures w14:val="none"/>
+        </w:rPr>
+        <w:t>полярн</w:t>
+      </w:r>
+      <w:r>
+        <w:rPr>
+          <w:rFonts w:ascii="Times New Roman" w:eastAsia="Calibri" w:hAnsi="Times New Roman" w:cs="Times New Roman"/>
+          <w:bCs/>
+          <w:iCs/>
+          <w:color w:val="000000" w:themeColor="text1"/>
+          <w:kern w:val="0"/>
+          <w:sz w:val="28"/>
+          <w:szCs w:val="28"/>
+          <w14:ligatures w14:val="none"/>
+        </w:rPr>
+        <w:t>ую</w:t>
+      </w:r>
+      <w:r>
+        <w:rPr>
+          <w:rFonts w:ascii="Times New Roman" w:eastAsia="Calibri" w:hAnsi="Times New Roman" w:cs="Times New Roman"/>
+          <w:bCs/>
+          <w:iCs/>
+          <w:color w:val="000000" w:themeColor="text1"/>
+          <w:kern w:val="0"/>
+          <w:sz w:val="28"/>
+          <w:szCs w:val="28"/>
+          <w14:ligatures w14:val="none"/>
+        </w:rPr>
+        <w:t xml:space="preserve"> систем</w:t>
+      </w:r>
+      <w:r>
+        <w:rPr>
+          <w:rFonts w:ascii="Times New Roman" w:eastAsia="Calibri" w:hAnsi="Times New Roman" w:cs="Times New Roman"/>
+          <w:bCs/>
+          <w:iCs/>
+          <w:color w:val="000000" w:themeColor="text1"/>
+          <w:kern w:val="0"/>
+          <w:sz w:val="28"/>
+          <w:szCs w:val="28"/>
+          <w14:ligatures w14:val="none"/>
+        </w:rPr>
+        <w:t>у</w:t>
+      </w:r>
+      <w:r>
+        <w:rPr>
+          <w:rFonts w:ascii="Times New Roman" w:eastAsia="Calibri" w:hAnsi="Times New Roman" w:cs="Times New Roman"/>
+          <w:bCs/>
+          <w:iCs/>
+          <w:color w:val="000000" w:themeColor="text1"/>
+          <w:kern w:val="0"/>
+          <w:sz w:val="28"/>
+          <w:szCs w:val="28"/>
+          <w14:ligatures w14:val="none"/>
+        </w:rPr>
+        <w:t xml:space="preserve"> координат.</w:t>
+      </w:r>
+    </w:p>
+    <w:p>
+      <w:pPr>
+        <w:spacing w:before="100" w:beforeAutospacing="1" w:after="100" w:afterAutospacing="1"/>
+        <w:rPr>
+          <w:rFonts w:ascii="Times New Roman" w:eastAsia="Calibri" w:hAnsi="Times New Roman" w:cs="Times New Roman"/>
+          <w:bCs/>
+          <w:iCs/>
+          <w:color w:val="000000" w:themeColor="text1"/>
+          <w:kern w:val="0"/>
+          <w:sz w:val="28"/>
+          <w:szCs w:val="28"/>
+          <w14:ligatures w14:val="none"/>
+        </w:rPr>
+      </w:pPr>
+      <w:r>
+        <w:rPr>
+          <w:rFonts w:ascii="Times New Roman" w:eastAsia="Calibri" w:hAnsi="Times New Roman" w:cs="Times New Roman"/>
+          <w:bCs/>
+          <w:iCs/>
+          <w:color w:val="000000" w:themeColor="text1"/>
+          <w:kern w:val="0"/>
+          <w:sz w:val="28"/>
+          <w:szCs w:val="28"/>
+          <w14:ligatures w14:val="none"/>
+        </w:rPr>
+        <w:t>Площадь сектора круга:</w:t>
+      </w:r>
+    </w:p>
+    <w:p>
+      <w:pPr>
+        <w:spacing w:before="100" w:beforeAutospacing="1" w:after="100" w:afterAutospacing="1"/>
+        <w:rPr>
+          <w:rFonts w:ascii="Times New Roman" w:eastAsia="Calibri" w:hAnsi="Times New Roman" w:cs="Times New Roman"/>
+          <w:bCs/>
+          <w:iCs/>
+          <w:color w:val="000000" w:themeColor="text1"/>
+          <w:kern w:val="0"/>
+          <w:sz w:val="28"/>
+          <w:szCs w:val="28"/>
+          <w14:ligatures w14:val="none"/>
+        </w:rPr>
+      </w:pPr>
+      <m:oMathPara>
+        <m:oMathParaPr>
+          <m:jc m:val="left"/>
+        </m:oMathParaPr>
+        <m:oMath>
+          <m:r>
+            <w:rPr>
+              <w:rFonts w:ascii="Cambria Math" w:eastAsia="Calibri" w:hAnsi="Cambria Math" w:cs="Times New Roman"/>
+              <w:color w:val="000000" w:themeColor="text1"/>
+              <w:kern w:val="0"/>
+              <w:sz w:val="28"/>
+              <w:szCs w:val="28"/>
+              <w14:ligatures w14:val="none"/>
+            </w:rPr>
+            <m:t>S</m:t>
+          </m:r>
+          <m:r>
+            <w:rPr>
+              <w:rFonts w:ascii="Cambria Math" w:eastAsia="Calibri" w:hAnsi="Cambria Math" w:cs="Times New Roman"/>
+              <w:color w:val="000000" w:themeColor="text1"/>
+              <w:kern w:val="0"/>
+              <w:sz w:val="28"/>
+              <w:szCs w:val="28"/>
+              <w:lang w:val="en-US"/>
+              <w14:ligatures w14:val="none"/>
+            </w:rPr>
+            <m:t>=</m:t>
+          </m:r>
+          <m:f>
+            <m:fPr>
+              <m:ctrlPr>
+                <w:rPr>
+                  <w:rFonts w:ascii="Cambria Math" w:eastAsia="Calibri" w:hAnsi="Cambria Math" w:cs="Times New Roman"/>
+                  <w:bCs/>
+                  <w:i/>
+                  <w:iCs/>
+                  <w:color w:val="000000" w:themeColor="text1"/>
+                  <w:kern w:val="0"/>
+                  <w:sz w:val="28"/>
+                  <w:szCs w:val="28"/>
+                  <w:lang w:val="en-US"/>
+                  <w14:ligatures w14:val="none"/>
+                </w:rPr>
+              </m:ctrlPr>
+            </m:fPr>
+            <m:num>
+              <m:r>
+                <w:rPr>
+                  <w:rFonts w:ascii="Cambria Math" w:eastAsia="Calibri" w:hAnsi="Cambria Math" w:cs="Times New Roman"/>
+                  <w:color w:val="000000" w:themeColor="text1"/>
+                  <w:kern w:val="0"/>
+                  <w:sz w:val="28"/>
+                  <w:szCs w:val="28"/>
+                  <w:lang w:val="en-US"/>
+                  <w14:ligatures w14:val="none"/>
+                </w:rPr>
+                <m:t>1</m:t>
+              </m:r>
+            </m:num>
+            <m:den>
+              <m:r>
+                <w:rPr>
+                  <w:rFonts w:ascii="Cambria Math" w:eastAsia="Calibri" w:hAnsi="Cambria Math" w:cs="Times New Roman"/>
+                  <w:color w:val="000000" w:themeColor="text1"/>
+                  <w:kern w:val="0"/>
+                  <w:sz w:val="28"/>
+                  <w:szCs w:val="28"/>
+                  <w:lang w:val="en-US"/>
+                  <w14:ligatures w14:val="none"/>
+                </w:rPr>
+                <m:t>2</m:t>
+              </m:r>
+            </m:den>
+          </m:f>
+          <m:sSup>
+            <m:sSupPr>
+              <m:ctrlPr>
+                <w:rPr>
+                  <w:rFonts w:ascii="Cambria Math" w:eastAsia="Calibri" w:hAnsi="Cambria Math" w:cs="Times New Roman"/>
+                  <w:bCs/>
+                  <w:i/>
+                  <w:iCs/>
+                  <w:color w:val="000000" w:themeColor="text1"/>
+                  <w:kern w:val="0"/>
+                  <w:sz w:val="28"/>
+                  <w:szCs w:val="28"/>
+                  <w:lang w:val="en-US"/>
+                  <w14:ligatures w14:val="none"/>
+                </w:rPr>
+              </m:ctrlPr>
+            </m:sSupPr>
+            <m:e>
+              <m:r>
+                <w:rPr>
+                  <w:rFonts w:ascii="Cambria Math" w:eastAsia="Calibri" w:hAnsi="Cambria Math" w:cs="Times New Roman"/>
+                  <w:color w:val="000000" w:themeColor="text1"/>
+                  <w:kern w:val="0"/>
+                  <w:sz w:val="28"/>
+                  <w:szCs w:val="28"/>
+                  <w:lang w:val="en-US"/>
+                  <w14:ligatures w14:val="none"/>
+                </w:rPr>
+                <m:t>r</m:t>
+              </m:r>
+            </m:e>
+            <m:sup>
+              <m:r>
+                <w:rPr>
+                  <w:rFonts w:ascii="Cambria Math" w:eastAsia="Calibri" w:hAnsi="Cambria Math" w:cs="Times New Roman"/>
+                  <w:color w:val="000000" w:themeColor="text1"/>
+                  <w:kern w:val="0"/>
+                  <w:sz w:val="28"/>
+                  <w:szCs w:val="28"/>
+                  <w:lang w:val="en-US"/>
+                  <w14:ligatures w14:val="none"/>
+                </w:rPr>
+                <m:t>2</m:t>
+              </m:r>
+            </m:sup>
+          </m:sSup>
+          <m:r>
+            <w:rPr>
+              <w:rFonts w:ascii="Cambria Math" w:eastAsia="Calibri" w:hAnsi="Cambria Math" w:cs="Times New Roman"/>
+              <w:color w:val="000000" w:themeColor="text1"/>
+              <w:kern w:val="0"/>
+              <w:sz w:val="28"/>
+              <w:szCs w:val="28"/>
+              <w:lang w:val="en-US"/>
+              <w14:ligatures w14:val="none"/>
+            </w:rPr>
+            <m:t>φ</m:t>
+          </m:r>
+        </m:oMath>
+      </m:oMathPara>
+    </w:p>
+    <w:p>
+      <w:pPr>
+        <w:spacing w:before="100" w:beforeAutospacing="1" w:after="100" w:afterAutospacing="1"/>
+        <w:rPr>
+          <w:rFonts w:ascii="Times New Roman" w:eastAsia="Calibri" w:hAnsi="Times New Roman" w:cs="Times New Roman"/>
+          <w:bCs/>
+          <w:iCs/>
+          <w:color w:val="000000" w:themeColor="text1"/>
+          <w:kern w:val="0"/>
+          <w:sz w:val="28"/>
+          <w:szCs w:val="28"/>
+          <w14:ligatures w14:val="none"/>
+        </w:rPr>
+      </w:pPr>
+      <w:r>
+        <w:rPr>
+          <w:rFonts w:ascii="Times New Roman" w:eastAsia="Calibri" w:hAnsi="Times New Roman" w:cs="Times New Roman"/>
+          <w:bCs/>
+          <w:iCs/>
+          <w:color w:val="000000" w:themeColor="text1"/>
+          <w:kern w:val="0"/>
+          <w:sz w:val="28"/>
+          <w:szCs w:val="28"/>
+          <w14:ligatures w14:val="none"/>
+        </w:rPr>
+        <w:t>Площадь кругового сегмента:</w:t>
+      </w:r>
+    </w:p>
+    <w:p>
+      <w:pPr>
+        <w:spacing w:before="100" w:beforeAutospacing="1" w:after="100" w:afterAutospacing="1"/>
+        <w:rPr>
+          <w:rFonts w:ascii="Times New Roman" w:eastAsia="Calibri" w:hAnsi="Times New Roman" w:cs="Times New Roman"/>
+          <w:bCs/>
+          <w:iCs/>
+          <w:color w:val="000000" w:themeColor="text1"/>
+          <w:kern w:val="0"/>
+          <w:sz w:val="28"/>
+          <w:szCs w:val="28"/>
+          <w:lang w:val="en-US"/>
+          <w14:ligatures w14:val="none"/>
+        </w:rPr>
+      </w:pPr>
+      <m:oMathPara>
+        <m:oMathParaPr>
+          <m:jc m:val="left"/>
+        </m:oMathParaPr>
+        <m:oMath>
+          <m:r>
+            <w:rPr>
+              <w:rFonts w:ascii="Cambria Math" w:eastAsia="Calibri" w:hAnsi="Cambria Math" w:cs="Times New Roman"/>
+              <w:color w:val="000000" w:themeColor="text1"/>
+              <w:kern w:val="0"/>
+              <w:sz w:val="28"/>
+              <w:szCs w:val="28"/>
+              <w14:ligatures w14:val="none"/>
+            </w:rPr>
+            <m:t>d</m:t>
+          </m:r>
+          <m:r>
+            <w:rPr>
+              <w:rFonts w:ascii="Cambria Math" w:eastAsia="Calibri" w:hAnsi="Cambria Math" w:cs="Times New Roman"/>
+              <w:color w:val="000000" w:themeColor="text1"/>
+              <w:kern w:val="0"/>
+              <w:sz w:val="28"/>
+              <w:szCs w:val="28"/>
+              <w:lang w:val="en-US"/>
+              <w14:ligatures w14:val="none"/>
+            </w:rPr>
+            <m:t>s=</m:t>
+          </m:r>
+          <m:f>
+            <m:fPr>
+              <m:ctrlPr>
+                <w:rPr>
+                  <w:rFonts w:ascii="Cambria Math" w:eastAsia="Calibri" w:hAnsi="Cambria Math" w:cs="Times New Roman"/>
+                  <w:bCs/>
+                  <w:i/>
+                  <w:iCs/>
+                  <w:color w:val="000000" w:themeColor="text1"/>
+                  <w:kern w:val="0"/>
+                  <w:sz w:val="28"/>
+                  <w:szCs w:val="28"/>
+                  <w:lang w:val="en-US"/>
+                  <w14:ligatures w14:val="none"/>
+                </w:rPr>
+              </m:ctrlPr>
+            </m:fPr>
+            <m:num>
+              <m:r>
+                <w:rPr>
+                  <w:rFonts w:ascii="Cambria Math" w:eastAsia="Calibri" w:hAnsi="Cambria Math" w:cs="Times New Roman"/>
+                  <w:color w:val="000000" w:themeColor="text1"/>
+                  <w:kern w:val="0"/>
+                  <w:sz w:val="28"/>
+                  <w:szCs w:val="28"/>
+                  <w:lang w:val="en-US"/>
+                  <w14:ligatures w14:val="none"/>
+                </w:rPr>
+                <m:t>1</m:t>
+              </m:r>
+            </m:num>
+            <m:den>
+              <m:r>
+                <w:rPr>
+                  <w:rFonts w:ascii="Cambria Math" w:eastAsia="Calibri" w:hAnsi="Cambria Math" w:cs="Times New Roman"/>
+                  <w:color w:val="000000" w:themeColor="text1"/>
+                  <w:kern w:val="0"/>
+                  <w:sz w:val="28"/>
+                  <w:szCs w:val="28"/>
+                  <w:lang w:val="en-US"/>
+                  <w14:ligatures w14:val="none"/>
+                </w:rPr>
+                <m:t>2</m:t>
+              </m:r>
+            </m:den>
+          </m:f>
+          <m:r>
+            <w:rPr>
+              <w:rFonts w:ascii="Cambria Math" w:eastAsia="Calibri" w:hAnsi="Cambria Math" w:cs="Times New Roman"/>
+              <w:color w:val="000000" w:themeColor="text1"/>
+              <w:kern w:val="0"/>
+              <w:sz w:val="28"/>
+              <w:szCs w:val="28"/>
+              <w:lang w:val="en-US"/>
+              <w14:ligatures w14:val="none"/>
+            </w:rPr>
+            <m:t>dφ</m:t>
+          </m:r>
+          <m:d>
+            <m:dPr>
+              <m:ctrlPr>
+                <w:rPr>
+                  <w:rFonts w:ascii="Cambria Math" w:eastAsia="Calibri" w:hAnsi="Cambria Math" w:cs="Times New Roman"/>
+                  <w:bCs/>
+                  <w:i/>
+                  <w:iCs/>
+                  <w:color w:val="000000" w:themeColor="text1"/>
+                  <w:kern w:val="0"/>
+                  <w:sz w:val="28"/>
+                  <w:szCs w:val="28"/>
+                  <w:lang w:val="en-US"/>
+                  <w14:ligatures w14:val="none"/>
+                </w:rPr>
+              </m:ctrlPr>
+            </m:dPr>
+            <m:e>
+              <m:sSup>
+                <m:sSupPr>
+                  <m:ctrlPr>
+                    <w:rPr>
+                      <w:rFonts w:ascii="Cambria Math" w:eastAsia="Calibri" w:hAnsi="Cambria Math" w:cs="Times New Roman"/>
+                      <w:bCs/>
+                      <w:i/>
+                      <w:iCs/>
+                      <w:color w:val="000000" w:themeColor="text1"/>
+                      <w:kern w:val="0"/>
+                      <w:sz w:val="28"/>
+                      <w:szCs w:val="28"/>
+                      <w:lang w:val="en-US"/>
+                      <w14:ligatures w14:val="none"/>
+                    </w:rPr>
+                  </m:ctrlPr>
+                </m:sSupPr>
+                <m:e>
+                  <m:d>
+                    <m:dPr>
+                      <m:ctrlPr>
+                        <w:rPr>
+                          <w:rFonts w:ascii="Cambria Math" w:eastAsia="Calibri" w:hAnsi="Cambria Math" w:cs="Times New Roman"/>
+                          <w:bCs/>
+                          <w:i/>
+                          <w:iCs/>
+                          <w:color w:val="000000" w:themeColor="text1"/>
+                          <w:kern w:val="0"/>
+                          <w:sz w:val="28"/>
+                          <w:szCs w:val="28"/>
+                          <w:lang w:val="en-US"/>
+                          <w14:ligatures w14:val="none"/>
+                        </w:rPr>
+                      </m:ctrlPr>
+                    </m:dPr>
+                    <m:e>
+                      <m:r>
+                        <w:rPr>
+                          <w:rFonts w:ascii="Cambria Math" w:eastAsia="Calibri" w:hAnsi="Cambria Math" w:cs="Times New Roman"/>
+                          <w:color w:val="000000" w:themeColor="text1"/>
+                          <w:kern w:val="0"/>
+                          <w:sz w:val="28"/>
+                          <w:szCs w:val="28"/>
+                          <w:lang w:val="en-US"/>
+                          <w14:ligatures w14:val="none"/>
+                        </w:rPr>
+                        <m:t>r+dr</m:t>
+                      </m:r>
+                    </m:e>
+                  </m:d>
+                </m:e>
+                <m:sup>
+                  <m:r>
+                    <w:rPr>
+                      <w:rFonts w:ascii="Cambria Math" w:eastAsia="Calibri" w:hAnsi="Cambria Math" w:cs="Times New Roman"/>
+                      <w:color w:val="000000" w:themeColor="text1"/>
+                      <w:kern w:val="0"/>
+                      <w:sz w:val="28"/>
+                      <w:szCs w:val="28"/>
+                      <w:lang w:val="en-US"/>
+                      <w14:ligatures w14:val="none"/>
+                    </w:rPr>
+                    <m:t>2</m:t>
+                  </m:r>
+                </m:sup>
+              </m:sSup>
+              <m:r>
+                <w:rPr>
+                  <w:rFonts w:ascii="Cambria Math" w:eastAsia="Calibri" w:hAnsi="Cambria Math" w:cs="Times New Roman"/>
+                  <w:color w:val="000000" w:themeColor="text1"/>
+                  <w:kern w:val="0"/>
+                  <w:sz w:val="28"/>
+                  <w:szCs w:val="28"/>
+                  <w:lang w:val="en-US"/>
+                  <w14:ligatures w14:val="none"/>
+                </w:rPr>
+                <m:t>-</m:t>
+              </m:r>
+              <m:sSup>
+                <m:sSupPr>
+                  <m:ctrlPr>
+                    <w:rPr>
+                      <w:rFonts w:ascii="Cambria Math" w:eastAsia="Calibri" w:hAnsi="Cambria Math" w:cs="Times New Roman"/>
+                      <w:bCs/>
+                      <w:i/>
+                      <w:iCs/>
+                      <w:color w:val="000000" w:themeColor="text1"/>
+                      <w:kern w:val="0"/>
+                      <w:sz w:val="28"/>
+                      <w:szCs w:val="28"/>
+                      <w:lang w:val="en-US"/>
+                      <w14:ligatures w14:val="none"/>
+                    </w:rPr>
+                  </m:ctrlPr>
+                </m:sSupPr>
+                <m:e>
+                  <m:r>
+                    <w:rPr>
+                      <w:rFonts w:ascii="Cambria Math" w:eastAsia="Calibri" w:hAnsi="Cambria Math" w:cs="Times New Roman"/>
+                      <w:color w:val="000000" w:themeColor="text1"/>
+                      <w:kern w:val="0"/>
+                      <w:sz w:val="28"/>
+                      <w:szCs w:val="28"/>
+                      <w:lang w:val="en-US"/>
+                      <w14:ligatures w14:val="none"/>
+                    </w:rPr>
+                    <m:t>r</m:t>
+                  </m:r>
+                </m:e>
+                <m:sup>
+                  <m:r>
+                    <w:rPr>
+                      <w:rFonts w:ascii="Cambria Math" w:eastAsia="Calibri" w:hAnsi="Cambria Math" w:cs="Times New Roman"/>
+                      <w:color w:val="000000" w:themeColor="text1"/>
+                      <w:kern w:val="0"/>
+                      <w:sz w:val="28"/>
+                      <w:szCs w:val="28"/>
+                      <w:lang w:val="en-US"/>
+                      <w14:ligatures w14:val="none"/>
+                    </w:rPr>
+                    <m:t>2</m:t>
+                  </m:r>
+                </m:sup>
+              </m:sSup>
+            </m:e>
+          </m:d>
+          <m:r>
+            <w:rPr>
+              <w:rFonts w:ascii="Cambria Math" w:eastAsia="Calibri" w:hAnsi="Cambria Math" w:cs="Times New Roman"/>
+              <w:color w:val="000000" w:themeColor="text1"/>
+              <w:kern w:val="0"/>
+              <w:sz w:val="28"/>
+              <w:szCs w:val="28"/>
+              <w:lang w:val="en-US"/>
+              <w14:ligatures w14:val="none"/>
+            </w:rPr>
+            <m:t>=&gt;ds=rdφdr</m:t>
+          </m:r>
+        </m:oMath>
+      </m:oMathPara>
+    </w:p>
+    <w:p>
+      <w:pPr>
+        <w:spacing w:before="100" w:beforeAutospacing="1" w:after="100" w:afterAutospacing="1"/>
+        <w:rPr>
+          <w:rFonts w:ascii="Times New Roman" w:eastAsia="Calibri" w:hAnsi="Times New Roman" w:cs="Times New Roman"/>
+          <w:bCs/>
+          <w:iCs/>
+          <w:color w:val="000000" w:themeColor="text1"/>
+          <w:kern w:val="0"/>
+          <w:sz w:val="28"/>
+          <w:szCs w:val="28"/>
+          <w14:ligatures w14:val="none"/>
+        </w:rPr>
+      </w:pPr>
+      <w:r>
+        <w:rPr>
+          <w:rFonts w:ascii="Times New Roman" w:eastAsia="Calibri" w:hAnsi="Times New Roman" w:cs="Times New Roman"/>
+          <w:bCs/>
+          <w:iCs/>
+          <w:color w:val="000000" w:themeColor="text1"/>
+          <w:kern w:val="0"/>
+          <w:sz w:val="28"/>
+          <w:szCs w:val="28"/>
+          <w14:ligatures w14:val="none"/>
+        </w:rPr>
+        <w:t>П</w:t>
+      </w:r>
+      <w:r>
+        <w:rPr>
+          <w:rFonts w:ascii="Times New Roman" w:eastAsia="Calibri" w:hAnsi="Times New Roman" w:cs="Times New Roman"/>
+          <w:bCs/>
+          <w:iCs/>
+          <w:color w:val="000000" w:themeColor="text1"/>
+          <w:kern w:val="0"/>
+          <w:sz w:val="28"/>
+          <w:szCs w:val="28"/>
+          <w14:ligatures w14:val="none"/>
+        </w:rPr>
+        <w:t>лотность</w:t>
+      </w:r>
+      <w:r>
+        <w:rPr>
+          <w:rFonts w:ascii="Times New Roman" w:eastAsia="Calibri" w:hAnsi="Times New Roman" w:cs="Times New Roman"/>
+          <w:bCs/>
+          <w:iCs/>
+          <w:color w:val="000000" w:themeColor="text1"/>
+          <w:kern w:val="0"/>
+          <w:sz w:val="28"/>
+          <w:szCs w:val="28"/>
+          <w14:ligatures w14:val="none"/>
+        </w:rPr>
+        <w:t xml:space="preserve"> вероятности:</w:t>
+      </w:r>
+    </w:p>
+    <w:p>
+      <w:pPr>
+        <w:spacing w:before="100" w:beforeAutospacing="1" w:after="100" w:afterAutospacing="1"/>
+        <w:rPr>
+          <w:rFonts w:ascii="Times New Roman" w:eastAsia="Calibri" w:hAnsi="Times New Roman" w:cs="Times New Roman"/>
+          <w:bCs/>
+          <w:iCs/>
+          <w:color w:val="000000" w:themeColor="text1"/>
+          <w:kern w:val="0"/>
+          <w:sz w:val="28"/>
+          <w:szCs w:val="28"/>
+          <w14:ligatures w14:val="none"/>
+        </w:rPr>
+      </w:pPr>
+      <m:oMathPara>
+        <m:oMathParaPr>
+          <m:jc m:val="left"/>
+        </m:oMathParaPr>
+        <m:oMath>
+          <m:r>
+            <w:rPr>
+              <w:rFonts w:ascii="Cambria Math" w:eastAsia="Calibri" w:hAnsi="Cambria Math" w:cs="Times New Roman"/>
+              <w:color w:val="000000" w:themeColor="text1"/>
+              <w:kern w:val="0"/>
+              <w:sz w:val="28"/>
+              <w:szCs w:val="28"/>
+              <w14:ligatures w14:val="none"/>
+            </w:rPr>
+            <m:t>p</m:t>
+          </m:r>
+          <m:d>
+            <m:dPr>
+              <m:ctrlPr>
+                <w:rPr>
+                  <w:rFonts w:ascii="Cambria Math" w:eastAsia="Calibri" w:hAnsi="Cambria Math" w:cs="Times New Roman"/>
+                  <w:bCs/>
+                  <w:i/>
+                  <w:iCs/>
+                  <w:color w:val="000000" w:themeColor="text1"/>
+                  <w:kern w:val="0"/>
+                  <w:sz w:val="28"/>
+                  <w:szCs w:val="28"/>
+                  <w:lang w:val="en-US"/>
+                  <w14:ligatures w14:val="none"/>
+                </w:rPr>
+              </m:ctrlPr>
+            </m:dPr>
+            <m:e>
+              <m:r>
+                <w:rPr>
+                  <w:rFonts w:ascii="Cambria Math" w:eastAsia="Calibri" w:hAnsi="Cambria Math" w:cs="Times New Roman"/>
+                  <w:color w:val="000000" w:themeColor="text1"/>
+                  <w:kern w:val="0"/>
+                  <w:sz w:val="28"/>
+                  <w:szCs w:val="28"/>
+                  <w:lang w:val="en-US"/>
+                  <w14:ligatures w14:val="none"/>
+                </w:rPr>
+                <m:t>r</m:t>
+              </m:r>
+            </m:e>
+          </m:d>
+          <m:r>
+            <w:rPr>
+              <w:rFonts w:ascii="Cambria Math" w:eastAsia="Calibri" w:hAnsi="Cambria Math" w:cs="Times New Roman"/>
+              <w:color w:val="000000" w:themeColor="text1"/>
+              <w:kern w:val="0"/>
+              <w:sz w:val="28"/>
+              <w:szCs w:val="28"/>
+              <w14:ligatures w14:val="none"/>
+            </w:rPr>
+            <m:t>=</m:t>
+          </m:r>
+          <m:r>
+            <w:rPr>
+              <w:rFonts w:ascii="Cambria Math" w:eastAsia="Calibri" w:hAnsi="Cambria Math" w:cs="Times New Roman"/>
+              <w:color w:val="000000" w:themeColor="text1"/>
+              <w:kern w:val="0"/>
+              <w:sz w:val="28"/>
+              <w:szCs w:val="28"/>
+              <w:lang w:val="en-US"/>
+              <w14:ligatures w14:val="none"/>
+            </w:rPr>
+            <m:t>r</m:t>
+          </m:r>
+        </m:oMath>
+      </m:oMathPara>
+    </w:p>
+    <w:p>
+      <w:pPr>
+        <w:spacing w:before="100" w:beforeAutospacing="1" w:after="100" w:afterAutospacing="1"/>
+        <w:rPr>
+          <w:rFonts w:ascii="Times New Roman" w:eastAsia="Calibri" w:hAnsi="Times New Roman" w:cs="Times New Roman"/>
+          <w:bCs/>
+          <w:iCs/>
+          <w:color w:val="000000" w:themeColor="text1"/>
+          <w:kern w:val="0"/>
+          <w:sz w:val="28"/>
+          <w:szCs w:val="28"/>
+          <w14:ligatures w14:val="none"/>
+        </w:rPr>
+      </w:pPr>
+      <w:r>
+        <w:rPr>
+          <w:rFonts w:ascii="Times New Roman" w:eastAsia="Calibri" w:hAnsi="Times New Roman" w:cs="Times New Roman"/>
+          <w:bCs/>
+          <w:iCs/>
+          <w:color w:val="000000" w:themeColor="text1"/>
+          <w:kern w:val="0"/>
+          <w:sz w:val="28"/>
+          <w:szCs w:val="28"/>
+          <w14:ligatures w14:val="none"/>
+        </w:rPr>
+        <w:t>Нормировка:</w:t>
+      </w:r>
+    </w:p>
+    <w:p>
+      <w:pPr>
+        <w:spacing w:before="100" w:beforeAutospacing="1" w:after="100" w:afterAutospacing="1"/>
+        <w:rPr>
+          <w:rFonts w:ascii="Times New Roman" w:eastAsia="Calibri" w:hAnsi="Times New Roman" w:cs="Times New Roman"/>
+          <w:bCs/>
+          <w:i/>
+          <w:iCs/>
+          <w:color w:val="000000" w:themeColor="text1"/>
+          <w:kern w:val="0"/>
+          <w:sz w:val="28"/>
+          <w:szCs w:val="28"/>
+          <w:lang w:val="en-US"/>
+          <w14:ligatures w14:val="none"/>
+        </w:rPr>
+      </w:pPr>
+      <m:oMathPara>
+        <m:oMathParaPr>
+          <m:jc m:val="left"/>
+        </m:oMathParaPr>
+        <m:oMath>
+          <m:nary>
+            <m:naryPr>
+              <m:limLoc m:val="subSup"/>
+              <m:ctrlPr>
+                <w:rPr>
+                  <w:rFonts w:ascii="Cambria Math" w:eastAsia="Calibri" w:hAnsi="Cambria Math" w:cs="Times New Roman"/>
+                  <w:bCs/>
+                  <w:i/>
+                  <w:iCs/>
+                  <w:color w:val="000000" w:themeColor="text1"/>
+                  <w:kern w:val="0"/>
+                  <w:sz w:val="28"/>
+                  <w:szCs w:val="28"/>
+                  <w14:ligatures w14:val="none"/>
+                </w:rPr>
+              </m:ctrlPr>
+            </m:naryPr>
+            <m:sub>
+              <m:r>
+                <w:rPr>
+                  <w:rFonts w:ascii="Cambria Math" w:eastAsia="Calibri" w:hAnsi="Cambria Math" w:cs="Times New Roman"/>
+                  <w:color w:val="000000" w:themeColor="text1"/>
+                  <w:kern w:val="0"/>
+                  <w:sz w:val="28"/>
+                  <w:szCs w:val="28"/>
+                  <w14:ligatures w14:val="none"/>
+                </w:rPr>
+                <m:t>0</m:t>
+              </m:r>
+            </m:sub>
+            <m:sup>
+              <m:sSub>
+                <m:sSubPr>
+                  <m:ctrlPr>
+                    <w:rPr>
+                      <w:rFonts w:ascii="Cambria Math" w:eastAsia="Calibri" w:hAnsi="Cambria Math" w:cs="Times New Roman"/>
+                      <w:bCs/>
+                      <w:i/>
+                      <w:iCs/>
+                      <w:color w:val="000000" w:themeColor="text1"/>
+                      <w:kern w:val="0"/>
+                      <w:sz w:val="28"/>
+                      <w:szCs w:val="28"/>
+                      <w:lang w:val="en-US"/>
+                      <w14:ligatures w14:val="none"/>
+                    </w:rPr>
+                  </m:ctrlPr>
+                </m:sSubPr>
+                <m:e>
+                  <m:r>
+                    <w:rPr>
+                      <w:rFonts w:ascii="Cambria Math" w:eastAsia="Calibri" w:hAnsi="Cambria Math" w:cs="Times New Roman"/>
+                      <w:color w:val="000000" w:themeColor="text1"/>
+                      <w:kern w:val="0"/>
+                      <w:sz w:val="28"/>
+                      <w:szCs w:val="28"/>
+                      <w:lang w:val="en-US"/>
+                      <w14:ligatures w14:val="none"/>
+                    </w:rPr>
+                    <m:t>R</m:t>
+                  </m:r>
+                </m:e>
+                <m:sub>
+                  <m:r>
+                    <w:rPr>
+                      <w:rFonts w:ascii="Cambria Math" w:eastAsia="Calibri" w:hAnsi="Cambria Math" w:cs="Times New Roman"/>
+                      <w:color w:val="000000" w:themeColor="text1"/>
+                      <w:kern w:val="0"/>
+                      <w:sz w:val="28"/>
+                      <w:szCs w:val="28"/>
+                      <w:lang w:val="en-US"/>
+                      <w14:ligatures w14:val="none"/>
+                    </w:rPr>
+                    <m:t>c</m:t>
+                  </m:r>
+                </m:sub>
+              </m:sSub>
+            </m:sup>
+            <m:e>
+              <m:r>
+                <w:rPr>
+                  <w:rFonts w:ascii="Cambria Math" w:eastAsia="Calibri" w:hAnsi="Cambria Math" w:cs="Times New Roman"/>
+                  <w:color w:val="000000" w:themeColor="text1"/>
+                  <w:kern w:val="0"/>
+                  <w:sz w:val="28"/>
+                  <w:szCs w:val="28"/>
+                  <w14:ligatures w14:val="none"/>
+                </w:rPr>
+                <m:t>r</m:t>
+              </m:r>
+              <m:r>
+                <w:rPr>
+                  <w:rFonts w:ascii="Cambria Math" w:eastAsia="Calibri" w:hAnsi="Cambria Math" w:cs="Times New Roman"/>
+                  <w:color w:val="000000" w:themeColor="text1"/>
+                  <w:kern w:val="0"/>
+                  <w:sz w:val="28"/>
+                  <w:szCs w:val="28"/>
+                  <w:lang w:val="en-US"/>
+                  <w14:ligatures w14:val="none"/>
+                </w:rPr>
+                <m:t>dr</m:t>
+              </m:r>
+            </m:e>
+          </m:nary>
+          <m:r>
+            <w:rPr>
+              <w:rFonts w:ascii="Cambria Math" w:eastAsia="Calibri" w:hAnsi="Cambria Math" w:cs="Times New Roman"/>
+              <w:color w:val="000000" w:themeColor="text1"/>
+              <w:kern w:val="0"/>
+              <w:sz w:val="28"/>
+              <w:szCs w:val="28"/>
+              <w14:ligatures w14:val="none"/>
+            </w:rPr>
+            <m:t>=</m:t>
+          </m:r>
+          <m:f>
+            <m:fPr>
+              <m:ctrlPr>
+                <w:rPr>
+                  <w:rFonts w:ascii="Cambria Math" w:eastAsia="Calibri" w:hAnsi="Cambria Math" w:cs="Times New Roman"/>
+                  <w:bCs/>
+                  <w:i/>
+                  <w:iCs/>
+                  <w:color w:val="000000" w:themeColor="text1"/>
+                  <w:kern w:val="0"/>
+                  <w:sz w:val="28"/>
+                  <w:szCs w:val="28"/>
+                  <w:lang w:val="en-US"/>
+                  <w14:ligatures w14:val="none"/>
+                </w:rPr>
+              </m:ctrlPr>
+            </m:fPr>
+            <m:num>
+              <m:r>
+                <w:rPr>
+                  <w:rFonts w:ascii="Cambria Math" w:eastAsia="Calibri" w:hAnsi="Cambria Math" w:cs="Times New Roman"/>
+                  <w:color w:val="000000" w:themeColor="text1"/>
+                  <w:kern w:val="0"/>
+                  <w:sz w:val="28"/>
+                  <w:szCs w:val="28"/>
+                  <w:lang w:val="en-US"/>
+                  <w14:ligatures w14:val="none"/>
+                </w:rPr>
+                <m:t>1</m:t>
+              </m:r>
+            </m:num>
+            <m:den>
+              <m:r>
+                <w:rPr>
+                  <w:rFonts w:ascii="Cambria Math" w:eastAsia="Calibri" w:hAnsi="Cambria Math" w:cs="Times New Roman"/>
+                  <w:color w:val="000000" w:themeColor="text1"/>
+                  <w:kern w:val="0"/>
+                  <w:sz w:val="28"/>
+                  <w:szCs w:val="28"/>
+                  <w:lang w:val="en-US"/>
+                  <w14:ligatures w14:val="none"/>
+                </w:rPr>
+                <m:t>2</m:t>
+              </m:r>
+            </m:den>
+          </m:f>
+          <m:sSubSup>
+            <m:sSubSupPr>
+              <m:ctrlPr>
+                <w:rPr>
+                  <w:rFonts w:ascii="Cambria Math" w:eastAsia="Calibri" w:hAnsi="Cambria Math" w:cs="Times New Roman"/>
+                  <w:bCs/>
+                  <w:i/>
+                  <w:iCs/>
+                  <w:color w:val="000000" w:themeColor="text1"/>
+                  <w:kern w:val="0"/>
+                  <w:sz w:val="28"/>
+                  <w:szCs w:val="28"/>
+                  <w:lang w:val="en-US"/>
+                  <w14:ligatures w14:val="none"/>
+                </w:rPr>
+              </m:ctrlPr>
+            </m:sSubSupPr>
+            <m:e>
+              <m:r>
+                <w:rPr>
+                  <w:rFonts w:ascii="Cambria Math" w:eastAsia="Calibri" w:hAnsi="Cambria Math" w:cs="Times New Roman"/>
+                  <w:color w:val="000000" w:themeColor="text1"/>
+                  <w:kern w:val="0"/>
+                  <w:sz w:val="28"/>
+                  <w:szCs w:val="28"/>
+                  <w:lang w:val="en-US"/>
+                  <w14:ligatures w14:val="none"/>
+                </w:rPr>
+                <m:t>R</m:t>
+              </m:r>
+            </m:e>
+            <m:sub>
+              <m:r>
+                <w:rPr>
+                  <w:rFonts w:ascii="Cambria Math" w:eastAsia="Calibri" w:hAnsi="Cambria Math" w:cs="Times New Roman"/>
+                  <w:color w:val="000000" w:themeColor="text1"/>
+                  <w:kern w:val="0"/>
+                  <w:sz w:val="28"/>
+                  <w:szCs w:val="28"/>
+                  <w:lang w:val="en-US"/>
+                  <w14:ligatures w14:val="none"/>
+                </w:rPr>
+                <m:t>c</m:t>
+              </m:r>
+            </m:sub>
+            <m:sup>
+              <m:r>
+                <w:rPr>
+                  <w:rFonts w:ascii="Cambria Math" w:eastAsia="Calibri" w:hAnsi="Cambria Math" w:cs="Times New Roman"/>
+                  <w:color w:val="000000" w:themeColor="text1"/>
+                  <w:kern w:val="0"/>
+                  <w:sz w:val="28"/>
+                  <w:szCs w:val="28"/>
+                  <w:lang w:val="en-US"/>
+                  <w14:ligatures w14:val="none"/>
+                </w:rPr>
+                <m:t>2</m:t>
+              </m:r>
+            </m:sup>
+          </m:sSubSup>
+        </m:oMath>
+      </m:oMathPara>
+    </w:p>
+    <w:p>
+      <w:pPr>
+        <w:spacing w:before="100" w:beforeAutospacing="1" w:after="100" w:afterAutospacing="1"/>
+        <w:rPr>
+          <w:rFonts w:ascii="Times New Roman" w:eastAsia="Calibri" w:hAnsi="Times New Roman" w:cs="Times New Roman"/>
+          <w:bCs/>
+          <w:color w:val="000000" w:themeColor="text1"/>
+          <w:kern w:val="0"/>
+          <w:sz w:val="28"/>
+          <w:szCs w:val="28"/>
+          <w14:ligatures w14:val="none"/>
+        </w:rPr>
+      </w:pPr>
+      <w:r>
+        <w:rPr>
+          <w:rFonts w:ascii="Times New Roman" w:eastAsia="Calibri" w:hAnsi="Times New Roman" w:cs="Times New Roman"/>
+          <w:bCs/>
+          <w:color w:val="000000" w:themeColor="text1"/>
+          <w:kern w:val="0"/>
+          <w:sz w:val="28"/>
+          <w:szCs w:val="28"/>
+          <w14:ligatures w14:val="none"/>
+        </w:rPr>
+        <w:t>Вероятность:</w:t>
+      </w:r>
+    </w:p>
+    <w:p>
+      <w:pPr>
+        <w:spacing w:before="100" w:beforeAutospacing="1" w:after="100" w:afterAutospacing="1"/>
+        <w:rPr>
+          <w:rFonts w:ascii="Times New Roman" w:eastAsia="Calibri" w:hAnsi="Times New Roman" w:cs="Times New Roman"/>
+          <w:bCs/>
+          <w:iCs/>
+          <w:color w:val="000000" w:themeColor="text1"/>
+          <w:kern w:val="0"/>
+          <w:sz w:val="28"/>
+          <w:szCs w:val="28"/>
+          <w:lang w:val="en-US"/>
+          <w14:ligatures w14:val="none"/>
+        </w:rPr>
+      </w:pPr>
+      <m:oMathPara>
+        <m:oMathParaPr>
+          <m:jc m:val="left"/>
+        </m:oMathParaPr>
+        <m:oMath>
+          <m:r>
+            <w:rPr>
+              <w:rFonts w:ascii="Cambria Math" w:eastAsia="Calibri" w:hAnsi="Cambria Math" w:cs="Times New Roman"/>
+              <w:color w:val="000000" w:themeColor="text1"/>
+              <w:kern w:val="0"/>
+              <w:sz w:val="28"/>
+              <w:szCs w:val="28"/>
+              <w14:ligatures w14:val="none"/>
+            </w:rPr>
+            <m:t>P</m:t>
+          </m:r>
+          <m:d>
+            <m:dPr>
+              <m:ctrlPr>
+                <w:rPr>
+                  <w:rFonts w:ascii="Cambria Math" w:eastAsia="Calibri" w:hAnsi="Cambria Math" w:cs="Times New Roman"/>
+                  <w:bCs/>
+                  <w:i/>
+                  <w:color w:val="000000" w:themeColor="text1"/>
+                  <w:kern w:val="0"/>
+                  <w:sz w:val="28"/>
+                  <w:szCs w:val="28"/>
+                  <w:lang w:val="en-US"/>
+                  <w14:ligatures w14:val="none"/>
+                </w:rPr>
+              </m:ctrlPr>
+            </m:dPr>
+            <m:e>
+              <m:r>
+                <w:rPr>
+                  <w:rFonts w:ascii="Cambria Math" w:eastAsia="Calibri" w:hAnsi="Cambria Math" w:cs="Times New Roman"/>
+                  <w:color w:val="000000" w:themeColor="text1"/>
+                  <w:kern w:val="0"/>
+                  <w:sz w:val="28"/>
+                  <w:szCs w:val="28"/>
+                  <w:lang w:val="en-US"/>
+                  <w14:ligatures w14:val="none"/>
+                </w:rPr>
+                <m:t>r</m:t>
+              </m:r>
+            </m:e>
+          </m:d>
+          <m:r>
+            <w:rPr>
+              <w:rFonts w:ascii="Cambria Math" w:eastAsia="Calibri" w:hAnsi="Cambria Math" w:cs="Times New Roman"/>
+              <w:color w:val="000000" w:themeColor="text1"/>
+              <w:kern w:val="0"/>
+              <w:sz w:val="28"/>
+              <w:szCs w:val="28"/>
+              <w:lang w:val="en-US"/>
+              <w14:ligatures w14:val="none"/>
+            </w:rPr>
+            <m:t>=</m:t>
+          </m:r>
+          <m:f>
+            <m:fPr>
+              <m:ctrlPr>
+                <w:rPr>
+                  <w:rFonts w:ascii="Cambria Math" w:eastAsia="Calibri" w:hAnsi="Cambria Math" w:cs="Times New Roman"/>
+                  <w:bCs/>
+                  <w:i/>
+                  <w:color w:val="000000" w:themeColor="text1"/>
+                  <w:kern w:val="0"/>
+                  <w:sz w:val="28"/>
+                  <w:szCs w:val="28"/>
+                  <w:lang w:val="en-US"/>
+                  <w14:ligatures w14:val="none"/>
+                </w:rPr>
+              </m:ctrlPr>
+            </m:fPr>
+            <m:num>
+              <m:r>
+                <w:rPr>
+                  <w:rFonts w:ascii="Cambria Math" w:eastAsia="Calibri" w:hAnsi="Cambria Math" w:cs="Times New Roman"/>
+                  <w:color w:val="000000" w:themeColor="text1"/>
+                  <w:kern w:val="0"/>
+                  <w:sz w:val="28"/>
+                  <w:szCs w:val="28"/>
+                  <w:lang w:val="en-US"/>
+                  <w14:ligatures w14:val="none"/>
+                </w:rPr>
+                <m:t>1</m:t>
+              </m:r>
+            </m:num>
+            <m:den>
+              <m:f>
+                <m:fPr>
+                  <m:ctrlPr>
+                    <w:rPr>
+                      <w:rFonts w:ascii="Cambria Math" w:eastAsia="Calibri" w:hAnsi="Cambria Math" w:cs="Times New Roman"/>
+                      <w:bCs/>
+                      <w:i/>
+                      <w:iCs/>
+                      <w:color w:val="000000" w:themeColor="text1"/>
+                      <w:kern w:val="0"/>
+                      <w:sz w:val="28"/>
+                      <w:szCs w:val="28"/>
+                      <w:lang w:val="en-US"/>
+                      <w14:ligatures w14:val="none"/>
+                    </w:rPr>
+                  </m:ctrlPr>
+                </m:fPr>
+                <m:num>
+                  <m:sSubSup>
+                    <m:sSubSupPr>
+                      <m:ctrlPr>
+                        <w:rPr>
+                          <w:rFonts w:ascii="Cambria Math" w:eastAsia="Calibri" w:hAnsi="Cambria Math" w:cs="Times New Roman"/>
+                          <w:bCs/>
+                          <w:i/>
+                          <w:iCs/>
+                          <w:color w:val="000000" w:themeColor="text1"/>
+                          <w:kern w:val="0"/>
+                          <w:sz w:val="28"/>
+                          <w:szCs w:val="28"/>
+                          <w:lang w:val="en-US"/>
+                          <w14:ligatures w14:val="none"/>
+                        </w:rPr>
+                      </m:ctrlPr>
+                    </m:sSubSupPr>
+                    <m:e>
+                      <m:r>
+                        <w:rPr>
+                          <w:rFonts w:ascii="Cambria Math" w:eastAsia="Calibri" w:hAnsi="Cambria Math" w:cs="Times New Roman"/>
+                          <w:color w:val="000000" w:themeColor="text1"/>
+                          <w:kern w:val="0"/>
+                          <w:sz w:val="28"/>
+                          <w:szCs w:val="28"/>
+                          <w:lang w:val="en-US"/>
+                          <w14:ligatures w14:val="none"/>
+                        </w:rPr>
+                        <m:t>R</m:t>
+                      </m:r>
+                    </m:e>
+                    <m:sub>
+                      <m:r>
+                        <w:rPr>
+                          <w:rFonts w:ascii="Cambria Math" w:eastAsia="Calibri" w:hAnsi="Cambria Math" w:cs="Times New Roman"/>
+                          <w:color w:val="000000" w:themeColor="text1"/>
+                          <w:kern w:val="0"/>
+                          <w:sz w:val="28"/>
+                          <w:szCs w:val="28"/>
+                          <w:lang w:val="en-US"/>
+                          <w14:ligatures w14:val="none"/>
+                        </w:rPr>
+                        <m:t>c</m:t>
+                      </m:r>
+                    </m:sub>
+                    <m:sup>
+                      <m:r>
+                        <w:rPr>
+                          <w:rFonts w:ascii="Cambria Math" w:eastAsia="Calibri" w:hAnsi="Cambria Math" w:cs="Times New Roman"/>
+                          <w:color w:val="000000" w:themeColor="text1"/>
+                          <w:kern w:val="0"/>
+                          <w:sz w:val="28"/>
+                          <w:szCs w:val="28"/>
+                          <w:lang w:val="en-US"/>
+                          <w14:ligatures w14:val="none"/>
+                        </w:rPr>
+                        <m:t>2</m:t>
+                      </m:r>
+                    </m:sup>
+                  </m:sSubSup>
+                </m:num>
+                <m:den>
+                  <m:r>
+                    <w:rPr>
+                      <w:rFonts w:ascii="Cambria Math" w:eastAsia="Calibri" w:hAnsi="Cambria Math" w:cs="Times New Roman"/>
+                      <w:color w:val="000000" w:themeColor="text1"/>
+                      <w:kern w:val="0"/>
+                      <w:sz w:val="28"/>
+                      <w:szCs w:val="28"/>
+                      <w:lang w:val="en-US"/>
+                      <w14:ligatures w14:val="none"/>
+                    </w:rPr>
+                    <m:t>2</m:t>
+                  </m:r>
+                </m:den>
+              </m:f>
+            </m:den>
+          </m:f>
+          <m:nary>
+            <m:naryPr>
+              <m:limLoc m:val="subSup"/>
+              <m:ctrlPr>
+                <w:rPr>
+                  <w:rFonts w:ascii="Cambria Math" w:eastAsia="Calibri" w:hAnsi="Cambria Math" w:cs="Times New Roman"/>
+                  <w:bCs/>
+                  <w:i/>
+                  <w:color w:val="000000" w:themeColor="text1"/>
+                  <w:kern w:val="0"/>
+                  <w:sz w:val="28"/>
+                  <w:szCs w:val="28"/>
+                  <w:lang w:val="en-US"/>
+                  <w14:ligatures w14:val="none"/>
+                </w:rPr>
+              </m:ctrlPr>
+            </m:naryPr>
+            <m:sub>
+              <m:r>
+                <w:rPr>
+                  <w:rFonts w:ascii="Cambria Math" w:eastAsia="Calibri" w:hAnsi="Cambria Math" w:cs="Times New Roman"/>
+                  <w:color w:val="000000" w:themeColor="text1"/>
+                  <w:kern w:val="0"/>
+                  <w:sz w:val="28"/>
+                  <w:szCs w:val="28"/>
+                  <w:lang w:val="en-US"/>
+                  <w14:ligatures w14:val="none"/>
+                </w:rPr>
+                <m:t>0</m:t>
+              </m:r>
+            </m:sub>
+            <m:sup>
+              <m:r>
+                <w:rPr>
+                  <w:rFonts w:ascii="Cambria Math" w:eastAsia="Calibri" w:hAnsi="Cambria Math" w:cs="Times New Roman"/>
+                  <w:color w:val="000000" w:themeColor="text1"/>
+                  <w:kern w:val="0"/>
+                  <w:sz w:val="28"/>
+                  <w:szCs w:val="28"/>
+                  <w:lang w:val="en-US"/>
+                  <w14:ligatures w14:val="none"/>
+                </w:rPr>
+                <m:t>r</m:t>
+              </m:r>
+            </m:sup>
+            <m:e>
+              <m:r>
+                <w:rPr>
+                  <w:rFonts w:ascii="Cambria Math" w:eastAsia="Calibri" w:hAnsi="Cambria Math" w:cs="Times New Roman"/>
+                  <w:color w:val="000000" w:themeColor="text1"/>
+                  <w:kern w:val="0"/>
+                  <w:sz w:val="28"/>
+                  <w:szCs w:val="28"/>
+                  <w:lang w:val="en-US"/>
+                  <w14:ligatures w14:val="none"/>
+                </w:rPr>
+                <m:t>tdt</m:t>
+              </m:r>
+            </m:e>
+          </m:nary>
+          <m:r>
+            <w:rPr>
+              <w:rFonts w:ascii="Cambria Math" w:eastAsia="Calibri" w:hAnsi="Cambria Math" w:cs="Times New Roman"/>
+              <w:color w:val="000000" w:themeColor="text1"/>
+              <w:kern w:val="0"/>
+              <w:sz w:val="28"/>
+              <w:szCs w:val="28"/>
+              <w:lang w:val="en-US"/>
+              <w14:ligatures w14:val="none"/>
+            </w:rPr>
+            <m:t>=</m:t>
+          </m:r>
+          <m:sSup>
+            <m:sSupPr>
+              <m:ctrlPr>
+                <w:rPr>
+                  <w:rFonts w:ascii="Cambria Math" w:eastAsia="Calibri" w:hAnsi="Cambria Math" w:cs="Times New Roman"/>
+                  <w:bCs/>
+                  <w:i/>
+                  <w:iCs/>
+                  <w:color w:val="000000" w:themeColor="text1"/>
+                  <w:kern w:val="0"/>
+                  <w:sz w:val="28"/>
+                  <w:szCs w:val="28"/>
+                  <w:lang w:val="en-US"/>
+                  <w14:ligatures w14:val="none"/>
+                </w:rPr>
+              </m:ctrlPr>
+            </m:sSupPr>
+            <m:e>
+              <m:d>
+                <m:dPr>
+                  <m:ctrlPr>
+                    <w:rPr>
+                      <w:rFonts w:ascii="Cambria Math" w:eastAsia="Calibri" w:hAnsi="Cambria Math" w:cs="Times New Roman"/>
+                      <w:bCs/>
+                      <w:i/>
+                      <w:color w:val="000000" w:themeColor="text1"/>
+                      <w:kern w:val="0"/>
+                      <w:sz w:val="28"/>
+                      <w:szCs w:val="28"/>
+                      <w:lang w:val="en-US"/>
+                      <w14:ligatures w14:val="none"/>
+                    </w:rPr>
+                  </m:ctrlPr>
+                </m:dPr>
+                <m:e>
+                  <m:f>
+                    <m:fPr>
+                      <m:ctrlPr>
+                        <w:rPr>
+                          <w:rFonts w:ascii="Cambria Math" w:eastAsia="Calibri" w:hAnsi="Cambria Math" w:cs="Times New Roman"/>
+                          <w:bCs/>
+                          <w:i/>
+                          <w:color w:val="000000" w:themeColor="text1"/>
+                          <w:kern w:val="0"/>
+                          <w:sz w:val="28"/>
+                          <w:szCs w:val="28"/>
+                          <w:lang w:val="en-US"/>
+                          <w14:ligatures w14:val="none"/>
+                        </w:rPr>
+                      </m:ctrlPr>
+                    </m:fPr>
+                    <m:num>
+                      <m:r>
+                        <w:rPr>
+                          <w:rFonts w:ascii="Cambria Math" w:eastAsia="Calibri" w:hAnsi="Cambria Math" w:cs="Times New Roman"/>
+                          <w:color w:val="000000" w:themeColor="text1"/>
+                          <w:kern w:val="0"/>
+                          <w:sz w:val="28"/>
+                          <w:szCs w:val="28"/>
+                          <w:lang w:val="en-US"/>
+                          <w14:ligatures w14:val="none"/>
+                        </w:rPr>
+                        <m:t>r</m:t>
+                      </m:r>
+                    </m:num>
+                    <m:den>
+                      <m:sSub>
+                        <m:sSubPr>
+                          <m:ctrlPr>
+                            <w:rPr>
+                              <w:rFonts w:ascii="Cambria Math" w:eastAsia="Calibri" w:hAnsi="Cambria Math" w:cs="Times New Roman"/>
+                              <w:bCs/>
+                              <w:i/>
+                              <w:iCs/>
+                              <w:color w:val="000000" w:themeColor="text1"/>
+                              <w:kern w:val="0"/>
+                              <w:sz w:val="28"/>
+                              <w:szCs w:val="28"/>
+                              <w:lang w:val="en-US"/>
+                              <w14:ligatures w14:val="none"/>
+                            </w:rPr>
+                          </m:ctrlPr>
+                        </m:sSubPr>
+                        <m:e>
+                          <m:r>
+                            <w:rPr>
+                              <w:rFonts w:ascii="Cambria Math" w:eastAsia="Calibri" w:hAnsi="Cambria Math" w:cs="Times New Roman"/>
+                              <w:color w:val="000000" w:themeColor="text1"/>
+                              <w:kern w:val="0"/>
+                              <w:sz w:val="28"/>
+                              <w:szCs w:val="28"/>
+                              <w:lang w:val="en-US"/>
+                              <w14:ligatures w14:val="none"/>
+                            </w:rPr>
+                            <m:t>R</m:t>
+                          </m:r>
+                        </m:e>
+                        <m:sub>
+                          <m:r>
+                            <w:rPr>
+                              <w:rFonts w:ascii="Cambria Math" w:eastAsia="Calibri" w:hAnsi="Cambria Math" w:cs="Times New Roman"/>
+                              <w:color w:val="000000" w:themeColor="text1"/>
+                              <w:kern w:val="0"/>
+                              <w:sz w:val="28"/>
+                              <w:szCs w:val="28"/>
+                              <w:lang w:val="en-US"/>
+                              <w14:ligatures w14:val="none"/>
+                            </w:rPr>
+                            <m:t>c</m:t>
+                          </m:r>
+                        </m:sub>
+                      </m:sSub>
+                    </m:den>
+                  </m:f>
+                  <m:ctrlPr>
+                    <w:rPr>
+                      <w:rFonts w:ascii="Cambria Math" w:eastAsia="Calibri" w:hAnsi="Cambria Math" w:cs="Times New Roman"/>
+                      <w:bCs/>
+                      <w:i/>
+                      <w:iCs/>
+                      <w:color w:val="000000" w:themeColor="text1"/>
+                      <w:kern w:val="0"/>
+                      <w:sz w:val="28"/>
+                      <w:szCs w:val="28"/>
+                      <w:lang w:val="en-US"/>
+                      <w14:ligatures w14:val="none"/>
+                    </w:rPr>
+                  </m:ctrlPr>
+                </m:e>
+              </m:d>
+            </m:e>
+            <m:sup>
+              <m:r>
+                <w:rPr>
+                  <w:rFonts w:ascii="Cambria Math" w:eastAsia="Calibri" w:hAnsi="Cambria Math" w:cs="Times New Roman"/>
+                  <w:color w:val="000000" w:themeColor="text1"/>
+                  <w:kern w:val="0"/>
+                  <w:sz w:val="28"/>
+                  <w:szCs w:val="28"/>
+                  <w:lang w:val="en-US"/>
+                  <w14:ligatures w14:val="none"/>
+                </w:rPr>
+                <m:t>2</m:t>
+              </m:r>
+            </m:sup>
+          </m:sSup>
+        </m:oMath>
+      </m:oMathPara>
+    </w:p>
+    <w:p>
+      <w:pPr>
+        <w:spacing w:before="100" w:beforeAutospacing="1" w:after="100" w:afterAutospacing="1"/>
+        <w:rPr>
+          <w:rFonts w:ascii="Times New Roman" w:eastAsia="Calibri" w:hAnsi="Times New Roman" w:cs="Times New Roman"/>
+          <w:bCs/>
+          <w:iCs/>
+          <w:color w:val="000000" w:themeColor="text1"/>
+          <w:kern w:val="0"/>
+          <w:sz w:val="28"/>
+          <w:szCs w:val="28"/>
+          <w14:ligatures w14:val="none"/>
+        </w:rPr>
+      </w:pPr>
+      <w:r>
+        <w:rPr>
+          <w:rFonts w:ascii="Times New Roman" w:eastAsia="Calibri" w:hAnsi="Times New Roman" w:cs="Times New Roman"/>
+          <w:bCs/>
+          <w:iCs/>
+          <w:color w:val="000000" w:themeColor="text1"/>
+          <w:kern w:val="0"/>
+          <w:sz w:val="28"/>
+          <w:szCs w:val="28"/>
+          <w14:ligatures w14:val="none"/>
+        </w:rPr>
+        <w:t>Обратная функция вероятности:</w:t>
+      </w:r>
+    </w:p>
+    <w:p>
+      <w:pPr>
+        <w:spacing w:before="100" w:beforeAutospacing="1" w:after="100" w:afterAutospacing="1"/>
+        <w:rPr>
+          <w:rFonts w:ascii="Times New Roman" w:eastAsia="Calibri" w:hAnsi="Times New Roman" w:cs="Times New Roman"/>
+          <w:bCs/>
+          <w:iCs/>
+          <w:color w:val="000000" w:themeColor="text1"/>
+          <w:kern w:val="0"/>
+          <w:sz w:val="28"/>
+          <w:szCs w:val="28"/>
+          <w14:ligatures w14:val="none"/>
+        </w:rPr>
+      </w:pPr>
+      <m:oMathPara>
+        <m:oMathParaPr>
+          <m:jc m:val="left"/>
+        </m:oMathParaPr>
+        <m:oMath>
+          <m:r>
+            <w:rPr>
+              <w:rFonts w:ascii="Cambria Math" w:eastAsia="Calibri" w:hAnsi="Cambria Math" w:cs="Times New Roman"/>
+              <w:color w:val="000000" w:themeColor="text1"/>
+              <w:kern w:val="0"/>
+              <w:sz w:val="28"/>
+              <w:szCs w:val="28"/>
+              <w14:ligatures w14:val="none"/>
+            </w:rPr>
+            <m:t>P</m:t>
+          </m:r>
+          <m:sSup>
+            <m:sSupPr>
+              <m:ctrlPr>
+                <w:rPr>
+                  <w:rFonts w:ascii="Cambria Math" w:eastAsia="Calibri" w:hAnsi="Cambria Math" w:cs="Times New Roman"/>
+                  <w:bCs/>
+                  <w:i/>
+                  <w:color w:val="000000" w:themeColor="text1"/>
+                  <w:kern w:val="0"/>
+                  <w:sz w:val="28"/>
+                  <w:szCs w:val="28"/>
+                  <w:lang w:val="en-US"/>
+                  <w14:ligatures w14:val="none"/>
+                </w:rPr>
+              </m:ctrlPr>
+            </m:sSupPr>
+            <m:e>
+              <m:d>
+                <m:dPr>
+                  <m:ctrlPr>
+                    <w:rPr>
+                      <w:rFonts w:ascii="Cambria Math" w:eastAsia="Calibri" w:hAnsi="Cambria Math" w:cs="Times New Roman"/>
+                      <w:bCs/>
+                      <w:i/>
+                      <w:color w:val="000000" w:themeColor="text1"/>
+                      <w:kern w:val="0"/>
+                      <w:sz w:val="28"/>
+                      <w:szCs w:val="28"/>
+                      <w:lang w:val="en-US"/>
+                      <w14:ligatures w14:val="none"/>
+                    </w:rPr>
+                  </m:ctrlPr>
+                </m:dPr>
+                <m:e>
+                  <m:sSup>
+                    <m:sSupPr>
+                      <m:ctrlPr>
+                        <w:rPr>
+                          <w:rFonts w:ascii="Cambria Math" w:eastAsia="Calibri" w:hAnsi="Cambria Math" w:cs="Times New Roman"/>
+                          <w:bCs/>
+                          <w:i/>
+                          <w:color w:val="000000" w:themeColor="text1"/>
+                          <w:kern w:val="0"/>
+                          <w:sz w:val="28"/>
+                          <w:szCs w:val="28"/>
+                          <w:lang w:val="en-US"/>
+                          <w14:ligatures w14:val="none"/>
+                        </w:rPr>
+                      </m:ctrlPr>
+                    </m:sSupPr>
+                    <m:e>
+                      <m:r>
+                        <w:rPr>
+                          <w:rFonts w:ascii="Cambria Math" w:eastAsia="Calibri" w:hAnsi="Cambria Math" w:cs="Times New Roman"/>
+                          <w:color w:val="000000" w:themeColor="text1"/>
+                          <w:kern w:val="0"/>
+                          <w:sz w:val="28"/>
+                          <w:szCs w:val="28"/>
+                          <w:lang w:val="en-US"/>
+                          <w14:ligatures w14:val="none"/>
+                        </w:rPr>
+                        <m:t>r</m:t>
+                      </m:r>
+                    </m:e>
+                    <m:sup>
+                      <m:r>
+                        <w:rPr>
+                          <w:rFonts w:ascii="Cambria Math" w:eastAsia="Calibri" w:hAnsi="Cambria Math" w:cs="Times New Roman"/>
+                          <w:color w:val="000000" w:themeColor="text1"/>
+                          <w:kern w:val="0"/>
+                          <w:sz w:val="28"/>
+                          <w:szCs w:val="28"/>
+                          <w:lang w:val="en-US"/>
+                          <w14:ligatures w14:val="none"/>
+                        </w:rPr>
+                        <m:t>'</m:t>
+                      </m:r>
+                    </m:sup>
+                  </m:sSup>
+                </m:e>
+              </m:d>
+            </m:e>
+            <m:sup>
+              <m:r>
+                <w:rPr>
+                  <w:rFonts w:ascii="Cambria Math" w:eastAsia="Calibri" w:hAnsi="Cambria Math" w:cs="Times New Roman"/>
+                  <w:color w:val="000000" w:themeColor="text1"/>
+                  <w:kern w:val="0"/>
+                  <w:sz w:val="28"/>
+                  <w:szCs w:val="28"/>
+                  <w:lang w:val="en-US"/>
+                  <w14:ligatures w14:val="none"/>
+                </w:rPr>
+                <m:t>-1</m:t>
+              </m:r>
+            </m:sup>
+          </m:sSup>
+          <m:r>
+            <w:rPr>
+              <w:rFonts w:ascii="Cambria Math" w:eastAsia="Calibri" w:hAnsi="Cambria Math" w:cs="Times New Roman"/>
+              <w:color w:val="000000" w:themeColor="text1"/>
+              <w:kern w:val="0"/>
+              <w:sz w:val="28"/>
+              <w:szCs w:val="28"/>
+              <w:lang w:val="en-US"/>
+              <w14:ligatures w14:val="none"/>
+            </w:rPr>
+            <m:t>=r=</m:t>
+          </m:r>
+          <m:sSub>
+            <m:sSubPr>
+              <m:ctrlPr>
+                <w:rPr>
+                  <w:rFonts w:ascii="Cambria Math" w:eastAsia="Calibri" w:hAnsi="Cambria Math" w:cs="Times New Roman"/>
+                  <w:bCs/>
+                  <w:i/>
+                  <w:iCs/>
+                  <w:color w:val="000000" w:themeColor="text1"/>
+                  <w:kern w:val="0"/>
+                  <w:sz w:val="28"/>
+                  <w:szCs w:val="28"/>
+                  <w:lang w:val="en-US"/>
+                  <w14:ligatures w14:val="none"/>
+                </w:rPr>
+              </m:ctrlPr>
+            </m:sSubPr>
+            <m:e>
+              <m:r>
+                <w:rPr>
+                  <w:rFonts w:ascii="Cambria Math" w:eastAsia="Calibri" w:hAnsi="Cambria Math" w:cs="Times New Roman"/>
+                  <w:color w:val="000000" w:themeColor="text1"/>
+                  <w:kern w:val="0"/>
+                  <w:sz w:val="28"/>
+                  <w:szCs w:val="28"/>
+                  <w:lang w:val="en-US"/>
+                  <w14:ligatures w14:val="none"/>
+                </w:rPr>
+                <m:t>R</m:t>
+              </m:r>
+            </m:e>
+            <m:sub>
+              <m:r>
+                <w:rPr>
+                  <w:rFonts w:ascii="Cambria Math" w:eastAsia="Calibri" w:hAnsi="Cambria Math" w:cs="Times New Roman"/>
+                  <w:color w:val="000000" w:themeColor="text1"/>
+                  <w:kern w:val="0"/>
+                  <w:sz w:val="28"/>
+                  <w:szCs w:val="28"/>
+                  <w:lang w:val="en-US"/>
+                  <w14:ligatures w14:val="none"/>
+                </w:rPr>
+                <m:t>c</m:t>
+              </m:r>
+            </m:sub>
+          </m:sSub>
+          <m:rad>
+            <m:radPr>
+              <m:degHide m:val="1"/>
+              <m:ctrlPr>
+                <w:rPr>
+                  <w:rFonts w:ascii="Cambria Math" w:eastAsia="Calibri" w:hAnsi="Cambria Math" w:cs="Times New Roman"/>
+                  <w:bCs/>
+                  <w:i/>
+                  <w:iCs/>
+                  <w:color w:val="000000" w:themeColor="text1"/>
+                  <w:kern w:val="0"/>
+                  <w:sz w:val="28"/>
+                  <w:szCs w:val="28"/>
+                  <w:lang w:val="en-US"/>
+                  <w14:ligatures w14:val="none"/>
+                </w:rPr>
+              </m:ctrlPr>
+            </m:radPr>
+            <m:deg/>
+            <m:e>
+              <m:r>
+                <w:rPr>
+                  <w:rFonts w:ascii="Cambria Math" w:eastAsia="Calibri" w:hAnsi="Cambria Math" w:cs="Times New Roman"/>
+                  <w:color w:val="000000" w:themeColor="text1"/>
+                  <w:kern w:val="0"/>
+                  <w:sz w:val="28"/>
+                  <w:szCs w:val="28"/>
+                  <w:lang w:val="en-US"/>
+                  <w14:ligatures w14:val="none"/>
+                </w:rPr>
+                <m:t>r'</m:t>
+              </m:r>
+            </m:e>
+          </m:rad>
+        </m:oMath>
+      </m:oMathPara>
+    </w:p>
+    <w:p>
+      <w:pPr>
+        <w:spacing w:before="100" w:beforeAutospacing="1" w:after="100" w:afterAutospacing="1"/>
+        <w:rPr>
+          <w:rFonts w:ascii="Times New Roman" w:eastAsia="Calibri" w:hAnsi="Times New Roman" w:cs="Times New Roman"/>
+          <w:bCs/>
+          <w:i/>
+          <w:iCs/>
+          <w:color w:val="000000" w:themeColor="text1"/>
+          <w:kern w:val="0"/>
+          <w:sz w:val="28"/>
+          <w:szCs w:val="28"/>
+          <w:lang w:val="en-US"/>
+          <w14:ligatures w14:val="none"/>
+        </w:rPr>
+      </w:pPr>
+      <m:oMathPara>
+        <m:oMathParaPr>
+          <m:jc m:val="left"/>
+        </m:oMathParaPr>
+        <m:oMath>
+          <m:r>
+            <w:rPr>
+              <w:rFonts w:ascii="Cambria Math" w:eastAsia="Calibri" w:hAnsi="Cambria Math" w:cs="Times New Roman"/>
+              <w:color w:val="000000" w:themeColor="text1"/>
+              <w:kern w:val="0"/>
+              <w:sz w:val="28"/>
+              <w:szCs w:val="28"/>
+              <w14:ligatures w14:val="none"/>
+            </w:rPr>
+            <m:t>φ=2π</m:t>
+          </m:r>
+          <m:sSub>
+            <m:sSubPr>
+              <m:ctrlPr>
+                <w:rPr>
+                  <w:rFonts w:ascii="Cambria Math" w:eastAsia="Calibri" w:hAnsi="Cambria Math" w:cs="Times New Roman"/>
+                  <w:bCs/>
+                  <w:i/>
+                  <w:color w:val="000000" w:themeColor="text1"/>
+                  <w:kern w:val="0"/>
+                  <w:sz w:val="28"/>
+                  <w:szCs w:val="28"/>
+                  <w14:ligatures w14:val="none"/>
+                </w:rPr>
+              </m:ctrlPr>
+            </m:sSubPr>
+            <m:e>
+              <m:r>
+                <w:rPr>
+                  <w:rFonts w:ascii="Cambria Math" w:eastAsia="Calibri" w:hAnsi="Cambria Math" w:cs="Times New Roman"/>
+                  <w:color w:val="000000" w:themeColor="text1"/>
+                  <w:kern w:val="0"/>
+                  <w:sz w:val="28"/>
+                  <w:szCs w:val="28"/>
+                  <w14:ligatures w14:val="none"/>
+                </w:rPr>
+                <m:t>u</m:t>
+              </m:r>
+            </m:e>
+            <m:sub>
+              <m:r>
+                <w:rPr>
+                  <w:rFonts w:ascii="Cambria Math" w:eastAsia="Calibri" w:hAnsi="Cambria Math" w:cs="Times New Roman"/>
+                  <w:color w:val="000000" w:themeColor="text1"/>
+                  <w:kern w:val="0"/>
+                  <w:sz w:val="28"/>
+                  <w:szCs w:val="28"/>
+                  <w14:ligatures w14:val="none"/>
+                </w:rPr>
+                <m:t>φ</m:t>
+              </m:r>
+            </m:sub>
+          </m:sSub>
+          <m:r>
+            <w:rPr>
+              <w:rFonts w:ascii="Cambria Math" w:eastAsia="Calibri" w:hAnsi="Cambria Math" w:cs="Times New Roman"/>
+              <w:color w:val="000000" w:themeColor="text1"/>
+              <w:kern w:val="0"/>
+              <w:sz w:val="28"/>
+              <w:szCs w:val="28"/>
+              <w14:ligatures w14:val="none"/>
+            </w:rPr>
+            <m:t>,</m:t>
+          </m:r>
+          <m:r>
+            <w:rPr>
+              <w:rFonts w:ascii="Cambria Math" w:eastAsia="Calibri" w:hAnsi="Cambria Math" w:cs="Times New Roman"/>
+              <w:color w:val="000000" w:themeColor="text1"/>
+              <w:kern w:val="0"/>
+              <w:sz w:val="28"/>
+              <w:szCs w:val="28"/>
+              <w:lang w:val="en-US"/>
+              <w14:ligatures w14:val="none"/>
+            </w:rPr>
+            <m:t xml:space="preserve"> r=</m:t>
+          </m:r>
+          <m:sSub>
+            <m:sSubPr>
+              <m:ctrlPr>
+                <w:rPr>
+                  <w:rFonts w:ascii="Cambria Math" w:eastAsia="Calibri" w:hAnsi="Cambria Math" w:cs="Times New Roman"/>
+                  <w:bCs/>
+                  <w:i/>
+                  <w:iCs/>
+                  <w:color w:val="000000" w:themeColor="text1"/>
+                  <w:kern w:val="0"/>
+                  <w:sz w:val="28"/>
+                  <w:szCs w:val="28"/>
+                  <w:lang w:val="en-US"/>
+                  <w14:ligatures w14:val="none"/>
+                </w:rPr>
+              </m:ctrlPr>
+            </m:sSubPr>
+            <m:e>
+              <m:r>
+                <w:rPr>
+                  <w:rFonts w:ascii="Cambria Math" w:eastAsia="Calibri" w:hAnsi="Cambria Math" w:cs="Times New Roman"/>
+                  <w:color w:val="000000" w:themeColor="text1"/>
+                  <w:kern w:val="0"/>
+                  <w:sz w:val="28"/>
+                  <w:szCs w:val="28"/>
+                  <w:lang w:val="en-US"/>
+                  <w14:ligatures w14:val="none"/>
+                </w:rPr>
+                <m:t>R</m:t>
+              </m:r>
+            </m:e>
+            <m:sub>
+              <m:r>
+                <w:rPr>
+                  <w:rFonts w:ascii="Cambria Math" w:eastAsia="Calibri" w:hAnsi="Cambria Math" w:cs="Times New Roman"/>
+                  <w:color w:val="000000" w:themeColor="text1"/>
+                  <w:kern w:val="0"/>
+                  <w:sz w:val="28"/>
+                  <w:szCs w:val="28"/>
+                  <w:lang w:val="en-US"/>
+                  <w14:ligatures w14:val="none"/>
+                </w:rPr>
+                <m:t>c</m:t>
+              </m:r>
+            </m:sub>
+          </m:sSub>
+          <m:rad>
+            <m:radPr>
+              <m:degHide m:val="1"/>
+              <m:ctrlPr>
+                <w:rPr>
+                  <w:rFonts w:ascii="Cambria Math" w:eastAsia="Calibri" w:hAnsi="Cambria Math" w:cs="Times New Roman"/>
+                  <w:bCs/>
+                  <w:i/>
+                  <w:iCs/>
+                  <w:color w:val="000000" w:themeColor="text1"/>
+                  <w:kern w:val="0"/>
+                  <w:sz w:val="28"/>
+                  <w:szCs w:val="28"/>
+                  <w:lang w:val="en-US"/>
+                  <w14:ligatures w14:val="none"/>
+                </w:rPr>
+              </m:ctrlPr>
+            </m:radPr>
+            <m:deg/>
+            <m:e>
+              <m:sSub>
+                <m:sSubPr>
+                  <m:ctrlPr>
+                    <w:rPr>
+                      <w:rFonts w:ascii="Cambria Math" w:eastAsia="Calibri" w:hAnsi="Cambria Math" w:cs="Times New Roman"/>
+                      <w:bCs/>
+                      <w:i/>
+                      <w:iCs/>
+                      <w:color w:val="000000" w:themeColor="text1"/>
+                      <w:kern w:val="0"/>
+                      <w:sz w:val="28"/>
+                      <w:szCs w:val="28"/>
+                      <w:lang w:val="en-US"/>
+                      <w14:ligatures w14:val="none"/>
+                    </w:rPr>
+                  </m:ctrlPr>
+                </m:sSubPr>
+                <m:e>
+                  <m:r>
+                    <w:rPr>
+                      <w:rFonts w:ascii="Cambria Math" w:eastAsia="Calibri" w:hAnsi="Cambria Math" w:cs="Times New Roman"/>
+                      <w:color w:val="000000" w:themeColor="text1"/>
+                      <w:kern w:val="0"/>
+                      <w:sz w:val="28"/>
+                      <w:szCs w:val="28"/>
+                      <w:lang w:val="en-US"/>
+                      <w14:ligatures w14:val="none"/>
+                    </w:rPr>
+                    <m:t>u</m:t>
+                  </m:r>
+                </m:e>
+                <m:sub>
+                  <m:r>
+                    <w:rPr>
+                      <w:rFonts w:ascii="Cambria Math" w:eastAsia="Calibri" w:hAnsi="Cambria Math" w:cs="Times New Roman"/>
+                      <w:color w:val="000000" w:themeColor="text1"/>
+                      <w:kern w:val="0"/>
+                      <w:sz w:val="28"/>
+                      <w:szCs w:val="28"/>
+                      <w:lang w:val="en-US"/>
+                      <w14:ligatures w14:val="none"/>
+                    </w:rPr>
+                    <m:t>r</m:t>
+                  </m:r>
+                </m:sub>
+              </m:sSub>
+            </m:e>
+          </m:rad>
+        </m:oMath>
+      </m:oMathPara>
+    </w:p>
+    <w:p>
+      <w:pPr>
+        <w:spacing w:before="100" w:beforeAutospacing="1" w:after="100" w:afterAutospacing="1"/>
+        <w:rPr>
+          <w:rFonts w:ascii="Times New Roman" w:eastAsia="Calibri" w:hAnsi="Times New Roman" w:cs="Times New Roman"/>
+          <w:bCs/>
+          <w:i/>
+          <w:color w:val="000000" w:themeColor="text1"/>
+          <w:kern w:val="0"/>
+          <w:sz w:val="28"/>
+          <w:szCs w:val="28"/>
+          <w:lang w:val="en-US"/>
+          <w14:ligatures w14:val="none"/>
+        </w:rPr>
+      </w:pPr>
+      <m:oMathPara>
+        <m:oMathParaPr>
+          <m:jc m:val="left"/>
+        </m:oMathParaPr>
+        <m:oMath>
+          <m:sSub>
+            <m:sSubPr>
+              <m:ctrlPr>
+                <w:rPr>
+                  <w:rFonts w:ascii="Cambria Math" w:eastAsia="Calibri" w:hAnsi="Cambria Math" w:cs="Times New Roman"/>
+                  <w:bCs/>
+                  <w:i/>
+                  <w:color w:val="000000" w:themeColor="text1"/>
+                  <w:kern w:val="0"/>
+                  <w:sz w:val="28"/>
+                  <w:szCs w:val="28"/>
+                  <w:lang w:val="en-US"/>
+                  <w14:ligatures w14:val="none"/>
+                </w:rPr>
+              </m:ctrlPr>
+            </m:sSubPr>
+            <m:e>
+              <m:r>
+                <w:rPr>
+                  <w:rFonts w:ascii="Cambria Math" w:eastAsia="Calibri" w:hAnsi="Cambria Math" w:cs="Times New Roman"/>
+                  <w:color w:val="000000" w:themeColor="text1"/>
+                  <w:kern w:val="0"/>
+                  <w:sz w:val="28"/>
+                  <w:szCs w:val="28"/>
+                  <w:lang w:val="en-US"/>
+                  <w14:ligatures w14:val="none"/>
+                </w:rPr>
+                <m:t>P</m:t>
+              </m:r>
+            </m:e>
+            <m:sub>
+              <m:r>
+                <w:rPr>
+                  <w:rFonts w:ascii="Cambria Math" w:eastAsia="Calibri" w:hAnsi="Cambria Math" w:cs="Times New Roman"/>
+                  <w:color w:val="000000" w:themeColor="text1"/>
+                  <w:kern w:val="0"/>
+                  <w:sz w:val="28"/>
+                  <w:szCs w:val="28"/>
+                  <w:lang w:val="en-US"/>
+                  <w14:ligatures w14:val="none"/>
+                </w:rPr>
+                <m:t>VUN</m:t>
+              </m:r>
+            </m:sub>
+          </m:sSub>
+          <m:r>
+            <w:rPr>
+              <w:rFonts w:ascii="Cambria Math" w:eastAsia="Calibri" w:hAnsi="Cambria Math" w:cs="Times New Roman"/>
+              <w:color w:val="000000" w:themeColor="text1"/>
+              <w:kern w:val="0"/>
+              <w:sz w:val="28"/>
+              <w:szCs w:val="28"/>
+              <w:lang w:val="en-US"/>
+              <w14:ligatures w14:val="none"/>
+            </w:rPr>
+            <m:t>=(rcosφ,rsinφ,0)</m:t>
+          </m:r>
+        </m:oMath>
+      </m:oMathPara>
+    </w:p>
+    <w:p>
+      <w:pPr>
+        <w:spacing w:before="100" w:beforeAutospacing="1" w:after="100" w:afterAutospacing="1"/>
+        <w:rPr>
+          <w:rFonts w:ascii="Times New Roman" w:eastAsia="Calibri" w:hAnsi="Times New Roman" w:cs="Times New Roman"/>
+          <w:bCs/>
+          <w:iCs/>
+          <w:color w:val="000000" w:themeColor="text1"/>
+          <w:kern w:val="0"/>
+          <w:sz w:val="28"/>
+          <w:szCs w:val="28"/>
+          <w14:ligatures w14:val="none"/>
+        </w:rPr>
+      </w:pPr>
+      <w:r>
+        <w:rPr>
+          <w:rFonts w:ascii="Times New Roman" w:eastAsia="Calibri" w:hAnsi="Times New Roman" w:cs="Times New Roman"/>
+          <w:bCs/>
+          <w:iCs/>
+          <w:color w:val="000000" w:themeColor="text1"/>
+          <w:kern w:val="0"/>
+          <w:sz w:val="28"/>
+          <w:szCs w:val="28"/>
+          <w14:ligatures w14:val="none"/>
+        </w:rPr>
+        <w:t xml:space="preserve">Система координат: </w:t>
+      </w:r>
+      <w:r>
+        <w:rPr>
+          <w:rFonts w:ascii="Times New Roman" w:eastAsia="Calibri" w:hAnsi="Times New Roman" w:cs="Times New Roman"/>
+          <w:bCs/>
+          <w:iCs/>
+          <w:color w:val="000000" w:themeColor="text1"/>
+          <w:kern w:val="0"/>
+          <w:sz w:val="28"/>
+          <w:szCs w:val="28"/>
+          <w14:ligatures w14:val="none"/>
+        </w:rPr>
+        <w:t xml:space="preserve">взаимно перпендикулярные оси </w:t>
+      </w:r>
+      <w:r>
+        <w:rPr>
+          <w:rFonts w:ascii="Times New Roman" w:eastAsia="Calibri" w:hAnsi="Times New Roman" w:cs="Times New Roman"/>
+          <w:bCs/>
+          <w:iCs/>
+          <w:color w:val="000000" w:themeColor="text1"/>
+          <w:kern w:val="0"/>
+          <w:sz w:val="28"/>
+          <w:szCs w:val="28"/>
+          <w:lang w:val="en-US"/>
+          <w14:ligatures w14:val="none"/>
+        </w:rPr>
+        <w:t>V</w:t>
+      </w:r>
+      <w:r>
+        <w:rPr>
+          <w:rFonts w:ascii="Times New Roman" w:eastAsia="Calibri" w:hAnsi="Times New Roman" w:cs="Times New Roman"/>
+          <w:bCs/>
+          <w:iCs/>
+          <w:color w:val="000000" w:themeColor="text1"/>
+          <w:kern w:val="0"/>
+          <w:sz w:val="28"/>
+          <w:szCs w:val="28"/>
+          <w14:ligatures w14:val="none"/>
+        </w:rPr>
+        <w:t xml:space="preserve">, </w:t>
+      </w:r>
+      <w:r>
+        <w:rPr>
+          <w:rFonts w:ascii="Times New Roman" w:eastAsia="Calibri" w:hAnsi="Times New Roman" w:cs="Times New Roman"/>
+          <w:bCs/>
+          <w:iCs/>
+          <w:color w:val="000000" w:themeColor="text1"/>
+          <w:kern w:val="0"/>
+          <w:sz w:val="28"/>
+          <w:szCs w:val="28"/>
+          <w:lang w:val="en-US"/>
+          <w14:ligatures w14:val="none"/>
+        </w:rPr>
+        <w:t>U</w:t>
+      </w:r>
+      <w:r>
+        <w:rPr>
+          <w:rFonts w:ascii="Times New Roman" w:eastAsia="Calibri" w:hAnsi="Times New Roman" w:cs="Times New Roman"/>
+          <w:bCs/>
+          <w:iCs/>
+          <w:color w:val="000000" w:themeColor="text1"/>
+          <w:kern w:val="0"/>
+          <w:sz w:val="28"/>
+          <w:szCs w:val="28"/>
+          <w14:ligatures w14:val="none"/>
+        </w:rPr>
+        <w:t xml:space="preserve"> </w:t>
+      </w:r>
+      <w:r>
+        <w:rPr>
+          <w:rFonts w:ascii="Times New Roman" w:eastAsia="Calibri" w:hAnsi="Times New Roman" w:cs="Times New Roman"/>
+          <w:bCs/>
+          <w:iCs/>
+          <w:color w:val="000000" w:themeColor="text1"/>
+          <w:kern w:val="0"/>
+          <w:sz w:val="28"/>
+          <w:szCs w:val="28"/>
+          <w14:ligatures w14:val="none"/>
+        </w:rPr>
+        <w:t xml:space="preserve">и </w:t>
+      </w:r>
+      <w:r>
+        <w:rPr>
+          <w:rFonts w:ascii="Times New Roman" w:eastAsia="Calibri" w:hAnsi="Times New Roman" w:cs="Times New Roman"/>
+          <w:bCs/>
+          <w:iCs/>
+          <w:color w:val="000000" w:themeColor="text1"/>
+          <w:kern w:val="0"/>
+          <w:sz w:val="28"/>
+          <w:szCs w:val="28"/>
+          <w:lang w:val="en-US"/>
+          <w14:ligatures w14:val="none"/>
+        </w:rPr>
+        <w:t>N</w:t>
+      </w:r>
+      <w:r>
+        <w:rPr>
+          <w:rFonts w:ascii="Times New Roman" w:eastAsia="Calibri" w:hAnsi="Times New Roman" w:cs="Times New Roman"/>
+          <w:bCs/>
+          <w:iCs/>
+          <w:color w:val="000000" w:themeColor="text1"/>
+          <w:kern w:val="0"/>
+          <w:sz w:val="28"/>
+          <w:szCs w:val="28"/>
+          <w14:ligatures w14:val="none"/>
+        </w:rPr>
+        <w:t>.</w:t>
+      </w:r>
+    </w:p>
+    <w:p>
+      <w:pPr>
+        <w:spacing w:before="100" w:beforeAutospacing="1" w:after="100" w:afterAutospacing="1"/>
+        <w:rPr>
+          <w:rFonts w:ascii="Times New Roman" w:eastAsia="Calibri" w:hAnsi="Times New Roman" w:cs="Times New Roman"/>
+          <w:bCs/>
+          <w:iCs/>
+          <w:color w:val="000000" w:themeColor="text1"/>
+          <w:kern w:val="0"/>
+          <w:sz w:val="28"/>
+          <w:szCs w:val="28"/>
+          <w14:ligatures w14:val="none"/>
+        </w:rPr>
+      </w:pPr>
+      <w:r>
+        <w:rPr>
+          <w:rFonts w:ascii="Times New Roman" w:eastAsia="Calibri" w:hAnsi="Times New Roman" w:cs="Times New Roman"/>
+          <w:bCs/>
+          <w:iCs/>
+          <w:color w:val="000000" w:themeColor="text1"/>
+          <w:kern w:val="0"/>
+          <w:sz w:val="28"/>
+          <w:szCs w:val="28"/>
+          <w14:ligatures w14:val="none"/>
+        </w:rPr>
+        <w:t>Проверка:</w:t>
+      </w:r>
+      <w:r>
+        <w:rPr>
+          <w:rFonts w:ascii="Times New Roman" w:eastAsia="Calibri" w:hAnsi="Times New Roman" w:cs="Times New Roman"/>
+          <w:bCs/>
+          <w:iCs/>
+          <w:color w:val="000000" w:themeColor="text1"/>
+          <w:kern w:val="0"/>
+          <w:sz w:val="28"/>
+          <w:szCs w:val="28"/>
+          <w14:ligatures w14:val="none"/>
+        </w:rPr>
+        <w:t xml:space="preserve"> </w:t>
+      </w:r>
+      <w:r>
+        <w:rPr>
+          <w:rFonts w:ascii="Times New Roman" w:eastAsia="Calibri" w:hAnsi="Times New Roman" w:cs="Times New Roman"/>
+          <w:bCs/>
+          <w:iCs/>
+          <w:color w:val="000000" w:themeColor="text1"/>
+          <w:kern w:val="0"/>
+          <w:sz w:val="28"/>
+          <w:szCs w:val="28"/>
+          <w14:ligatures w14:val="none"/>
+        </w:rPr>
+        <w:t>проверка распределения по кольцам равной площади</w:t>
+      </w:r>
+      <w:r>
+        <w:rPr>
+          <w:rFonts w:ascii="Times New Roman" w:eastAsia="Calibri" w:hAnsi="Times New Roman" w:cs="Times New Roman"/>
+          <w:bCs/>
+          <w:iCs/>
+          <w:color w:val="000000" w:themeColor="text1"/>
+          <w:kern w:val="0"/>
+          <w:sz w:val="28"/>
+          <w:szCs w:val="28"/>
+          <w14:ligatures w14:val="none"/>
+        </w:rPr>
+        <w:t>.</w:t>
+      </w:r>
+    </w:p>
+    <w:p>
+      <w:pPr>
+        <w:rPr>
+          <w:rFonts w:ascii="Times New Roman" w:eastAsia="Calibri" w:hAnsi="Times New Roman" w:cs="Times New Roman"/>
+          <w:bCs/>
+          <w:iCs/>
+          <w:color w:val="000000" w:themeColor="text1"/>
+          <w:kern w:val="0"/>
+          <w:sz w:val="28"/>
+          <w:szCs w:val="28"/>
+          <w14:ligatures w14:val="none"/>
+        </w:rPr>
+      </w:pPr>
+      <w:r>
+        <w:rPr>
+          <w:rFonts w:ascii="Times New Roman" w:eastAsia="Calibri" w:hAnsi="Times New Roman" w:cs="Times New Roman"/>
+          <w:bCs/>
+          <w:iCs/>
+          <w:color w:val="000000" w:themeColor="text1"/>
+          <w:kern w:val="0"/>
+          <w:sz w:val="28"/>
+          <w:szCs w:val="28"/>
+          <w14:ligatures w14:val="none"/>
+        </w:rPr>
+        <w:br w:type="page"/>
+      </w:r>
+    </w:p>
+    <w:p>
+      <w:pPr>
+        <w:spacing w:before="100" w:beforeAutospacing="1" w:after="100" w:afterAutospacing="1"/>
+        <w:rPr>
+          <w:rFonts w:ascii="Times New Roman" w:eastAsia="Calibri" w:hAnsi="Times New Roman" w:cs="Times New Roman"/>
+          <w:bCs/>
+          <w:iCs/>
+          <w:color w:val="000000" w:themeColor="text1"/>
+          <w:kern w:val="0"/>
+          <w:sz w:val="28"/>
+          <w:szCs w:val="28"/>
+          <w14:ligatures w14:val="none"/>
+        </w:rPr>
+      </w:pPr>
+      <w:r>
+        <w:rPr>
+          <w:rFonts w:ascii="Times New Roman" w:eastAsia="Calibri" w:hAnsi="Times New Roman" w:cs="Times New Roman"/>
+          <w:bCs/>
+          <w:iCs/>
+          <w:color w:val="000000" w:themeColor="text1"/>
+          <w:kern w:val="0"/>
+          <w:sz w:val="28"/>
+          <w:szCs w:val="28"/>
+          <w14:ligatures w14:val="none"/>
+        </w:rPr>
+        <w:lastRenderedPageBreak/>
+        <w:t xml:space="preserve">3. </w:t>
+      </w:r>
+      <w:r>
+        <w:rPr>
+          <w:rFonts w:ascii="Times New Roman" w:eastAsia="Calibri" w:hAnsi="Times New Roman" w:cs="Times New Roman"/>
+          <w:bCs/>
+          <w:iCs/>
+          <w:color w:val="000000" w:themeColor="text1"/>
+          <w:kern w:val="0"/>
+          <w:sz w:val="28"/>
+          <w:szCs w:val="28"/>
+          <w14:ligatures w14:val="none"/>
+        </w:rPr>
+        <w:t>Для распределения направлений по поверхности сферы удобно использовать сферические координаты</w:t>
+      </w:r>
+      <w:r>
+        <w:rPr>
+          <w:rFonts w:ascii="Times New Roman" w:eastAsia="Calibri" w:hAnsi="Times New Roman" w:cs="Times New Roman"/>
+          <w:bCs/>
+          <w:iCs/>
+          <w:color w:val="000000" w:themeColor="text1"/>
+          <w:kern w:val="0"/>
+          <w:sz w:val="28"/>
+          <w:szCs w:val="28"/>
+          <w14:ligatures w14:val="none"/>
+        </w:rPr>
+        <w:t>.</w:t>
+      </w:r>
+    </w:p>
+    <w:p>
+      <w:pPr>
+        <w:spacing w:before="100" w:beforeAutospacing="1" w:after="100" w:afterAutospacing="1"/>
+        <w:rPr>
+          <w:rFonts w:ascii="Times New Roman" w:eastAsia="Calibri" w:hAnsi="Times New Roman" w:cs="Times New Roman"/>
+          <w:bCs/>
+          <w:iCs/>
+          <w:color w:val="000000" w:themeColor="text1"/>
+          <w:kern w:val="0"/>
+          <w:sz w:val="28"/>
+          <w:szCs w:val="28"/>
+          <w14:ligatures w14:val="none"/>
+        </w:rPr>
+      </w:pPr>
+      <w:r>
+        <w:rPr>
+          <w:rFonts w:ascii="Times New Roman" w:eastAsia="Calibri" w:hAnsi="Times New Roman" w:cs="Times New Roman"/>
+          <w:bCs/>
+          <w:iCs/>
+          <w:color w:val="000000" w:themeColor="text1"/>
+          <w:kern w:val="0"/>
+          <w:sz w:val="28"/>
+          <w:szCs w:val="28"/>
+          <w14:ligatures w14:val="none"/>
+        </w:rPr>
+        <w:t xml:space="preserve">Элемент телесного угла зависит от </w:t>
+      </w:r>
+      <w:r>
+        <w:rPr>
+          <w:rFonts w:ascii="Times New Roman" w:eastAsia="Calibri" w:hAnsi="Times New Roman" w:cs="Times New Roman"/>
+          <w:bCs/>
+          <w:iCs/>
+          <w:color w:val="000000" w:themeColor="text1"/>
+          <w:kern w:val="0"/>
+          <w:sz w:val="28"/>
+          <w:szCs w:val="28"/>
+          <w14:ligatures w14:val="none"/>
+        </w:rPr>
+        <w:t xml:space="preserve">синуса </w:t>
+      </w:r>
+      <w:r>
+        <w:rPr>
+          <w:rFonts w:ascii="Times New Roman" w:eastAsia="Calibri" w:hAnsi="Times New Roman" w:cs="Times New Roman"/>
+          <w:bCs/>
+          <w:iCs/>
+          <w:color w:val="000000" w:themeColor="text1"/>
+          <w:kern w:val="0"/>
+          <w:sz w:val="28"/>
+          <w:szCs w:val="28"/>
+          <w14:ligatures w14:val="none"/>
+        </w:rPr>
+        <w:t>полярного угла</w:t>
+      </w:r>
+      <w:r>
+        <w:rPr>
+          <w:rFonts w:ascii="Times New Roman" w:eastAsia="Calibri" w:hAnsi="Times New Roman" w:cs="Times New Roman"/>
+          <w:bCs/>
+          <w:iCs/>
+          <w:color w:val="000000" w:themeColor="text1"/>
+          <w:kern w:val="0"/>
+          <w:sz w:val="28"/>
+          <w:szCs w:val="28"/>
+          <w14:ligatures w14:val="none"/>
+        </w:rPr>
+        <w:t xml:space="preserve"> (следует из вычисления якобиана, что зависит и от </w:t>
+      </w:r>
+      <w:r>
+        <w:rPr>
+          <w:rFonts w:ascii="Times New Roman" w:eastAsia="Calibri" w:hAnsi="Times New Roman" w:cs="Times New Roman"/>
+          <w:bCs/>
+          <w:iCs/>
+          <w:color w:val="000000" w:themeColor="text1"/>
+          <w:kern w:val="0"/>
+          <w:sz w:val="28"/>
+          <w:szCs w:val="28"/>
+          <w:lang w:val="en-US"/>
+          <w14:ligatures w14:val="none"/>
+        </w:rPr>
+        <w:t>r</w:t>
+      </w:r>
+      <w:r>
+        <w:rPr>
+          <w:rFonts w:ascii="Times New Roman" w:eastAsia="Calibri" w:hAnsi="Times New Roman" w:cs="Times New Roman"/>
+          <w:bCs/>
+          <w:iCs/>
+          <w:color w:val="000000" w:themeColor="text1"/>
+          <w:kern w:val="0"/>
+          <w:sz w:val="28"/>
+          <w:szCs w:val="28"/>
+          <w14:ligatures w14:val="none"/>
+        </w:rPr>
+        <w:t xml:space="preserve">^2, </w:t>
+      </w:r>
+      <w:r>
+        <w:rPr>
+          <w:rFonts w:ascii="Times New Roman" w:eastAsia="Calibri" w:hAnsi="Times New Roman" w:cs="Times New Roman"/>
+          <w:bCs/>
+          <w:iCs/>
+          <w:color w:val="000000" w:themeColor="text1"/>
+          <w:kern w:val="0"/>
+          <w:sz w:val="28"/>
+          <w:szCs w:val="28"/>
+          <w14:ligatures w14:val="none"/>
+        </w:rPr>
+        <w:t xml:space="preserve">но для нашего случая </w:t>
+      </w:r>
+      <w:r>
+        <w:rPr>
+          <w:rFonts w:ascii="Times New Roman" w:eastAsia="Calibri" w:hAnsi="Times New Roman" w:cs="Times New Roman"/>
+          <w:bCs/>
+          <w:iCs/>
+          <w:color w:val="000000" w:themeColor="text1"/>
+          <w:kern w:val="0"/>
+          <w:sz w:val="28"/>
+          <w:szCs w:val="28"/>
+          <w:lang w:val="en-US"/>
+          <w14:ligatures w14:val="none"/>
+        </w:rPr>
+        <w:t>r</w:t>
+      </w:r>
+      <w:r>
+        <w:rPr>
+          <w:rFonts w:ascii="Times New Roman" w:eastAsia="Calibri" w:hAnsi="Times New Roman" w:cs="Times New Roman"/>
+          <w:bCs/>
+          <w:iCs/>
+          <w:color w:val="000000" w:themeColor="text1"/>
+          <w:kern w:val="0"/>
+          <w:sz w:val="28"/>
+          <w:szCs w:val="28"/>
+          <w14:ligatures w14:val="none"/>
+        </w:rPr>
+        <w:t xml:space="preserve"> = 1).</w:t>
+      </w:r>
+    </w:p>
+    <w:p>
+      <w:pPr>
+        <w:spacing w:before="100" w:beforeAutospacing="1" w:after="100" w:afterAutospacing="1"/>
+        <w:rPr>
+          <w:rFonts w:ascii="Times New Roman" w:eastAsia="Calibri" w:hAnsi="Times New Roman" w:cs="Times New Roman"/>
+          <w:bCs/>
+          <w:iCs/>
+          <w:color w:val="000000" w:themeColor="text1"/>
+          <w:kern w:val="0"/>
+          <w:sz w:val="28"/>
+          <w:szCs w:val="28"/>
+          <w14:ligatures w14:val="none"/>
+        </w:rPr>
+      </w:pPr>
+      <w:r>
+        <w:rPr>
+          <w:rFonts w:ascii="Times New Roman" w:eastAsia="Calibri" w:hAnsi="Times New Roman" w:cs="Times New Roman"/>
+          <w:bCs/>
+          <w:iCs/>
+          <w:color w:val="000000" w:themeColor="text1"/>
+          <w:kern w:val="0"/>
+          <w:sz w:val="28"/>
+          <w:szCs w:val="28"/>
+          <w14:ligatures w14:val="none"/>
+        </w:rPr>
+        <w:t xml:space="preserve">Нормировку необходимо выполнить на изменение синуса </w:t>
+      </w:r>
+      <w:r>
+        <w:rPr>
+          <w:rFonts w:ascii="Times New Roman" w:eastAsia="Calibri" w:hAnsi="Times New Roman" w:cs="Times New Roman"/>
+          <w:bCs/>
+          <w:iCs/>
+          <w:color w:val="000000" w:themeColor="text1"/>
+          <w:kern w:val="0"/>
+          <w:sz w:val="28"/>
+          <w:szCs w:val="28"/>
+          <w:lang w:val="en-US"/>
+          <w14:ligatures w14:val="none"/>
+        </w:rPr>
+        <w:t>theta</w:t>
+      </w:r>
+      <w:r>
+        <w:rPr>
+          <w:rFonts w:ascii="Times New Roman" w:eastAsia="Calibri" w:hAnsi="Times New Roman" w:cs="Times New Roman"/>
+          <w:bCs/>
+          <w:iCs/>
+          <w:color w:val="000000" w:themeColor="text1"/>
+          <w:kern w:val="0"/>
+          <w:sz w:val="28"/>
+          <w:szCs w:val="28"/>
+          <w14:ligatures w14:val="none"/>
+        </w:rPr>
+        <w:t xml:space="preserve"> </w:t>
+      </w:r>
+      <w:r>
+        <w:rPr>
+          <w:rFonts w:ascii="Times New Roman" w:eastAsia="Calibri" w:hAnsi="Times New Roman" w:cs="Times New Roman"/>
+          <w:bCs/>
+          <w:iCs/>
+          <w:color w:val="000000" w:themeColor="text1"/>
+          <w:kern w:val="0"/>
+          <w:sz w:val="28"/>
+          <w:szCs w:val="28"/>
+          <w14:ligatures w14:val="none"/>
+        </w:rPr>
+        <w:t xml:space="preserve">от 0 до </w:t>
+      </w:r>
+      <w:r>
+        <w:rPr>
+          <w:rFonts w:ascii="Times New Roman" w:eastAsia="Calibri" w:hAnsi="Times New Roman" w:cs="Times New Roman"/>
+          <w:bCs/>
+          <w:iCs/>
+          <w:color w:val="000000" w:themeColor="text1"/>
+          <w:kern w:val="0"/>
+          <w:sz w:val="28"/>
+          <w:szCs w:val="28"/>
+          <w:lang w:val="en-US"/>
+          <w14:ligatures w14:val="none"/>
+        </w:rPr>
+        <w:t>pi</w:t>
+      </w:r>
+      <w:r>
+        <w:rPr>
+          <w:rFonts w:ascii="Times New Roman" w:eastAsia="Calibri" w:hAnsi="Times New Roman" w:cs="Times New Roman"/>
+          <w:bCs/>
+          <w:iCs/>
+          <w:color w:val="000000" w:themeColor="text1"/>
+          <w:kern w:val="0"/>
+          <w:sz w:val="28"/>
+          <w:szCs w:val="28"/>
+          <w14:ligatures w14:val="none"/>
+        </w:rPr>
+        <w:t>.</w:t>
+      </w:r>
+    </w:p>
+    <w:p>
+      <w:pPr>
+        <w:spacing w:before="100" w:beforeAutospacing="1" w:after="100" w:afterAutospacing="1"/>
+        <w:rPr>
+          <w:rFonts w:ascii="Times New Roman" w:eastAsia="Calibri" w:hAnsi="Times New Roman" w:cs="Times New Roman"/>
+          <w:bCs/>
+          <w:iCs/>
+          <w:color w:val="000000" w:themeColor="text1"/>
+          <w:kern w:val="0"/>
+          <w:sz w:val="28"/>
+          <w:szCs w:val="28"/>
+          <w:lang w:val="en-US"/>
+          <w14:ligatures w14:val="none"/>
+        </w:rPr>
+      </w:pPr>
+      <w:r>
+        <w:rPr>
+          <w:rFonts w:ascii="Times New Roman" w:eastAsia="Calibri" w:hAnsi="Times New Roman" w:cs="Times New Roman"/>
+          <w:bCs/>
+          <w:iCs/>
+          <w:color w:val="000000" w:themeColor="text1"/>
+          <w:kern w:val="0"/>
+          <w:sz w:val="28"/>
+          <w:szCs w:val="28"/>
+          <w:lang w:val="en-US"/>
+          <w14:ligatures w14:val="none"/>
+        </w:rPr>
+        <w:t>P(theta) = (1 – cos(theta)) / 2</w:t>
+      </w:r>
+    </w:p>
+    <w:p>
+      <w:pPr>
+        <w:spacing w:before="100" w:beforeAutospacing="1" w:after="100" w:afterAutospacing="1"/>
+        <w:rPr>
+          <w:rFonts w:ascii="Times New Roman" w:eastAsia="Calibri" w:hAnsi="Times New Roman" w:cs="Times New Roman"/>
+          <w:bCs/>
+          <w:iCs/>
+          <w:color w:val="000000" w:themeColor="text1"/>
+          <w:kern w:val="0"/>
+          <w:sz w:val="28"/>
+          <w:szCs w:val="28"/>
+          <w:lang w:val="en-US"/>
+          <w14:ligatures w14:val="none"/>
+        </w:rPr>
+      </w:pPr>
+      <w:r>
+        <w:rPr>
+          <w:rFonts w:ascii="Times New Roman" w:eastAsia="Calibri" w:hAnsi="Times New Roman" w:cs="Times New Roman"/>
+          <w:bCs/>
+          <w:iCs/>
+          <w:color w:val="000000" w:themeColor="text1"/>
+          <w:kern w:val="0"/>
+          <w:sz w:val="28"/>
+          <w:szCs w:val="28"/>
+          <w:lang w:val="en-US"/>
+          <w14:ligatures w14:val="none"/>
+        </w:rPr>
+        <w:t>phi = 2 * pi * u</w:t>
+      </w:r>
+      <w:r>
+        <w:rPr>
+          <w:rFonts w:ascii="Times New Roman" w:eastAsia="Calibri" w:hAnsi="Times New Roman" w:cs="Times New Roman"/>
+          <w:bCs/>
+          <w:iCs/>
+          <w:color w:val="000000" w:themeColor="text1"/>
+          <w:kern w:val="0"/>
+          <w:sz w:val="28"/>
+          <w:szCs w:val="28"/>
+          <w:lang w:val="en-US"/>
+          <w14:ligatures w14:val="none"/>
+        </w:rPr>
+        <w:br/>
+        <w:t xml:space="preserve">theta = </w:t>
+      </w:r>
+      <w:proofErr w:type="spellStart"/>
+      <w:r>
+        <w:rPr>
+          <w:rFonts w:ascii="Times New Roman" w:eastAsia="Calibri" w:hAnsi="Times New Roman" w:cs="Times New Roman"/>
+          <w:bCs/>
+          <w:iCs/>
+          <w:color w:val="000000" w:themeColor="text1"/>
+          <w:kern w:val="0"/>
+          <w:sz w:val="28"/>
+          <w:szCs w:val="28"/>
+          <w:lang w:val="en-US"/>
+          <w14:ligatures w14:val="none"/>
+        </w:rPr>
+        <w:t>arccos</w:t>
+      </w:r>
+      <w:proofErr w:type="spellEnd"/>
+      <w:r>
+        <w:rPr>
+          <w:rFonts w:ascii="Times New Roman" w:eastAsia="Calibri" w:hAnsi="Times New Roman" w:cs="Times New Roman"/>
+          <w:bCs/>
+          <w:iCs/>
+          <w:color w:val="000000" w:themeColor="text1"/>
+          <w:kern w:val="0"/>
+          <w:sz w:val="28"/>
+          <w:szCs w:val="28"/>
+          <w:lang w:val="en-US"/>
+          <w14:ligatures w14:val="none"/>
+        </w:rPr>
+        <w:t>(2u – 1)</w:t>
+      </w:r>
+    </w:p>
+    <w:p>
+      <w:pPr>
+        <w:spacing w:before="100" w:beforeAutospacing="1" w:after="100" w:afterAutospacing="1"/>
+        <w:rPr>
+          <w:rFonts w:ascii="Times New Roman" w:eastAsia="Calibri" w:hAnsi="Times New Roman" w:cs="Times New Roman"/>
+          <w:bCs/>
+          <w:iCs/>
+          <w:color w:val="000000" w:themeColor="text1"/>
+          <w:kern w:val="0"/>
+          <w:sz w:val="28"/>
+          <w:szCs w:val="28"/>
+          <w14:ligatures w14:val="none"/>
+        </w:rPr>
+      </w:pPr>
+      <w:r>
+        <w:rPr>
+          <w:rFonts w:ascii="Times New Roman" w:eastAsia="Calibri" w:hAnsi="Times New Roman" w:cs="Times New Roman"/>
+          <w:bCs/>
+          <w:iCs/>
+          <w:color w:val="000000" w:themeColor="text1"/>
+          <w:kern w:val="0"/>
+          <w:sz w:val="28"/>
+          <w:szCs w:val="28"/>
+          <w14:ligatures w14:val="none"/>
+        </w:rPr>
+        <w:t xml:space="preserve">Система координат: выбраны единичные векторы по осям </w:t>
+      </w:r>
+      <w:r>
+        <w:rPr>
+          <w:rFonts w:ascii="Times New Roman" w:eastAsia="Calibri" w:hAnsi="Times New Roman" w:cs="Times New Roman"/>
+          <w:bCs/>
+          <w:iCs/>
+          <w:color w:val="000000" w:themeColor="text1"/>
+          <w:kern w:val="0"/>
+          <w:sz w:val="28"/>
+          <w:szCs w:val="28"/>
+          <w:lang w:val="en-US"/>
+          <w14:ligatures w14:val="none"/>
+        </w:rPr>
+        <w:t>X</w:t>
+      </w:r>
+      <w:r>
+        <w:rPr>
+          <w:rFonts w:ascii="Times New Roman" w:eastAsia="Calibri" w:hAnsi="Times New Roman" w:cs="Times New Roman"/>
+          <w:bCs/>
+          <w:iCs/>
+          <w:color w:val="000000" w:themeColor="text1"/>
+          <w:kern w:val="0"/>
+          <w:sz w:val="28"/>
+          <w:szCs w:val="28"/>
+          <w14:ligatures w14:val="none"/>
+        </w:rPr>
+        <w:t xml:space="preserve">, </w:t>
+      </w:r>
+      <w:r>
+        <w:rPr>
+          <w:rFonts w:ascii="Times New Roman" w:eastAsia="Calibri" w:hAnsi="Times New Roman" w:cs="Times New Roman"/>
+          <w:bCs/>
+          <w:iCs/>
+          <w:color w:val="000000" w:themeColor="text1"/>
+          <w:kern w:val="0"/>
+          <w:sz w:val="28"/>
+          <w:szCs w:val="28"/>
+          <w:lang w:val="en-US"/>
+          <w14:ligatures w14:val="none"/>
+        </w:rPr>
+        <w:t>Y</w:t>
+      </w:r>
+      <w:r>
+        <w:rPr>
+          <w:rFonts w:ascii="Times New Roman" w:eastAsia="Calibri" w:hAnsi="Times New Roman" w:cs="Times New Roman"/>
+          <w:bCs/>
+          <w:iCs/>
+          <w:color w:val="000000" w:themeColor="text1"/>
+          <w:kern w:val="0"/>
+          <w:sz w:val="28"/>
+          <w:szCs w:val="28"/>
+          <w14:ligatures w14:val="none"/>
+        </w:rPr>
+        <w:t xml:space="preserve">, </w:t>
+      </w:r>
+      <w:r>
+        <w:rPr>
+          <w:rFonts w:ascii="Times New Roman" w:eastAsia="Calibri" w:hAnsi="Times New Roman" w:cs="Times New Roman"/>
+          <w:bCs/>
+          <w:iCs/>
+          <w:color w:val="000000" w:themeColor="text1"/>
+          <w:kern w:val="0"/>
+          <w:sz w:val="28"/>
+          <w:szCs w:val="28"/>
+          <w:lang w:val="en-US"/>
+          <w14:ligatures w14:val="none"/>
+        </w:rPr>
+        <w:t>Z</w:t>
+      </w:r>
+      <w:r>
+        <w:rPr>
+          <w:rFonts w:ascii="Times New Roman" w:eastAsia="Calibri" w:hAnsi="Times New Roman" w:cs="Times New Roman"/>
+          <w:bCs/>
+          <w:iCs/>
+          <w:color w:val="000000" w:themeColor="text1"/>
+          <w:kern w:val="0"/>
+          <w:sz w:val="28"/>
+          <w:szCs w:val="28"/>
+          <w14:ligatures w14:val="none"/>
+        </w:rPr>
+        <w:t xml:space="preserve"> для </w:t>
+      </w:r>
+      <w:r>
+        <w:rPr>
+          <w:rFonts w:ascii="Times New Roman" w:eastAsia="Calibri" w:hAnsi="Times New Roman" w:cs="Times New Roman"/>
+          <w:bCs/>
+          <w:iCs/>
+          <w:color w:val="000000" w:themeColor="text1"/>
+          <w:kern w:val="0"/>
+          <w:sz w:val="28"/>
+          <w:szCs w:val="28"/>
+          <w14:ligatures w14:val="none"/>
+        </w:rPr>
+        <w:t>осей</w:t>
+      </w:r>
+      <w:r>
+        <w:rPr>
+          <w:rFonts w:ascii="Times New Roman" w:eastAsia="Calibri" w:hAnsi="Times New Roman" w:cs="Times New Roman"/>
+          <w:bCs/>
+          <w:iCs/>
+          <w:color w:val="000000" w:themeColor="text1"/>
+          <w:kern w:val="0"/>
+          <w:sz w:val="28"/>
+          <w:szCs w:val="28"/>
+          <w14:ligatures w14:val="none"/>
+        </w:rPr>
+        <w:t xml:space="preserve"> </w:t>
+      </w:r>
+      <w:r>
+        <w:rPr>
+          <w:rFonts w:ascii="Times New Roman" w:eastAsia="Calibri" w:hAnsi="Times New Roman" w:cs="Times New Roman"/>
+          <w:bCs/>
+          <w:iCs/>
+          <w:color w:val="000000" w:themeColor="text1"/>
+          <w:kern w:val="0"/>
+          <w:sz w:val="28"/>
+          <w:szCs w:val="28"/>
+          <w:lang w:val="en-US"/>
+          <w14:ligatures w14:val="none"/>
+        </w:rPr>
+        <w:t>U</w:t>
+      </w:r>
+      <w:r>
+        <w:rPr>
+          <w:rFonts w:ascii="Times New Roman" w:eastAsia="Calibri" w:hAnsi="Times New Roman" w:cs="Times New Roman"/>
+          <w:bCs/>
+          <w:iCs/>
+          <w:color w:val="000000" w:themeColor="text1"/>
+          <w:kern w:val="0"/>
+          <w:sz w:val="28"/>
+          <w:szCs w:val="28"/>
+          <w14:ligatures w14:val="none"/>
+        </w:rPr>
+        <w:t xml:space="preserve">, </w:t>
+      </w:r>
+      <w:r>
+        <w:rPr>
+          <w:rFonts w:ascii="Times New Roman" w:eastAsia="Calibri" w:hAnsi="Times New Roman" w:cs="Times New Roman"/>
+          <w:bCs/>
+          <w:iCs/>
+          <w:color w:val="000000" w:themeColor="text1"/>
+          <w:kern w:val="0"/>
+          <w:sz w:val="28"/>
+          <w:szCs w:val="28"/>
+          <w:lang w:val="en-US"/>
+          <w14:ligatures w14:val="none"/>
+        </w:rPr>
+        <w:t>V</w:t>
+      </w:r>
+      <w:r>
+        <w:rPr>
+          <w:rFonts w:ascii="Times New Roman" w:eastAsia="Calibri" w:hAnsi="Times New Roman" w:cs="Times New Roman"/>
+          <w:bCs/>
+          <w:iCs/>
+          <w:color w:val="000000" w:themeColor="text1"/>
+          <w:kern w:val="0"/>
+          <w:sz w:val="28"/>
+          <w:szCs w:val="28"/>
+          <w14:ligatures w14:val="none"/>
+        </w:rPr>
+        <w:t xml:space="preserve">, </w:t>
+      </w:r>
+      <w:r>
+        <w:rPr>
+          <w:rFonts w:ascii="Times New Roman" w:eastAsia="Calibri" w:hAnsi="Times New Roman" w:cs="Times New Roman"/>
+          <w:bCs/>
+          <w:iCs/>
+          <w:color w:val="000000" w:themeColor="text1"/>
+          <w:kern w:val="0"/>
+          <w:sz w:val="28"/>
+          <w:szCs w:val="28"/>
+          <w:lang w:val="en-US"/>
+          <w14:ligatures w14:val="none"/>
+        </w:rPr>
+        <w:t>N</w:t>
+      </w:r>
+      <w:r>
+        <w:rPr>
+          <w:rFonts w:ascii="Times New Roman" w:eastAsia="Calibri" w:hAnsi="Times New Roman" w:cs="Times New Roman"/>
+          <w:bCs/>
+          <w:iCs/>
+          <w:color w:val="000000" w:themeColor="text1"/>
+          <w:kern w:val="0"/>
+          <w:sz w:val="28"/>
+          <w:szCs w:val="28"/>
+          <w14:ligatures w14:val="none"/>
+        </w:rPr>
+        <w:t>.</w:t>
+      </w:r>
+    </w:p>
+    <w:p>
+      <w:pPr>
+        <w:spacing w:before="100" w:beforeAutospacing="1" w:after="100" w:afterAutospacing="1"/>
+        <w:rPr>
+          <w:rFonts w:ascii="Times New Roman" w:eastAsia="Calibri" w:hAnsi="Times New Roman" w:cs="Times New Roman"/>
+          <w:bCs/>
+          <w:iCs/>
+          <w:color w:val="000000" w:themeColor="text1"/>
+          <w:kern w:val="0"/>
+          <w:sz w:val="28"/>
+          <w:szCs w:val="28"/>
+          <w:lang w:val="en-US"/>
+          <w14:ligatures w14:val="none"/>
+        </w:rPr>
+      </w:pPr>
+      <w:r>
+        <w:rPr>
+          <w:rFonts w:ascii="Times New Roman" w:eastAsia="Calibri" w:hAnsi="Times New Roman" w:cs="Times New Roman"/>
+          <w:bCs/>
+          <w:iCs/>
+          <w:color w:val="000000" w:themeColor="text1"/>
+          <w:kern w:val="0"/>
+          <w:sz w:val="28"/>
+          <w:szCs w:val="28"/>
+          <w14:ligatures w14:val="none"/>
+        </w:rPr>
+        <w:t>Проверка: по проекции</w:t>
+      </w:r>
+      <w:r>
+        <w:rPr>
+          <w:rFonts w:ascii="Times New Roman" w:eastAsia="Calibri" w:hAnsi="Times New Roman" w:cs="Times New Roman"/>
+          <w:bCs/>
+          <w:iCs/>
+          <w:color w:val="000000" w:themeColor="text1"/>
+          <w:kern w:val="0"/>
+          <w:sz w:val="28"/>
+          <w:szCs w:val="28"/>
+          <w14:ligatures w14:val="none"/>
+        </w:rPr>
+        <w:t xml:space="preserve"> </w:t>
+      </w:r>
+      <w:r>
+        <w:rPr>
+          <w:rFonts w:ascii="Times New Roman" w:eastAsia="Calibri" w:hAnsi="Times New Roman" w:cs="Times New Roman"/>
+          <w:bCs/>
+          <w:iCs/>
+          <w:color w:val="000000" w:themeColor="text1"/>
+          <w:kern w:val="0"/>
+          <w:sz w:val="28"/>
+          <w:szCs w:val="28"/>
+          <w14:ligatures w14:val="none"/>
+        </w:rPr>
+        <w:t xml:space="preserve">направлений на ось </w:t>
+      </w:r>
+      <w:r>
+        <w:rPr>
+          <w:rFonts w:ascii="Times New Roman" w:eastAsia="Calibri" w:hAnsi="Times New Roman" w:cs="Times New Roman"/>
+          <w:bCs/>
+          <w:iCs/>
+          <w:color w:val="000000" w:themeColor="text1"/>
+          <w:kern w:val="0"/>
+          <w:sz w:val="28"/>
+          <w:szCs w:val="28"/>
+          <w:lang w:val="en-US"/>
+          <w14:ligatures w14:val="none"/>
+        </w:rPr>
+        <w:t>N</w:t>
+      </w:r>
+      <w:r>
+        <w:rPr>
+          <w:rFonts w:ascii="Times New Roman" w:eastAsia="Calibri" w:hAnsi="Times New Roman" w:cs="Times New Roman"/>
+          <w:bCs/>
+          <w:iCs/>
+          <w:color w:val="000000" w:themeColor="text1"/>
+          <w:kern w:val="0"/>
+          <w:sz w:val="28"/>
+          <w:szCs w:val="28"/>
+          <w14:ligatures w14:val="none"/>
+        </w:rPr>
+        <w:t xml:space="preserve"> (равномерность </w:t>
+      </w:r>
+      <w:r>
+        <w:rPr>
+          <w:rFonts w:ascii="Times New Roman" w:eastAsia="Calibri" w:hAnsi="Times New Roman" w:cs="Times New Roman"/>
+          <w:bCs/>
+          <w:iCs/>
+          <w:color w:val="000000" w:themeColor="text1"/>
+          <w:kern w:val="0"/>
+          <w:sz w:val="28"/>
+          <w:szCs w:val="28"/>
+          <w:lang w:val="en-US"/>
+          <w14:ligatures w14:val="none"/>
+        </w:rPr>
+        <w:t>mu</w:t>
+      </w:r>
+      <w:r>
+        <w:rPr>
+          <w:rFonts w:ascii="Times New Roman" w:eastAsia="Calibri" w:hAnsi="Times New Roman" w:cs="Times New Roman"/>
+          <w:bCs/>
+          <w:iCs/>
+          <w:color w:val="000000" w:themeColor="text1"/>
+          <w:kern w:val="0"/>
+          <w:sz w:val="28"/>
+          <w:szCs w:val="28"/>
+          <w14:ligatures w14:val="none"/>
+        </w:rPr>
+        <w:t xml:space="preserve"> = </w:t>
+      </w:r>
+      <w:r>
+        <w:rPr>
+          <w:rFonts w:ascii="Times New Roman" w:eastAsia="Calibri" w:hAnsi="Times New Roman" w:cs="Times New Roman"/>
+          <w:bCs/>
+          <w:iCs/>
+          <w:color w:val="000000" w:themeColor="text1"/>
+          <w:kern w:val="0"/>
+          <w:sz w:val="28"/>
+          <w:szCs w:val="28"/>
+          <w:lang w:val="en-US"/>
+          <w14:ligatures w14:val="none"/>
+        </w:rPr>
+        <w:t>cos</w:t>
+      </w:r>
+      <w:r>
+        <w:rPr>
+          <w:rFonts w:ascii="Times New Roman" w:eastAsia="Calibri" w:hAnsi="Times New Roman" w:cs="Times New Roman"/>
+          <w:bCs/>
+          <w:iCs/>
+          <w:color w:val="000000" w:themeColor="text1"/>
+          <w:kern w:val="0"/>
+          <w:sz w:val="28"/>
+          <w:szCs w:val="28"/>
+          <w14:ligatures w14:val="none"/>
+        </w:rPr>
+        <w:t>(</w:t>
+      </w:r>
+      <w:r>
+        <w:rPr>
+          <w:rFonts w:ascii="Times New Roman" w:eastAsia="Calibri" w:hAnsi="Times New Roman" w:cs="Times New Roman"/>
+          <w:bCs/>
+          <w:iCs/>
+          <w:color w:val="000000" w:themeColor="text1"/>
+          <w:kern w:val="0"/>
+          <w:sz w:val="28"/>
+          <w:szCs w:val="28"/>
+          <w:lang w:val="en-US"/>
+          <w14:ligatures w14:val="none"/>
+        </w:rPr>
+        <w:t>theta</w:t>
+      </w:r>
+      <w:r>
+        <w:rPr>
+          <w:rFonts w:ascii="Times New Roman" w:eastAsia="Calibri" w:hAnsi="Times New Roman" w:cs="Times New Roman"/>
+          <w:bCs/>
+          <w:iCs/>
+          <w:color w:val="000000" w:themeColor="text1"/>
+          <w:kern w:val="0"/>
+          <w:sz w:val="28"/>
+          <w:szCs w:val="28"/>
+          <w14:ligatures w14:val="none"/>
+        </w:rPr>
+        <w:t xml:space="preserve">) </w:t>
+      </w:r>
+      <w:r>
+        <w:rPr>
+          <w:rFonts w:ascii="Times New Roman" w:eastAsia="Calibri" w:hAnsi="Times New Roman" w:cs="Times New Roman"/>
+          <w:bCs/>
+          <w:iCs/>
+          <w:color w:val="000000" w:themeColor="text1"/>
+          <w:kern w:val="0"/>
+          <w:sz w:val="28"/>
+          <w:szCs w:val="28"/>
+          <w14:ligatures w14:val="none"/>
+        </w:rPr>
+        <w:t xml:space="preserve">на </w:t>
+      </w:r>
+      <w:r>
+        <w:rPr>
+          <w:rFonts w:ascii="Times New Roman" w:eastAsia="Calibri" w:hAnsi="Times New Roman" w:cs="Times New Roman"/>
+          <w:bCs/>
+          <w:iCs/>
+          <w:color w:val="000000" w:themeColor="text1"/>
+          <w:kern w:val="0"/>
+          <w:sz w:val="28"/>
+          <w:szCs w:val="28"/>
+          <w14:ligatures w14:val="none"/>
+        </w:rPr>
+        <w:t>[-1, 1])</w:t>
+      </w:r>
+      <w:r>
+        <w:rPr>
+          <w:rFonts w:ascii="Times New Roman" w:eastAsia="Calibri" w:hAnsi="Times New Roman" w:cs="Times New Roman"/>
+          <w:bCs/>
+          <w:iCs/>
+          <w:color w:val="000000" w:themeColor="text1"/>
+          <w:kern w:val="0"/>
+          <w:sz w:val="28"/>
+          <w:szCs w:val="28"/>
+          <w14:ligatures w14:val="none"/>
+        </w:rPr>
+        <w:t>.</w:t>
+      </w:r>
+    </w:p>
+    <w:p>
+      <w:pPr>
+        <w:rPr>
+          <w:rFonts w:ascii="Times New Roman" w:eastAsia="Calibri" w:hAnsi="Times New Roman" w:cs="Times New Roman"/>
+          <w:bCs/>
+          <w:iCs/>
+          <w:color w:val="000000" w:themeColor="text1"/>
+          <w:kern w:val="0"/>
+          <w:sz w:val="28"/>
+          <w:szCs w:val="28"/>
+          <w:lang w:val="en-US"/>
+          <w14:ligatures w14:val="none"/>
+        </w:rPr>
+      </w:pPr>
+      <w:r>
+        <w:rPr>
+          <w:rFonts w:ascii="Times New Roman" w:eastAsia="Calibri" w:hAnsi="Times New Roman" w:cs="Times New Roman"/>
+          <w:bCs/>
+          <w:iCs/>
+          <w:color w:val="000000" w:themeColor="text1"/>
+          <w:kern w:val="0"/>
+          <w:sz w:val="28"/>
+          <w:szCs w:val="28"/>
+          <w:lang w:val="en-US"/>
+          <w14:ligatures w14:val="none"/>
+        </w:rPr>
+        <w:br w:type="page"/>
+      </w:r>
+    </w:p>
+    <w:p>
+      <w:pPr>
+        <w:spacing w:before="100" w:beforeAutospacing="1" w:after="100" w:afterAutospacing="1"/>
+        <w:rPr>
+          <w:rFonts w:ascii="Times New Roman" w:eastAsia="Calibri" w:hAnsi="Times New Roman" w:cs="Times New Roman"/>
+          <w:bCs/>
+          <w:iCs/>
+          <w:color w:val="000000" w:themeColor="text1"/>
+          <w:kern w:val="0"/>
+          <w:sz w:val="28"/>
+          <w:szCs w:val="28"/>
+          <w:lang w:val="en-US"/>
+          <w14:ligatures w14:val="none"/>
+        </w:rPr>
+      </w:pPr>
+      <w:r>
+        <w:rPr>
+          <w:rFonts w:ascii="Times New Roman" w:eastAsia="Calibri" w:hAnsi="Times New Roman" w:cs="Times New Roman"/>
+          <w:bCs/>
+          <w:iCs/>
+          <w:color w:val="000000" w:themeColor="text1"/>
+          <w:kern w:val="0"/>
+          <w:sz w:val="28"/>
+          <w:szCs w:val="28"/>
+          <w14:ligatures w14:val="none"/>
+        </w:rPr>
+        <w:lastRenderedPageBreak/>
+        <w:t xml:space="preserve">4. </w:t>
+      </w:r>
+      <w:r>
+        <w:rPr>
+          <w:rFonts w:ascii="Times New Roman" w:eastAsia="Calibri" w:hAnsi="Times New Roman" w:cs="Times New Roman"/>
+          <w:bCs/>
+          <w:iCs/>
+          <w:color w:val="000000" w:themeColor="text1"/>
+          <w:kern w:val="0"/>
+          <w:sz w:val="28"/>
+          <w:szCs w:val="28"/>
+          <w14:ligatures w14:val="none"/>
+        </w:rPr>
+        <w:t xml:space="preserve">Косинусное распределение по полусфере можно получить из равномерного распределения по сфере путем прибавления к каждому вектору вектора направления (вектора </w:t>
+      </w:r>
+      <w:r>
+        <w:rPr>
+          <w:rFonts w:ascii="Times New Roman" w:eastAsia="Calibri" w:hAnsi="Times New Roman" w:cs="Times New Roman"/>
+          <w:bCs/>
+          <w:iCs/>
+          <w:color w:val="000000" w:themeColor="text1"/>
+          <w:kern w:val="0"/>
+          <w:sz w:val="28"/>
+          <w:szCs w:val="28"/>
+          <w:lang w:val="en-US"/>
+          <w14:ligatures w14:val="none"/>
+        </w:rPr>
+        <w:t>N</w:t>
+      </w:r>
+      <w:r>
+        <w:rPr>
+          <w:rFonts w:ascii="Times New Roman" w:eastAsia="Calibri" w:hAnsi="Times New Roman" w:cs="Times New Roman"/>
+          <w:bCs/>
+          <w:iCs/>
+          <w:color w:val="000000" w:themeColor="text1"/>
+          <w:kern w:val="0"/>
+          <w:sz w:val="28"/>
+          <w:szCs w:val="28"/>
+          <w14:ligatures w14:val="none"/>
+        </w:rPr>
+        <w:t xml:space="preserve"> </w:t>
+      </w:r>
+      <w:r>
+        <w:rPr>
+          <w:rFonts w:ascii="Times New Roman" w:eastAsia="Calibri" w:hAnsi="Times New Roman" w:cs="Times New Roman"/>
+          <w:bCs/>
+          <w:iCs/>
+          <w:color w:val="000000" w:themeColor="text1"/>
+          <w:kern w:val="0"/>
+          <w:sz w:val="28"/>
+          <w:szCs w:val="28"/>
+          <w14:ligatures w14:val="none"/>
+        </w:rPr>
+        <w:t>из прошлого пункта).</w:t>
+      </w:r>
+    </w:p>
+    <w:p>
+      <w:pPr>
+        <w:spacing w:before="100" w:beforeAutospacing="1" w:after="100" w:afterAutospacing="1"/>
+        <w:rPr>
+          <w:rFonts w:ascii="Times New Roman" w:eastAsia="Calibri" w:hAnsi="Times New Roman" w:cs="Times New Roman"/>
+          <w:bCs/>
+          <w:iCs/>
+          <w:color w:val="000000" w:themeColor="text1"/>
+          <w:kern w:val="0"/>
+          <w:sz w:val="28"/>
+          <w:szCs w:val="28"/>
+          <w:lang w:val="en-US"/>
+          <w14:ligatures w14:val="none"/>
+        </w:rPr>
+      </w:pPr>
+      <m:oMathPara>
+        <m:oMathParaPr>
+          <m:jc m:val="left"/>
+        </m:oMathParaPr>
+        <m:oMath>
+          <m:r>
+            <w:rPr>
+              <w:rFonts w:ascii="Cambria Math" w:eastAsia="Calibri" w:hAnsi="Cambria Math" w:cs="Times New Roman"/>
+              <w:color w:val="000000" w:themeColor="text1"/>
+              <w:kern w:val="0"/>
+              <w:sz w:val="28"/>
+              <w:szCs w:val="28"/>
+              <w:lang w:val="en-US"/>
+              <w14:ligatures w14:val="none"/>
+            </w:rPr>
+            <m:t>d</m:t>
+          </m:r>
+          <m:r>
+            <m:rPr>
+              <m:sty m:val="p"/>
+            </m:rPr>
+            <w:rPr>
+              <w:rFonts w:ascii="Cambria Math" w:eastAsia="Calibri" w:hAnsi="Cambria Math" w:cs="Times New Roman"/>
+              <w:color w:val="000000" w:themeColor="text1"/>
+              <w:kern w:val="0"/>
+              <w:sz w:val="28"/>
+              <w:szCs w:val="28"/>
+              <w:lang w:val="en-US"/>
+              <w14:ligatures w14:val="none"/>
+            </w:rPr>
+            <m:t>Ω</m:t>
+          </m:r>
+          <m:r>
+            <w:rPr>
+              <w:rFonts w:ascii="Cambria Math" w:eastAsia="Calibri" w:hAnsi="Cambria Math" w:cs="Times New Roman"/>
+              <w:color w:val="000000" w:themeColor="text1"/>
+              <w:kern w:val="0"/>
+              <w:sz w:val="28"/>
+              <w:szCs w:val="28"/>
+              <w14:ligatures w14:val="none"/>
+            </w:rPr>
+            <m:t>=</m:t>
+          </m:r>
+          <m:r>
+            <w:rPr>
+              <w:rFonts w:ascii="Cambria Math" w:eastAsia="Calibri" w:hAnsi="Cambria Math" w:cs="Times New Roman"/>
+              <w:color w:val="000000" w:themeColor="text1"/>
+              <w:kern w:val="0"/>
+              <w:sz w:val="28"/>
+              <w:szCs w:val="28"/>
+              <w:lang w:val="en-US"/>
+              <w14:ligatures w14:val="none"/>
+            </w:rPr>
+            <m:t>sinθdθ</m:t>
+          </m:r>
+          <m:r>
+            <w:rPr>
+              <w:rFonts w:ascii="Cambria Math" w:eastAsia="Calibri" w:hAnsi="Cambria Math" w:cs="Times New Roman"/>
+              <w:color w:val="000000" w:themeColor="text1"/>
+              <w:kern w:val="0"/>
+              <w:sz w:val="28"/>
+              <w:szCs w:val="28"/>
+              <w:lang w:val="en-US"/>
+              <w14:ligatures w14:val="none"/>
+            </w:rPr>
+            <m:t>dφ</m:t>
+          </m:r>
+        </m:oMath>
+      </m:oMathPara>
+    </w:p>
+    <w:p>
+      <w:pPr>
+        <w:spacing w:before="100" w:beforeAutospacing="1" w:after="100" w:afterAutospacing="1"/>
+        <w:rPr>
+          <w:rFonts w:ascii="Times New Roman" w:eastAsia="Calibri" w:hAnsi="Times New Roman" w:cs="Times New Roman"/>
+          <w:bCs/>
+          <w:iCs/>
+          <w:color w:val="000000" w:themeColor="text1"/>
+          <w:kern w:val="0"/>
+          <w:sz w:val="28"/>
+          <w:szCs w:val="28"/>
+          <w14:ligatures w14:val="none"/>
+        </w:rPr>
+      </w:pPr>
+      <m:oMath>
+        <m:r>
+          <w:rPr>
+            <w:rFonts w:ascii="Cambria Math" w:eastAsia="Calibri" w:hAnsi="Cambria Math" w:cs="Times New Roman"/>
+            <w:color w:val="000000" w:themeColor="text1"/>
+            <w:kern w:val="0"/>
+            <w:sz w:val="28"/>
+            <w:szCs w:val="28"/>
+            <w:lang w:val="en-US"/>
+            <w14:ligatures w14:val="none"/>
+          </w:rPr>
+          <m:t>d</m:t>
+        </m:r>
+        <m:r>
+          <m:rPr>
+            <m:sty m:val="p"/>
+          </m:rPr>
+          <w:rPr>
+            <w:rFonts w:ascii="Cambria Math" w:eastAsia="Calibri" w:hAnsi="Cambria Math" w:cs="Times New Roman"/>
+            <w:color w:val="000000" w:themeColor="text1"/>
+            <w:kern w:val="0"/>
+            <w:sz w:val="28"/>
+            <w:szCs w:val="28"/>
+            <w:lang w:val="en-US"/>
+            <w14:ligatures w14:val="none"/>
+          </w:rPr>
+          <m:t>Ω</m:t>
+        </m:r>
+        <m:r>
+          <w:rPr>
+            <w:rFonts w:ascii="Cambria Math" w:eastAsia="Calibri" w:hAnsi="Cambria Math" w:cs="Times New Roman"/>
+            <w:color w:val="000000" w:themeColor="text1"/>
+            <w:kern w:val="0"/>
+            <w:sz w:val="28"/>
+            <w:szCs w:val="28"/>
+            <w14:ligatures w14:val="none"/>
+          </w:rPr>
+          <m:t>=</m:t>
+        </m:r>
+        <m:r>
+          <w:rPr>
+            <w:rFonts w:ascii="Cambria Math" w:eastAsia="Calibri" w:hAnsi="Cambria Math" w:cs="Times New Roman"/>
+            <w:color w:val="000000" w:themeColor="text1"/>
+            <w:kern w:val="0"/>
+            <w:sz w:val="28"/>
+            <w:szCs w:val="28"/>
+            <w:lang w:val="en-US"/>
+            <w14:ligatures w14:val="none"/>
+          </w:rPr>
+          <m:t>dμdφ</m:t>
+        </m:r>
+      </m:oMath>
+      <w:r>
+        <w:rPr>
+          <w:rFonts w:ascii="Times New Roman" w:eastAsia="Calibri" w:hAnsi="Times New Roman" w:cs="Times New Roman"/>
+          <w:bCs/>
+          <w:iCs/>
+          <w:color w:val="000000" w:themeColor="text1"/>
+          <w:kern w:val="0"/>
+          <w:sz w:val="28"/>
+          <w:szCs w:val="28"/>
+          <w14:ligatures w14:val="none"/>
+        </w:rPr>
+        <w:t xml:space="preserve">, </w:t>
+      </w:r>
+      <w:r>
+        <w:rPr>
+          <w:rFonts w:ascii="Times New Roman" w:eastAsia="Calibri" w:hAnsi="Times New Roman" w:cs="Times New Roman"/>
+          <w:bCs/>
+          <w:iCs/>
+          <w:color w:val="000000" w:themeColor="text1"/>
+          <w:kern w:val="0"/>
+          <w:sz w:val="28"/>
+          <w:szCs w:val="28"/>
+          <w14:ligatures w14:val="none"/>
+        </w:rPr>
+        <w:t xml:space="preserve">так как </w:t>
+      </w:r>
+      <m:oMath>
+        <m:r>
+          <w:rPr>
+            <w:rFonts w:ascii="Cambria Math" w:eastAsia="Calibri" w:hAnsi="Cambria Math" w:cs="Times New Roman"/>
+            <w:color w:val="000000" w:themeColor="text1"/>
+            <w:kern w:val="0"/>
+            <w:sz w:val="28"/>
+            <w:szCs w:val="28"/>
+            <w14:ligatures w14:val="none"/>
+          </w:rPr>
+          <m:t>d</m:t>
+        </m:r>
+        <m:r>
+          <w:rPr>
+            <w:rFonts w:ascii="Cambria Math" w:eastAsia="Calibri" w:hAnsi="Cambria Math" w:cs="Times New Roman"/>
+            <w:color w:val="000000" w:themeColor="text1"/>
+            <w:kern w:val="0"/>
+            <w:sz w:val="28"/>
+            <w:szCs w:val="28"/>
+            <w:lang w:val="en-US"/>
+            <w14:ligatures w14:val="none"/>
+          </w:rPr>
+          <m:t>μ</m:t>
+        </m:r>
+        <m:r>
+          <w:rPr>
+            <w:rFonts w:ascii="Cambria Math" w:eastAsia="Calibri" w:hAnsi="Cambria Math" w:cs="Times New Roman"/>
+            <w:color w:val="000000" w:themeColor="text1"/>
+            <w:kern w:val="0"/>
+            <w:sz w:val="28"/>
+            <w:szCs w:val="28"/>
+            <w14:ligatures w14:val="none"/>
+          </w:rPr>
+          <m:t>=</m:t>
+        </m:r>
+        <m:r>
+          <w:rPr>
+            <w:rFonts w:ascii="Cambria Math" w:eastAsia="Calibri" w:hAnsi="Cambria Math" w:cs="Times New Roman"/>
+            <w:color w:val="000000" w:themeColor="text1"/>
+            <w:kern w:val="0"/>
+            <w:sz w:val="28"/>
+            <w:szCs w:val="28"/>
+            <w14:ligatures w14:val="none"/>
+          </w:rPr>
+          <m:t>d</m:t>
+        </m:r>
+        <m:d>
+          <m:dPr>
+            <m:ctrlPr>
+              <w:rPr>
+                <w:rFonts w:ascii="Cambria Math" w:eastAsia="Calibri" w:hAnsi="Cambria Math" w:cs="Times New Roman"/>
+                <w:bCs/>
+                <w:i/>
+                <w:iCs/>
+                <w:color w:val="000000" w:themeColor="text1"/>
+                <w:kern w:val="0"/>
+                <w:sz w:val="28"/>
+                <w:szCs w:val="28"/>
+                <w14:ligatures w14:val="none"/>
+              </w:rPr>
+            </m:ctrlPr>
+          </m:dPr>
+          <m:e>
+            <m:r>
+              <w:rPr>
+                <w:rFonts w:ascii="Cambria Math" w:eastAsia="Calibri" w:hAnsi="Cambria Math" w:cs="Times New Roman"/>
+                <w:color w:val="000000" w:themeColor="text1"/>
+                <w:kern w:val="0"/>
+                <w:sz w:val="28"/>
+                <w:szCs w:val="28"/>
+                <w14:ligatures w14:val="none"/>
+              </w:rPr>
+              <m:t>cosθ</m:t>
+            </m:r>
+          </m:e>
+        </m:d>
+        <m:r>
+          <w:rPr>
+            <w:rFonts w:ascii="Cambria Math" w:eastAsia="Calibri" w:hAnsi="Cambria Math" w:cs="Times New Roman"/>
+            <w:color w:val="000000" w:themeColor="text1"/>
+            <w:kern w:val="0"/>
+            <w:sz w:val="28"/>
+            <w:szCs w:val="28"/>
+            <w14:ligatures w14:val="none"/>
+          </w:rPr>
+          <m:t>=-</m:t>
+        </m:r>
+        <m:r>
+          <w:rPr>
+            <w:rFonts w:ascii="Cambria Math" w:eastAsia="Calibri" w:hAnsi="Cambria Math" w:cs="Times New Roman"/>
+            <w:color w:val="000000" w:themeColor="text1"/>
+            <w:kern w:val="0"/>
+            <w:sz w:val="28"/>
+            <w:szCs w:val="28"/>
+            <w:lang w:val="en-US"/>
+            <w14:ligatures w14:val="none"/>
+          </w:rPr>
+          <m:t>sinθdθ</m:t>
+        </m:r>
+      </m:oMath>
+    </w:p>
+    <w:p>
+      <w:pPr>
+        <w:spacing w:before="100" w:beforeAutospacing="1" w:after="100" w:afterAutospacing="1"/>
+        <w:rPr>
+          <w:rFonts w:ascii="Times New Roman" w:eastAsia="Calibri" w:hAnsi="Times New Roman" w:cs="Times New Roman"/>
+          <w:bCs/>
+          <w:iCs/>
+          <w:color w:val="000000" w:themeColor="text1"/>
+          <w:kern w:val="0"/>
+          <w:sz w:val="28"/>
+          <w:szCs w:val="28"/>
+          <w:lang w:val="en-US"/>
+          <w14:ligatures w14:val="none"/>
+        </w:rPr>
+      </w:pPr>
+      <w:r>
+        <w:rPr>
+          <w:rFonts w:ascii="Times New Roman" w:eastAsia="Calibri" w:hAnsi="Times New Roman" w:cs="Times New Roman"/>
+          <w:bCs/>
+          <w:iCs/>
+          <w:color w:val="000000" w:themeColor="text1"/>
+          <w:kern w:val="0"/>
+          <w:sz w:val="28"/>
+          <w:szCs w:val="28"/>
+          <w:lang w:val="en-US"/>
+          <w14:ligatures w14:val="none"/>
+        </w:rPr>
+        <w:t>p(</w:t>
+      </w:r>
+      <w:r>
+        <w:rPr>
+          <w:rFonts w:ascii="Times New Roman" w:eastAsia="Calibri" w:hAnsi="Times New Roman" w:cs="Times New Roman"/>
+          <w:bCs/>
+          <w:iCs/>
+          <w:color w:val="000000" w:themeColor="text1"/>
+          <w:kern w:val="0"/>
+          <w:sz w:val="28"/>
+          <w:szCs w:val="28"/>
+          <w:lang w:val="en-US"/>
+          <w14:ligatures w14:val="none"/>
+        </w:rPr>
+        <w:t>omega</w:t>
+      </w:r>
+      <w:r>
+        <w:rPr>
+          <w:rFonts w:ascii="Times New Roman" w:eastAsia="Calibri" w:hAnsi="Times New Roman" w:cs="Times New Roman"/>
+          <w:bCs/>
+          <w:iCs/>
+          <w:color w:val="000000" w:themeColor="text1"/>
+          <w:kern w:val="0"/>
+          <w:sz w:val="28"/>
+          <w:szCs w:val="28"/>
+          <w:lang w:val="en-US"/>
+          <w14:ligatures w14:val="none"/>
+        </w:rPr>
+        <w:t>) = C * mu</w:t>
+      </w:r>
+    </w:p>
+    <w:p>
+      <w:pPr>
+        <w:spacing w:before="100" w:beforeAutospacing="1" w:after="100" w:afterAutospacing="1"/>
+        <w:rPr>
+          <w:rFonts w:ascii="Times New Roman" w:eastAsia="Calibri" w:hAnsi="Times New Roman" w:cs="Times New Roman"/>
+          <w:bCs/>
+          <w:i/>
+          <w:iCs/>
+          <w:color w:val="000000" w:themeColor="text1"/>
+          <w:kern w:val="0"/>
+          <w:sz w:val="28"/>
+          <w:szCs w:val="28"/>
+          <w:lang w:val="en-US"/>
+          <w14:ligatures w14:val="none"/>
+        </w:rPr>
+      </w:pPr>
+      <m:oMathPara>
+        <m:oMathParaPr>
+          <m:jc m:val="left"/>
+        </m:oMathParaPr>
+        <m:oMath>
+          <m:nary>
+            <m:naryPr>
+              <m:limLoc m:val="subSup"/>
+              <m:ctrlPr>
+                <w:rPr>
+                  <w:rFonts w:ascii="Cambria Math" w:eastAsia="Calibri" w:hAnsi="Cambria Math" w:cs="Times New Roman"/>
+                  <w:bCs/>
+                  <w:i/>
+                  <w:iCs/>
+                  <w:color w:val="000000" w:themeColor="text1"/>
+                  <w:kern w:val="0"/>
+                  <w:sz w:val="28"/>
+                  <w:szCs w:val="28"/>
+                  <w:lang w:val="en-US"/>
+                  <w14:ligatures w14:val="none"/>
+                </w:rPr>
+              </m:ctrlPr>
+            </m:naryPr>
+            <m:sub>
+              <m:sSup>
+                <m:sSupPr>
+                  <m:ctrlPr>
+                    <w:rPr>
+                      <w:rFonts w:ascii="Cambria Math" w:eastAsia="Calibri" w:hAnsi="Cambria Math" w:cs="Times New Roman"/>
+                      <w:bCs/>
+                      <w:i/>
+                      <w:iCs/>
+                      <w:color w:val="000000" w:themeColor="text1"/>
+                      <w:kern w:val="0"/>
+                      <w:sz w:val="28"/>
+                      <w:szCs w:val="28"/>
+                      <w:lang w:val="en-US"/>
+                      <w14:ligatures w14:val="none"/>
+                    </w:rPr>
+                  </m:ctrlPr>
+                </m:sSupPr>
+                <m:e>
+                  <m:r>
+                    <m:rPr>
+                      <m:sty m:val="p"/>
+                    </m:rPr>
+                    <w:rPr>
+                      <w:rFonts w:ascii="Cambria Math" w:eastAsia="Calibri" w:hAnsi="Cambria Math" w:cs="Times New Roman"/>
+                      <w:color w:val="000000" w:themeColor="text1"/>
+                      <w:kern w:val="0"/>
+                      <w:sz w:val="28"/>
+                      <w:szCs w:val="28"/>
+                      <w:lang w:val="en-US"/>
+                      <w14:ligatures w14:val="none"/>
+                    </w:rPr>
+                    <m:t>Ω</m:t>
+                  </m:r>
+                </m:e>
+                <m:sup>
+                  <m:r>
+                    <w:rPr>
+                      <w:rFonts w:ascii="Cambria Math" w:eastAsia="Calibri" w:hAnsi="Cambria Math" w:cs="Times New Roman"/>
+                      <w:color w:val="000000" w:themeColor="text1"/>
+                      <w:kern w:val="0"/>
+                      <w:sz w:val="28"/>
+                      <w:szCs w:val="28"/>
+                      <w:lang w:val="en-US"/>
+                      <w14:ligatures w14:val="none"/>
+                    </w:rPr>
+                    <m:t>+</m:t>
+                  </m:r>
+                </m:sup>
+              </m:sSup>
+            </m:sub>
+            <m:sup/>
+            <m:e>
+              <m:r>
+                <w:rPr>
+                  <w:rFonts w:ascii="Cambria Math" w:eastAsia="Calibri" w:hAnsi="Cambria Math" w:cs="Times New Roman"/>
+                  <w:color w:val="000000" w:themeColor="text1"/>
+                  <w:kern w:val="0"/>
+                  <w:sz w:val="28"/>
+                  <w:szCs w:val="28"/>
+                  <w:lang w:val="en-US"/>
+                  <w14:ligatures w14:val="none"/>
+                </w:rPr>
+                <m:t>p</m:t>
+              </m:r>
+              <m:d>
+                <m:dPr>
+                  <m:ctrlPr>
+                    <w:rPr>
+                      <w:rFonts w:ascii="Cambria Math" w:eastAsia="Calibri" w:hAnsi="Cambria Math" w:cs="Times New Roman"/>
+                      <w:bCs/>
+                      <w:i/>
+                      <w:iCs/>
+                      <w:color w:val="000000" w:themeColor="text1"/>
+                      <w:kern w:val="0"/>
+                      <w:sz w:val="28"/>
+                      <w:szCs w:val="28"/>
+                      <w:lang w:val="en-US"/>
+                      <w14:ligatures w14:val="none"/>
+                    </w:rPr>
+                  </m:ctrlPr>
+                </m:dPr>
+                <m:e>
+                  <m:r>
+                    <w:rPr>
+                      <w:rFonts w:ascii="Cambria Math" w:eastAsia="Calibri" w:hAnsi="Cambria Math" w:cs="Times New Roman"/>
+                      <w:color w:val="000000" w:themeColor="text1"/>
+                      <w:kern w:val="0"/>
+                      <w:sz w:val="28"/>
+                      <w:szCs w:val="28"/>
+                      <w:lang w:val="en-US"/>
+                      <w14:ligatures w14:val="none"/>
+                    </w:rPr>
+                    <m:t>ω</m:t>
+                  </m:r>
+                </m:e>
+              </m:d>
+              <m:r>
+                <w:rPr>
+                  <w:rFonts w:ascii="Cambria Math" w:eastAsia="Calibri" w:hAnsi="Cambria Math" w:cs="Times New Roman"/>
+                  <w:color w:val="000000" w:themeColor="text1"/>
+                  <w:kern w:val="0"/>
+                  <w:sz w:val="28"/>
+                  <w:szCs w:val="28"/>
+                  <w:lang w:val="en-US"/>
+                  <w14:ligatures w14:val="none"/>
+                </w:rPr>
+                <m:t>d</m:t>
+              </m:r>
+              <m:r>
+                <m:rPr>
+                  <m:sty m:val="p"/>
+                </m:rPr>
+                <w:rPr>
+                  <w:rFonts w:ascii="Cambria Math" w:eastAsia="Calibri" w:hAnsi="Cambria Math" w:cs="Times New Roman"/>
+                  <w:color w:val="000000" w:themeColor="text1"/>
+                  <w:kern w:val="0"/>
+                  <w:sz w:val="28"/>
+                  <w:szCs w:val="28"/>
+                  <w:lang w:val="en-US"/>
+                  <w14:ligatures w14:val="none"/>
+                </w:rPr>
+                <m:t>Ω</m:t>
+              </m:r>
+            </m:e>
+          </m:nary>
+        </m:oMath>
+      </m:oMathPara>
+    </w:p>
+    <w:p>
+      <w:pPr>
+        <w:spacing w:before="100" w:beforeAutospacing="1" w:after="100" w:afterAutospacing="1"/>
+        <w:rPr>
+          <w:rFonts w:ascii="Times New Roman" w:eastAsia="Calibri" w:hAnsi="Times New Roman" w:cs="Times New Roman"/>
+          <w:bCs/>
+          <w:i/>
+          <w:iCs/>
+          <w:color w:val="000000" w:themeColor="text1"/>
+          <w:kern w:val="0"/>
+          <w:sz w:val="28"/>
+          <w:szCs w:val="28"/>
+          <w:lang w:val="en-US"/>
+          <w14:ligatures w14:val="none"/>
+        </w:rPr>
+      </w:pPr>
+      <w:r>
+        <w:rPr>
+          <w:rFonts w:ascii="Times New Roman" w:eastAsia="Calibri" w:hAnsi="Times New Roman" w:cs="Times New Roman"/>
+          <w:bCs/>
+          <w:i/>
+          <w:iCs/>
+          <w:color w:val="000000" w:themeColor="text1"/>
+          <w:kern w:val="0"/>
+          <w:sz w:val="28"/>
+          <w:szCs w:val="28"/>
+          <w:lang w:val="en-US"/>
+          <w14:ligatures w14:val="none"/>
+        </w:rPr>
+        <w:t>…</w:t>
+      </w:r>
+    </w:p>
+    <w:p>
+      <w:pPr>
+        <w:spacing w:before="100" w:beforeAutospacing="1" w:after="100" w:afterAutospacing="1"/>
+        <w:rPr>
+          <w:rFonts w:ascii="Times New Roman" w:eastAsia="Calibri" w:hAnsi="Times New Roman" w:cs="Times New Roman"/>
+          <w:bCs/>
+          <w:i/>
+          <w:iCs/>
+          <w:color w:val="000000" w:themeColor="text1"/>
+          <w:kern w:val="0"/>
+          <w:sz w:val="28"/>
+          <w:szCs w:val="28"/>
+          <w:lang w:val="en-US"/>
+          <w14:ligatures w14:val="none"/>
+        </w:rPr>
+      </w:pPr>
+      <m:oMathPara>
+        <m:oMathParaPr>
+          <m:jc m:val="left"/>
+        </m:oMathParaPr>
+        <m:oMath>
+          <m:r>
+            <w:rPr>
+              <w:rFonts w:ascii="Cambria Math" w:eastAsia="Calibri" w:hAnsi="Cambria Math" w:cs="Times New Roman"/>
+              <w:color w:val="000000" w:themeColor="text1"/>
+              <w:kern w:val="0"/>
+              <w:sz w:val="28"/>
+              <w:szCs w:val="28"/>
+              <w:lang w:val="en-US"/>
+              <w14:ligatures w14:val="none"/>
+            </w:rPr>
+            <m:t>C=</m:t>
+          </m:r>
+          <m:f>
+            <m:fPr>
+              <m:ctrlPr>
+                <w:rPr>
+                  <w:rFonts w:ascii="Cambria Math" w:eastAsia="Calibri" w:hAnsi="Cambria Math" w:cs="Times New Roman"/>
+                  <w:bCs/>
+                  <w:i/>
+                  <w:iCs/>
+                  <w:color w:val="000000" w:themeColor="text1"/>
+                  <w:kern w:val="0"/>
+                  <w:sz w:val="28"/>
+                  <w:szCs w:val="28"/>
+                  <w:lang w:val="en-US"/>
+                  <w14:ligatures w14:val="none"/>
+                </w:rPr>
+              </m:ctrlPr>
+            </m:fPr>
+            <m:num>
+              <m:r>
+                <w:rPr>
+                  <w:rFonts w:ascii="Cambria Math" w:eastAsia="Calibri" w:hAnsi="Cambria Math" w:cs="Times New Roman"/>
+                  <w:color w:val="000000" w:themeColor="text1"/>
+                  <w:kern w:val="0"/>
+                  <w:sz w:val="28"/>
+                  <w:szCs w:val="28"/>
+                  <w:lang w:val="en-US"/>
+                  <w14:ligatures w14:val="none"/>
+                </w:rPr>
+                <m:t>1</m:t>
+              </m:r>
+            </m:num>
+            <m:den>
+              <m:r>
+                <w:rPr>
+                  <w:rFonts w:ascii="Cambria Math" w:eastAsia="Calibri" w:hAnsi="Cambria Math" w:cs="Times New Roman"/>
+                  <w:color w:val="000000" w:themeColor="text1"/>
+                  <w:kern w:val="0"/>
+                  <w:sz w:val="28"/>
+                  <w:szCs w:val="28"/>
+                  <w:lang w:val="en-US"/>
+                  <w14:ligatures w14:val="none"/>
+                </w:rPr>
+                <m:t>π</m:t>
+              </m:r>
+            </m:den>
+          </m:f>
+        </m:oMath>
+      </m:oMathPara>
+    </w:p>
+    <w:p>
+      <w:pPr>
+        <w:spacing w:before="100" w:beforeAutospacing="1" w:after="100" w:afterAutospacing="1"/>
+        <w:rPr>
+          <w:rFonts w:ascii="Times New Roman" w:eastAsia="Calibri" w:hAnsi="Times New Roman" w:cs="Times New Roman"/>
+          <w:bCs/>
+          <w:color w:val="000000" w:themeColor="text1"/>
+          <w:kern w:val="0"/>
+          <w:sz w:val="28"/>
+          <w:szCs w:val="28"/>
+          <w14:ligatures w14:val="none"/>
+        </w:rPr>
+      </w:pPr>
+      <w:r>
+        <w:rPr>
+          <w:rFonts w:ascii="Times New Roman" w:eastAsia="Calibri" w:hAnsi="Times New Roman" w:cs="Times New Roman"/>
+          <w:bCs/>
+          <w:color w:val="000000" w:themeColor="text1"/>
+          <w:kern w:val="0"/>
+          <w:sz w:val="28"/>
+          <w:szCs w:val="28"/>
+          <w14:ligatures w14:val="none"/>
+        </w:rPr>
+        <w:t>Плотность по направлениям:</w:t>
+      </w:r>
+    </w:p>
+    <w:p>
+      <w:pPr>
+        <w:spacing w:before="100" w:beforeAutospacing="1" w:after="100" w:afterAutospacing="1"/>
+        <w:rPr>
+          <w:rFonts w:ascii="Times New Roman" w:eastAsia="Calibri" w:hAnsi="Times New Roman" w:cs="Times New Roman"/>
+          <w:bCs/>
+          <w:i/>
+          <w:iCs/>
+          <w:color w:val="000000" w:themeColor="text1"/>
+          <w:kern w:val="0"/>
+          <w:sz w:val="28"/>
+          <w:szCs w:val="28"/>
+          <w14:ligatures w14:val="none"/>
+        </w:rPr>
+      </w:pPr>
+      <m:oMathPara>
+        <m:oMathParaPr>
+          <m:jc m:val="left"/>
+        </m:oMathParaPr>
+        <m:oMath>
+          <m:r>
+            <w:rPr>
+              <w:rFonts w:ascii="Cambria Math" w:eastAsia="Calibri" w:hAnsi="Cambria Math" w:cs="Times New Roman"/>
+              <w:color w:val="000000" w:themeColor="text1"/>
+              <w:kern w:val="0"/>
+              <w:sz w:val="28"/>
+              <w:szCs w:val="28"/>
+              <w:lang w:val="en-US"/>
+              <w14:ligatures w14:val="none"/>
+            </w:rPr>
+            <m:t>p</m:t>
+          </m:r>
+          <m:d>
+            <m:dPr>
+              <m:ctrlPr>
+                <w:rPr>
+                  <w:rFonts w:ascii="Cambria Math" w:eastAsia="Calibri" w:hAnsi="Cambria Math" w:cs="Times New Roman"/>
+                  <w:bCs/>
+                  <w:i/>
+                  <w:iCs/>
+                  <w:color w:val="000000" w:themeColor="text1"/>
+                  <w:kern w:val="0"/>
+                  <w:sz w:val="28"/>
+                  <w:szCs w:val="28"/>
+                  <w:lang w:val="en-US"/>
+                  <w14:ligatures w14:val="none"/>
+                </w:rPr>
+              </m:ctrlPr>
+            </m:dPr>
+            <m:e>
+              <m:r>
+                <w:rPr>
+                  <w:rFonts w:ascii="Cambria Math" w:eastAsia="Calibri" w:hAnsi="Cambria Math" w:cs="Times New Roman"/>
+                  <w:color w:val="000000" w:themeColor="text1"/>
+                  <w:kern w:val="0"/>
+                  <w:sz w:val="28"/>
+                  <w:szCs w:val="28"/>
+                  <w:lang w:val="en-US"/>
+                  <w14:ligatures w14:val="none"/>
+                </w:rPr>
+                <m:t>ω</m:t>
+              </m:r>
+            </m:e>
+          </m:d>
+          <m:r>
+            <w:rPr>
+              <w:rFonts w:ascii="Cambria Math" w:eastAsia="Calibri" w:hAnsi="Cambria Math" w:cs="Times New Roman"/>
+              <w:color w:val="000000" w:themeColor="text1"/>
+              <w:kern w:val="0"/>
+              <w:sz w:val="28"/>
+              <w:szCs w:val="28"/>
+              <w:lang w:val="en-US"/>
+              <w14:ligatures w14:val="none"/>
+            </w:rPr>
+            <m:t>=</m:t>
+          </m:r>
+          <m:f>
+            <m:fPr>
+              <m:ctrlPr>
+                <w:rPr>
+                  <w:rFonts w:ascii="Cambria Math" w:eastAsia="Calibri" w:hAnsi="Cambria Math" w:cs="Times New Roman"/>
+                  <w:bCs/>
+                  <w:i/>
+                  <w:iCs/>
+                  <w:color w:val="000000" w:themeColor="text1"/>
+                  <w:kern w:val="0"/>
+                  <w:sz w:val="28"/>
+                  <w:szCs w:val="28"/>
+                  <w:lang w:val="en-US"/>
+                  <w14:ligatures w14:val="none"/>
+                </w:rPr>
+              </m:ctrlPr>
+            </m:fPr>
+            <m:num>
+              <m:r>
+                <w:rPr>
+                  <w:rFonts w:ascii="Cambria Math" w:eastAsia="Calibri" w:hAnsi="Cambria Math" w:cs="Times New Roman"/>
+                  <w:color w:val="000000" w:themeColor="text1"/>
+                  <w:kern w:val="0"/>
+                  <w:sz w:val="28"/>
+                  <w:szCs w:val="28"/>
+                  <w:lang w:val="en-US"/>
+                  <w14:ligatures w14:val="none"/>
+                </w:rPr>
+                <m:t>μ</m:t>
+              </m:r>
+            </m:num>
+            <m:den>
+              <m:r>
+                <w:rPr>
+                  <w:rFonts w:ascii="Cambria Math" w:eastAsia="Calibri" w:hAnsi="Cambria Math" w:cs="Times New Roman"/>
+                  <w:color w:val="000000" w:themeColor="text1"/>
+                  <w:kern w:val="0"/>
+                  <w:sz w:val="28"/>
+                  <w:szCs w:val="28"/>
+                  <w:lang w:val="en-US"/>
+                  <w14:ligatures w14:val="none"/>
+                </w:rPr>
+                <m:t>π</m:t>
+              </m:r>
+            </m:den>
+          </m:f>
+        </m:oMath>
+      </m:oMathPara>
+    </w:p>
+    <w:p>
+      <w:pPr>
+        <w:spacing w:before="100" w:beforeAutospacing="1" w:after="100" w:afterAutospacing="1"/>
+        <w:rPr>
+          <w:rFonts w:ascii="Times New Roman" w:eastAsia="Calibri" w:hAnsi="Times New Roman" w:cs="Times New Roman"/>
+          <w:bCs/>
+          <w:i/>
+          <w:iCs/>
+          <w:color w:val="000000" w:themeColor="text1"/>
+          <w:kern w:val="0"/>
+          <w:sz w:val="28"/>
+          <w:szCs w:val="28"/>
+          <w:lang w:val="en-US"/>
+          <w14:ligatures w14:val="none"/>
+        </w:rPr>
+      </w:pPr>
+      <m:oMathPara>
+        <m:oMathParaPr>
+          <m:jc m:val="left"/>
+        </m:oMathParaPr>
+        <m:oMath>
+          <m:r>
+            <w:rPr>
+              <w:rFonts w:ascii="Cambria Math" w:eastAsia="Calibri" w:hAnsi="Cambria Math" w:cs="Times New Roman"/>
+              <w:color w:val="000000" w:themeColor="text1"/>
+              <w:kern w:val="0"/>
+              <w:sz w:val="28"/>
+              <w:szCs w:val="28"/>
+              <w:lang w:val="en-US"/>
+              <w14:ligatures w14:val="none"/>
+            </w:rPr>
+            <m:t>dP=p</m:t>
+          </m:r>
+          <m:d>
+            <m:dPr>
+              <m:ctrlPr>
+                <w:rPr>
+                  <w:rFonts w:ascii="Cambria Math" w:eastAsia="Calibri" w:hAnsi="Cambria Math" w:cs="Times New Roman"/>
+                  <w:bCs/>
+                  <w:i/>
+                  <w:iCs/>
+                  <w:color w:val="000000" w:themeColor="text1"/>
+                  <w:kern w:val="0"/>
+                  <w:sz w:val="28"/>
+                  <w:szCs w:val="28"/>
+                  <w:lang w:val="en-US"/>
+                  <w14:ligatures w14:val="none"/>
+                </w:rPr>
+              </m:ctrlPr>
+            </m:dPr>
+            <m:e>
+              <m:r>
+                <w:rPr>
+                  <w:rFonts w:ascii="Cambria Math" w:eastAsia="Calibri" w:hAnsi="Cambria Math" w:cs="Times New Roman"/>
+                  <w:color w:val="000000" w:themeColor="text1"/>
+                  <w:kern w:val="0"/>
+                  <w:sz w:val="28"/>
+                  <w:szCs w:val="28"/>
+                  <w:lang w:val="en-US"/>
+                  <w14:ligatures w14:val="none"/>
+                </w:rPr>
+                <m:t>ω</m:t>
+              </m:r>
+            </m:e>
+          </m:d>
+          <m:r>
+            <w:rPr>
+              <w:rFonts w:ascii="Cambria Math" w:eastAsia="Calibri" w:hAnsi="Cambria Math" w:cs="Times New Roman"/>
+              <w:color w:val="000000" w:themeColor="text1"/>
+              <w:kern w:val="0"/>
+              <w:sz w:val="28"/>
+              <w:szCs w:val="28"/>
+              <w:lang w:val="en-US"/>
+              <w14:ligatures w14:val="none"/>
+            </w:rPr>
+            <m:t>d</m:t>
+          </m:r>
+          <m:r>
+            <m:rPr>
+              <m:sty m:val="p"/>
+            </m:rPr>
+            <w:rPr>
+              <w:rFonts w:ascii="Cambria Math" w:eastAsia="Calibri" w:hAnsi="Cambria Math" w:cs="Times New Roman"/>
+              <w:color w:val="000000" w:themeColor="text1"/>
+              <w:kern w:val="0"/>
+              <w:sz w:val="28"/>
+              <w:szCs w:val="28"/>
+              <w:lang w:val="en-US"/>
+              <w14:ligatures w14:val="none"/>
+            </w:rPr>
+            <m:t>Ω</m:t>
+          </m:r>
+        </m:oMath>
+      </m:oMathPara>
+    </w:p>
+    <w:p>
+      <w:pPr>
+        <w:spacing w:before="100" w:beforeAutospacing="1" w:after="100" w:afterAutospacing="1"/>
+        <w:rPr>
+          <w:rFonts w:ascii="Times New Roman" w:eastAsia="Calibri" w:hAnsi="Times New Roman" w:cs="Times New Roman"/>
+          <w:bCs/>
+          <w:i/>
+          <w:iCs/>
+          <w:color w:val="000000" w:themeColor="text1"/>
+          <w:kern w:val="0"/>
+          <w:sz w:val="28"/>
+          <w:szCs w:val="28"/>
+          <w14:ligatures w14:val="none"/>
+        </w:rPr>
+      </w:pPr>
+      <w:r>
+        <w:rPr>
+          <w:rFonts w:ascii="Times New Roman" w:eastAsia="Calibri" w:hAnsi="Times New Roman" w:cs="Times New Roman"/>
+          <w:bCs/>
+          <w:i/>
+          <w:iCs/>
+          <w:color w:val="000000" w:themeColor="text1"/>
+          <w:kern w:val="0"/>
+          <w:sz w:val="28"/>
+          <w:szCs w:val="28"/>
+          <w:lang w:val="en-US"/>
+          <w14:ligatures w14:val="none"/>
+        </w:rPr>
+        <w:t>…</w:t>
+      </w:r>
+    </w:p>
+    <w:p>
+      <w:pPr>
+        <w:spacing w:before="100" w:beforeAutospacing="1" w:after="100" w:afterAutospacing="1"/>
+        <w:rPr>
+          <w:rFonts w:ascii="Times New Roman" w:eastAsia="Calibri" w:hAnsi="Times New Roman" w:cs="Times New Roman"/>
+          <w:bCs/>
+          <w:color w:val="000000" w:themeColor="text1"/>
+          <w:kern w:val="0"/>
+          <w:sz w:val="28"/>
+          <w:szCs w:val="28"/>
+          <w:lang w:val="en-US"/>
+          <w14:ligatures w14:val="none"/>
+        </w:rPr>
+      </w:pPr>
+      <w:r>
+        <w:rPr>
+          <w:rFonts w:ascii="Times New Roman" w:eastAsia="Calibri" w:hAnsi="Times New Roman" w:cs="Times New Roman"/>
+          <w:bCs/>
+          <w:color w:val="000000" w:themeColor="text1"/>
+          <w:kern w:val="0"/>
+          <w:sz w:val="28"/>
+          <w:szCs w:val="28"/>
+          <w14:ligatures w14:val="none"/>
+        </w:rPr>
+        <w:t xml:space="preserve">Плотность по значениям </w:t>
+      </w:r>
+      <w:r>
+        <w:rPr>
+          <w:rFonts w:ascii="Times New Roman" w:eastAsia="Calibri" w:hAnsi="Times New Roman" w:cs="Times New Roman"/>
+          <w:bCs/>
+          <w:color w:val="000000" w:themeColor="text1"/>
+          <w:kern w:val="0"/>
+          <w:sz w:val="28"/>
+          <w:szCs w:val="28"/>
+          <w:lang w:val="en-US"/>
+          <w14:ligatures w14:val="none"/>
+        </w:rPr>
+        <w:t>mu:</w:t>
+      </w:r>
+    </w:p>
+    <w:p>
+      <w:pPr>
+        <w:spacing w:before="100" w:beforeAutospacing="1" w:after="100" w:afterAutospacing="1"/>
+        <w:rPr>
+          <w:rFonts w:ascii="Times New Roman" w:eastAsia="Calibri" w:hAnsi="Times New Roman" w:cs="Times New Roman"/>
+          <w:bCs/>
+          <w:i/>
+          <w:iCs/>
+          <w:color w:val="000000" w:themeColor="text1"/>
+          <w:kern w:val="0"/>
+          <w:sz w:val="28"/>
+          <w:szCs w:val="28"/>
+          <w:lang w:val="en-US"/>
+          <w14:ligatures w14:val="none"/>
+        </w:rPr>
+      </w:pPr>
+      <m:oMathPara>
+        <m:oMathParaPr>
+          <m:jc m:val="left"/>
+        </m:oMathParaPr>
+        <m:oMath>
+          <m:sSub>
+            <m:sSubPr>
+              <m:ctrlPr>
+                <w:rPr>
+                  <w:rFonts w:ascii="Cambria Math" w:eastAsia="Calibri" w:hAnsi="Cambria Math" w:cs="Times New Roman"/>
+                  <w:bCs/>
+                  <w:i/>
+                  <w:iCs/>
+                  <w:color w:val="000000" w:themeColor="text1"/>
+                  <w:kern w:val="0"/>
+                  <w:sz w:val="28"/>
+                  <w:szCs w:val="28"/>
+                  <w:lang w:val="en-US"/>
+                  <w14:ligatures w14:val="none"/>
+                </w:rPr>
+              </m:ctrlPr>
+            </m:sSubPr>
+            <m:e>
+              <m:r>
+                <w:rPr>
+                  <w:rFonts w:ascii="Cambria Math" w:eastAsia="Calibri" w:hAnsi="Cambria Math" w:cs="Times New Roman"/>
+                  <w:color w:val="000000" w:themeColor="text1"/>
+                  <w:kern w:val="0"/>
+                  <w:sz w:val="28"/>
+                  <w:szCs w:val="28"/>
+                  <w:lang w:val="en-US"/>
+                  <w14:ligatures w14:val="none"/>
+                </w:rPr>
+                <m:t>p</m:t>
+              </m:r>
+            </m:e>
+            <m:sub>
+              <m:r>
+                <w:rPr>
+                  <w:rFonts w:ascii="Cambria Math" w:eastAsia="Calibri" w:hAnsi="Cambria Math" w:cs="Times New Roman"/>
+                  <w:color w:val="000000" w:themeColor="text1"/>
+                  <w:kern w:val="0"/>
+                  <w:sz w:val="28"/>
+                  <w:szCs w:val="28"/>
+                  <w:lang w:val="en-US"/>
+                  <w14:ligatures w14:val="none"/>
+                </w:rPr>
+                <m:t>μ</m:t>
+              </m:r>
+            </m:sub>
+          </m:sSub>
+          <m:d>
+            <m:dPr>
+              <m:ctrlPr>
+                <w:rPr>
+                  <w:rFonts w:ascii="Cambria Math" w:eastAsia="Calibri" w:hAnsi="Cambria Math" w:cs="Times New Roman"/>
+                  <w:bCs/>
+                  <w:i/>
+                  <w:iCs/>
+                  <w:color w:val="000000" w:themeColor="text1"/>
+                  <w:kern w:val="0"/>
+                  <w:sz w:val="28"/>
+                  <w:szCs w:val="28"/>
+                  <w:lang w:val="en-US"/>
+                  <w14:ligatures w14:val="none"/>
+                </w:rPr>
+              </m:ctrlPr>
+            </m:dPr>
+            <m:e>
+              <m:r>
+                <w:rPr>
+                  <w:rFonts w:ascii="Cambria Math" w:eastAsia="Calibri" w:hAnsi="Cambria Math" w:cs="Times New Roman"/>
+                  <w:color w:val="000000" w:themeColor="text1"/>
+                  <w:kern w:val="0"/>
+                  <w:sz w:val="28"/>
+                  <w:szCs w:val="28"/>
+                  <w:lang w:val="en-US"/>
+                  <w14:ligatures w14:val="none"/>
+                </w:rPr>
+                <m:t>μ</m:t>
+              </m:r>
+            </m:e>
+          </m:d>
+          <m:r>
+            <w:rPr>
+              <w:rFonts w:ascii="Cambria Math" w:eastAsia="Calibri" w:hAnsi="Cambria Math" w:cs="Times New Roman"/>
+              <w:color w:val="000000" w:themeColor="text1"/>
+              <w:kern w:val="0"/>
+              <w:sz w:val="28"/>
+              <w:szCs w:val="28"/>
+              <w:lang w:val="en-US"/>
+              <w14:ligatures w14:val="none"/>
+            </w:rPr>
+            <m:t>=2μ</m:t>
+          </m:r>
+        </m:oMath>
+      </m:oMathPara>
+    </w:p>
+    <w:p>
+      <w:pPr>
+        <w:spacing w:before="100" w:beforeAutospacing="1" w:after="100" w:afterAutospacing="1"/>
+        <w:rPr>
+          <w:rFonts w:ascii="Times New Roman" w:eastAsia="Calibri" w:hAnsi="Times New Roman" w:cs="Times New Roman"/>
+          <w:bCs/>
+          <w:i/>
+          <w:iCs/>
+          <w:color w:val="000000" w:themeColor="text1"/>
+          <w:kern w:val="0"/>
+          <w:sz w:val="28"/>
+          <w:szCs w:val="28"/>
+          <w:lang w:val="en-US"/>
+          <w14:ligatures w14:val="none"/>
+        </w:rPr>
+      </w:pPr>
+      <w:r>
+        <w:rPr>
+          <w:rFonts w:ascii="Times New Roman" w:eastAsia="Calibri" w:hAnsi="Times New Roman" w:cs="Times New Roman"/>
+          <w:bCs/>
+          <w:i/>
+          <w:iCs/>
+          <w:color w:val="000000" w:themeColor="text1"/>
+          <w:kern w:val="0"/>
+          <w:sz w:val="28"/>
+          <w:szCs w:val="28"/>
+          <w:lang w:val="en-US"/>
+          <w14:ligatures w14:val="none"/>
+        </w:rPr>
+        <w:t>…</w:t>
+      </w:r>
+    </w:p>
+    <w:p>
+      <w:pPr>
+        <w:spacing w:before="100" w:beforeAutospacing="1" w:after="100" w:afterAutospacing="1"/>
+        <w:rPr>
+          <w:rFonts w:ascii="Times New Roman" w:eastAsia="Calibri" w:hAnsi="Times New Roman" w:cs="Times New Roman"/>
+          <w:bCs/>
+          <w:i/>
+          <w:iCs/>
+          <w:color w:val="000000" w:themeColor="text1"/>
+          <w:kern w:val="0"/>
+          <w:sz w:val="28"/>
+          <w:szCs w:val="28"/>
+          <w:lang w:val="en-US"/>
+          <w14:ligatures w14:val="none"/>
+        </w:rPr>
+      </w:pPr>
+      <m:oMathPara>
+        <m:oMathParaPr>
+          <m:jc m:val="left"/>
+        </m:oMathParaPr>
+        <m:oMath>
+          <m:r>
+            <w:rPr>
+              <w:rFonts w:ascii="Cambria Math" w:eastAsia="Calibri" w:hAnsi="Cambria Math" w:cs="Times New Roman"/>
+              <w:color w:val="000000" w:themeColor="text1"/>
+              <w:kern w:val="0"/>
+              <w:sz w:val="28"/>
+              <w:szCs w:val="28"/>
+              <w:lang w:val="en-US"/>
+              <w14:ligatures w14:val="none"/>
+            </w:rPr>
+            <m:t>P</m:t>
+          </m:r>
+          <m:d>
+            <m:dPr>
+              <m:ctrlPr>
+                <w:rPr>
+                  <w:rFonts w:ascii="Cambria Math" w:eastAsia="Calibri" w:hAnsi="Cambria Math" w:cs="Times New Roman"/>
+                  <w:bCs/>
+                  <w:i/>
+                  <w:iCs/>
+                  <w:color w:val="000000" w:themeColor="text1"/>
+                  <w:kern w:val="0"/>
+                  <w:sz w:val="28"/>
+                  <w:szCs w:val="28"/>
+                  <w:lang w:val="en-US"/>
+                  <w14:ligatures w14:val="none"/>
+                </w:rPr>
+              </m:ctrlPr>
+            </m:dPr>
+            <m:e>
+              <m:r>
+                <w:rPr>
+                  <w:rFonts w:ascii="Cambria Math" w:eastAsia="Calibri" w:hAnsi="Cambria Math" w:cs="Times New Roman"/>
+                  <w:color w:val="000000" w:themeColor="text1"/>
+                  <w:kern w:val="0"/>
+                  <w:sz w:val="28"/>
+                  <w:szCs w:val="28"/>
+                  <w:lang w:val="en-US"/>
+                  <w14:ligatures w14:val="none"/>
+                </w:rPr>
+                <m:t>μ</m:t>
+              </m:r>
+            </m:e>
+          </m:d>
+          <m:r>
+            <w:rPr>
+              <w:rFonts w:ascii="Cambria Math" w:eastAsia="Calibri" w:hAnsi="Cambria Math" w:cs="Times New Roman"/>
+              <w:color w:val="000000" w:themeColor="text1"/>
+              <w:kern w:val="0"/>
+              <w:sz w:val="28"/>
+              <w:szCs w:val="28"/>
+              <w:lang w:val="en-US"/>
+              <w14:ligatures w14:val="none"/>
+            </w:rPr>
+            <m:t>=</m:t>
+          </m:r>
+          <m:sSup>
+            <m:sSupPr>
+              <m:ctrlPr>
+                <w:rPr>
+                  <w:rFonts w:ascii="Cambria Math" w:eastAsia="Calibri" w:hAnsi="Cambria Math" w:cs="Times New Roman"/>
+                  <w:bCs/>
+                  <w:i/>
+                  <w:iCs/>
+                  <w:color w:val="000000" w:themeColor="text1"/>
+                  <w:kern w:val="0"/>
+                  <w:sz w:val="28"/>
+                  <w:szCs w:val="28"/>
+                  <w:lang w:val="en-US"/>
+                  <w14:ligatures w14:val="none"/>
+                </w:rPr>
+              </m:ctrlPr>
+            </m:sSupPr>
+            <m:e>
+              <m:r>
+                <w:rPr>
+                  <w:rFonts w:ascii="Cambria Math" w:eastAsia="Calibri" w:hAnsi="Cambria Math" w:cs="Times New Roman"/>
+                  <w:color w:val="000000" w:themeColor="text1"/>
+                  <w:kern w:val="0"/>
+                  <w:sz w:val="28"/>
+                  <w:szCs w:val="28"/>
+                  <w:lang w:val="en-US"/>
+                  <w14:ligatures w14:val="none"/>
+                </w:rPr>
+                <m:t>μ</m:t>
+              </m:r>
+            </m:e>
+            <m:sup>
+              <m:r>
+                <w:rPr>
+                  <w:rFonts w:ascii="Cambria Math" w:eastAsia="Calibri" w:hAnsi="Cambria Math" w:cs="Times New Roman"/>
+                  <w:color w:val="000000" w:themeColor="text1"/>
+                  <w:kern w:val="0"/>
+                  <w:sz w:val="28"/>
+                  <w:szCs w:val="28"/>
+                  <w:lang w:val="en-US"/>
+                  <w14:ligatures w14:val="none"/>
+                </w:rPr>
+                <m:t>2</m:t>
+              </m:r>
+            </m:sup>
+          </m:sSup>
+        </m:oMath>
+      </m:oMathPara>
+    </w:p>
+    <w:p>
+      <w:pPr>
+        <w:spacing w:before="100" w:beforeAutospacing="1" w:after="100" w:afterAutospacing="1"/>
+        <w:rPr>
+          <w:rFonts w:ascii="Times New Roman" w:eastAsia="Calibri" w:hAnsi="Times New Roman" w:cs="Times New Roman"/>
+          <w:bCs/>
+          <w:iCs/>
+          <w:color w:val="000000" w:themeColor="text1"/>
+          <w:kern w:val="0"/>
+          <w:sz w:val="28"/>
+          <w:szCs w:val="28"/>
+          <w:lang w:val="en-US"/>
+          <w14:ligatures w14:val="none"/>
+        </w:rPr>
+      </w:pPr>
+      <w:r>
+        <w:rPr>
+          <w:rFonts w:ascii="Times New Roman" w:eastAsia="Calibri" w:hAnsi="Times New Roman" w:cs="Times New Roman"/>
+          <w:bCs/>
+          <w:iCs/>
+          <w:color w:val="000000" w:themeColor="text1"/>
+          <w:kern w:val="0"/>
+          <w:sz w:val="28"/>
+          <w:szCs w:val="28"/>
+          <w:lang w:val="en-US"/>
+          <w14:ligatures w14:val="none"/>
+        </w:rPr>
+        <w:br w:type="page"/>
+      </w:r>
+    </w:p>
+    <w:p>
+      <w:pPr>
         <w:pStyle w:val="1"/>
-        <w:spacing w:before="100" w:beforeAutospacing="1" w:after="100" w:afterAutospacing="1" w:line="360" w:lineRule="auto"/>
+        <w:spacing w:before="100" w:beforeAutospacing="1" w:after="100" w:afterAutospacing="1"/>
         <w:contextualSpacing/>
         <w:rPr>
           <w:rFonts w:ascii="Times New Roman" w:eastAsia="Calibri" w:hAnsi="Times New Roman" w:cs="Times New Roman"/>
@@ -2670,7 +7177,7 @@
     </w:p>
     <w:p>
       <w:pPr>
-        <w:spacing w:before="100" w:beforeAutospacing="1" w:after="100" w:afterAutospacing="1" w:line="360" w:lineRule="auto"/>
+        <w:spacing w:before="100" w:beforeAutospacing="1" w:after="100" w:afterAutospacing="1"/>
         <w:contextualSpacing/>
         <w:rPr>
           <w:rFonts w:ascii="Times New Roman" w:eastAsia="Calibri" w:hAnsi="Times New Roman" w:cs="Times New Roman"/>
@@ -2699,7 +7206,7 @@
     </w:p>
     <w:p>
       <w:pPr>
-        <w:spacing w:before="100" w:beforeAutospacing="1" w:after="100" w:afterAutospacing="1" w:line="360" w:lineRule="auto"/>
+        <w:spacing w:before="100" w:beforeAutospacing="1" w:after="100" w:afterAutospacing="1"/>
         <w:contextualSpacing/>
         <w:rPr>
           <w:color w:val="467886" w:themeColor="hyperlink"/>
@@ -2752,7 +7259,7 @@
     </w:p>
     <w:p>
       <w:pPr>
-        <w:spacing w:before="100" w:beforeAutospacing="1" w:after="100" w:afterAutospacing="1" w:line="360" w:lineRule="auto"/>
+        <w:spacing w:before="100" w:beforeAutospacing="1" w:after="100" w:afterAutospacing="1"/>
         <w:contextualSpacing/>
         <w:rPr>
           <w:rFonts w:ascii="Times New Roman" w:eastAsia="Calibri" w:hAnsi="Times New Roman" w:cs="Times New Roman"/>
@@ -2774,6 +7281,7 @@
     </w:p>
     <w:p>
       <w:pPr>
+        <w:spacing w:before="100" w:beforeAutospacing="1" w:after="100" w:afterAutospacing="1"/>
         <w:rPr>
           <w:rFonts w:ascii="Times New Roman" w:eastAsia="Calibri" w:hAnsi="Times New Roman" w:cs="Times New Roman"/>
           <w:b/>
@@ -2798,7 +7306,7 @@
     <w:p>
       <w:pPr>
         <w:pStyle w:val="1"/>
-        <w:spacing w:before="100" w:beforeAutospacing="1" w:after="100" w:afterAutospacing="1" w:line="360" w:lineRule="auto"/>
+        <w:spacing w:before="100" w:beforeAutospacing="1" w:after="100" w:afterAutospacing="1"/>
         <w:contextualSpacing/>
         <w:rPr>
           <w:rFonts w:ascii="Times New Roman" w:eastAsia="Calibri" w:hAnsi="Times New Roman" w:cs="Times New Roman"/>
@@ -2826,6 +7334,7 @@
     </w:p>
     <w:p>
       <w:pPr>
+        <w:spacing w:before="100" w:beforeAutospacing="1" w:after="100" w:afterAutospacing="1"/>
         <w:rPr>
           <w:rFonts w:ascii="Times New Roman" w:hAnsi="Times New Roman" w:cs="Times New Roman"/>
           <w:sz w:val="28"/>
@@ -2888,7 +7397,7 @@
     </w:p>
     <w:p>
       <w:pPr>
-        <w:spacing w:before="100" w:beforeAutospacing="1" w:after="100" w:afterAutospacing="1" w:line="360" w:lineRule="auto"/>
+        <w:spacing w:before="100" w:beforeAutospacing="1" w:after="100" w:afterAutospacing="1"/>
         <w:contextualSpacing/>
         <w:jc w:val="both"/>
         <w:rPr>
@@ -2903,7 +7412,7 @@
     </w:p>
     <w:p>
       <w:pPr>
-        <w:spacing w:before="100" w:beforeAutospacing="1" w:after="100" w:afterAutospacing="1" w:line="360" w:lineRule="auto"/>
+        <w:spacing w:before="100" w:beforeAutospacing="1" w:after="100" w:afterAutospacing="1"/>
         <w:contextualSpacing/>
         <w:rPr>
           <w:rFonts w:ascii="Times New Roman" w:hAnsi="Times New Roman" w:cs="Times New Roman"/>
@@ -2915,7 +7424,7 @@
     </w:p>
     <w:p>
       <w:pPr>
-        <w:spacing w:before="100" w:beforeAutospacing="1" w:after="100" w:afterAutospacing="1" w:line="360" w:lineRule="auto"/>
+        <w:spacing w:before="100" w:beforeAutospacing="1" w:after="100" w:afterAutospacing="1"/>
         <w:contextualSpacing/>
         <w:rPr>
           <w:rFonts w:ascii="Times New Roman" w:eastAsia="Calibri" w:hAnsi="Times New Roman" w:cs="Times New Roman"/>
@@ -3057,9 +7566,9 @@
 <file path=word/numbering.xml><?xml version="1.0" encoding="utf-8"?>
 <w:numbering xmlns:wpc="http://schemas.microsoft.com/office/word/2010/wordprocessingCanvas" xmlns:cx="http://schemas.microsoft.com/office/drawing/2014/chartex" xmlns:cx1="http://schemas.microsoft.com/office/drawing/2015/9/8/chartex" xmlns:cx2="http://schemas.microsoft.com/office/drawing/2015/10/21/chartex" xmlns:cx3="http://schemas.microsoft.com/office/drawing/2016/5/9/chartex" xmlns:cx4="http://schemas.microsoft.com/office/drawing/2016/5/10/chartex" xmlns:cx5="http://schemas.microsoft.com/office/drawing/2016/5/11/chartex" xmlns:cx6="http://schemas.microsoft.com/office/drawing/2016/5/12/chartex" xmlns:cx7="http://schemas.microsoft.com/office/drawing/2016/5/13/chartex" xmlns:cx8="http://schemas.microsoft.com/office/drawing/2016/5/14/chartex" xmlns:mc="http://schemas.openxmlformats.org/markup-compatibility/2006" xmlns:aink="http://schemas.microsoft.com/office/drawing/2016/ink" xmlns:am3d="http://schemas.microsoft.com/office/drawing/2017/model3d" xmlns:o="urn:schemas-microsoft-com:office:office" xmlns:oel="http://schemas.microsoft.com/office/2019/extlst" xmlns:r="http://schemas.openxmlformats.org/officeDocument/2006/relationships" xmlns:m="http://schemas.openxmlformats.org/officeDocument/2006/math" xmlns:v="urn:schemas-microsoft-com:vml" xmlns:wp14="http://schemas.microsoft.com/office/word/2010/wordprocessingDrawing" xmlns:wp="http://schemas.openxmlformats.org/drawingml/2006/wordprocessingDrawing" xmlns:w10="urn:schemas-microsoft-com:office:word" xmlns:w="http://schemas.openxmlformats.org/wordprocessingml/2006/main" xmlns:w14="http://schemas.microsoft.com/office/word/2010/wordml" xmlns:w15="http://schemas.microsoft.com/office/word/2012/wordml" xmlns:w16cex="http://schemas.microsoft.com/office/word/2018/wordml/cex" xmlns:w16cid="http://schemas.microsoft.com/office/word/2016/wordml/cid" xmlns:w16="http://schemas.microsoft.com/office/word/2018/wordml" xmlns:w16du="http://schemas.microsoft.com/office/word/2023/wordml/word16du" xmlns:w16sdtdh="http://schemas.microsoft.com/office/word/2020/wordml/sdtdatahash" xmlns:w16sdtfl="http://schemas.microsoft.com/office/word/2024/wordml/sdtformatlock" xmlns:w16se="http://schemas.microsoft.com/office/word/2015/wordml/symex" xmlns:wpg="http://schemas.microsoft.com/office/word/2010/wordprocessingGroup" xmlns:wpi="http://schemas.microsoft.com/office/word/2010/wordprocessingInk" xmlns:wne="http://schemas.microsoft.com/office/word/2006/wordml" xmlns:wps="http://schemas.microsoft.com/office/word/2010/wordprocessingShape" mc:Ignorable="w14 w15 w16se w16cid w16 w16cex w16sdtdh w16sdtfl w16du wp14">
   <w:abstractNum w:abstractNumId="0" w15:restartNumberingAfterBreak="0">
-    <w:nsid w:val="0B754920"/>
+    <w:nsid w:val="059978B5"/>
     <w:multiLevelType w:val="hybridMultilevel"/>
-    <w:tmpl w:val="EA02F5A2"/>
+    <w:tmpl w:val="46BE756C"/>
     <w:lvl w:ilvl="0" w:tplc="0419000F">
       <w:start w:val="1"/>
       <w:numFmt w:val="decimal"/>
@@ -3146,16 +7655,16 @@
     </w:lvl>
   </w:abstractNum>
   <w:abstractNum w:abstractNumId="1" w15:restartNumberingAfterBreak="0">
-    <w:nsid w:val="241E502D"/>
+    <w:nsid w:val="0B754920"/>
     <w:multiLevelType w:val="hybridMultilevel"/>
-    <w:tmpl w:val="7D0485AE"/>
-    <w:lvl w:ilvl="0" w:tplc="67A0C884">
+    <w:tmpl w:val="EA02F5A2"/>
+    <w:lvl w:ilvl="0" w:tplc="0419000F">
       <w:start w:val="1"/>
       <w:numFmt w:val="decimal"/>
       <w:lvlText w:val="%1."/>
       <w:lvlJc w:val="left"/>
       <w:pPr>
-        <w:ind w:left="786" w:hanging="360"/>
+        <w:ind w:left="720" w:hanging="360"/>
       </w:pPr>
       <w:rPr>
         <w:rFonts w:hint="default"/>
@@ -3167,7 +7676,7 @@
       <w:lvlText w:val="%2."/>
       <w:lvlJc w:val="left"/>
       <w:pPr>
-        <w:ind w:left="1506" w:hanging="360"/>
+        <w:ind w:left="1440" w:hanging="360"/>
       </w:pPr>
     </w:lvl>
     <w:lvl w:ilvl="2" w:tplc="0419001B" w:tentative="1">
@@ -3176,7 +7685,7 @@
       <w:lvlText w:val="%3."/>
       <w:lvlJc w:val="right"/>
       <w:pPr>
-        <w:ind w:left="2226" w:hanging="180"/>
+        <w:ind w:left="2160" w:hanging="180"/>
       </w:pPr>
     </w:lvl>
     <w:lvl w:ilvl="3" w:tplc="0419000F" w:tentative="1">
@@ -3185,7 +7694,7 @@
       <w:lvlText w:val="%4."/>
       <w:lvlJc w:val="left"/>
       <w:pPr>
-        <w:ind w:left="2946" w:hanging="360"/>
+        <w:ind w:left="2880" w:hanging="360"/>
       </w:pPr>
     </w:lvl>
     <w:lvl w:ilvl="4" w:tplc="04190019" w:tentative="1">
@@ -3194,7 +7703,7 @@
       <w:lvlText w:val="%5."/>
       <w:lvlJc w:val="left"/>
       <w:pPr>
-        <w:ind w:left="3666" w:hanging="360"/>
+        <w:ind w:left="3600" w:hanging="360"/>
       </w:pPr>
     </w:lvl>
     <w:lvl w:ilvl="5" w:tplc="0419001B" w:tentative="1">
@@ -3203,7 +7712,7 @@
       <w:lvlText w:val="%6."/>
       <w:lvlJc w:val="right"/>
       <w:pPr>
-        <w:ind w:left="4386" w:hanging="180"/>
+        <w:ind w:left="4320" w:hanging="180"/>
       </w:pPr>
     </w:lvl>
     <w:lvl w:ilvl="6" w:tplc="0419000F" w:tentative="1">
@@ -3212,7 +7721,7 @@
       <w:lvlText w:val="%7."/>
       <w:lvlJc w:val="left"/>
       <w:pPr>
-        <w:ind w:left="5106" w:hanging="360"/>
+        <w:ind w:left="5040" w:hanging="360"/>
       </w:pPr>
     </w:lvl>
     <w:lvl w:ilvl="7" w:tplc="04190019" w:tentative="1">
@@ -3221,7 +7730,7 @@
       <w:lvlText w:val="%8."/>
       <w:lvlJc w:val="left"/>
       <w:pPr>
-        <w:ind w:left="5826" w:hanging="360"/>
+        <w:ind w:left="5760" w:hanging="360"/>
       </w:pPr>
     </w:lvl>
     <w:lvl w:ilvl="8" w:tplc="0419001B" w:tentative="1">
@@ -3230,11 +7739,100 @@
       <w:lvlText w:val="%9."/>
       <w:lvlJc w:val="right"/>
       <w:pPr>
-        <w:ind w:left="6546" w:hanging="180"/>
+        <w:ind w:left="6480" w:hanging="180"/>
       </w:pPr>
     </w:lvl>
   </w:abstractNum>
   <w:abstractNum w:abstractNumId="2" w15:restartNumberingAfterBreak="0">
+    <w:nsid w:val="241E502D"/>
+    <w:multiLevelType w:val="hybridMultilevel"/>
+    <w:tmpl w:val="7D0485AE"/>
+    <w:lvl w:ilvl="0" w:tplc="67A0C884">
+      <w:start w:val="1"/>
+      <w:numFmt w:val="decimal"/>
+      <w:lvlText w:val="%1."/>
+      <w:lvlJc w:val="left"/>
+      <w:pPr>
+        <w:ind w:left="786" w:hanging="360"/>
+      </w:pPr>
+      <w:rPr>
+        <w:rFonts w:hint="default"/>
+      </w:rPr>
+    </w:lvl>
+    <w:lvl w:ilvl="1" w:tplc="04190019" w:tentative="1">
+      <w:start w:val="1"/>
+      <w:numFmt w:val="lowerLetter"/>
+      <w:lvlText w:val="%2."/>
+      <w:lvlJc w:val="left"/>
+      <w:pPr>
+        <w:ind w:left="1506" w:hanging="360"/>
+      </w:pPr>
+    </w:lvl>
+    <w:lvl w:ilvl="2" w:tplc="0419001B" w:tentative="1">
+      <w:start w:val="1"/>
+      <w:numFmt w:val="lowerRoman"/>
+      <w:lvlText w:val="%3."/>
+      <w:lvlJc w:val="right"/>
+      <w:pPr>
+        <w:ind w:left="2226" w:hanging="180"/>
+      </w:pPr>
+    </w:lvl>
+    <w:lvl w:ilvl="3" w:tplc="0419000F" w:tentative="1">
+      <w:start w:val="1"/>
+      <w:numFmt w:val="decimal"/>
+      <w:lvlText w:val="%4."/>
+      <w:lvlJc w:val="left"/>
+      <w:pPr>
+        <w:ind w:left="2946" w:hanging="360"/>
+      </w:pPr>
+    </w:lvl>
+    <w:lvl w:ilvl="4" w:tplc="04190019" w:tentative="1">
+      <w:start w:val="1"/>
+      <w:numFmt w:val="lowerLetter"/>
+      <w:lvlText w:val="%5."/>
+      <w:lvlJc w:val="left"/>
+      <w:pPr>
+        <w:ind w:left="3666" w:hanging="360"/>
+      </w:pPr>
+    </w:lvl>
+    <w:lvl w:ilvl="5" w:tplc="0419001B" w:tentative="1">
+      <w:start w:val="1"/>
+      <w:numFmt w:val="lowerRoman"/>
+      <w:lvlText w:val="%6."/>
+      <w:lvlJc w:val="right"/>
+      <w:pPr>
+        <w:ind w:left="4386" w:hanging="180"/>
+      </w:pPr>
+    </w:lvl>
+    <w:lvl w:ilvl="6" w:tplc="0419000F" w:tentative="1">
+      <w:start w:val="1"/>
+      <w:numFmt w:val="decimal"/>
+      <w:lvlText w:val="%7."/>
+      <w:lvlJc w:val="left"/>
+      <w:pPr>
+        <w:ind w:left="5106" w:hanging="360"/>
+      </w:pPr>
+    </w:lvl>
+    <w:lvl w:ilvl="7" w:tplc="04190019" w:tentative="1">
+      <w:start w:val="1"/>
+      <w:numFmt w:val="lowerLetter"/>
+      <w:lvlText w:val="%8."/>
+      <w:lvlJc w:val="left"/>
+      <w:pPr>
+        <w:ind w:left="5826" w:hanging="360"/>
+      </w:pPr>
+    </w:lvl>
+    <w:lvl w:ilvl="8" w:tplc="0419001B" w:tentative="1">
+      <w:start w:val="1"/>
+      <w:numFmt w:val="lowerRoman"/>
+      <w:lvlText w:val="%9."/>
+      <w:lvlJc w:val="right"/>
+      <w:pPr>
+        <w:ind w:left="6546" w:hanging="180"/>
+      </w:pPr>
+    </w:lvl>
+  </w:abstractNum>
+  <w:abstractNum w:abstractNumId="3" w15:restartNumberingAfterBreak="0">
     <w:nsid w:val="359D1252"/>
     <w:multiLevelType w:val="hybridMultilevel"/>
     <w:tmpl w:val="EB9ECDA6"/>
@@ -3347,7 +7945,7 @@
       </w:rPr>
     </w:lvl>
   </w:abstractNum>
-  <w:abstractNum w:abstractNumId="3" w15:restartNumberingAfterBreak="0">
+  <w:abstractNum w:abstractNumId="4" w15:restartNumberingAfterBreak="0">
     <w:nsid w:val="55D17907"/>
     <w:multiLevelType w:val="hybridMultilevel"/>
     <w:tmpl w:val="EE003C2A"/>
@@ -3460,7 +8058,7 @@
       </w:rPr>
     </w:lvl>
   </w:abstractNum>
-  <w:abstractNum w:abstractNumId="4" w15:restartNumberingAfterBreak="0">
+  <w:abstractNum w:abstractNumId="5" w15:restartNumberingAfterBreak="0">
     <w:nsid w:val="5A693F6A"/>
     <w:multiLevelType w:val="multilevel"/>
     <w:tmpl w:val="E07ECC5E"/>
@@ -3580,7 +8178,96 @@
       </w:pPr>
     </w:lvl>
   </w:abstractNum>
-  <w:abstractNum w:abstractNumId="5" w15:restartNumberingAfterBreak="0">
+  <w:abstractNum w:abstractNumId="6" w15:restartNumberingAfterBreak="0">
+    <w:nsid w:val="69AA7E97"/>
+    <w:multiLevelType w:val="hybridMultilevel"/>
+    <w:tmpl w:val="BFE67E5E"/>
+    <w:lvl w:ilvl="0" w:tplc="0419000F">
+      <w:start w:val="1"/>
+      <w:numFmt w:val="decimal"/>
+      <w:lvlText w:val="%1."/>
+      <w:lvlJc w:val="left"/>
+      <w:pPr>
+        <w:ind w:left="720" w:hanging="360"/>
+      </w:pPr>
+      <w:rPr>
+        <w:rFonts w:hint="default"/>
+      </w:rPr>
+    </w:lvl>
+    <w:lvl w:ilvl="1" w:tplc="04190019" w:tentative="1">
+      <w:start w:val="1"/>
+      <w:numFmt w:val="lowerLetter"/>
+      <w:lvlText w:val="%2."/>
+      <w:lvlJc w:val="left"/>
+      <w:pPr>
+        <w:ind w:left="1440" w:hanging="360"/>
+      </w:pPr>
+    </w:lvl>
+    <w:lvl w:ilvl="2" w:tplc="0419001B" w:tentative="1">
+      <w:start w:val="1"/>
+      <w:numFmt w:val="lowerRoman"/>
+      <w:lvlText w:val="%3."/>
+      <w:lvlJc w:val="right"/>
+      <w:pPr>
+        <w:ind w:left="2160" w:hanging="180"/>
+      </w:pPr>
+    </w:lvl>
+    <w:lvl w:ilvl="3" w:tplc="0419000F" w:tentative="1">
+      <w:start w:val="1"/>
+      <w:numFmt w:val="decimal"/>
+      <w:lvlText w:val="%4."/>
+      <w:lvlJc w:val="left"/>
+      <w:pPr>
+        <w:ind w:left="2880" w:hanging="360"/>
+      </w:pPr>
+    </w:lvl>
+    <w:lvl w:ilvl="4" w:tplc="04190019" w:tentative="1">
+      <w:start w:val="1"/>
+      <w:numFmt w:val="lowerLetter"/>
+      <w:lvlText w:val="%5."/>
+      <w:lvlJc w:val="left"/>
+      <w:pPr>
+        <w:ind w:left="3600" w:hanging="360"/>
+      </w:pPr>
+    </w:lvl>
+    <w:lvl w:ilvl="5" w:tplc="0419001B" w:tentative="1">
+      <w:start w:val="1"/>
+      <w:numFmt w:val="lowerRoman"/>
+      <w:lvlText w:val="%6."/>
+      <w:lvlJc w:val="right"/>
+      <w:pPr>
+        <w:ind w:left="4320" w:hanging="180"/>
+      </w:pPr>
+    </w:lvl>
+    <w:lvl w:ilvl="6" w:tplc="0419000F" w:tentative="1">
+      <w:start w:val="1"/>
+      <w:numFmt w:val="decimal"/>
+      <w:lvlText w:val="%7."/>
+      <w:lvlJc w:val="left"/>
+      <w:pPr>
+        <w:ind w:left="5040" w:hanging="360"/>
+      </w:pPr>
+    </w:lvl>
+    <w:lvl w:ilvl="7" w:tplc="04190019" w:tentative="1">
+      <w:start w:val="1"/>
+      <w:numFmt w:val="lowerLetter"/>
+      <w:lvlText w:val="%8."/>
+      <w:lvlJc w:val="left"/>
+      <w:pPr>
+        <w:ind w:left="5760" w:hanging="360"/>
+      </w:pPr>
+    </w:lvl>
+    <w:lvl w:ilvl="8" w:tplc="0419001B" w:tentative="1">
+      <w:start w:val="1"/>
+      <w:numFmt w:val="lowerRoman"/>
+      <w:lvlText w:val="%9."/>
+      <w:lvlJc w:val="right"/>
+      <w:pPr>
+        <w:ind w:left="6480" w:hanging="180"/>
+      </w:pPr>
+    </w:lvl>
+  </w:abstractNum>
+  <w:abstractNum w:abstractNumId="7" w15:restartNumberingAfterBreak="0">
     <w:nsid w:val="6B4912C9"/>
     <w:multiLevelType w:val="hybridMultilevel"/>
     <w:tmpl w:val="A8B24B58"/>
@@ -3666,7 +8353,96 @@
       </w:pPr>
     </w:lvl>
   </w:abstractNum>
-  <w:abstractNum w:abstractNumId="6" w15:restartNumberingAfterBreak="0">
+  <w:abstractNum w:abstractNumId="8" w15:restartNumberingAfterBreak="0">
+    <w:nsid w:val="757A0AD1"/>
+    <w:multiLevelType w:val="hybridMultilevel"/>
+    <w:tmpl w:val="441EA140"/>
+    <w:lvl w:ilvl="0" w:tplc="0419000F">
+      <w:start w:val="1"/>
+      <w:numFmt w:val="decimal"/>
+      <w:lvlText w:val="%1."/>
+      <w:lvlJc w:val="left"/>
+      <w:pPr>
+        <w:ind w:left="720" w:hanging="360"/>
+      </w:pPr>
+      <w:rPr>
+        <w:rFonts w:hint="default"/>
+      </w:rPr>
+    </w:lvl>
+    <w:lvl w:ilvl="1" w:tplc="04190019" w:tentative="1">
+      <w:start w:val="1"/>
+      <w:numFmt w:val="lowerLetter"/>
+      <w:lvlText w:val="%2."/>
+      <w:lvlJc w:val="left"/>
+      <w:pPr>
+        <w:ind w:left="1440" w:hanging="360"/>
+      </w:pPr>
+    </w:lvl>
+    <w:lvl w:ilvl="2" w:tplc="0419001B" w:tentative="1">
+      <w:start w:val="1"/>
+      <w:numFmt w:val="lowerRoman"/>
+      <w:lvlText w:val="%3."/>
+      <w:lvlJc w:val="right"/>
+      <w:pPr>
+        <w:ind w:left="2160" w:hanging="180"/>
+      </w:pPr>
+    </w:lvl>
+    <w:lvl w:ilvl="3" w:tplc="0419000F" w:tentative="1">
+      <w:start w:val="1"/>
+      <w:numFmt w:val="decimal"/>
+      <w:lvlText w:val="%4."/>
+      <w:lvlJc w:val="left"/>
+      <w:pPr>
+        <w:ind w:left="2880" w:hanging="360"/>
+      </w:pPr>
+    </w:lvl>
+    <w:lvl w:ilvl="4" w:tplc="04190019" w:tentative="1">
+      <w:start w:val="1"/>
+      <w:numFmt w:val="lowerLetter"/>
+      <w:lvlText w:val="%5."/>
+      <w:lvlJc w:val="left"/>
+      <w:pPr>
+        <w:ind w:left="3600" w:hanging="360"/>
+      </w:pPr>
+    </w:lvl>
+    <w:lvl w:ilvl="5" w:tplc="0419001B" w:tentative="1">
+      <w:start w:val="1"/>
+      <w:numFmt w:val="lowerRoman"/>
+      <w:lvlText w:val="%6."/>
+      <w:lvlJc w:val="right"/>
+      <w:pPr>
+        <w:ind w:left="4320" w:hanging="180"/>
+      </w:pPr>
+    </w:lvl>
+    <w:lvl w:ilvl="6" w:tplc="0419000F" w:tentative="1">
+      <w:start w:val="1"/>
+      <w:numFmt w:val="decimal"/>
+      <w:lvlText w:val="%7."/>
+      <w:lvlJc w:val="left"/>
+      <w:pPr>
+        <w:ind w:left="5040" w:hanging="360"/>
+      </w:pPr>
+    </w:lvl>
+    <w:lvl w:ilvl="7" w:tplc="04190019" w:tentative="1">
+      <w:start w:val="1"/>
+      <w:numFmt w:val="lowerLetter"/>
+      <w:lvlText w:val="%8."/>
+      <w:lvlJc w:val="left"/>
+      <w:pPr>
+        <w:ind w:left="5760" w:hanging="360"/>
+      </w:pPr>
+    </w:lvl>
+    <w:lvl w:ilvl="8" w:tplc="0419001B" w:tentative="1">
+      <w:start w:val="1"/>
+      <w:numFmt w:val="lowerRoman"/>
+      <w:lvlText w:val="%9."/>
+      <w:lvlJc w:val="right"/>
+      <w:pPr>
+        <w:ind w:left="6480" w:hanging="180"/>
+      </w:pPr>
+    </w:lvl>
+  </w:abstractNum>
+  <w:abstractNum w:abstractNumId="9" w15:restartNumberingAfterBreak="0">
     <w:nsid w:val="75F635C3"/>
     <w:multiLevelType w:val="hybridMultilevel"/>
     <w:tmpl w:val="41EA4318"/>
@@ -3756,24 +8532,33 @@
     </w:lvl>
   </w:abstractNum>
   <w:num w:numId="1" w16cid:durableId="999964717">
+    <w:abstractNumId w:val="2"/>
+  </w:num>
+  <w:num w:numId="2" w16cid:durableId="104689624">
     <w:abstractNumId w:val="1"/>
   </w:num>
-  <w:num w:numId="2" w16cid:durableId="104689624">
+  <w:num w:numId="3" w16cid:durableId="511527445">
+    <w:abstractNumId w:val="5"/>
+  </w:num>
+  <w:num w:numId="4" w16cid:durableId="319769966">
+    <w:abstractNumId w:val="3"/>
+  </w:num>
+  <w:num w:numId="5" w16cid:durableId="2019457601">
+    <w:abstractNumId w:val="4"/>
+  </w:num>
+  <w:num w:numId="6" w16cid:durableId="779449441">
+    <w:abstractNumId w:val="7"/>
+  </w:num>
+  <w:num w:numId="7" w16cid:durableId="1484859264">
+    <w:abstractNumId w:val="9"/>
+  </w:num>
+  <w:num w:numId="8" w16cid:durableId="136920335">
+    <w:abstractNumId w:val="8"/>
+  </w:num>
+  <w:num w:numId="9" w16cid:durableId="908541646">
     <w:abstractNumId w:val="0"/>
   </w:num>
-  <w:num w:numId="3" w16cid:durableId="511527445">
-    <w:abstractNumId w:val="4"/>
-  </w:num>
-  <w:num w:numId="4" w16cid:durableId="319769966">
-    <w:abstractNumId w:val="2"/>
-  </w:num>
-  <w:num w:numId="5" w16cid:durableId="2019457601">
-    <w:abstractNumId w:val="3"/>
-  </w:num>
-  <w:num w:numId="6" w16cid:durableId="779449441">
-    <w:abstractNumId w:val="5"/>
-  </w:num>
-  <w:num w:numId="7" w16cid:durableId="1484859264">
+  <w:num w:numId="10" w16cid:durableId="1059088353">
     <w:abstractNumId w:val="6"/>
   </w:num>
 </w:numbering>
@@ -4179,7 +8964,7 @@
   <w:style w:type="paragraph" w:default="1" w:styleId="a">
     <w:name w:val="Normal"/>
     <w:qFormat/>
-    <w:rsid w:val="009F01D0"/>
+    <w:rsid w:val="00EA774D"/>
   </w:style>
   <w:style w:type="paragraph" w:styleId="1">
     <w:name w:val="heading 1"/>
@@ -4901,6 +9686,13 @@
     <w:pitch w:val="variable"/>
     <w:sig w:usb0="E4002EFF" w:usb1="C200247B" w:usb2="00000009" w:usb3="00000000" w:csb0="000001FF" w:csb1="00000000"/>
   </w:font>
+  <w:font w:name="Cambria Math">
+    <w:panose1 w:val="02040503050406030204"/>
+    <w:charset w:val="CC"/>
+    <w:family w:val="roman"/>
+    <w:pitch w:val="variable"/>
+    <w:sig w:usb0="E00006FF" w:usb1="420024FF" w:usb2="02000000" w:usb3="00000000" w:csb0="0000019F" w:csb1="00000000"/>
+  </w:font>
 </w:fonts>
 </file>
 
@@ -4920,11 +9712,13 @@
   </w:compat>
   <w:rsids>
     <w:rsidRoot w:val="00D50675"/>
+    <w:rsid w:val="001D1CAD"/>
     <w:rsid w:val="003210A5"/>
     <w:rsid w:val="00363A38"/>
     <w:rsid w:val="0046694D"/>
     <w:rsid w:val="004D26F1"/>
     <w:rsid w:val="006878B5"/>
+    <w:rsid w:val="008B6B95"/>
     <w:rsid w:val="00AF1E5C"/>
     <w:rsid w:val="00BA691D"/>
     <w:rsid w:val="00C2192E"/>
@@ -4932,6 +9726,7 @@
     <w:rsid w:val="00E21C96"/>
     <w:rsid w:val="00E5365C"/>
     <w:rsid w:val="00E84D24"/>
+    <w:rsid w:val="00F07818"/>
   </w:rsids>
   <m:mathPr>
     <m:mathFont m:val="Cambria Math"/>
@@ -5387,7 +10182,7 @@
     <w:basedOn w:val="a0"/>
     <w:uiPriority w:val="99"/>
     <w:semiHidden/>
-    <w:rsid w:val="004D26F1"/>
+    <w:rsid w:val="00F07818"/>
     <w:rPr>
       <w:color w:val="666666"/>
     </w:rPr>

--- a/docs/lab-3/report.docx
+++ b/docs/lab-3/report.docx
@@ -1787,15 +1787,7 @@
           <w:rFonts w:ascii="Times New Roman" w:hAnsi="Times New Roman" w:cs="Times New Roman"/>
           <w:sz w:val="28"/>
         </w:rPr>
-        <w:t xml:space="preserve">радиусом круга </w:t>
-      </w:r>
-      <w:proofErr w:type="spellStart"/>
-      <w:r>
-        <w:rPr>
-          <w:rFonts w:ascii="Times New Roman" w:hAnsi="Times New Roman" w:cs="Times New Roman"/>
-          <w:sz w:val="28"/>
-        </w:rPr>
-        <w:t>R</w:t>
+        <w:t>радиусом круга R</w:t>
       </w:r>
       <w:r>
         <w:rPr>
@@ -1805,7 +1797,6 @@
         </w:rPr>
         <w:t>c</w:t>
       </w:r>
-      <w:proofErr w:type="spellEnd"/>
       <w:r>
         <w:rPr>
           <w:rFonts w:ascii="Times New Roman" w:hAnsi="Times New Roman" w:cs="Times New Roman"/>
@@ -2578,157 +2569,275 @@
           <w:kern w:val="0"/>
           <w:sz w:val="28"/>
           <w:szCs w:val="28"/>
+          <w14:ligatures w14:val="none"/>
+        </w:rPr>
+      </w:pPr>
+      <w:r>
+        <w:rPr>
+          <w:rFonts w:ascii="Times New Roman" w:eastAsia="Calibri" w:hAnsi="Times New Roman" w:cs="Times New Roman"/>
+          <w:bCs/>
+          <w:iCs/>
+          <w:color w:val="000000" w:themeColor="text1"/>
+          <w:kern w:val="0"/>
+          <w:sz w:val="28"/>
+          <w:szCs w:val="28"/>
+          <w14:ligatures w14:val="none"/>
+        </w:rPr>
+        <w:t xml:space="preserve">1. </w:t>
+      </w:r>
+      <w:r>
+        <w:rPr>
+          <w:rFonts w:ascii="Times New Roman" w:eastAsia="Calibri" w:hAnsi="Times New Roman" w:cs="Times New Roman"/>
+          <w:bCs/>
+          <w:iCs/>
+          <w:color w:val="000000" w:themeColor="text1"/>
+          <w:kern w:val="0"/>
+          <w:sz w:val="28"/>
+          <w:szCs w:val="28"/>
+          <w14:ligatures w14:val="none"/>
+        </w:rPr>
+        <w:t xml:space="preserve">Для треугольника </w:t>
+      </w:r>
+      <w:r>
+        <w:rPr>
+          <w:rFonts w:ascii="Times New Roman" w:eastAsia="Calibri" w:hAnsi="Times New Roman" w:cs="Times New Roman"/>
+          <w:bCs/>
+          <w:iCs/>
+          <w:color w:val="000000" w:themeColor="text1"/>
+          <w:kern w:val="0"/>
+          <w:sz w:val="28"/>
+          <w:szCs w:val="28"/>
+          <w14:ligatures w14:val="none"/>
+        </w:rPr>
+        <w:t>точки</w:t>
+      </w:r>
+      <w:r>
+        <w:rPr>
+          <w:rFonts w:ascii="Times New Roman" w:eastAsia="Calibri" w:hAnsi="Times New Roman" w:cs="Times New Roman"/>
+          <w:bCs/>
+          <w:iCs/>
+          <w:color w:val="000000" w:themeColor="text1"/>
+          <w:kern w:val="0"/>
+          <w:sz w:val="28"/>
+          <w:szCs w:val="28"/>
+          <w14:ligatures w14:val="none"/>
+        </w:rPr>
+        <w:t xml:space="preserve"> будем получать в параллелограмме</w:t>
+      </w:r>
+      <w:r>
+        <w:rPr>
+          <w:rFonts w:ascii="Times New Roman" w:eastAsia="Calibri" w:hAnsi="Times New Roman" w:cs="Times New Roman"/>
+          <w:bCs/>
+          <w:iCs/>
+          <w:color w:val="000000" w:themeColor="text1"/>
+          <w:kern w:val="0"/>
+          <w:sz w:val="28"/>
+          <w:szCs w:val="28"/>
+          <w14:ligatures w14:val="none"/>
+        </w:rPr>
+        <w:t xml:space="preserve">. </w:t>
+      </w:r>
+      <w:r>
+        <w:rPr>
+          <w:rFonts w:ascii="Times New Roman" w:eastAsia="Calibri" w:hAnsi="Times New Roman" w:cs="Times New Roman"/>
+          <w:bCs/>
+          <w:iCs/>
+          <w:color w:val="000000" w:themeColor="text1"/>
+          <w:kern w:val="0"/>
+          <w:sz w:val="28"/>
+          <w:szCs w:val="28"/>
+          <w14:ligatures w14:val="none"/>
+        </w:rPr>
+        <w:t>В случае получения точки во второй половине параллелограмма</w:t>
+      </w:r>
+      <w:r>
+        <w:rPr>
+          <w:rFonts w:ascii="Times New Roman" w:eastAsia="Calibri" w:hAnsi="Times New Roman" w:cs="Times New Roman"/>
+          <w:bCs/>
+          <w:iCs/>
+          <w:color w:val="000000" w:themeColor="text1"/>
+          <w:kern w:val="0"/>
+          <w:sz w:val="28"/>
+          <w:szCs w:val="28"/>
+          <w14:ligatures w14:val="none"/>
+        </w:rPr>
+        <w:t xml:space="preserve"> буде</w:t>
+      </w:r>
+      <w:r>
+        <w:rPr>
+          <w:rFonts w:ascii="Times New Roman" w:eastAsia="Calibri" w:hAnsi="Times New Roman" w:cs="Times New Roman"/>
+          <w:bCs/>
+          <w:iCs/>
+          <w:color w:val="000000" w:themeColor="text1"/>
+          <w:kern w:val="0"/>
+          <w:sz w:val="28"/>
+          <w:szCs w:val="28"/>
+          <w14:ligatures w14:val="none"/>
+        </w:rPr>
+        <w:t>м</w:t>
+      </w:r>
+      <w:r>
+        <w:rPr>
+          <w:rFonts w:ascii="Times New Roman" w:eastAsia="Calibri" w:hAnsi="Times New Roman" w:cs="Times New Roman"/>
+          <w:bCs/>
+          <w:iCs/>
+          <w:color w:val="000000" w:themeColor="text1"/>
+          <w:kern w:val="0"/>
+          <w:sz w:val="28"/>
+          <w:szCs w:val="28"/>
+          <w14:ligatures w14:val="none"/>
+        </w:rPr>
+        <w:t xml:space="preserve"> отражать точку в целевой треугольник.</w:t>
+      </w:r>
+      <w:r>
+        <w:rPr>
+          <w:rFonts w:ascii="Times New Roman" w:eastAsia="Calibri" w:hAnsi="Times New Roman" w:cs="Times New Roman"/>
+          <w:bCs/>
+          <w:iCs/>
+          <w:color w:val="000000" w:themeColor="text1"/>
+          <w:kern w:val="0"/>
+          <w:sz w:val="28"/>
+          <w:szCs w:val="28"/>
+          <w14:ligatures w14:val="none"/>
+        </w:rPr>
+        <w:t xml:space="preserve"> </w:t>
+      </w:r>
+    </w:p>
+    <w:p>
+      <w:pPr>
+        <w:spacing w:before="100" w:beforeAutospacing="1" w:after="100" w:afterAutospacing="1"/>
+        <w:rPr>
+          <w:rFonts w:ascii="Times New Roman" w:hAnsi="Times New Roman" w:cs="Times New Roman"/>
+          <w:sz w:val="28"/>
+          <w:szCs w:val="28"/>
           <w:lang w:val="en-US"/>
-          <w14:ligatures w14:val="none"/>
-        </w:rPr>
-      </w:pPr>
-      <w:r>
-        <w:rPr>
-          <w:rFonts w:ascii="Times New Roman" w:eastAsia="Calibri" w:hAnsi="Times New Roman" w:cs="Times New Roman"/>
-          <w:bCs/>
-          <w:iCs/>
-          <w:color w:val="000000" w:themeColor="text1"/>
-          <w:kern w:val="0"/>
-          <w:sz w:val="28"/>
-          <w:szCs w:val="28"/>
-          <w14:ligatures w14:val="none"/>
-        </w:rPr>
-        <w:t xml:space="preserve">1. </w:t>
-      </w:r>
-      <w:r>
-        <w:rPr>
-          <w:rFonts w:ascii="Times New Roman" w:eastAsia="Calibri" w:hAnsi="Times New Roman" w:cs="Times New Roman"/>
-          <w:bCs/>
-          <w:iCs/>
-          <w:color w:val="000000" w:themeColor="text1"/>
-          <w:kern w:val="0"/>
-          <w:sz w:val="28"/>
-          <w:szCs w:val="28"/>
-          <w14:ligatures w14:val="none"/>
-        </w:rPr>
-        <w:t xml:space="preserve">Для треугольника </w:t>
-      </w:r>
-      <w:r>
-        <w:rPr>
-          <w:rFonts w:ascii="Times New Roman" w:eastAsia="Calibri" w:hAnsi="Times New Roman" w:cs="Times New Roman"/>
-          <w:bCs/>
-          <w:iCs/>
-          <w:color w:val="000000" w:themeColor="text1"/>
-          <w:kern w:val="0"/>
-          <w:sz w:val="28"/>
-          <w:szCs w:val="28"/>
-          <w14:ligatures w14:val="none"/>
-        </w:rPr>
-        <w:t>точки</w:t>
-      </w:r>
-      <w:r>
-        <w:rPr>
-          <w:rFonts w:ascii="Times New Roman" w:eastAsia="Calibri" w:hAnsi="Times New Roman" w:cs="Times New Roman"/>
-          <w:bCs/>
-          <w:iCs/>
-          <w:color w:val="000000" w:themeColor="text1"/>
-          <w:kern w:val="0"/>
-          <w:sz w:val="28"/>
-          <w:szCs w:val="28"/>
-          <w14:ligatures w14:val="none"/>
-        </w:rPr>
-        <w:t xml:space="preserve"> будем получать в параллелограмме</w:t>
-      </w:r>
-      <w:r>
-        <w:rPr>
-          <w:rFonts w:ascii="Times New Roman" w:eastAsia="Calibri" w:hAnsi="Times New Roman" w:cs="Times New Roman"/>
-          <w:bCs/>
-          <w:iCs/>
-          <w:color w:val="000000" w:themeColor="text1"/>
-          <w:kern w:val="0"/>
-          <w:sz w:val="28"/>
-          <w:szCs w:val="28"/>
-          <w14:ligatures w14:val="none"/>
-        </w:rPr>
-        <w:t xml:space="preserve">. </w:t>
-      </w:r>
-      <w:r>
-        <w:rPr>
-          <w:rFonts w:ascii="Times New Roman" w:eastAsia="Calibri" w:hAnsi="Times New Roman" w:cs="Times New Roman"/>
-          <w:bCs/>
-          <w:iCs/>
-          <w:color w:val="000000" w:themeColor="text1"/>
-          <w:kern w:val="0"/>
-          <w:sz w:val="28"/>
-          <w:szCs w:val="28"/>
-          <w14:ligatures w14:val="none"/>
-        </w:rPr>
-        <w:t>В случае получения точки во второй половине параллелограмма</w:t>
-      </w:r>
-      <w:r>
-        <w:rPr>
-          <w:rFonts w:ascii="Times New Roman" w:eastAsia="Calibri" w:hAnsi="Times New Roman" w:cs="Times New Roman"/>
-          <w:bCs/>
-          <w:iCs/>
-          <w:color w:val="000000" w:themeColor="text1"/>
-          <w:kern w:val="0"/>
-          <w:sz w:val="28"/>
-          <w:szCs w:val="28"/>
-          <w14:ligatures w14:val="none"/>
-        </w:rPr>
-        <w:t xml:space="preserve"> буде</w:t>
-      </w:r>
-      <w:r>
-        <w:rPr>
-          <w:rFonts w:ascii="Times New Roman" w:eastAsia="Calibri" w:hAnsi="Times New Roman" w:cs="Times New Roman"/>
-          <w:bCs/>
-          <w:iCs/>
-          <w:color w:val="000000" w:themeColor="text1"/>
-          <w:kern w:val="0"/>
-          <w:sz w:val="28"/>
-          <w:szCs w:val="28"/>
-          <w14:ligatures w14:val="none"/>
-        </w:rPr>
-        <w:t>м</w:t>
-      </w:r>
-      <w:r>
-        <w:rPr>
-          <w:rFonts w:ascii="Times New Roman" w:eastAsia="Calibri" w:hAnsi="Times New Roman" w:cs="Times New Roman"/>
-          <w:bCs/>
-          <w:iCs/>
-          <w:color w:val="000000" w:themeColor="text1"/>
-          <w:kern w:val="0"/>
-          <w:sz w:val="28"/>
-          <w:szCs w:val="28"/>
-          <w14:ligatures w14:val="none"/>
-        </w:rPr>
-        <w:t xml:space="preserve"> отражать точку в целевой треугольник.</w:t>
-      </w:r>
-      <w:r>
-        <w:rPr>
-          <w:rFonts w:ascii="Times New Roman" w:eastAsia="Calibri" w:hAnsi="Times New Roman" w:cs="Times New Roman"/>
-          <w:bCs/>
-          <w:iCs/>
-          <w:color w:val="000000" w:themeColor="text1"/>
-          <w:kern w:val="0"/>
-          <w:sz w:val="28"/>
-          <w:szCs w:val="28"/>
-          <w14:ligatures w14:val="none"/>
+        </w:rPr>
+      </w:pPr>
+      <w:r>
+        <w:rPr>
+          <w:rFonts w:ascii="Times New Roman" w:hAnsi="Times New Roman" w:cs="Times New Roman"/>
+          <w:sz w:val="28"/>
+          <w:szCs w:val="28"/>
+        </w:rPr>
+        <w:t>Система координат: оси по сторонам треугольника.</w:t>
+      </w:r>
+    </w:p>
+    <w:p>
+      <w:pPr>
+        <w:spacing w:before="100" w:beforeAutospacing="1" w:after="100" w:afterAutospacing="1"/>
+        <w:rPr>
+          <w:rFonts w:ascii="Times New Roman" w:hAnsi="Times New Roman" w:cs="Times New Roman"/>
+          <w:sz w:val="28"/>
+          <w:szCs w:val="28"/>
+        </w:rPr>
+      </w:pPr>
+      <w:r>
+        <w:rPr>
+          <w:rFonts w:ascii="Times New Roman" w:hAnsi="Times New Roman" w:cs="Times New Roman"/>
+          <w:sz w:val="28"/>
+          <w:szCs w:val="28"/>
+        </w:rPr>
+        <w:t xml:space="preserve">Проверка: для проверки для каждой точки будем производить перевод в координаты </w:t>
+      </w:r>
+      <w:r>
+        <w:rPr>
+          <w:rFonts w:ascii="Times New Roman" w:hAnsi="Times New Roman" w:cs="Times New Roman"/>
+          <w:sz w:val="28"/>
+          <w:szCs w:val="28"/>
+          <w:lang w:val="en-US"/>
+        </w:rPr>
+        <w:t>UV</w:t>
+      </w:r>
+      <w:r>
+        <w:rPr>
+          <w:rFonts w:ascii="Times New Roman" w:hAnsi="Times New Roman" w:cs="Times New Roman"/>
+          <w:sz w:val="28"/>
+          <w:szCs w:val="28"/>
         </w:rPr>
         <w:t xml:space="preserve"> </w:t>
       </w:r>
-    </w:p>
-    <w:p>
-      <w:pPr>
-        <w:spacing w:before="100" w:beforeAutospacing="1" w:after="100" w:afterAutospacing="1"/>
-        <w:rPr>
-          <w:rFonts w:ascii="Times New Roman" w:hAnsi="Times New Roman" w:cs="Times New Roman"/>
-          <w:sz w:val="28"/>
-          <w:szCs w:val="28"/>
-        </w:rPr>
-      </w:pPr>
-      <w:r>
-        <w:rPr>
-          <w:rFonts w:ascii="Times New Roman" w:hAnsi="Times New Roman" w:cs="Times New Roman"/>
-          <w:sz w:val="28"/>
-          <w:szCs w:val="28"/>
-        </w:rPr>
-        <w:t>Система координат: оси по сторонам треугольника.</w:t>
+      <w:r>
+        <w:rPr>
+          <w:rFonts w:ascii="Times New Roman" w:hAnsi="Times New Roman" w:cs="Times New Roman"/>
+          <w:sz w:val="28"/>
+          <w:szCs w:val="28"/>
+        </w:rPr>
+        <w:t xml:space="preserve">по сторонам треугольника, затем будем определять, в какой из </w:t>
+      </w:r>
+      <w:r>
+        <w:rPr>
+          <w:rFonts w:ascii="Times New Roman" w:hAnsi="Times New Roman" w:cs="Times New Roman"/>
+          <w:sz w:val="28"/>
+          <w:szCs w:val="28"/>
+          <w:lang w:val="en-US"/>
+        </w:rPr>
+        <w:t>M</w:t>
+      </w:r>
+      <w:r>
+        <w:rPr>
+          <w:rFonts w:ascii="Times New Roman" w:hAnsi="Times New Roman" w:cs="Times New Roman"/>
+          <w:sz w:val="28"/>
+          <w:szCs w:val="28"/>
+        </w:rPr>
+        <w:t>*</w:t>
+      </w:r>
+      <w:r>
+        <w:rPr>
+          <w:rFonts w:ascii="Times New Roman" w:hAnsi="Times New Roman" w:cs="Times New Roman"/>
+          <w:sz w:val="28"/>
+          <w:szCs w:val="28"/>
+          <w:lang w:val="en-US"/>
+        </w:rPr>
+        <w:t>M</w:t>
+      </w:r>
+      <w:r>
+        <w:rPr>
+          <w:rFonts w:ascii="Times New Roman" w:hAnsi="Times New Roman" w:cs="Times New Roman"/>
+          <w:sz w:val="28"/>
+          <w:szCs w:val="28"/>
+        </w:rPr>
+        <w:t xml:space="preserve"> </w:t>
+      </w:r>
+      <w:r>
+        <w:rPr>
+          <w:rFonts w:ascii="Times New Roman" w:hAnsi="Times New Roman" w:cs="Times New Roman"/>
+          <w:sz w:val="28"/>
+          <w:szCs w:val="28"/>
+        </w:rPr>
+        <w:t xml:space="preserve">равных треугольников точка попала. </w:t>
+      </w:r>
+      <w:r>
+        <w:rPr>
+          <w:rFonts w:ascii="Times New Roman" w:hAnsi="Times New Roman" w:cs="Times New Roman"/>
+          <w:sz w:val="28"/>
+          <w:szCs w:val="28"/>
+          <w:lang w:val="en-US"/>
+        </w:rPr>
+        <w:t>M -–</w:t>
+      </w:r>
+      <w:r>
+        <w:rPr>
+          <w:rFonts w:ascii="Times New Roman" w:hAnsi="Times New Roman" w:cs="Times New Roman"/>
+          <w:sz w:val="28"/>
+          <w:szCs w:val="28"/>
+        </w:rPr>
+        <w:t>количество областей по сторон</w:t>
+      </w:r>
+      <w:r>
+        <w:rPr>
+          <w:rFonts w:ascii="Times New Roman" w:hAnsi="Times New Roman" w:cs="Times New Roman"/>
+          <w:sz w:val="28"/>
+          <w:szCs w:val="28"/>
+        </w:rPr>
+        <w:t>ам</w:t>
+      </w:r>
+      <w:r>
+        <w:rPr>
+          <w:rFonts w:ascii="Times New Roman" w:hAnsi="Times New Roman" w:cs="Times New Roman"/>
+          <w:sz w:val="28"/>
+          <w:szCs w:val="28"/>
+        </w:rPr>
+        <w:t xml:space="preserve"> треугольника.</w:t>
       </w:r>
     </w:p>
     <w:p>
@@ -2810,72 +2919,7 @@
           <w:szCs w:val="28"/>
           <w14:ligatures w14:val="none"/>
         </w:rPr>
-        <w:t xml:space="preserve"> использовать </w:t>
-      </w:r>
-      <w:r>
-        <w:rPr>
-          <w:rFonts w:ascii="Times New Roman" w:eastAsia="Calibri" w:hAnsi="Times New Roman" w:cs="Times New Roman"/>
-          <w:bCs/>
-          <w:iCs/>
-          <w:color w:val="000000" w:themeColor="text1"/>
-          <w:kern w:val="0"/>
-          <w:sz w:val="28"/>
-          <w:szCs w:val="28"/>
-          <w14:ligatures w14:val="none"/>
-        </w:rPr>
-        <w:t>полярн</w:t>
-      </w:r>
-      <w:r>
-        <w:rPr>
-          <w:rFonts w:ascii="Times New Roman" w:eastAsia="Calibri" w:hAnsi="Times New Roman" w:cs="Times New Roman"/>
-          <w:bCs/>
-          <w:iCs/>
-          <w:color w:val="000000" w:themeColor="text1"/>
-          <w:kern w:val="0"/>
-          <w:sz w:val="28"/>
-          <w:szCs w:val="28"/>
-          <w14:ligatures w14:val="none"/>
-        </w:rPr>
-        <w:t>ую</w:t>
-      </w:r>
-      <w:r>
-        <w:rPr>
-          <w:rFonts w:ascii="Times New Roman" w:eastAsia="Calibri" w:hAnsi="Times New Roman" w:cs="Times New Roman"/>
-          <w:bCs/>
-          <w:iCs/>
-          <w:color w:val="000000" w:themeColor="text1"/>
-          <w:kern w:val="0"/>
-          <w:sz w:val="28"/>
-          <w:szCs w:val="28"/>
-          <w14:ligatures w14:val="none"/>
-        </w:rPr>
-        <w:t xml:space="preserve"> систем</w:t>
-      </w:r>
-      <w:r>
-        <w:rPr>
-          <w:rFonts w:ascii="Times New Roman" w:eastAsia="Calibri" w:hAnsi="Times New Roman" w:cs="Times New Roman"/>
-          <w:bCs/>
-          <w:iCs/>
-          <w:color w:val="000000" w:themeColor="text1"/>
-          <w:kern w:val="0"/>
-          <w:sz w:val="28"/>
-          <w:szCs w:val="28"/>
-          <w14:ligatures w14:val="none"/>
-        </w:rPr>
-        <w:t>у</w:t>
-      </w:r>
-      <w:r>
-        <w:rPr>
-          <w:rFonts w:ascii="Times New Roman" w:eastAsia="Calibri" w:hAnsi="Times New Roman" w:cs="Times New Roman"/>
-          <w:bCs/>
-          <w:iCs/>
-          <w:color w:val="000000" w:themeColor="text1"/>
-          <w:kern w:val="0"/>
-          <w:sz w:val="28"/>
-          <w:szCs w:val="28"/>
-          <w14:ligatures w14:val="none"/>
-        </w:rPr>
-        <w:t xml:space="preserve"> координат.</w:t>
+        <w:t xml:space="preserve"> использовать полярную систему координат.</w:t>
       </w:r>
     </w:p>
     <w:p>
@@ -3368,33 +3412,7 @@
           <w:szCs w:val="28"/>
           <w14:ligatures w14:val="none"/>
         </w:rPr>
-        <w:t>П</w:t>
-      </w:r>
-      <w:r>
-        <w:rPr>
-          <w:rFonts w:ascii="Times New Roman" w:eastAsia="Calibri" w:hAnsi="Times New Roman" w:cs="Times New Roman"/>
-          <w:bCs/>
-          <w:iCs/>
-          <w:color w:val="000000" w:themeColor="text1"/>
-          <w:kern w:val="0"/>
-          <w:sz w:val="28"/>
-          <w:szCs w:val="28"/>
-          <w14:ligatures w14:val="none"/>
-        </w:rPr>
-        <w:t>лотность</w:t>
-      </w:r>
-      <w:r>
-        <w:rPr>
-          <w:rFonts w:ascii="Times New Roman" w:eastAsia="Calibri" w:hAnsi="Times New Roman" w:cs="Times New Roman"/>
-          <w:bCs/>
-          <w:iCs/>
-          <w:color w:val="000000" w:themeColor="text1"/>
-          <w:kern w:val="0"/>
-          <w:sz w:val="28"/>
-          <w:szCs w:val="28"/>
-          <w14:ligatures w14:val="none"/>
-        </w:rPr>
-        <w:t xml:space="preserve"> вероятности:</w:t>
+        <w:t>Плотность вероятности:</w:t>
       </w:r>
     </w:p>
     <w:p>
@@ -5335,9 +5353,36 @@
           <w14:ligatures w14:val="none"/>
         </w:rPr>
         <w:br/>
-        <w:t xml:space="preserve">theta = </w:t>
-      </w:r>
-      <w:proofErr w:type="spellStart"/>
+        <w:t>theta = arccos(2u – 1)</w:t>
+      </w:r>
+    </w:p>
+    <w:p>
+      <w:pPr>
+        <w:spacing w:before="100" w:beforeAutospacing="1" w:after="100" w:afterAutospacing="1"/>
+        <w:rPr>
+          <w:rFonts w:ascii="Times New Roman" w:eastAsia="Calibri" w:hAnsi="Times New Roman" w:cs="Times New Roman"/>
+          <w:bCs/>
+          <w:iCs/>
+          <w:color w:val="000000" w:themeColor="text1"/>
+          <w:kern w:val="0"/>
+          <w:sz w:val="28"/>
+          <w:szCs w:val="28"/>
+          <w14:ligatures w14:val="none"/>
+        </w:rPr>
+      </w:pPr>
+      <w:r>
+        <w:rPr>
+          <w:rFonts w:ascii="Times New Roman" w:eastAsia="Calibri" w:hAnsi="Times New Roman" w:cs="Times New Roman"/>
+          <w:bCs/>
+          <w:iCs/>
+          <w:color w:val="000000" w:themeColor="text1"/>
+          <w:kern w:val="0"/>
+          <w:sz w:val="28"/>
+          <w:szCs w:val="28"/>
+          <w14:ligatures w14:val="none"/>
+        </w:rPr>
+        <w:t xml:space="preserve">Система координат: выбраны единичные векторы по осям </w:t>
+      </w:r>
       <w:r>
         <w:rPr>
           <w:rFonts w:ascii="Times New Roman" w:eastAsia="Calibri" w:hAnsi="Times New Roman" w:cs="Times New Roman"/>
@@ -5350,9 +5395,21 @@
           <w:lang w:val="en-US"/>
           <w14:ligatures w14:val="none"/>
         </w:rPr>
-        <w:t>arccos</w:t>
-      </w:r>
-      <w:proofErr w:type="spellEnd"/>
+        <w:t>X</w:t>
+      </w:r>
+      <w:r>
+        <w:rPr>
+          <w:rFonts w:ascii="Times New Roman" w:eastAsia="Calibri" w:hAnsi="Times New Roman" w:cs="Times New Roman"/>
+          <w:bCs/>
+          <w:iCs/>
+          <w:color w:val="000000" w:themeColor="text1"/>
+          <w:kern w:val="0"/>
+          <w:sz w:val="28"/>
+          <w:szCs w:val="28"/>
+          <w14:ligatures w14:val="none"/>
+        </w:rPr>
+        <w:t xml:space="preserve">, </w:t>
+      </w:r>
       <w:r>
         <w:rPr>
           <w:rFonts w:ascii="Times New Roman" w:eastAsia="Calibri" w:hAnsi="Times New Roman" w:cs="Times New Roman"/>
@@ -5365,7 +5422,154 @@
           <w:lang w:val="en-US"/>
           <w14:ligatures w14:val="none"/>
         </w:rPr>
-        <w:t>(2u – 1)</w:t>
+        <w:t>Y</w:t>
+      </w:r>
+      <w:r>
+        <w:rPr>
+          <w:rFonts w:ascii="Times New Roman" w:eastAsia="Calibri" w:hAnsi="Times New Roman" w:cs="Times New Roman"/>
+          <w:bCs/>
+          <w:iCs/>
+          <w:color w:val="000000" w:themeColor="text1"/>
+          <w:kern w:val="0"/>
+          <w:sz w:val="28"/>
+          <w:szCs w:val="28"/>
+          <w14:ligatures w14:val="none"/>
+        </w:rPr>
+        <w:t xml:space="preserve">, </w:t>
+      </w:r>
+      <w:r>
+        <w:rPr>
+          <w:rFonts w:ascii="Times New Roman" w:eastAsia="Calibri" w:hAnsi="Times New Roman" w:cs="Times New Roman"/>
+          <w:bCs/>
+          <w:iCs/>
+          <w:color w:val="000000" w:themeColor="text1"/>
+          <w:kern w:val="0"/>
+          <w:sz w:val="28"/>
+          <w:szCs w:val="28"/>
+          <w:lang w:val="en-US"/>
+          <w14:ligatures w14:val="none"/>
+        </w:rPr>
+        <w:t>Z</w:t>
+      </w:r>
+      <w:r>
+        <w:rPr>
+          <w:rFonts w:ascii="Times New Roman" w:eastAsia="Calibri" w:hAnsi="Times New Roman" w:cs="Times New Roman"/>
+          <w:bCs/>
+          <w:iCs/>
+          <w:color w:val="000000" w:themeColor="text1"/>
+          <w:kern w:val="0"/>
+          <w:sz w:val="28"/>
+          <w:szCs w:val="28"/>
+          <w14:ligatures w14:val="none"/>
+        </w:rPr>
+        <w:t xml:space="preserve"> для </w:t>
+      </w:r>
+      <w:r>
+        <w:rPr>
+          <w:rFonts w:ascii="Times New Roman" w:eastAsia="Calibri" w:hAnsi="Times New Roman" w:cs="Times New Roman"/>
+          <w:bCs/>
+          <w:iCs/>
+          <w:color w:val="000000" w:themeColor="text1"/>
+          <w:kern w:val="0"/>
+          <w:sz w:val="28"/>
+          <w:szCs w:val="28"/>
+          <w14:ligatures w14:val="none"/>
+        </w:rPr>
+        <w:t>осей</w:t>
+      </w:r>
+      <w:r>
+        <w:rPr>
+          <w:rFonts w:ascii="Times New Roman" w:eastAsia="Calibri" w:hAnsi="Times New Roman" w:cs="Times New Roman"/>
+          <w:bCs/>
+          <w:iCs/>
+          <w:color w:val="000000" w:themeColor="text1"/>
+          <w:kern w:val="0"/>
+          <w:sz w:val="28"/>
+          <w:szCs w:val="28"/>
+          <w14:ligatures w14:val="none"/>
+        </w:rPr>
+        <w:t xml:space="preserve"> </w:t>
+      </w:r>
+      <w:r>
+        <w:rPr>
+          <w:rFonts w:ascii="Times New Roman" w:eastAsia="Calibri" w:hAnsi="Times New Roman" w:cs="Times New Roman"/>
+          <w:bCs/>
+          <w:iCs/>
+          <w:color w:val="000000" w:themeColor="text1"/>
+          <w:kern w:val="0"/>
+          <w:sz w:val="28"/>
+          <w:szCs w:val="28"/>
+          <w:lang w:val="en-US"/>
+          <w14:ligatures w14:val="none"/>
+        </w:rPr>
+        <w:t>U</w:t>
+      </w:r>
+      <w:r>
+        <w:rPr>
+          <w:rFonts w:ascii="Times New Roman" w:eastAsia="Calibri" w:hAnsi="Times New Roman" w:cs="Times New Roman"/>
+          <w:bCs/>
+          <w:iCs/>
+          <w:color w:val="000000" w:themeColor="text1"/>
+          <w:kern w:val="0"/>
+          <w:sz w:val="28"/>
+          <w:szCs w:val="28"/>
+          <w14:ligatures w14:val="none"/>
+        </w:rPr>
+        <w:t xml:space="preserve">, </w:t>
+      </w:r>
+      <w:r>
+        <w:rPr>
+          <w:rFonts w:ascii="Times New Roman" w:eastAsia="Calibri" w:hAnsi="Times New Roman" w:cs="Times New Roman"/>
+          <w:bCs/>
+          <w:iCs/>
+          <w:color w:val="000000" w:themeColor="text1"/>
+          <w:kern w:val="0"/>
+          <w:sz w:val="28"/>
+          <w:szCs w:val="28"/>
+          <w:lang w:val="en-US"/>
+          <w14:ligatures w14:val="none"/>
+        </w:rPr>
+        <w:t>V</w:t>
+      </w:r>
+      <w:r>
+        <w:rPr>
+          <w:rFonts w:ascii="Times New Roman" w:eastAsia="Calibri" w:hAnsi="Times New Roman" w:cs="Times New Roman"/>
+          <w:bCs/>
+          <w:iCs/>
+          <w:color w:val="000000" w:themeColor="text1"/>
+          <w:kern w:val="0"/>
+          <w:sz w:val="28"/>
+          <w:szCs w:val="28"/>
+          <w14:ligatures w14:val="none"/>
+        </w:rPr>
+        <w:t xml:space="preserve">, </w:t>
+      </w:r>
+      <w:r>
+        <w:rPr>
+          <w:rFonts w:ascii="Times New Roman" w:eastAsia="Calibri" w:hAnsi="Times New Roman" w:cs="Times New Roman"/>
+          <w:bCs/>
+          <w:iCs/>
+          <w:color w:val="000000" w:themeColor="text1"/>
+          <w:kern w:val="0"/>
+          <w:sz w:val="28"/>
+          <w:szCs w:val="28"/>
+          <w:lang w:val="en-US"/>
+          <w14:ligatures w14:val="none"/>
+        </w:rPr>
+        <w:t>N</w:t>
+      </w:r>
+      <w:r>
+        <w:rPr>
+          <w:rFonts w:ascii="Times New Roman" w:eastAsia="Calibri" w:hAnsi="Times New Roman" w:cs="Times New Roman"/>
+          <w:bCs/>
+          <w:iCs/>
+          <w:color w:val="000000" w:themeColor="text1"/>
+          <w:kern w:val="0"/>
+          <w:sz w:val="28"/>
+          <w:szCs w:val="28"/>
+          <w14:ligatures w14:val="none"/>
+        </w:rPr>
+        <w:t>.</w:t>
       </w:r>
     </w:p>
     <w:p>
@@ -5393,7 +5597,33 @@
           <w:szCs w:val="28"/>
           <w14:ligatures w14:val="none"/>
         </w:rPr>
-        <w:t xml:space="preserve">Система координат: выбраны единичные векторы по осям </w:t>
+        <w:t>Проверка: по проекции</w:t>
+      </w:r>
+      <w:r>
+        <w:rPr>
+          <w:rFonts w:ascii="Times New Roman" w:eastAsia="Calibri" w:hAnsi="Times New Roman" w:cs="Times New Roman"/>
+          <w:bCs/>
+          <w:iCs/>
+          <w:color w:val="000000" w:themeColor="text1"/>
+          <w:kern w:val="0"/>
+          <w:sz w:val="28"/>
+          <w:szCs w:val="28"/>
+          <w14:ligatures w14:val="none"/>
+        </w:rPr>
+        <w:t xml:space="preserve"> </w:t>
+      </w:r>
+      <w:r>
+        <w:rPr>
+          <w:rFonts w:ascii="Times New Roman" w:eastAsia="Calibri" w:hAnsi="Times New Roman" w:cs="Times New Roman"/>
+          <w:bCs/>
+          <w:iCs/>
+          <w:color w:val="000000" w:themeColor="text1"/>
+          <w:kern w:val="0"/>
+          <w:sz w:val="28"/>
+          <w:szCs w:val="28"/>
+          <w14:ligatures w14:val="none"/>
+        </w:rPr>
+        <w:t xml:space="preserve">направлений на ось </w:t>
       </w:r>
       <w:r>
         <w:rPr>
@@ -5407,20 +5637,20 @@
           <w:lang w:val="en-US"/>
           <w14:ligatures w14:val="none"/>
         </w:rPr>
-        <w:t>X</w:t>
-      </w:r>
-      <w:r>
-        <w:rPr>
-          <w:rFonts w:ascii="Times New Roman" w:eastAsia="Calibri" w:hAnsi="Times New Roman" w:cs="Times New Roman"/>
-          <w:bCs/>
-          <w:iCs/>
-          <w:color w:val="000000" w:themeColor="text1"/>
-          <w:kern w:val="0"/>
-          <w:sz w:val="28"/>
-          <w:szCs w:val="28"/>
-          <w14:ligatures w14:val="none"/>
-        </w:rPr>
-        <w:t xml:space="preserve">, </w:t>
+        <w:t>N</w:t>
+      </w:r>
+      <w:r>
+        <w:rPr>
+          <w:rFonts w:ascii="Times New Roman" w:eastAsia="Calibri" w:hAnsi="Times New Roman" w:cs="Times New Roman"/>
+          <w:bCs/>
+          <w:iCs/>
+          <w:color w:val="000000" w:themeColor="text1"/>
+          <w:kern w:val="0"/>
+          <w:sz w:val="28"/>
+          <w:szCs w:val="28"/>
+          <w14:ligatures w14:val="none"/>
+        </w:rPr>
+        <w:t xml:space="preserve"> (равномерность </w:t>
       </w:r>
       <w:r>
         <w:rPr>
@@ -5434,20 +5664,20 @@
           <w:lang w:val="en-US"/>
           <w14:ligatures w14:val="none"/>
         </w:rPr>
-        <w:t>Y</w:t>
-      </w:r>
-      <w:r>
-        <w:rPr>
-          <w:rFonts w:ascii="Times New Roman" w:eastAsia="Calibri" w:hAnsi="Times New Roman" w:cs="Times New Roman"/>
-          <w:bCs/>
-          <w:iCs/>
-          <w:color w:val="000000" w:themeColor="text1"/>
-          <w:kern w:val="0"/>
-          <w:sz w:val="28"/>
-          <w:szCs w:val="28"/>
-          <w14:ligatures w14:val="none"/>
-        </w:rPr>
-        <w:t xml:space="preserve">, </w:t>
+        <w:t>mu</w:t>
+      </w:r>
+      <w:r>
+        <w:rPr>
+          <w:rFonts w:ascii="Times New Roman" w:eastAsia="Calibri" w:hAnsi="Times New Roman" w:cs="Times New Roman"/>
+          <w:bCs/>
+          <w:iCs/>
+          <w:color w:val="000000" w:themeColor="text1"/>
+          <w:kern w:val="0"/>
+          <w:sz w:val="28"/>
+          <w:szCs w:val="28"/>
+          <w14:ligatures w14:val="none"/>
+        </w:rPr>
+        <w:t xml:space="preserve"> = </w:t>
       </w:r>
       <w:r>
         <w:rPr>
@@ -5461,46 +5691,20 @@
           <w:lang w:val="en-US"/>
           <w14:ligatures w14:val="none"/>
         </w:rPr>
-        <w:t>Z</w:t>
-      </w:r>
-      <w:r>
-        <w:rPr>
-          <w:rFonts w:ascii="Times New Roman" w:eastAsia="Calibri" w:hAnsi="Times New Roman" w:cs="Times New Roman"/>
-          <w:bCs/>
-          <w:iCs/>
-          <w:color w:val="000000" w:themeColor="text1"/>
-          <w:kern w:val="0"/>
-          <w:sz w:val="28"/>
-          <w:szCs w:val="28"/>
-          <w14:ligatures w14:val="none"/>
-        </w:rPr>
-        <w:t xml:space="preserve"> для </w:t>
-      </w:r>
-      <w:r>
-        <w:rPr>
-          <w:rFonts w:ascii="Times New Roman" w:eastAsia="Calibri" w:hAnsi="Times New Roman" w:cs="Times New Roman"/>
-          <w:bCs/>
-          <w:iCs/>
-          <w:color w:val="000000" w:themeColor="text1"/>
-          <w:kern w:val="0"/>
-          <w:sz w:val="28"/>
-          <w:szCs w:val="28"/>
-          <w14:ligatures w14:val="none"/>
-        </w:rPr>
-        <w:t>осей</w:t>
-      </w:r>
-      <w:r>
-        <w:rPr>
-          <w:rFonts w:ascii="Times New Roman" w:eastAsia="Calibri" w:hAnsi="Times New Roman" w:cs="Times New Roman"/>
-          <w:bCs/>
-          <w:iCs/>
-          <w:color w:val="000000" w:themeColor="text1"/>
-          <w:kern w:val="0"/>
-          <w:sz w:val="28"/>
-          <w:szCs w:val="28"/>
-          <w14:ligatures w14:val="none"/>
-        </w:rPr>
-        <w:t xml:space="preserve"> </w:t>
+        <w:t>cos</w:t>
+      </w:r>
+      <w:r>
+        <w:rPr>
+          <w:rFonts w:ascii="Times New Roman" w:eastAsia="Calibri" w:hAnsi="Times New Roman" w:cs="Times New Roman"/>
+          <w:bCs/>
+          <w:iCs/>
+          <w:color w:val="000000" w:themeColor="text1"/>
+          <w:kern w:val="0"/>
+          <w:sz w:val="28"/>
+          <w:szCs w:val="28"/>
+          <w14:ligatures w14:val="none"/>
+        </w:rPr>
+        <w:t>(</w:t>
       </w:r>
       <w:r>
         <w:rPr>
@@ -5514,61 +5718,46 @@
           <w:lang w:val="en-US"/>
           <w14:ligatures w14:val="none"/>
         </w:rPr>
-        <w:t>U</w:t>
-      </w:r>
-      <w:r>
-        <w:rPr>
-          <w:rFonts w:ascii="Times New Roman" w:eastAsia="Calibri" w:hAnsi="Times New Roman" w:cs="Times New Roman"/>
-          <w:bCs/>
-          <w:iCs/>
-          <w:color w:val="000000" w:themeColor="text1"/>
-          <w:kern w:val="0"/>
-          <w:sz w:val="28"/>
-          <w:szCs w:val="28"/>
-          <w14:ligatures w14:val="none"/>
-        </w:rPr>
-        <w:t xml:space="preserve">, </w:t>
-      </w:r>
-      <w:r>
-        <w:rPr>
-          <w:rFonts w:ascii="Times New Roman" w:eastAsia="Calibri" w:hAnsi="Times New Roman" w:cs="Times New Roman"/>
-          <w:bCs/>
-          <w:iCs/>
-          <w:color w:val="000000" w:themeColor="text1"/>
-          <w:kern w:val="0"/>
-          <w:sz w:val="28"/>
-          <w:szCs w:val="28"/>
-          <w:lang w:val="en-US"/>
-          <w14:ligatures w14:val="none"/>
-        </w:rPr>
-        <w:t>V</w:t>
-      </w:r>
-      <w:r>
-        <w:rPr>
-          <w:rFonts w:ascii="Times New Roman" w:eastAsia="Calibri" w:hAnsi="Times New Roman" w:cs="Times New Roman"/>
-          <w:bCs/>
-          <w:iCs/>
-          <w:color w:val="000000" w:themeColor="text1"/>
-          <w:kern w:val="0"/>
-          <w:sz w:val="28"/>
-          <w:szCs w:val="28"/>
-          <w14:ligatures w14:val="none"/>
-        </w:rPr>
-        <w:t xml:space="preserve">, </w:t>
-      </w:r>
-      <w:r>
-        <w:rPr>
-          <w:rFonts w:ascii="Times New Roman" w:eastAsia="Calibri" w:hAnsi="Times New Roman" w:cs="Times New Roman"/>
-          <w:bCs/>
-          <w:iCs/>
-          <w:color w:val="000000" w:themeColor="text1"/>
-          <w:kern w:val="0"/>
-          <w:sz w:val="28"/>
-          <w:szCs w:val="28"/>
-          <w:lang w:val="en-US"/>
-          <w14:ligatures w14:val="none"/>
-        </w:rPr>
-        <w:t>N</w:t>
+        <w:t>theta</w:t>
+      </w:r>
+      <w:r>
+        <w:rPr>
+          <w:rFonts w:ascii="Times New Roman" w:eastAsia="Calibri" w:hAnsi="Times New Roman" w:cs="Times New Roman"/>
+          <w:bCs/>
+          <w:iCs/>
+          <w:color w:val="000000" w:themeColor="text1"/>
+          <w:kern w:val="0"/>
+          <w:sz w:val="28"/>
+          <w:szCs w:val="28"/>
+          <w14:ligatures w14:val="none"/>
+        </w:rPr>
+        <w:t xml:space="preserve">) </w:t>
+      </w:r>
+      <w:r>
+        <w:rPr>
+          <w:rFonts w:ascii="Times New Roman" w:eastAsia="Calibri" w:hAnsi="Times New Roman" w:cs="Times New Roman"/>
+          <w:bCs/>
+          <w:iCs/>
+          <w:color w:val="000000" w:themeColor="text1"/>
+          <w:kern w:val="0"/>
+          <w:sz w:val="28"/>
+          <w:szCs w:val="28"/>
+          <w14:ligatures w14:val="none"/>
+        </w:rPr>
+        <w:t xml:space="preserve">на </w:t>
+      </w:r>
+      <w:r>
+        <w:rPr>
+          <w:rFonts w:ascii="Times New Roman" w:eastAsia="Calibri" w:hAnsi="Times New Roman" w:cs="Times New Roman"/>
+          <w:bCs/>
+          <w:iCs/>
+          <w:color w:val="000000" w:themeColor="text1"/>
+          <w:kern w:val="0"/>
+          <w:sz w:val="28"/>
+          <w:szCs w:val="28"/>
+          <w14:ligatures w14:val="none"/>
+        </w:rPr>
+        <w:t>[-1, 1])</w:t>
       </w:r>
       <w:r>
         <w:rPr>
@@ -5586,6 +5775,33 @@
     </w:p>
     <w:p>
       <w:pPr>
+        <w:rPr>
+          <w:rFonts w:ascii="Times New Roman" w:eastAsia="Calibri" w:hAnsi="Times New Roman" w:cs="Times New Roman"/>
+          <w:bCs/>
+          <w:iCs/>
+          <w:color w:val="000000" w:themeColor="text1"/>
+          <w:kern w:val="0"/>
+          <w:sz w:val="28"/>
+          <w:szCs w:val="28"/>
+          <w14:ligatures w14:val="none"/>
+        </w:rPr>
+      </w:pPr>
+      <w:r>
+        <w:rPr>
+          <w:rFonts w:ascii="Times New Roman" w:eastAsia="Calibri" w:hAnsi="Times New Roman" w:cs="Times New Roman"/>
+          <w:bCs/>
+          <w:iCs/>
+          <w:color w:val="000000" w:themeColor="text1"/>
+          <w:kern w:val="0"/>
+          <w:sz w:val="28"/>
+          <w:szCs w:val="28"/>
+          <w14:ligatures w14:val="none"/>
+        </w:rPr>
+        <w:br w:type="page"/>
+      </w:r>
+    </w:p>
+    <w:p>
+      <w:pPr>
         <w:spacing w:before="100" w:beforeAutospacing="1" w:after="100" w:afterAutospacing="1"/>
         <w:rPr>
           <w:rFonts w:ascii="Times New Roman" w:eastAsia="Calibri" w:hAnsi="Times New Roman" w:cs="Times New Roman"/>
@@ -5595,238 +5811,6 @@
           <w:kern w:val="0"/>
           <w:sz w:val="28"/>
           <w:szCs w:val="28"/>
-          <w:lang w:val="en-US"/>
-          <w14:ligatures w14:val="none"/>
-        </w:rPr>
-      </w:pPr>
-      <w:r>
-        <w:rPr>
-          <w:rFonts w:ascii="Times New Roman" w:eastAsia="Calibri" w:hAnsi="Times New Roman" w:cs="Times New Roman"/>
-          <w:bCs/>
-          <w:iCs/>
-          <w:color w:val="000000" w:themeColor="text1"/>
-          <w:kern w:val="0"/>
-          <w:sz w:val="28"/>
-          <w:szCs w:val="28"/>
-          <w14:ligatures w14:val="none"/>
-        </w:rPr>
-        <w:t>Проверка: по проекции</w:t>
-      </w:r>
-      <w:r>
-        <w:rPr>
-          <w:rFonts w:ascii="Times New Roman" w:eastAsia="Calibri" w:hAnsi="Times New Roman" w:cs="Times New Roman"/>
-          <w:bCs/>
-          <w:iCs/>
-          <w:color w:val="000000" w:themeColor="text1"/>
-          <w:kern w:val="0"/>
-          <w:sz w:val="28"/>
-          <w:szCs w:val="28"/>
-          <w14:ligatures w14:val="none"/>
-        </w:rPr>
-        <w:t xml:space="preserve"> </w:t>
-      </w:r>
-      <w:r>
-        <w:rPr>
-          <w:rFonts w:ascii="Times New Roman" w:eastAsia="Calibri" w:hAnsi="Times New Roman" w:cs="Times New Roman"/>
-          <w:bCs/>
-          <w:iCs/>
-          <w:color w:val="000000" w:themeColor="text1"/>
-          <w:kern w:val="0"/>
-          <w:sz w:val="28"/>
-          <w:szCs w:val="28"/>
-          <w14:ligatures w14:val="none"/>
-        </w:rPr>
-        <w:t xml:space="preserve">направлений на ось </w:t>
-      </w:r>
-      <w:r>
-        <w:rPr>
-          <w:rFonts w:ascii="Times New Roman" w:eastAsia="Calibri" w:hAnsi="Times New Roman" w:cs="Times New Roman"/>
-          <w:bCs/>
-          <w:iCs/>
-          <w:color w:val="000000" w:themeColor="text1"/>
-          <w:kern w:val="0"/>
-          <w:sz w:val="28"/>
-          <w:szCs w:val="28"/>
-          <w:lang w:val="en-US"/>
-          <w14:ligatures w14:val="none"/>
-        </w:rPr>
-        <w:t>N</w:t>
-      </w:r>
-      <w:r>
-        <w:rPr>
-          <w:rFonts w:ascii="Times New Roman" w:eastAsia="Calibri" w:hAnsi="Times New Roman" w:cs="Times New Roman"/>
-          <w:bCs/>
-          <w:iCs/>
-          <w:color w:val="000000" w:themeColor="text1"/>
-          <w:kern w:val="0"/>
-          <w:sz w:val="28"/>
-          <w:szCs w:val="28"/>
-          <w14:ligatures w14:val="none"/>
-        </w:rPr>
-        <w:t xml:space="preserve"> (равномерность </w:t>
-      </w:r>
-      <w:r>
-        <w:rPr>
-          <w:rFonts w:ascii="Times New Roman" w:eastAsia="Calibri" w:hAnsi="Times New Roman" w:cs="Times New Roman"/>
-          <w:bCs/>
-          <w:iCs/>
-          <w:color w:val="000000" w:themeColor="text1"/>
-          <w:kern w:val="0"/>
-          <w:sz w:val="28"/>
-          <w:szCs w:val="28"/>
-          <w:lang w:val="en-US"/>
-          <w14:ligatures w14:val="none"/>
-        </w:rPr>
-        <w:t>mu</w:t>
-      </w:r>
-      <w:r>
-        <w:rPr>
-          <w:rFonts w:ascii="Times New Roman" w:eastAsia="Calibri" w:hAnsi="Times New Roman" w:cs="Times New Roman"/>
-          <w:bCs/>
-          <w:iCs/>
-          <w:color w:val="000000" w:themeColor="text1"/>
-          <w:kern w:val="0"/>
-          <w:sz w:val="28"/>
-          <w:szCs w:val="28"/>
-          <w14:ligatures w14:val="none"/>
-        </w:rPr>
-        <w:t xml:space="preserve"> = </w:t>
-      </w:r>
-      <w:r>
-        <w:rPr>
-          <w:rFonts w:ascii="Times New Roman" w:eastAsia="Calibri" w:hAnsi="Times New Roman" w:cs="Times New Roman"/>
-          <w:bCs/>
-          <w:iCs/>
-          <w:color w:val="000000" w:themeColor="text1"/>
-          <w:kern w:val="0"/>
-          <w:sz w:val="28"/>
-          <w:szCs w:val="28"/>
-          <w:lang w:val="en-US"/>
-          <w14:ligatures w14:val="none"/>
-        </w:rPr>
-        <w:t>cos</w:t>
-      </w:r>
-      <w:r>
-        <w:rPr>
-          <w:rFonts w:ascii="Times New Roman" w:eastAsia="Calibri" w:hAnsi="Times New Roman" w:cs="Times New Roman"/>
-          <w:bCs/>
-          <w:iCs/>
-          <w:color w:val="000000" w:themeColor="text1"/>
-          <w:kern w:val="0"/>
-          <w:sz w:val="28"/>
-          <w:szCs w:val="28"/>
-          <w14:ligatures w14:val="none"/>
-        </w:rPr>
-        <w:t>(</w:t>
-      </w:r>
-      <w:r>
-        <w:rPr>
-          <w:rFonts w:ascii="Times New Roman" w:eastAsia="Calibri" w:hAnsi="Times New Roman" w:cs="Times New Roman"/>
-          <w:bCs/>
-          <w:iCs/>
-          <w:color w:val="000000" w:themeColor="text1"/>
-          <w:kern w:val="0"/>
-          <w:sz w:val="28"/>
-          <w:szCs w:val="28"/>
-          <w:lang w:val="en-US"/>
-          <w14:ligatures w14:val="none"/>
-        </w:rPr>
-        <w:t>theta</w:t>
-      </w:r>
-      <w:r>
-        <w:rPr>
-          <w:rFonts w:ascii="Times New Roman" w:eastAsia="Calibri" w:hAnsi="Times New Roman" w:cs="Times New Roman"/>
-          <w:bCs/>
-          <w:iCs/>
-          <w:color w:val="000000" w:themeColor="text1"/>
-          <w:kern w:val="0"/>
-          <w:sz w:val="28"/>
-          <w:szCs w:val="28"/>
-          <w14:ligatures w14:val="none"/>
-        </w:rPr>
-        <w:t xml:space="preserve">) </w:t>
-      </w:r>
-      <w:r>
-        <w:rPr>
-          <w:rFonts w:ascii="Times New Roman" w:eastAsia="Calibri" w:hAnsi="Times New Roman" w:cs="Times New Roman"/>
-          <w:bCs/>
-          <w:iCs/>
-          <w:color w:val="000000" w:themeColor="text1"/>
-          <w:kern w:val="0"/>
-          <w:sz w:val="28"/>
-          <w:szCs w:val="28"/>
-          <w14:ligatures w14:val="none"/>
-        </w:rPr>
-        <w:t xml:space="preserve">на </w:t>
-      </w:r>
-      <w:r>
-        <w:rPr>
-          <w:rFonts w:ascii="Times New Roman" w:eastAsia="Calibri" w:hAnsi="Times New Roman" w:cs="Times New Roman"/>
-          <w:bCs/>
-          <w:iCs/>
-          <w:color w:val="000000" w:themeColor="text1"/>
-          <w:kern w:val="0"/>
-          <w:sz w:val="28"/>
-          <w:szCs w:val="28"/>
-          <w14:ligatures w14:val="none"/>
-        </w:rPr>
-        <w:t>[-1, 1])</w:t>
-      </w:r>
-      <w:r>
-        <w:rPr>
-          <w:rFonts w:ascii="Times New Roman" w:eastAsia="Calibri" w:hAnsi="Times New Roman" w:cs="Times New Roman"/>
-          <w:bCs/>
-          <w:iCs/>
-          <w:color w:val="000000" w:themeColor="text1"/>
-          <w:kern w:val="0"/>
-          <w:sz w:val="28"/>
-          <w:szCs w:val="28"/>
-          <w14:ligatures w14:val="none"/>
-        </w:rPr>
-        <w:t>.</w:t>
-      </w:r>
-    </w:p>
-    <w:p>
-      <w:pPr>
-        <w:rPr>
-          <w:rFonts w:ascii="Times New Roman" w:eastAsia="Calibri" w:hAnsi="Times New Roman" w:cs="Times New Roman"/>
-          <w:bCs/>
-          <w:iCs/>
-          <w:color w:val="000000" w:themeColor="text1"/>
-          <w:kern w:val="0"/>
-          <w:sz w:val="28"/>
-          <w:szCs w:val="28"/>
-          <w:lang w:val="en-US"/>
-          <w14:ligatures w14:val="none"/>
-        </w:rPr>
-      </w:pPr>
-      <w:r>
-        <w:rPr>
-          <w:rFonts w:ascii="Times New Roman" w:eastAsia="Calibri" w:hAnsi="Times New Roman" w:cs="Times New Roman"/>
-          <w:bCs/>
-          <w:iCs/>
-          <w:color w:val="000000" w:themeColor="text1"/>
-          <w:kern w:val="0"/>
-          <w:sz w:val="28"/>
-          <w:szCs w:val="28"/>
-          <w:lang w:val="en-US"/>
-          <w14:ligatures w14:val="none"/>
-        </w:rPr>
-        <w:br w:type="page"/>
-      </w:r>
-    </w:p>
-    <w:p>
-      <w:pPr>
-        <w:spacing w:before="100" w:beforeAutospacing="1" w:after="100" w:afterAutospacing="1"/>
-        <w:rPr>
-          <w:rFonts w:ascii="Times New Roman" w:eastAsia="Calibri" w:hAnsi="Times New Roman" w:cs="Times New Roman"/>
-          <w:bCs/>
-          <w:iCs/>
-          <w:color w:val="000000" w:themeColor="text1"/>
-          <w:kern w:val="0"/>
-          <w:sz w:val="28"/>
-          <w:szCs w:val="28"/>
-          <w:lang w:val="en-US"/>
           <w14:ligatures w14:val="none"/>
         </w:rPr>
       </w:pPr>
@@ -5966,19 +5950,7 @@
               <w:lang w:val="en-US"/>
               <w14:ligatures w14:val="none"/>
             </w:rPr>
-            <m:t>sinθdθ</m:t>
-          </m:r>
-          <m:r>
-            <w:rPr>
-              <w:rFonts w:ascii="Cambria Math" w:eastAsia="Calibri" w:hAnsi="Cambria Math" w:cs="Times New Roman"/>
-              <w:color w:val="000000" w:themeColor="text1"/>
-              <w:kern w:val="0"/>
-              <w:sz w:val="28"/>
-              <w:szCs w:val="28"/>
-              <w:lang w:val="en-US"/>
-              <w14:ligatures w14:val="none"/>
-            </w:rPr>
-            <m:t>dφ</m:t>
+            <m:t>sinθdθdφ</m:t>
           </m:r>
         </m:oMath>
       </m:oMathPara>
@@ -6108,18 +6080,7 @@
             <w:szCs w:val="28"/>
             <w14:ligatures w14:val="none"/>
           </w:rPr>
-          <m:t>=</m:t>
-        </m:r>
-        <m:r>
-          <w:rPr>
-            <w:rFonts w:ascii="Cambria Math" w:eastAsia="Calibri" w:hAnsi="Cambria Math" w:cs="Times New Roman"/>
-            <w:color w:val="000000" w:themeColor="text1"/>
-            <w:kern w:val="0"/>
-            <w:sz w:val="28"/>
-            <w:szCs w:val="28"/>
-            <w14:ligatures w14:val="none"/>
-          </w:rPr>
-          <m:t>d</m:t>
+          <m:t>=d</m:t>
         </m:r>
         <m:d>
           <m:dPr>
@@ -9717,8 +9678,10 @@
     <w:rsid w:val="00363A38"/>
     <w:rsid w:val="0046694D"/>
     <w:rsid w:val="004D26F1"/>
+    <w:rsid w:val="005259D8"/>
     <w:rsid w:val="006878B5"/>
     <w:rsid w:val="008B6B95"/>
+    <w:rsid w:val="00A132B1"/>
     <w:rsid w:val="00AF1E5C"/>
     <w:rsid w:val="00BA691D"/>
     <w:rsid w:val="00C2192E"/>

--- a/docs/lab-3/report.docx
+++ b/docs/lab-3/report.docx
@@ -1787,7 +1787,15 @@
           <w:rFonts w:ascii="Times New Roman" w:hAnsi="Times New Roman" w:cs="Times New Roman"/>
           <w:sz w:val="28"/>
         </w:rPr>
-        <w:t>радиусом круга R</w:t>
+        <w:t xml:space="preserve">радиусом круга </w:t>
+      </w:r>
+      <w:proofErr w:type="spellStart"/>
+      <w:r>
+        <w:rPr>
+          <w:rFonts w:ascii="Times New Roman" w:hAnsi="Times New Roman" w:cs="Times New Roman"/>
+          <w:sz w:val="28"/>
+        </w:rPr>
+        <w:t>R</w:t>
       </w:r>
       <w:r>
         <w:rPr>
@@ -1797,6 +1805,7 @@
         </w:rPr>
         <w:t>c</w:t>
       </w:r>
+      <w:proofErr w:type="spellEnd"/>
       <w:r>
         <w:rPr>
           <w:rFonts w:ascii="Times New Roman" w:hAnsi="Times New Roman" w:cs="Times New Roman"/>
@@ -2710,34 +2719,58 @@
           <w:rFonts w:ascii="Times New Roman" w:hAnsi="Times New Roman" w:cs="Times New Roman"/>
           <w:sz w:val="28"/>
           <w:szCs w:val="28"/>
+        </w:rPr>
+      </w:pPr>
+      <w:r>
+        <w:rPr>
+          <w:rFonts w:ascii="Times New Roman" w:hAnsi="Times New Roman" w:cs="Times New Roman"/>
+          <w:sz w:val="28"/>
+          <w:szCs w:val="28"/>
+        </w:rPr>
+        <w:t>Система координат: оси по сторонам треугольника.</w:t>
+      </w:r>
+    </w:p>
+    <w:p>
+      <w:pPr>
+        <w:spacing w:before="100" w:beforeAutospacing="1" w:after="100" w:afterAutospacing="1"/>
+        <w:rPr>
+          <w:rFonts w:ascii="Times New Roman" w:hAnsi="Times New Roman" w:cs="Times New Roman"/>
+          <w:sz w:val="28"/>
+          <w:szCs w:val="28"/>
+        </w:rPr>
+      </w:pPr>
+      <w:r>
+        <w:rPr>
+          <w:rFonts w:ascii="Times New Roman" w:hAnsi="Times New Roman" w:cs="Times New Roman"/>
+          <w:sz w:val="28"/>
+          <w:szCs w:val="28"/>
+        </w:rPr>
+        <w:t xml:space="preserve">Проверка: для проверки для каждой точки будем производить перевод в координаты </w:t>
+      </w:r>
+      <w:r>
+        <w:rPr>
+          <w:rFonts w:ascii="Times New Roman" w:hAnsi="Times New Roman" w:cs="Times New Roman"/>
+          <w:sz w:val="28"/>
+          <w:szCs w:val="28"/>
           <w:lang w:val="en-US"/>
         </w:rPr>
-      </w:pPr>
-      <w:r>
-        <w:rPr>
-          <w:rFonts w:ascii="Times New Roman" w:hAnsi="Times New Roman" w:cs="Times New Roman"/>
-          <w:sz w:val="28"/>
-          <w:szCs w:val="28"/>
-        </w:rPr>
-        <w:t>Система координат: оси по сторонам треугольника.</w:t>
-      </w:r>
-    </w:p>
-    <w:p>
-      <w:pPr>
-        <w:spacing w:before="100" w:beforeAutospacing="1" w:after="100" w:afterAutospacing="1"/>
-        <w:rPr>
-          <w:rFonts w:ascii="Times New Roman" w:hAnsi="Times New Roman" w:cs="Times New Roman"/>
-          <w:sz w:val="28"/>
-          <w:szCs w:val="28"/>
-        </w:rPr>
-      </w:pPr>
-      <w:r>
-        <w:rPr>
-          <w:rFonts w:ascii="Times New Roman" w:hAnsi="Times New Roman" w:cs="Times New Roman"/>
-          <w:sz w:val="28"/>
-          <w:szCs w:val="28"/>
-        </w:rPr>
-        <w:t xml:space="preserve">Проверка: для проверки для каждой точки будем производить перевод в координаты </w:t>
+        <w:t>UV</w:t>
+      </w:r>
+      <w:r>
+        <w:rPr>
+          <w:rFonts w:ascii="Times New Roman" w:hAnsi="Times New Roman" w:cs="Times New Roman"/>
+          <w:sz w:val="28"/>
+          <w:szCs w:val="28"/>
+        </w:rPr>
+        <w:t xml:space="preserve"> </w:t>
+      </w:r>
+      <w:r>
+        <w:rPr>
+          <w:rFonts w:ascii="Times New Roman" w:hAnsi="Times New Roman" w:cs="Times New Roman"/>
+          <w:sz w:val="28"/>
+          <w:szCs w:val="28"/>
+        </w:rPr>
+        <w:t xml:space="preserve">по сторонам треугольника, затем будем определять, в какой из </w:t>
       </w:r>
       <w:r>
         <w:rPr>
@@ -2746,7 +2779,24 @@
           <w:szCs w:val="28"/>
           <w:lang w:val="en-US"/>
         </w:rPr>
-        <w:t>UV</w:t>
+        <w:t>M</w:t>
+      </w:r>
+      <w:r>
+        <w:rPr>
+          <w:rFonts w:ascii="Times New Roman" w:hAnsi="Times New Roman" w:cs="Times New Roman"/>
+          <w:sz w:val="28"/>
+          <w:szCs w:val="28"/>
+        </w:rPr>
+        <w:t>*</w:t>
+      </w:r>
+      <w:r>
+        <w:rPr>
+          <w:rFonts w:ascii="Times New Roman" w:hAnsi="Times New Roman" w:cs="Times New Roman"/>
+          <w:sz w:val="28"/>
+          <w:szCs w:val="28"/>
+          <w:lang w:val="en-US"/>
+        </w:rPr>
+        <w:t>M</w:t>
       </w:r>
       <w:r>
         <w:rPr>
@@ -2762,7 +2812,7 @@
           <w:sz w:val="28"/>
           <w:szCs w:val="28"/>
         </w:rPr>
-        <w:t xml:space="preserve">по сторонам треугольника, затем будем определять, в какой из </w:t>
+        <w:t xml:space="preserve">равных треугольников точка попала. </w:t>
       </w:r>
       <w:r>
         <w:rPr>
@@ -2779,41 +2829,7 @@
           <w:sz w:val="28"/>
           <w:szCs w:val="28"/>
         </w:rPr>
-        <w:t>*</w:t>
-      </w:r>
-      <w:r>
-        <w:rPr>
-          <w:rFonts w:ascii="Times New Roman" w:hAnsi="Times New Roman" w:cs="Times New Roman"/>
-          <w:sz w:val="28"/>
-          <w:szCs w:val="28"/>
-          <w:lang w:val="en-US"/>
-        </w:rPr>
-        <w:t>M</w:t>
-      </w:r>
-      <w:r>
-        <w:rPr>
-          <w:rFonts w:ascii="Times New Roman" w:hAnsi="Times New Roman" w:cs="Times New Roman"/>
-          <w:sz w:val="28"/>
-          <w:szCs w:val="28"/>
-        </w:rPr>
-        <w:t xml:space="preserve"> </w:t>
-      </w:r>
-      <w:r>
-        <w:rPr>
-          <w:rFonts w:ascii="Times New Roman" w:hAnsi="Times New Roman" w:cs="Times New Roman"/>
-          <w:sz w:val="28"/>
-          <w:szCs w:val="28"/>
-        </w:rPr>
-        <w:t xml:space="preserve">равных треугольников точка попала. </w:t>
-      </w:r>
-      <w:r>
-        <w:rPr>
-          <w:rFonts w:ascii="Times New Roman" w:hAnsi="Times New Roman" w:cs="Times New Roman"/>
-          <w:sz w:val="28"/>
-          <w:szCs w:val="28"/>
-          <w:lang w:val="en-US"/>
-        </w:rPr>
-        <w:t>M -–</w:t>
+        <w:t xml:space="preserve"> -–</w:t>
       </w:r>
       <w:r>
         <w:rPr>
@@ -5353,7 +5369,37 @@
           <w14:ligatures w14:val="none"/>
         </w:rPr>
         <w:br/>
-        <w:t>theta = arccos(2u – 1)</w:t>
+        <w:t xml:space="preserve">theta = </w:t>
+      </w:r>
+      <w:proofErr w:type="spellStart"/>
+      <w:r>
+        <w:rPr>
+          <w:rFonts w:ascii="Times New Roman" w:eastAsia="Calibri" w:hAnsi="Times New Roman" w:cs="Times New Roman"/>
+          <w:bCs/>
+          <w:iCs/>
+          <w:color w:val="000000" w:themeColor="text1"/>
+          <w:kern w:val="0"/>
+          <w:sz w:val="28"/>
+          <w:szCs w:val="28"/>
+          <w:lang w:val="en-US"/>
+          <w14:ligatures w14:val="none"/>
+        </w:rPr>
+        <w:t>arccos</w:t>
+      </w:r>
+      <w:proofErr w:type="spellEnd"/>
+      <w:r>
+        <w:rPr>
+          <w:rFonts w:ascii="Times New Roman" w:eastAsia="Calibri" w:hAnsi="Times New Roman" w:cs="Times New Roman"/>
+          <w:bCs/>
+          <w:iCs/>
+          <w:color w:val="000000" w:themeColor="text1"/>
+          <w:kern w:val="0"/>
+          <w:sz w:val="28"/>
+          <w:szCs w:val="28"/>
+          <w:lang w:val="en-US"/>
+          <w14:ligatures w14:val="none"/>
+        </w:rPr>
+        <w:t>(2u – 1)</w:t>
       </w:r>
     </w:p>
     <w:p>
@@ -5888,7 +5934,53 @@
         <w:rPr>
           <w:rFonts w:ascii="Times New Roman" w:eastAsia="Calibri" w:hAnsi="Times New Roman" w:cs="Times New Roman"/>
           <w:bCs/>
-          <w:iCs/>
+          <w:color w:val="000000" w:themeColor="text1"/>
+          <w:kern w:val="0"/>
+          <w:sz w:val="28"/>
+          <w:szCs w:val="28"/>
+          <w14:ligatures w14:val="none"/>
+        </w:rPr>
+      </w:pPr>
+      <w:r>
+        <w:rPr>
+          <w:rFonts w:ascii="Times New Roman" w:eastAsia="Calibri" w:hAnsi="Times New Roman" w:cs="Times New Roman"/>
+          <w:bCs/>
+          <w:color w:val="000000" w:themeColor="text1"/>
+          <w:kern w:val="0"/>
+          <w:sz w:val="28"/>
+          <w:szCs w:val="28"/>
+          <w14:ligatures w14:val="none"/>
+        </w:rPr>
+        <w:t>Проверка: проверка осуществляется путем сравнения количества</w:t>
+      </w:r>
+      <w:r>
+        <w:rPr>
+          <w:rFonts w:ascii="Times New Roman" w:eastAsia="Calibri" w:hAnsi="Times New Roman" w:cs="Times New Roman"/>
+          <w:bCs/>
+          <w:color w:val="000000" w:themeColor="text1"/>
+          <w:kern w:val="0"/>
+          <w:sz w:val="28"/>
+          <w:szCs w:val="28"/>
+          <w14:ligatures w14:val="none"/>
+        </w:rPr>
+        <w:t xml:space="preserve"> </w:t>
+      </w:r>
+      <w:r>
+        <w:rPr>
+          <w:rFonts w:ascii="Times New Roman" w:eastAsia="Calibri" w:hAnsi="Times New Roman" w:cs="Times New Roman"/>
+          <w:bCs/>
+          <w:color w:val="000000" w:themeColor="text1"/>
+          <w:kern w:val="0"/>
+          <w:sz w:val="28"/>
+          <w:szCs w:val="28"/>
+          <w14:ligatures w14:val="none"/>
+        </w:rPr>
+        <w:t xml:space="preserve">попавших в сферическое кольцо (в определенном диапазоне углов </w:t>
+      </w:r>
+      <w:r>
+        <w:rPr>
+          <w:rFonts w:ascii="Times New Roman" w:eastAsia="Calibri" w:hAnsi="Times New Roman" w:cs="Times New Roman"/>
+          <w:bCs/>
           <w:color w:val="000000" w:themeColor="text1"/>
           <w:kern w:val="0"/>
           <w:sz w:val="28"/>
@@ -5896,64 +5988,80 @@
           <w:lang w:val="en-US"/>
           <w14:ligatures w14:val="none"/>
         </w:rPr>
-      </w:pPr>
-      <m:oMathPara>
-        <m:oMathParaPr>
-          <m:jc m:val="left"/>
-        </m:oMathParaPr>
-        <m:oMath>
-          <m:r>
-            <w:rPr>
-              <w:rFonts w:ascii="Cambria Math" w:eastAsia="Calibri" w:hAnsi="Cambria Math" w:cs="Times New Roman"/>
-              <w:color w:val="000000" w:themeColor="text1"/>
-              <w:kern w:val="0"/>
-              <w:sz w:val="28"/>
-              <w:szCs w:val="28"/>
-              <w:lang w:val="en-US"/>
-              <w14:ligatures w14:val="none"/>
-            </w:rPr>
-            <m:t>d</m:t>
-          </m:r>
-          <m:r>
-            <m:rPr>
-              <m:sty m:val="p"/>
-            </m:rPr>
-            <w:rPr>
-              <w:rFonts w:ascii="Cambria Math" w:eastAsia="Calibri" w:hAnsi="Cambria Math" w:cs="Times New Roman"/>
-              <w:color w:val="000000" w:themeColor="text1"/>
-              <w:kern w:val="0"/>
-              <w:sz w:val="28"/>
-              <w:szCs w:val="28"/>
-              <w:lang w:val="en-US"/>
-              <w14:ligatures w14:val="none"/>
-            </w:rPr>
-            <m:t>Ω</m:t>
-          </m:r>
-          <m:r>
-            <w:rPr>
-              <w:rFonts w:ascii="Cambria Math" w:eastAsia="Calibri" w:hAnsi="Cambria Math" w:cs="Times New Roman"/>
-              <w:color w:val="000000" w:themeColor="text1"/>
-              <w:kern w:val="0"/>
-              <w:sz w:val="28"/>
-              <w:szCs w:val="28"/>
-              <w14:ligatures w14:val="none"/>
-            </w:rPr>
-            <m:t>=</m:t>
-          </m:r>
-          <m:r>
-            <w:rPr>
-              <w:rFonts w:ascii="Cambria Math" w:eastAsia="Calibri" w:hAnsi="Cambria Math" w:cs="Times New Roman"/>
-              <w:color w:val="000000" w:themeColor="text1"/>
-              <w:kern w:val="0"/>
-              <w:sz w:val="28"/>
-              <w:szCs w:val="28"/>
-              <w:lang w:val="en-US"/>
-              <w14:ligatures w14:val="none"/>
-            </w:rPr>
-            <m:t>sinθdθdφ</m:t>
-          </m:r>
-        </m:oMath>
-      </m:oMathPara>
+        <w:t>theta</w:t>
+      </w:r>
+      <w:r>
+        <w:rPr>
+          <w:rFonts w:ascii="Times New Roman" w:eastAsia="Calibri" w:hAnsi="Times New Roman" w:cs="Times New Roman"/>
+          <w:bCs/>
+          <w:color w:val="000000" w:themeColor="text1"/>
+          <w:kern w:val="0"/>
+          <w:sz w:val="28"/>
+          <w:szCs w:val="28"/>
+          <w14:ligatures w14:val="none"/>
+        </w:rPr>
+        <w:t>)</w:t>
+      </w:r>
+      <w:r>
+        <w:rPr>
+          <w:rFonts w:ascii="Times New Roman" w:eastAsia="Calibri" w:hAnsi="Times New Roman" w:cs="Times New Roman"/>
+          <w:bCs/>
+          <w:color w:val="000000" w:themeColor="text1"/>
+          <w:kern w:val="0"/>
+          <w:sz w:val="28"/>
+          <w:szCs w:val="28"/>
+          <w14:ligatures w14:val="none"/>
+        </w:rPr>
+        <w:t xml:space="preserve"> </w:t>
+      </w:r>
+      <w:r>
+        <w:rPr>
+          <w:rFonts w:ascii="Times New Roman" w:eastAsia="Calibri" w:hAnsi="Times New Roman" w:cs="Times New Roman"/>
+          <w:bCs/>
+          <w:color w:val="000000" w:themeColor="text1"/>
+          <w:kern w:val="0"/>
+          <w:sz w:val="28"/>
+          <w:szCs w:val="28"/>
+          <w14:ligatures w14:val="none"/>
+        </w:rPr>
+        <w:t>точек</w:t>
+      </w:r>
+      <w:r>
+        <w:rPr>
+          <w:rFonts w:ascii="Times New Roman" w:eastAsia="Calibri" w:hAnsi="Times New Roman" w:cs="Times New Roman"/>
+          <w:bCs/>
+          <w:color w:val="000000" w:themeColor="text1"/>
+          <w:kern w:val="0"/>
+          <w:sz w:val="28"/>
+          <w:szCs w:val="28"/>
+          <w14:ligatures w14:val="none"/>
+        </w:rPr>
+        <w:t xml:space="preserve"> </w:t>
+      </w:r>
+      <w:r>
+        <w:rPr>
+          <w:rFonts w:ascii="Times New Roman" w:eastAsia="Calibri" w:hAnsi="Times New Roman" w:cs="Times New Roman"/>
+          <w:bCs/>
+          <w:color w:val="000000" w:themeColor="text1"/>
+          <w:kern w:val="0"/>
+          <w:sz w:val="28"/>
+          <w:szCs w:val="28"/>
+          <w14:ligatures w14:val="none"/>
+        </w:rPr>
+        <w:t>с эталонным кольцом у полюса.</w:t>
+      </w:r>
+      <w:r>
+        <w:rPr>
+          <w:rFonts w:ascii="Times New Roman" w:eastAsia="Calibri" w:hAnsi="Times New Roman" w:cs="Times New Roman"/>
+          <w:bCs/>
+          <w:color w:val="000000" w:themeColor="text1"/>
+          <w:kern w:val="0"/>
+          <w:sz w:val="28"/>
+          <w:szCs w:val="28"/>
+          <w14:ligatures w14:val="none"/>
+        </w:rPr>
+        <w:t xml:space="preserve"> При расчете учитывается площадь колец.</w:t>
+      </w:r>
     </w:p>
     <w:p>
       <w:pPr>
@@ -5961,181 +6069,61 @@
         <w:rPr>
           <w:rFonts w:ascii="Times New Roman" w:eastAsia="Calibri" w:hAnsi="Times New Roman" w:cs="Times New Roman"/>
           <w:bCs/>
-          <w:iCs/>
-          <w:color w:val="000000" w:themeColor="text1"/>
-          <w:kern w:val="0"/>
-          <w:sz w:val="28"/>
-          <w:szCs w:val="28"/>
-          <w14:ligatures w14:val="none"/>
-        </w:rPr>
-      </w:pPr>
-      <m:oMath>
-        <m:r>
-          <w:rPr>
-            <w:rFonts w:ascii="Cambria Math" w:eastAsia="Calibri" w:hAnsi="Cambria Math" w:cs="Times New Roman"/>
-            <w:color w:val="000000" w:themeColor="text1"/>
-            <w:kern w:val="0"/>
-            <w:sz w:val="28"/>
-            <w:szCs w:val="28"/>
-            <w:lang w:val="en-US"/>
-            <w14:ligatures w14:val="none"/>
-          </w:rPr>
-          <m:t>d</m:t>
-        </m:r>
-        <m:r>
-          <m:rPr>
-            <m:sty m:val="p"/>
-          </m:rPr>
-          <w:rPr>
-            <w:rFonts w:ascii="Cambria Math" w:eastAsia="Calibri" w:hAnsi="Cambria Math" w:cs="Times New Roman"/>
-            <w:color w:val="000000" w:themeColor="text1"/>
-            <w:kern w:val="0"/>
-            <w:sz w:val="28"/>
-            <w:szCs w:val="28"/>
-            <w:lang w:val="en-US"/>
-            <w14:ligatures w14:val="none"/>
-          </w:rPr>
-          <m:t>Ω</m:t>
-        </m:r>
-        <m:r>
-          <w:rPr>
-            <w:rFonts w:ascii="Cambria Math" w:eastAsia="Calibri" w:hAnsi="Cambria Math" w:cs="Times New Roman"/>
-            <w:color w:val="000000" w:themeColor="text1"/>
-            <w:kern w:val="0"/>
-            <w:sz w:val="28"/>
-            <w:szCs w:val="28"/>
-            <w14:ligatures w14:val="none"/>
-          </w:rPr>
-          <m:t>=</m:t>
-        </m:r>
-        <m:r>
-          <w:rPr>
-            <w:rFonts w:ascii="Cambria Math" w:eastAsia="Calibri" w:hAnsi="Cambria Math" w:cs="Times New Roman"/>
-            <w:color w:val="000000" w:themeColor="text1"/>
-            <w:kern w:val="0"/>
-            <w:sz w:val="28"/>
-            <w:szCs w:val="28"/>
-            <w:lang w:val="en-US"/>
-            <w14:ligatures w14:val="none"/>
-          </w:rPr>
-          <m:t>dμdφ</m:t>
-        </m:r>
-      </m:oMath>
-      <w:r>
-        <w:rPr>
-          <w:rFonts w:ascii="Times New Roman" w:eastAsia="Calibri" w:hAnsi="Times New Roman" w:cs="Times New Roman"/>
-          <w:bCs/>
-          <w:iCs/>
-          <w:color w:val="000000" w:themeColor="text1"/>
-          <w:kern w:val="0"/>
-          <w:sz w:val="28"/>
-          <w:szCs w:val="28"/>
-          <w14:ligatures w14:val="none"/>
-        </w:rPr>
-        <w:t xml:space="preserve">, </w:t>
-      </w:r>
-      <w:r>
-        <w:rPr>
-          <w:rFonts w:ascii="Times New Roman" w:eastAsia="Calibri" w:hAnsi="Times New Roman" w:cs="Times New Roman"/>
-          <w:bCs/>
-          <w:iCs/>
-          <w:color w:val="000000" w:themeColor="text1"/>
-          <w:kern w:val="0"/>
-          <w:sz w:val="28"/>
-          <w:szCs w:val="28"/>
-          <w14:ligatures w14:val="none"/>
-        </w:rPr>
-        <w:t xml:space="preserve">так как </w:t>
-      </w:r>
-      <m:oMath>
-        <m:r>
-          <w:rPr>
-            <w:rFonts w:ascii="Cambria Math" w:eastAsia="Calibri" w:hAnsi="Cambria Math" w:cs="Times New Roman"/>
-            <w:color w:val="000000" w:themeColor="text1"/>
-            <w:kern w:val="0"/>
-            <w:sz w:val="28"/>
-            <w:szCs w:val="28"/>
-            <w14:ligatures w14:val="none"/>
-          </w:rPr>
-          <m:t>d</m:t>
-        </m:r>
-        <m:r>
-          <w:rPr>
-            <w:rFonts w:ascii="Cambria Math" w:eastAsia="Calibri" w:hAnsi="Cambria Math" w:cs="Times New Roman"/>
-            <w:color w:val="000000" w:themeColor="text1"/>
-            <w:kern w:val="0"/>
-            <w:sz w:val="28"/>
-            <w:szCs w:val="28"/>
-            <w:lang w:val="en-US"/>
-            <w14:ligatures w14:val="none"/>
-          </w:rPr>
-          <m:t>μ</m:t>
-        </m:r>
-        <m:r>
-          <w:rPr>
-            <w:rFonts w:ascii="Cambria Math" w:eastAsia="Calibri" w:hAnsi="Cambria Math" w:cs="Times New Roman"/>
-            <w:color w:val="000000" w:themeColor="text1"/>
-            <w:kern w:val="0"/>
-            <w:sz w:val="28"/>
-            <w:szCs w:val="28"/>
-            <w14:ligatures w14:val="none"/>
-          </w:rPr>
-          <m:t>=d</m:t>
-        </m:r>
-        <m:d>
-          <m:dPr>
-            <m:ctrlPr>
-              <w:rPr>
-                <w:rFonts w:ascii="Cambria Math" w:eastAsia="Calibri" w:hAnsi="Cambria Math" w:cs="Times New Roman"/>
-                <w:bCs/>
-                <w:i/>
-                <w:iCs/>
-                <w:color w:val="000000" w:themeColor="text1"/>
-                <w:kern w:val="0"/>
-                <w:sz w:val="28"/>
-                <w:szCs w:val="28"/>
-                <w14:ligatures w14:val="none"/>
-              </w:rPr>
-            </m:ctrlPr>
-          </m:dPr>
-          <m:e>
-            <m:r>
-              <w:rPr>
-                <w:rFonts w:ascii="Cambria Math" w:eastAsia="Calibri" w:hAnsi="Cambria Math" w:cs="Times New Roman"/>
-                <w:color w:val="000000" w:themeColor="text1"/>
-                <w:kern w:val="0"/>
-                <w:sz w:val="28"/>
-                <w:szCs w:val="28"/>
-                <w14:ligatures w14:val="none"/>
-              </w:rPr>
-              <m:t>cosθ</m:t>
-            </m:r>
-          </m:e>
-        </m:d>
-        <m:r>
-          <w:rPr>
-            <w:rFonts w:ascii="Cambria Math" w:eastAsia="Calibri" w:hAnsi="Cambria Math" w:cs="Times New Roman"/>
-            <w:color w:val="000000" w:themeColor="text1"/>
-            <w:kern w:val="0"/>
-            <w:sz w:val="28"/>
-            <w:szCs w:val="28"/>
-            <w14:ligatures w14:val="none"/>
-          </w:rPr>
-          <m:t>=-</m:t>
-        </m:r>
-        <m:r>
-          <w:rPr>
-            <w:rFonts w:ascii="Cambria Math" w:eastAsia="Calibri" w:hAnsi="Cambria Math" w:cs="Times New Roman"/>
-            <w:color w:val="000000" w:themeColor="text1"/>
-            <w:kern w:val="0"/>
-            <w:sz w:val="28"/>
-            <w:szCs w:val="28"/>
-            <w:lang w:val="en-US"/>
-            <w14:ligatures w14:val="none"/>
-          </w:rPr>
-          <m:t>sinθdθ</m:t>
-        </m:r>
-      </m:oMath>
+          <w:color w:val="000000" w:themeColor="text1"/>
+          <w:kern w:val="0"/>
+          <w:sz w:val="28"/>
+          <w:szCs w:val="28"/>
+          <w14:ligatures w14:val="none"/>
+        </w:rPr>
+      </w:pPr>
+      <w:r>
+        <w:rPr>
+          <w:rFonts w:ascii="Times New Roman" w:eastAsia="Calibri" w:hAnsi="Times New Roman" w:cs="Times New Roman"/>
+          <w:bCs/>
+          <w:color w:val="000000" w:themeColor="text1"/>
+          <w:kern w:val="0"/>
+          <w:sz w:val="28"/>
+          <w:szCs w:val="28"/>
+          <w14:ligatures w14:val="none"/>
+        </w:rPr>
+        <w:t>Кольца берутся с одним и тем же углом, но выполняется корректировка</w:t>
+      </w:r>
+      <w:r>
+        <w:rPr>
+          <w:rFonts w:ascii="Times New Roman" w:eastAsia="Calibri" w:hAnsi="Times New Roman" w:cs="Times New Roman"/>
+          <w:bCs/>
+          <w:color w:val="000000" w:themeColor="text1"/>
+          <w:kern w:val="0"/>
+          <w:sz w:val="28"/>
+          <w:szCs w:val="28"/>
+          <w14:ligatures w14:val="none"/>
+        </w:rPr>
+        <w:t xml:space="preserve"> делением</w:t>
+      </w:r>
+      <w:r>
+        <w:rPr>
+          <w:rFonts w:ascii="Times New Roman" w:eastAsia="Calibri" w:hAnsi="Times New Roman" w:cs="Times New Roman"/>
+          <w:bCs/>
+          <w:color w:val="000000" w:themeColor="text1"/>
+          <w:kern w:val="0"/>
+          <w:sz w:val="28"/>
+          <w:szCs w:val="28"/>
+          <w14:ligatures w14:val="none"/>
+        </w:rPr>
+        <w:t xml:space="preserve"> на площадь колец</w:t>
+      </w:r>
+      <w:r>
+        <w:rPr>
+          <w:rFonts w:ascii="Times New Roman" w:eastAsia="Calibri" w:hAnsi="Times New Roman" w:cs="Times New Roman"/>
+          <w:bCs/>
+          <w:color w:val="000000" w:themeColor="text1"/>
+          <w:kern w:val="0"/>
+          <w:sz w:val="28"/>
+          <w:szCs w:val="28"/>
+          <w14:ligatures w14:val="none"/>
+        </w:rPr>
+        <w:t>, то есть вычисляется плотность.</w:t>
+      </w:r>
     </w:p>
     <w:p>
       <w:pPr>
@@ -6143,56 +6131,24 @@
         <w:rPr>
           <w:rFonts w:ascii="Times New Roman" w:eastAsia="Calibri" w:hAnsi="Times New Roman" w:cs="Times New Roman"/>
           <w:bCs/>
-          <w:iCs/>
-          <w:color w:val="000000" w:themeColor="text1"/>
-          <w:kern w:val="0"/>
-          <w:sz w:val="28"/>
-          <w:szCs w:val="28"/>
-          <w:lang w:val="en-US"/>
-          <w14:ligatures w14:val="none"/>
-        </w:rPr>
-      </w:pPr>
-      <w:r>
-        <w:rPr>
-          <w:rFonts w:ascii="Times New Roman" w:eastAsia="Calibri" w:hAnsi="Times New Roman" w:cs="Times New Roman"/>
-          <w:bCs/>
-          <w:iCs/>
-          <w:color w:val="000000" w:themeColor="text1"/>
-          <w:kern w:val="0"/>
-          <w:sz w:val="28"/>
-          <w:szCs w:val="28"/>
-          <w:lang w:val="en-US"/>
-          <w14:ligatures w14:val="none"/>
-        </w:rPr>
-        <w:t>p(</w:t>
-      </w:r>
-      <w:r>
-        <w:rPr>
-          <w:rFonts w:ascii="Times New Roman" w:eastAsia="Calibri" w:hAnsi="Times New Roman" w:cs="Times New Roman"/>
-          <w:bCs/>
-          <w:iCs/>
-          <w:color w:val="000000" w:themeColor="text1"/>
-          <w:kern w:val="0"/>
-          <w:sz w:val="28"/>
-          <w:szCs w:val="28"/>
-          <w:lang w:val="en-US"/>
-          <w14:ligatures w14:val="none"/>
-        </w:rPr>
-        <w:t>omega</w:t>
-      </w:r>
-      <w:r>
-        <w:rPr>
-          <w:rFonts w:ascii="Times New Roman" w:eastAsia="Calibri" w:hAnsi="Times New Roman" w:cs="Times New Roman"/>
-          <w:bCs/>
-          <w:iCs/>
-          <w:color w:val="000000" w:themeColor="text1"/>
-          <w:kern w:val="0"/>
-          <w:sz w:val="28"/>
-          <w:szCs w:val="28"/>
-          <w:lang w:val="en-US"/>
-          <w14:ligatures w14:val="none"/>
-        </w:rPr>
-        <w:t>) = C * mu</w:t>
+          <w:color w:val="000000" w:themeColor="text1"/>
+          <w:kern w:val="0"/>
+          <w:sz w:val="28"/>
+          <w:szCs w:val="28"/>
+          <w14:ligatures w14:val="none"/>
+        </w:rPr>
+      </w:pPr>
+      <w:r>
+        <w:rPr>
+          <w:rFonts w:ascii="Times New Roman" w:eastAsia="Calibri" w:hAnsi="Times New Roman" w:cs="Times New Roman"/>
+          <w:bCs/>
+          <w:color w:val="000000" w:themeColor="text1"/>
+          <w:kern w:val="0"/>
+          <w:sz w:val="28"/>
+          <w:szCs w:val="28"/>
+          <w14:ligatures w14:val="none"/>
+        </w:rPr>
+        <w:t>Вывод программы:</w:t>
       </w:r>
     </w:p>
     <w:p>
@@ -6201,167 +6157,414 @@
         <w:rPr>
           <w:rFonts w:ascii="Times New Roman" w:eastAsia="Calibri" w:hAnsi="Times New Roman" w:cs="Times New Roman"/>
           <w:bCs/>
-          <w:i/>
-          <w:iCs/>
-          <w:color w:val="000000" w:themeColor="text1"/>
-          <w:kern w:val="0"/>
-          <w:sz w:val="28"/>
-          <w:szCs w:val="28"/>
-          <w:lang w:val="en-US"/>
-          <w14:ligatures w14:val="none"/>
-        </w:rPr>
-      </w:pPr>
-      <m:oMathPara>
-        <m:oMathParaPr>
-          <m:jc m:val="left"/>
-        </m:oMathParaPr>
-        <m:oMath>
-          <m:nary>
-            <m:naryPr>
-              <m:limLoc m:val="subSup"/>
-              <m:ctrlPr>
-                <w:rPr>
-                  <w:rFonts w:ascii="Cambria Math" w:eastAsia="Calibri" w:hAnsi="Cambria Math" w:cs="Times New Roman"/>
-                  <w:bCs/>
-                  <w:i/>
-                  <w:iCs/>
-                  <w:color w:val="000000" w:themeColor="text1"/>
-                  <w:kern w:val="0"/>
-                  <w:sz w:val="28"/>
-                  <w:szCs w:val="28"/>
-                  <w:lang w:val="en-US"/>
-                  <w14:ligatures w14:val="none"/>
-                </w:rPr>
-              </m:ctrlPr>
-            </m:naryPr>
-            <m:sub>
-              <m:sSup>
-                <m:sSupPr>
-                  <m:ctrlPr>
-                    <w:rPr>
-                      <w:rFonts w:ascii="Cambria Math" w:eastAsia="Calibri" w:hAnsi="Cambria Math" w:cs="Times New Roman"/>
-                      <w:bCs/>
-                      <w:i/>
-                      <w:iCs/>
-                      <w:color w:val="000000" w:themeColor="text1"/>
-                      <w:kern w:val="0"/>
-                      <w:sz w:val="28"/>
-                      <w:szCs w:val="28"/>
-                      <w:lang w:val="en-US"/>
-                      <w14:ligatures w14:val="none"/>
-                    </w:rPr>
-                  </m:ctrlPr>
-                </m:sSupPr>
-                <m:e>
-                  <m:r>
-                    <m:rPr>
-                      <m:sty m:val="p"/>
-                    </m:rPr>
-                    <w:rPr>
-                      <w:rFonts w:ascii="Cambria Math" w:eastAsia="Calibri" w:hAnsi="Cambria Math" w:cs="Times New Roman"/>
-                      <w:color w:val="000000" w:themeColor="text1"/>
-                      <w:kern w:val="0"/>
-                      <w:sz w:val="28"/>
-                      <w:szCs w:val="28"/>
-                      <w:lang w:val="en-US"/>
-                      <w14:ligatures w14:val="none"/>
-                    </w:rPr>
-                    <m:t>Ω</m:t>
-                  </m:r>
-                </m:e>
-                <m:sup>
-                  <m:r>
-                    <w:rPr>
-                      <w:rFonts w:ascii="Cambria Math" w:eastAsia="Calibri" w:hAnsi="Cambria Math" w:cs="Times New Roman"/>
-                      <w:color w:val="000000" w:themeColor="text1"/>
-                      <w:kern w:val="0"/>
-                      <w:sz w:val="28"/>
-                      <w:szCs w:val="28"/>
-                      <w:lang w:val="en-US"/>
-                      <w14:ligatures w14:val="none"/>
-                    </w:rPr>
-                    <m:t>+</m:t>
-                  </m:r>
-                </m:sup>
-              </m:sSup>
-            </m:sub>
-            <m:sup/>
-            <m:e>
-              <m:r>
-                <w:rPr>
-                  <w:rFonts w:ascii="Cambria Math" w:eastAsia="Calibri" w:hAnsi="Cambria Math" w:cs="Times New Roman"/>
-                  <w:color w:val="000000" w:themeColor="text1"/>
-                  <w:kern w:val="0"/>
-                  <w:sz w:val="28"/>
-                  <w:szCs w:val="28"/>
-                  <w:lang w:val="en-US"/>
-                  <w14:ligatures w14:val="none"/>
-                </w:rPr>
-                <m:t>p</m:t>
-              </m:r>
-              <m:d>
-                <m:dPr>
-                  <m:ctrlPr>
-                    <w:rPr>
-                      <w:rFonts w:ascii="Cambria Math" w:eastAsia="Calibri" w:hAnsi="Cambria Math" w:cs="Times New Roman"/>
-                      <w:bCs/>
-                      <w:i/>
-                      <w:iCs/>
-                      <w:color w:val="000000" w:themeColor="text1"/>
-                      <w:kern w:val="0"/>
-                      <w:sz w:val="28"/>
-                      <w:szCs w:val="28"/>
-                      <w:lang w:val="en-US"/>
-                      <w14:ligatures w14:val="none"/>
-                    </w:rPr>
-                  </m:ctrlPr>
-                </m:dPr>
-                <m:e>
-                  <m:r>
-                    <w:rPr>
-                      <w:rFonts w:ascii="Cambria Math" w:eastAsia="Calibri" w:hAnsi="Cambria Math" w:cs="Times New Roman"/>
-                      <w:color w:val="000000" w:themeColor="text1"/>
-                      <w:kern w:val="0"/>
-                      <w:sz w:val="28"/>
-                      <w:szCs w:val="28"/>
-                      <w:lang w:val="en-US"/>
-                      <w14:ligatures w14:val="none"/>
-                    </w:rPr>
-                    <m:t>ω</m:t>
-                  </m:r>
-                </m:e>
-              </m:d>
-              <m:r>
-                <w:rPr>
-                  <w:rFonts w:ascii="Cambria Math" w:eastAsia="Calibri" w:hAnsi="Cambria Math" w:cs="Times New Roman"/>
-                  <w:color w:val="000000" w:themeColor="text1"/>
-                  <w:kern w:val="0"/>
-                  <w:sz w:val="28"/>
-                  <w:szCs w:val="28"/>
-                  <w:lang w:val="en-US"/>
-                  <w14:ligatures w14:val="none"/>
-                </w:rPr>
-                <m:t>d</m:t>
-              </m:r>
-              <m:r>
-                <m:rPr>
-                  <m:sty m:val="p"/>
-                </m:rPr>
-                <w:rPr>
-                  <w:rFonts w:ascii="Cambria Math" w:eastAsia="Calibri" w:hAnsi="Cambria Math" w:cs="Times New Roman"/>
-                  <w:color w:val="000000" w:themeColor="text1"/>
-                  <w:kern w:val="0"/>
-                  <w:sz w:val="28"/>
-                  <w:szCs w:val="28"/>
-                  <w:lang w:val="en-US"/>
-                  <w14:ligatures w14:val="none"/>
-                </w:rPr>
-                <m:t>Ω</m:t>
-              </m:r>
-            </m:e>
-          </m:nary>
-        </m:oMath>
-      </m:oMathPara>
+          <w:color w:val="000000" w:themeColor="text1"/>
+          <w:kern w:val="0"/>
+          <w:sz w:val="28"/>
+          <w:szCs w:val="28"/>
+          <w14:ligatures w14:val="none"/>
+        </w:rPr>
+      </w:pPr>
+      <w:r>
+        <w:rPr>
+          <w:rFonts w:ascii="Times New Roman" w:eastAsia="Calibri" w:hAnsi="Times New Roman" w:cs="Times New Roman"/>
+          <w:bCs/>
+          <w:noProof/>
+          <w:color w:val="000000" w:themeColor="text1"/>
+          <w:kern w:val="0"/>
+          <w:sz w:val="28"/>
+          <w:szCs w:val="28"/>
+          <w14:ligatures w14:val="none"/>
+        </w:rPr>
+        <mc:AlternateContent>
+          <mc:Choice Requires="wps">
+            <w:drawing>
+              <wp:inline distT="0" distB="0" distL="0" distR="0" wp14:anchorId="7A2DFB43" wp14:editId="5E04B3CF">
+                <wp:extent cx="6008914" cy="1807029"/>
+                <wp:effectExtent l="0" t="0" r="11430" b="22225"/>
+                <wp:docPr id="217" name="Надпись 2"/>
+                <wp:cNvGraphicFramePr>
+                  <a:graphicFrameLocks xmlns:a="http://schemas.openxmlformats.org/drawingml/2006/main"/>
+                </wp:cNvGraphicFramePr>
+                <a:graphic xmlns:a="http://schemas.openxmlformats.org/drawingml/2006/main">
+                  <a:graphicData uri="http://schemas.microsoft.com/office/word/2010/wordprocessingShape">
+                    <wps:wsp>
+                      <wps:cNvSpPr txBox="1">
+                        <a:spLocks noChangeArrowheads="1"/>
+                      </wps:cNvSpPr>
+                      <wps:spPr bwMode="auto">
+                        <a:xfrm>
+                          <a:off x="0" y="0"/>
+                          <a:ext cx="6008914" cy="1807029"/>
+                        </a:xfrm>
+                        <a:prstGeom prst="rect">
+                          <a:avLst/>
+                        </a:prstGeom>
+                        <a:solidFill>
+                          <a:srgbClr val="FFFFFF"/>
+                        </a:solidFill>
+                        <a:ln w="9525">
+                          <a:solidFill>
+                            <a:srgbClr val="000000"/>
+                          </a:solidFill>
+                          <a:miter lim="800000"/>
+                          <a:headEnd/>
+                          <a:tailEnd/>
+                        </a:ln>
+                      </wps:spPr>
+                      <wps:txbx>
+                        <w:txbxContent>
+                          <w:p>
+                            <w:pPr>
+                              <w:rPr>
+                                <w:lang w:val="en-US"/>
+                              </w:rPr>
+                            </w:pPr>
+                            <w:r>
+                              <w:rPr>
+                                <w:lang w:val="en-US"/>
+                              </w:rPr>
+                              <w:t xml:space="preserve">0-15°: relative=1,000000, </w:t>
+                            </w:r>
+                            <w:proofErr w:type="spellStart"/>
+                            <w:r>
+                              <w:rPr>
+                                <w:lang w:val="en-US"/>
+                              </w:rPr>
+                              <w:t>expectedRelative</w:t>
+                            </w:r>
+                            <w:proofErr w:type="spellEnd"/>
+                            <w:r>
+                              <w:rPr>
+                                <w:lang w:val="en-US"/>
+                              </w:rPr>
+                              <w:t>=1,000000</w:t>
+                            </w:r>
+                          </w:p>
+                          <w:p>
+                            <w:pPr>
+                              <w:rPr>
+                                <w:lang w:val="en-US"/>
+                              </w:rPr>
+                            </w:pPr>
+                            <w:r>
+                              <w:rPr>
+                                <w:lang w:val="en-US"/>
+                              </w:rPr>
+                              <w:t xml:space="preserve">15-30°: relative=0,935062, </w:t>
+                            </w:r>
+                            <w:proofErr w:type="spellStart"/>
+                            <w:r>
+                              <w:rPr>
+                                <w:lang w:val="en-US"/>
+                              </w:rPr>
+                              <w:t>expectedRelative</w:t>
+                            </w:r>
+                            <w:proofErr w:type="spellEnd"/>
+                            <w:r>
+                              <w:rPr>
+                                <w:lang w:val="en-US"/>
+                              </w:rPr>
+                              <w:t>=0,931852</w:t>
+                            </w:r>
+                          </w:p>
+                          <w:p>
+                            <w:pPr>
+                              <w:rPr>
+                                <w:lang w:val="en-US"/>
+                              </w:rPr>
+                            </w:pPr>
+                            <w:r>
+                              <w:rPr>
+                                <w:lang w:val="en-US"/>
+                              </w:rPr>
+                              <w:t xml:space="preserve">30-45°: relative=0,810900, </w:t>
+                            </w:r>
+                            <w:proofErr w:type="spellStart"/>
+                            <w:r>
+                              <w:rPr>
+                                <w:lang w:val="en-US"/>
+                              </w:rPr>
+                              <w:t>expectedRelative</w:t>
+                            </w:r>
+                            <w:proofErr w:type="spellEnd"/>
+                            <w:r>
+                              <w:rPr>
+                                <w:lang w:val="en-US"/>
+                              </w:rPr>
+                              <w:t>=0,800199</w:t>
+                            </w:r>
+                          </w:p>
+                          <w:p>
+                            <w:pPr>
+                              <w:rPr>
+                                <w:lang w:val="en-US"/>
+                              </w:rPr>
+                            </w:pPr>
+                            <w:r>
+                              <w:rPr>
+                                <w:lang w:val="en-US"/>
+                              </w:rPr>
+                              <w:t xml:space="preserve">45-60°: relative=0,624562, </w:t>
+                            </w:r>
+                            <w:proofErr w:type="spellStart"/>
+                            <w:r>
+                              <w:rPr>
+                                <w:lang w:val="en-US"/>
+                              </w:rPr>
+                              <w:t>expectedRelative</w:t>
+                            </w:r>
+                            <w:proofErr w:type="spellEnd"/>
+                            <w:r>
+                              <w:rPr>
+                                <w:lang w:val="en-US"/>
+                              </w:rPr>
+                              <w:t>=0,614014</w:t>
+                            </w:r>
+                          </w:p>
+                          <w:p>
+                            <w:pPr>
+                              <w:rPr>
+                                <w:lang w:val="en-US"/>
+                              </w:rPr>
+                            </w:pPr>
+                            <w:r>
+                              <w:rPr>
+                                <w:lang w:val="en-US"/>
+                              </w:rPr>
+                              <w:t xml:space="preserve">60-75°: relative=0,391094, </w:t>
+                            </w:r>
+                            <w:proofErr w:type="spellStart"/>
+                            <w:r>
+                              <w:rPr>
+                                <w:lang w:val="en-US"/>
+                              </w:rPr>
+                              <w:t>expectedRelative</w:t>
+                            </w:r>
+                            <w:proofErr w:type="spellEnd"/>
+                            <w:r>
+                              <w:rPr>
+                                <w:lang w:val="en-US"/>
+                              </w:rPr>
+                              <w:t>=0,385986</w:t>
+                            </w:r>
+                          </w:p>
+                          <w:p>
+                            <w:pPr>
+                              <w:rPr>
+                                <w:lang w:val="en-US"/>
+                              </w:rPr>
+                            </w:pPr>
+                            <w:r>
+                              <w:rPr>
+                                <w:lang w:val="en-US"/>
+                              </w:rPr>
+                              <w:t xml:space="preserve">75-90°: relative=0,134617, </w:t>
+                            </w:r>
+                            <w:proofErr w:type="spellStart"/>
+                            <w:r>
+                              <w:rPr>
+                                <w:lang w:val="en-US"/>
+                              </w:rPr>
+                              <w:t>expectedRelative</w:t>
+                            </w:r>
+                            <w:proofErr w:type="spellEnd"/>
+                            <w:r>
+                              <w:rPr>
+                                <w:lang w:val="en-US"/>
+                              </w:rPr>
+                              <w:t>=0,131652</w:t>
+                            </w:r>
+                          </w:p>
+                        </w:txbxContent>
+                      </wps:txbx>
+                      <wps:bodyPr rot="0" vert="horz" wrap="square" lIns="91440" tIns="45720" rIns="91440" bIns="45720" anchor="t" anchorCtr="0">
+                        <a:noAutofit/>
+                      </wps:bodyPr>
+                    </wps:wsp>
+                  </a:graphicData>
+                </a:graphic>
+              </wp:inline>
+            </w:drawing>
+          </mc:Choice>
+          <mc:Fallback>
+            <w:pict>
+              <v:shapetype w14:anchorId="7A2DFB43" id="_x0000_t202" coordsize="21600,21600" o:spt="202" path="m,l,21600r21600,l21600,xe">
+                <v:stroke joinstyle="miter"/>
+                <v:path gradientshapeok="t" o:connecttype="rect"/>
+              </v:shapetype>
+              <v:shape id="Надпись 2" o:spid="_x0000_s1026" type="#_x0000_t202" style="width:473.15pt;height:142.3pt;visibility:visible;mso-wrap-style:square;mso-left-percent:-10001;mso-top-percent:-10001;mso-position-horizontal:absolute;mso-position-horizontal-relative:char;mso-position-vertical:absolute;mso-position-vertical-relative:line;mso-left-percent:-10001;mso-top-percent:-10001;v-text-anchor:top" o:gfxdata="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">
+                <v:textbox>
+                  <w:txbxContent>
+                    <w:p>
+                      <w:pPr>
+                        <w:rPr>
+                          <w:lang w:val="en-US"/>
+                        </w:rPr>
+                      </w:pPr>
+                      <w:r>
+                        <w:rPr>
+                          <w:lang w:val="en-US"/>
+                        </w:rPr>
+                        <w:t xml:space="preserve">0-15°: relative=1,000000, </w:t>
+                      </w:r>
+                      <w:proofErr w:type="spellStart"/>
+                      <w:r>
+                        <w:rPr>
+                          <w:lang w:val="en-US"/>
+                        </w:rPr>
+                        <w:t>expectedRelative</w:t>
+                      </w:r>
+                      <w:proofErr w:type="spellEnd"/>
+                      <w:r>
+                        <w:rPr>
+                          <w:lang w:val="en-US"/>
+                        </w:rPr>
+                        <w:t>=1,000000</w:t>
+                      </w:r>
+                    </w:p>
+                    <w:p>
+                      <w:pPr>
+                        <w:rPr>
+                          <w:lang w:val="en-US"/>
+                        </w:rPr>
+                      </w:pPr>
+                      <w:r>
+                        <w:rPr>
+                          <w:lang w:val="en-US"/>
+                        </w:rPr>
+                        <w:t xml:space="preserve">15-30°: relative=0,935062, </w:t>
+                      </w:r>
+                      <w:proofErr w:type="spellStart"/>
+                      <w:r>
+                        <w:rPr>
+                          <w:lang w:val="en-US"/>
+                        </w:rPr>
+                        <w:t>expectedRelative</w:t>
+                      </w:r>
+                      <w:proofErr w:type="spellEnd"/>
+                      <w:r>
+                        <w:rPr>
+                          <w:lang w:val="en-US"/>
+                        </w:rPr>
+                        <w:t>=0,931852</w:t>
+                      </w:r>
+                    </w:p>
+                    <w:p>
+                      <w:pPr>
+                        <w:rPr>
+                          <w:lang w:val="en-US"/>
+                        </w:rPr>
+                      </w:pPr>
+                      <w:r>
+                        <w:rPr>
+                          <w:lang w:val="en-US"/>
+                        </w:rPr>
+                        <w:t xml:space="preserve">30-45°: relative=0,810900, </w:t>
+                      </w:r>
+                      <w:proofErr w:type="spellStart"/>
+                      <w:r>
+                        <w:rPr>
+                          <w:lang w:val="en-US"/>
+                        </w:rPr>
+                        <w:t>expectedRelative</w:t>
+                      </w:r>
+                      <w:proofErr w:type="spellEnd"/>
+                      <w:r>
+                        <w:rPr>
+                          <w:lang w:val="en-US"/>
+                        </w:rPr>
+                        <w:t>=0,800199</w:t>
+                      </w:r>
+                    </w:p>
+                    <w:p>
+                      <w:pPr>
+                        <w:rPr>
+                          <w:lang w:val="en-US"/>
+                        </w:rPr>
+                      </w:pPr>
+                      <w:r>
+                        <w:rPr>
+                          <w:lang w:val="en-US"/>
+                        </w:rPr>
+                        <w:t xml:space="preserve">45-60°: relative=0,624562, </w:t>
+                      </w:r>
+                      <w:proofErr w:type="spellStart"/>
+                      <w:r>
+                        <w:rPr>
+                          <w:lang w:val="en-US"/>
+                        </w:rPr>
+                        <w:t>expectedRelative</w:t>
+                      </w:r>
+                      <w:proofErr w:type="spellEnd"/>
+                      <w:r>
+                        <w:rPr>
+                          <w:lang w:val="en-US"/>
+                        </w:rPr>
+                        <w:t>=0,614014</w:t>
+                      </w:r>
+                    </w:p>
+                    <w:p>
+                      <w:pPr>
+                        <w:rPr>
+                          <w:lang w:val="en-US"/>
+                        </w:rPr>
+                      </w:pPr>
+                      <w:r>
+                        <w:rPr>
+                          <w:lang w:val="en-US"/>
+                        </w:rPr>
+                        <w:t xml:space="preserve">60-75°: relative=0,391094, </w:t>
+                      </w:r>
+                      <w:proofErr w:type="spellStart"/>
+                      <w:r>
+                        <w:rPr>
+                          <w:lang w:val="en-US"/>
+                        </w:rPr>
+                        <w:t>expectedRelative</w:t>
+                      </w:r>
+                      <w:proofErr w:type="spellEnd"/>
+                      <w:r>
+                        <w:rPr>
+                          <w:lang w:val="en-US"/>
+                        </w:rPr>
+                        <w:t>=0,385986</w:t>
+                      </w:r>
+                    </w:p>
+                    <w:p>
+                      <w:pPr>
+                        <w:rPr>
+                          <w:lang w:val="en-US"/>
+                        </w:rPr>
+                      </w:pPr>
+                      <w:r>
+                        <w:rPr>
+                          <w:lang w:val="en-US"/>
+                        </w:rPr>
+                        <w:t xml:space="preserve">75-90°: relative=0,134617, </w:t>
+                      </w:r>
+                      <w:proofErr w:type="spellStart"/>
+                      <w:r>
+                        <w:rPr>
+                          <w:lang w:val="en-US"/>
+                        </w:rPr>
+                        <w:t>expectedRelative</w:t>
+                      </w:r>
+                      <w:proofErr w:type="spellEnd"/>
+                      <w:r>
+                        <w:rPr>
+                          <w:lang w:val="en-US"/>
+                        </w:rPr>
+                        <w:t>=0,131652</w:t>
+                      </w:r>
+                    </w:p>
+                  </w:txbxContent>
+                </v:textbox>
+                <w10:anchorlock/>
+              </v:shape>
+            </w:pict>
+          </mc:Fallback>
+        </mc:AlternateContent>
+      </w:r>
     </w:p>
     <w:p>
       <w:pPr>
@@ -6369,728 +6572,23 @@
         <w:rPr>
           <w:rFonts w:ascii="Times New Roman" w:eastAsia="Calibri" w:hAnsi="Times New Roman" w:cs="Times New Roman"/>
           <w:bCs/>
-          <w:i/>
-          <w:iCs/>
-          <w:color w:val="000000" w:themeColor="text1"/>
-          <w:kern w:val="0"/>
-          <w:sz w:val="28"/>
-          <w:szCs w:val="28"/>
-          <w:lang w:val="en-US"/>
-          <w14:ligatures w14:val="none"/>
-        </w:rPr>
-      </w:pPr>
-      <w:r>
-        <w:rPr>
-          <w:rFonts w:ascii="Times New Roman" w:eastAsia="Calibri" w:hAnsi="Times New Roman" w:cs="Times New Roman"/>
-          <w:bCs/>
-          <w:i/>
-          <w:iCs/>
-          <w:color w:val="000000" w:themeColor="text1"/>
-          <w:kern w:val="0"/>
-          <w:sz w:val="28"/>
-          <w:szCs w:val="28"/>
-          <w:lang w:val="en-US"/>
-          <w14:ligatures w14:val="none"/>
-        </w:rPr>
-        <w:t>…</w:t>
-      </w:r>
-    </w:p>
-    <w:p>
-      <w:pPr>
-        <w:spacing w:before="100" w:beforeAutospacing="1" w:after="100" w:afterAutospacing="1"/>
-        <w:rPr>
-          <w:rFonts w:ascii="Times New Roman" w:eastAsia="Calibri" w:hAnsi="Times New Roman" w:cs="Times New Roman"/>
-          <w:bCs/>
-          <w:i/>
-          <w:iCs/>
-          <w:color w:val="000000" w:themeColor="text1"/>
-          <w:kern w:val="0"/>
-          <w:sz w:val="28"/>
-          <w:szCs w:val="28"/>
-          <w:lang w:val="en-US"/>
-          <w14:ligatures w14:val="none"/>
-        </w:rPr>
-      </w:pPr>
-      <m:oMathPara>
-        <m:oMathParaPr>
-          <m:jc m:val="left"/>
-        </m:oMathParaPr>
-        <m:oMath>
-          <m:r>
-            <w:rPr>
-              <w:rFonts w:ascii="Cambria Math" w:eastAsia="Calibri" w:hAnsi="Cambria Math" w:cs="Times New Roman"/>
-              <w:color w:val="000000" w:themeColor="text1"/>
-              <w:kern w:val="0"/>
-              <w:sz w:val="28"/>
-              <w:szCs w:val="28"/>
-              <w:lang w:val="en-US"/>
-              <w14:ligatures w14:val="none"/>
-            </w:rPr>
-            <m:t>C=</m:t>
-          </m:r>
-          <m:f>
-            <m:fPr>
-              <m:ctrlPr>
-                <w:rPr>
-                  <w:rFonts w:ascii="Cambria Math" w:eastAsia="Calibri" w:hAnsi="Cambria Math" w:cs="Times New Roman"/>
-                  <w:bCs/>
-                  <w:i/>
-                  <w:iCs/>
-                  <w:color w:val="000000" w:themeColor="text1"/>
-                  <w:kern w:val="0"/>
-                  <w:sz w:val="28"/>
-                  <w:szCs w:val="28"/>
-                  <w:lang w:val="en-US"/>
-                  <w14:ligatures w14:val="none"/>
-                </w:rPr>
-              </m:ctrlPr>
-            </m:fPr>
-            <m:num>
-              <m:r>
-                <w:rPr>
-                  <w:rFonts w:ascii="Cambria Math" w:eastAsia="Calibri" w:hAnsi="Cambria Math" w:cs="Times New Roman"/>
-                  <w:color w:val="000000" w:themeColor="text1"/>
-                  <w:kern w:val="0"/>
-                  <w:sz w:val="28"/>
-                  <w:szCs w:val="28"/>
-                  <w:lang w:val="en-US"/>
-                  <w14:ligatures w14:val="none"/>
-                </w:rPr>
-                <m:t>1</m:t>
-              </m:r>
-            </m:num>
-            <m:den>
-              <m:r>
-                <w:rPr>
-                  <w:rFonts w:ascii="Cambria Math" w:eastAsia="Calibri" w:hAnsi="Cambria Math" w:cs="Times New Roman"/>
-                  <w:color w:val="000000" w:themeColor="text1"/>
-                  <w:kern w:val="0"/>
-                  <w:sz w:val="28"/>
-                  <w:szCs w:val="28"/>
-                  <w:lang w:val="en-US"/>
-                  <w14:ligatures w14:val="none"/>
-                </w:rPr>
-                <m:t>π</m:t>
-              </m:r>
-            </m:den>
-          </m:f>
-        </m:oMath>
-      </m:oMathPara>
-    </w:p>
-    <w:p>
-      <w:pPr>
-        <w:spacing w:before="100" w:beforeAutospacing="1" w:after="100" w:afterAutospacing="1"/>
-        <w:rPr>
-          <w:rFonts w:ascii="Times New Roman" w:eastAsia="Calibri" w:hAnsi="Times New Roman" w:cs="Times New Roman"/>
-          <w:bCs/>
-          <w:color w:val="000000" w:themeColor="text1"/>
-          <w:kern w:val="0"/>
-          <w:sz w:val="28"/>
-          <w:szCs w:val="28"/>
-          <w14:ligatures w14:val="none"/>
-        </w:rPr>
-      </w:pPr>
-      <w:r>
-        <w:rPr>
-          <w:rFonts w:ascii="Times New Roman" w:eastAsia="Calibri" w:hAnsi="Times New Roman" w:cs="Times New Roman"/>
-          <w:bCs/>
-          <w:color w:val="000000" w:themeColor="text1"/>
-          <w:kern w:val="0"/>
-          <w:sz w:val="28"/>
-          <w:szCs w:val="28"/>
-          <w14:ligatures w14:val="none"/>
-        </w:rPr>
-        <w:t>Плотность по направлениям:</w:t>
-      </w:r>
-    </w:p>
-    <w:p>
-      <w:pPr>
-        <w:spacing w:before="100" w:beforeAutospacing="1" w:after="100" w:afterAutospacing="1"/>
-        <w:rPr>
-          <w:rFonts w:ascii="Times New Roman" w:eastAsia="Calibri" w:hAnsi="Times New Roman" w:cs="Times New Roman"/>
-          <w:bCs/>
-          <w:i/>
-          <w:iCs/>
-          <w:color w:val="000000" w:themeColor="text1"/>
-          <w:kern w:val="0"/>
-          <w:sz w:val="28"/>
-          <w:szCs w:val="28"/>
-          <w14:ligatures w14:val="none"/>
-        </w:rPr>
-      </w:pPr>
-      <m:oMathPara>
-        <m:oMathParaPr>
-          <m:jc m:val="left"/>
-        </m:oMathParaPr>
-        <m:oMath>
-          <m:r>
-            <w:rPr>
-              <w:rFonts w:ascii="Cambria Math" w:eastAsia="Calibri" w:hAnsi="Cambria Math" w:cs="Times New Roman"/>
-              <w:color w:val="000000" w:themeColor="text1"/>
-              <w:kern w:val="0"/>
-              <w:sz w:val="28"/>
-              <w:szCs w:val="28"/>
-              <w:lang w:val="en-US"/>
-              <w14:ligatures w14:val="none"/>
-            </w:rPr>
-            <m:t>p</m:t>
-          </m:r>
-          <m:d>
-            <m:dPr>
-              <m:ctrlPr>
-                <w:rPr>
-                  <w:rFonts w:ascii="Cambria Math" w:eastAsia="Calibri" w:hAnsi="Cambria Math" w:cs="Times New Roman"/>
-                  <w:bCs/>
-                  <w:i/>
-                  <w:iCs/>
-                  <w:color w:val="000000" w:themeColor="text1"/>
-                  <w:kern w:val="0"/>
-                  <w:sz w:val="28"/>
-                  <w:szCs w:val="28"/>
-                  <w:lang w:val="en-US"/>
-                  <w14:ligatures w14:val="none"/>
-                </w:rPr>
-              </m:ctrlPr>
-            </m:dPr>
-            <m:e>
-              <m:r>
-                <w:rPr>
-                  <w:rFonts w:ascii="Cambria Math" w:eastAsia="Calibri" w:hAnsi="Cambria Math" w:cs="Times New Roman"/>
-                  <w:color w:val="000000" w:themeColor="text1"/>
-                  <w:kern w:val="0"/>
-                  <w:sz w:val="28"/>
-                  <w:szCs w:val="28"/>
-                  <w:lang w:val="en-US"/>
-                  <w14:ligatures w14:val="none"/>
-                </w:rPr>
-                <m:t>ω</m:t>
-              </m:r>
-            </m:e>
-          </m:d>
-          <m:r>
-            <w:rPr>
-              <w:rFonts w:ascii="Cambria Math" w:eastAsia="Calibri" w:hAnsi="Cambria Math" w:cs="Times New Roman"/>
-              <w:color w:val="000000" w:themeColor="text1"/>
-              <w:kern w:val="0"/>
-              <w:sz w:val="28"/>
-              <w:szCs w:val="28"/>
-              <w:lang w:val="en-US"/>
-              <w14:ligatures w14:val="none"/>
-            </w:rPr>
-            <m:t>=</m:t>
-          </m:r>
-          <m:f>
-            <m:fPr>
-              <m:ctrlPr>
-                <w:rPr>
-                  <w:rFonts w:ascii="Cambria Math" w:eastAsia="Calibri" w:hAnsi="Cambria Math" w:cs="Times New Roman"/>
-                  <w:bCs/>
-                  <w:i/>
-                  <w:iCs/>
-                  <w:color w:val="000000" w:themeColor="text1"/>
-                  <w:kern w:val="0"/>
-                  <w:sz w:val="28"/>
-                  <w:szCs w:val="28"/>
-                  <w:lang w:val="en-US"/>
-                  <w14:ligatures w14:val="none"/>
-                </w:rPr>
-              </m:ctrlPr>
-            </m:fPr>
-            <m:num>
-              <m:r>
-                <w:rPr>
-                  <w:rFonts w:ascii="Cambria Math" w:eastAsia="Calibri" w:hAnsi="Cambria Math" w:cs="Times New Roman"/>
-                  <w:color w:val="000000" w:themeColor="text1"/>
-                  <w:kern w:val="0"/>
-                  <w:sz w:val="28"/>
-                  <w:szCs w:val="28"/>
-                  <w:lang w:val="en-US"/>
-                  <w14:ligatures w14:val="none"/>
-                </w:rPr>
-                <m:t>μ</m:t>
-              </m:r>
-            </m:num>
-            <m:den>
-              <m:r>
-                <w:rPr>
-                  <w:rFonts w:ascii="Cambria Math" w:eastAsia="Calibri" w:hAnsi="Cambria Math" w:cs="Times New Roman"/>
-                  <w:color w:val="000000" w:themeColor="text1"/>
-                  <w:kern w:val="0"/>
-                  <w:sz w:val="28"/>
-                  <w:szCs w:val="28"/>
-                  <w:lang w:val="en-US"/>
-                  <w14:ligatures w14:val="none"/>
-                </w:rPr>
-                <m:t>π</m:t>
-              </m:r>
-            </m:den>
-          </m:f>
-        </m:oMath>
-      </m:oMathPara>
-    </w:p>
-    <w:p>
-      <w:pPr>
-        <w:spacing w:before="100" w:beforeAutospacing="1" w:after="100" w:afterAutospacing="1"/>
-        <w:rPr>
-          <w:rFonts w:ascii="Times New Roman" w:eastAsia="Calibri" w:hAnsi="Times New Roman" w:cs="Times New Roman"/>
-          <w:bCs/>
-          <w:i/>
-          <w:iCs/>
-          <w:color w:val="000000" w:themeColor="text1"/>
-          <w:kern w:val="0"/>
-          <w:sz w:val="28"/>
-          <w:szCs w:val="28"/>
-          <w:lang w:val="en-US"/>
-          <w14:ligatures w14:val="none"/>
-        </w:rPr>
-      </w:pPr>
-      <m:oMathPara>
-        <m:oMathParaPr>
-          <m:jc m:val="left"/>
-        </m:oMathParaPr>
-        <m:oMath>
-          <m:r>
-            <w:rPr>
-              <w:rFonts w:ascii="Cambria Math" w:eastAsia="Calibri" w:hAnsi="Cambria Math" w:cs="Times New Roman"/>
-              <w:color w:val="000000" w:themeColor="text1"/>
-              <w:kern w:val="0"/>
-              <w:sz w:val="28"/>
-              <w:szCs w:val="28"/>
-              <w:lang w:val="en-US"/>
-              <w14:ligatures w14:val="none"/>
-            </w:rPr>
-            <m:t>dP=p</m:t>
-          </m:r>
-          <m:d>
-            <m:dPr>
-              <m:ctrlPr>
-                <w:rPr>
-                  <w:rFonts w:ascii="Cambria Math" w:eastAsia="Calibri" w:hAnsi="Cambria Math" w:cs="Times New Roman"/>
-                  <w:bCs/>
-                  <w:i/>
-                  <w:iCs/>
-                  <w:color w:val="000000" w:themeColor="text1"/>
-                  <w:kern w:val="0"/>
-                  <w:sz w:val="28"/>
-                  <w:szCs w:val="28"/>
-                  <w:lang w:val="en-US"/>
-                  <w14:ligatures w14:val="none"/>
-                </w:rPr>
-              </m:ctrlPr>
-            </m:dPr>
-            <m:e>
-              <m:r>
-                <w:rPr>
-                  <w:rFonts w:ascii="Cambria Math" w:eastAsia="Calibri" w:hAnsi="Cambria Math" w:cs="Times New Roman"/>
-                  <w:color w:val="000000" w:themeColor="text1"/>
-                  <w:kern w:val="0"/>
-                  <w:sz w:val="28"/>
-                  <w:szCs w:val="28"/>
-                  <w:lang w:val="en-US"/>
-                  <w14:ligatures w14:val="none"/>
-                </w:rPr>
-                <m:t>ω</m:t>
-              </m:r>
-            </m:e>
-          </m:d>
-          <m:r>
-            <w:rPr>
-              <w:rFonts w:ascii="Cambria Math" w:eastAsia="Calibri" w:hAnsi="Cambria Math" w:cs="Times New Roman"/>
-              <w:color w:val="000000" w:themeColor="text1"/>
-              <w:kern w:val="0"/>
-              <w:sz w:val="28"/>
-              <w:szCs w:val="28"/>
-              <w:lang w:val="en-US"/>
-              <w14:ligatures w14:val="none"/>
-            </w:rPr>
-            <m:t>d</m:t>
-          </m:r>
-          <m:r>
-            <m:rPr>
-              <m:sty m:val="p"/>
-            </m:rPr>
-            <w:rPr>
-              <w:rFonts w:ascii="Cambria Math" w:eastAsia="Calibri" w:hAnsi="Cambria Math" w:cs="Times New Roman"/>
-              <w:color w:val="000000" w:themeColor="text1"/>
-              <w:kern w:val="0"/>
-              <w:sz w:val="28"/>
-              <w:szCs w:val="28"/>
-              <w:lang w:val="en-US"/>
-              <w14:ligatures w14:val="none"/>
-            </w:rPr>
-            <m:t>Ω</m:t>
-          </m:r>
-        </m:oMath>
-      </m:oMathPara>
-    </w:p>
-    <w:p>
-      <w:pPr>
-        <w:spacing w:before="100" w:beforeAutospacing="1" w:after="100" w:afterAutospacing="1"/>
-        <w:rPr>
-          <w:rFonts w:ascii="Times New Roman" w:eastAsia="Calibri" w:hAnsi="Times New Roman" w:cs="Times New Roman"/>
-          <w:bCs/>
-          <w:i/>
-          <w:iCs/>
-          <w:color w:val="000000" w:themeColor="text1"/>
-          <w:kern w:val="0"/>
-          <w:sz w:val="28"/>
-          <w:szCs w:val="28"/>
-          <w14:ligatures w14:val="none"/>
-        </w:rPr>
-      </w:pPr>
-      <w:r>
-        <w:rPr>
-          <w:rFonts w:ascii="Times New Roman" w:eastAsia="Calibri" w:hAnsi="Times New Roman" w:cs="Times New Roman"/>
-          <w:bCs/>
-          <w:i/>
-          <w:iCs/>
-          <w:color w:val="000000" w:themeColor="text1"/>
-          <w:kern w:val="0"/>
-          <w:sz w:val="28"/>
-          <w:szCs w:val="28"/>
-          <w:lang w:val="en-US"/>
-          <w14:ligatures w14:val="none"/>
-        </w:rPr>
-        <w:t>…</w:t>
-      </w:r>
-    </w:p>
-    <w:p>
-      <w:pPr>
-        <w:spacing w:before="100" w:beforeAutospacing="1" w:after="100" w:afterAutospacing="1"/>
-        <w:rPr>
-          <w:rFonts w:ascii="Times New Roman" w:eastAsia="Calibri" w:hAnsi="Times New Roman" w:cs="Times New Roman"/>
-          <w:bCs/>
-          <w:color w:val="000000" w:themeColor="text1"/>
-          <w:kern w:val="0"/>
-          <w:sz w:val="28"/>
-          <w:szCs w:val="28"/>
-          <w:lang w:val="en-US"/>
-          <w14:ligatures w14:val="none"/>
-        </w:rPr>
-      </w:pPr>
-      <w:r>
-        <w:rPr>
-          <w:rFonts w:ascii="Times New Roman" w:eastAsia="Calibri" w:hAnsi="Times New Roman" w:cs="Times New Roman"/>
-          <w:bCs/>
-          <w:color w:val="000000" w:themeColor="text1"/>
-          <w:kern w:val="0"/>
-          <w:sz w:val="28"/>
-          <w:szCs w:val="28"/>
-          <w14:ligatures w14:val="none"/>
-        </w:rPr>
-        <w:t xml:space="preserve">Плотность по значениям </w:t>
-      </w:r>
-      <w:r>
-        <w:rPr>
-          <w:rFonts w:ascii="Times New Roman" w:eastAsia="Calibri" w:hAnsi="Times New Roman" w:cs="Times New Roman"/>
-          <w:bCs/>
-          <w:color w:val="000000" w:themeColor="text1"/>
-          <w:kern w:val="0"/>
-          <w:sz w:val="28"/>
-          <w:szCs w:val="28"/>
-          <w:lang w:val="en-US"/>
-          <w14:ligatures w14:val="none"/>
-        </w:rPr>
-        <w:t>mu:</w:t>
-      </w:r>
-    </w:p>
-    <w:p>
-      <w:pPr>
-        <w:spacing w:before="100" w:beforeAutospacing="1" w:after="100" w:afterAutospacing="1"/>
-        <w:rPr>
-          <w:rFonts w:ascii="Times New Roman" w:eastAsia="Calibri" w:hAnsi="Times New Roman" w:cs="Times New Roman"/>
-          <w:bCs/>
-          <w:i/>
-          <w:iCs/>
-          <w:color w:val="000000" w:themeColor="text1"/>
-          <w:kern w:val="0"/>
-          <w:sz w:val="28"/>
-          <w:szCs w:val="28"/>
-          <w:lang w:val="en-US"/>
-          <w14:ligatures w14:val="none"/>
-        </w:rPr>
-      </w:pPr>
-      <m:oMathPara>
-        <m:oMathParaPr>
-          <m:jc m:val="left"/>
-        </m:oMathParaPr>
-        <m:oMath>
-          <m:sSub>
-            <m:sSubPr>
-              <m:ctrlPr>
-                <w:rPr>
-                  <w:rFonts w:ascii="Cambria Math" w:eastAsia="Calibri" w:hAnsi="Cambria Math" w:cs="Times New Roman"/>
-                  <w:bCs/>
-                  <w:i/>
-                  <w:iCs/>
-                  <w:color w:val="000000" w:themeColor="text1"/>
-                  <w:kern w:val="0"/>
-                  <w:sz w:val="28"/>
-                  <w:szCs w:val="28"/>
-                  <w:lang w:val="en-US"/>
-                  <w14:ligatures w14:val="none"/>
-                </w:rPr>
-              </m:ctrlPr>
-            </m:sSubPr>
-            <m:e>
-              <m:r>
-                <w:rPr>
-                  <w:rFonts w:ascii="Cambria Math" w:eastAsia="Calibri" w:hAnsi="Cambria Math" w:cs="Times New Roman"/>
-                  <w:color w:val="000000" w:themeColor="text1"/>
-                  <w:kern w:val="0"/>
-                  <w:sz w:val="28"/>
-                  <w:szCs w:val="28"/>
-                  <w:lang w:val="en-US"/>
-                  <w14:ligatures w14:val="none"/>
-                </w:rPr>
-                <m:t>p</m:t>
-              </m:r>
-            </m:e>
-            <m:sub>
-              <m:r>
-                <w:rPr>
-                  <w:rFonts w:ascii="Cambria Math" w:eastAsia="Calibri" w:hAnsi="Cambria Math" w:cs="Times New Roman"/>
-                  <w:color w:val="000000" w:themeColor="text1"/>
-                  <w:kern w:val="0"/>
-                  <w:sz w:val="28"/>
-                  <w:szCs w:val="28"/>
-                  <w:lang w:val="en-US"/>
-                  <w14:ligatures w14:val="none"/>
-                </w:rPr>
-                <m:t>μ</m:t>
-              </m:r>
-            </m:sub>
-          </m:sSub>
-          <m:d>
-            <m:dPr>
-              <m:ctrlPr>
-                <w:rPr>
-                  <w:rFonts w:ascii="Cambria Math" w:eastAsia="Calibri" w:hAnsi="Cambria Math" w:cs="Times New Roman"/>
-                  <w:bCs/>
-                  <w:i/>
-                  <w:iCs/>
-                  <w:color w:val="000000" w:themeColor="text1"/>
-                  <w:kern w:val="0"/>
-                  <w:sz w:val="28"/>
-                  <w:szCs w:val="28"/>
-                  <w:lang w:val="en-US"/>
-                  <w14:ligatures w14:val="none"/>
-                </w:rPr>
-              </m:ctrlPr>
-            </m:dPr>
-            <m:e>
-              <m:r>
-                <w:rPr>
-                  <w:rFonts w:ascii="Cambria Math" w:eastAsia="Calibri" w:hAnsi="Cambria Math" w:cs="Times New Roman"/>
-                  <w:color w:val="000000" w:themeColor="text1"/>
-                  <w:kern w:val="0"/>
-                  <w:sz w:val="28"/>
-                  <w:szCs w:val="28"/>
-                  <w:lang w:val="en-US"/>
-                  <w14:ligatures w14:val="none"/>
-                </w:rPr>
-                <m:t>μ</m:t>
-              </m:r>
-            </m:e>
-          </m:d>
-          <m:r>
-            <w:rPr>
-              <w:rFonts w:ascii="Cambria Math" w:eastAsia="Calibri" w:hAnsi="Cambria Math" w:cs="Times New Roman"/>
-              <w:color w:val="000000" w:themeColor="text1"/>
-              <w:kern w:val="0"/>
-              <w:sz w:val="28"/>
-              <w:szCs w:val="28"/>
-              <w:lang w:val="en-US"/>
-              <w14:ligatures w14:val="none"/>
-            </w:rPr>
-            <m:t>=2μ</m:t>
-          </m:r>
-        </m:oMath>
-      </m:oMathPara>
-    </w:p>
-    <w:p>
-      <w:pPr>
-        <w:spacing w:before="100" w:beforeAutospacing="1" w:after="100" w:afterAutospacing="1"/>
-        <w:rPr>
-          <w:rFonts w:ascii="Times New Roman" w:eastAsia="Calibri" w:hAnsi="Times New Roman" w:cs="Times New Roman"/>
-          <w:bCs/>
-          <w:i/>
-          <w:iCs/>
-          <w:color w:val="000000" w:themeColor="text1"/>
-          <w:kern w:val="0"/>
-          <w:sz w:val="28"/>
-          <w:szCs w:val="28"/>
-          <w:lang w:val="en-US"/>
-          <w14:ligatures w14:val="none"/>
-        </w:rPr>
-      </w:pPr>
-      <w:r>
-        <w:rPr>
-          <w:rFonts w:ascii="Times New Roman" w:eastAsia="Calibri" w:hAnsi="Times New Roman" w:cs="Times New Roman"/>
-          <w:bCs/>
-          <w:i/>
-          <w:iCs/>
-          <w:color w:val="000000" w:themeColor="text1"/>
-          <w:kern w:val="0"/>
-          <w:sz w:val="28"/>
-          <w:szCs w:val="28"/>
-          <w:lang w:val="en-US"/>
-          <w14:ligatures w14:val="none"/>
-        </w:rPr>
-        <w:t>…</w:t>
-      </w:r>
-    </w:p>
-    <w:p>
-      <w:pPr>
-        <w:spacing w:before="100" w:beforeAutospacing="1" w:after="100" w:afterAutospacing="1"/>
-        <w:rPr>
-          <w:rFonts w:ascii="Times New Roman" w:eastAsia="Calibri" w:hAnsi="Times New Roman" w:cs="Times New Roman"/>
-          <w:bCs/>
-          <w:i/>
-          <w:iCs/>
-          <w:color w:val="000000" w:themeColor="text1"/>
-          <w:kern w:val="0"/>
-          <w:sz w:val="28"/>
-          <w:szCs w:val="28"/>
-          <w:lang w:val="en-US"/>
-          <w14:ligatures w14:val="none"/>
-        </w:rPr>
-      </w:pPr>
-      <m:oMathPara>
-        <m:oMathParaPr>
-          <m:jc m:val="left"/>
-        </m:oMathParaPr>
-        <m:oMath>
-          <m:r>
-            <w:rPr>
-              <w:rFonts w:ascii="Cambria Math" w:eastAsia="Calibri" w:hAnsi="Cambria Math" w:cs="Times New Roman"/>
-              <w:color w:val="000000" w:themeColor="text1"/>
-              <w:kern w:val="0"/>
-              <w:sz w:val="28"/>
-              <w:szCs w:val="28"/>
-              <w:lang w:val="en-US"/>
-              <w14:ligatures w14:val="none"/>
-            </w:rPr>
-            <m:t>P</m:t>
-          </m:r>
-          <m:d>
-            <m:dPr>
-              <m:ctrlPr>
-                <w:rPr>
-                  <w:rFonts w:ascii="Cambria Math" w:eastAsia="Calibri" w:hAnsi="Cambria Math" w:cs="Times New Roman"/>
-                  <w:bCs/>
-                  <w:i/>
-                  <w:iCs/>
-                  <w:color w:val="000000" w:themeColor="text1"/>
-                  <w:kern w:val="0"/>
-                  <w:sz w:val="28"/>
-                  <w:szCs w:val="28"/>
-                  <w:lang w:val="en-US"/>
-                  <w14:ligatures w14:val="none"/>
-                </w:rPr>
-              </m:ctrlPr>
-            </m:dPr>
-            <m:e>
-              <m:r>
-                <w:rPr>
-                  <w:rFonts w:ascii="Cambria Math" w:eastAsia="Calibri" w:hAnsi="Cambria Math" w:cs="Times New Roman"/>
-                  <w:color w:val="000000" w:themeColor="text1"/>
-                  <w:kern w:val="0"/>
-                  <w:sz w:val="28"/>
-                  <w:szCs w:val="28"/>
-                  <w:lang w:val="en-US"/>
-                  <w14:ligatures w14:val="none"/>
-                </w:rPr>
-                <m:t>μ</m:t>
-              </m:r>
-            </m:e>
-          </m:d>
-          <m:r>
-            <w:rPr>
-              <w:rFonts w:ascii="Cambria Math" w:eastAsia="Calibri" w:hAnsi="Cambria Math" w:cs="Times New Roman"/>
-              <w:color w:val="000000" w:themeColor="text1"/>
-              <w:kern w:val="0"/>
-              <w:sz w:val="28"/>
-              <w:szCs w:val="28"/>
-              <w:lang w:val="en-US"/>
-              <w14:ligatures w14:val="none"/>
-            </w:rPr>
-            <m:t>=</m:t>
-          </m:r>
-          <m:sSup>
-            <m:sSupPr>
-              <m:ctrlPr>
-                <w:rPr>
-                  <w:rFonts w:ascii="Cambria Math" w:eastAsia="Calibri" w:hAnsi="Cambria Math" w:cs="Times New Roman"/>
-                  <w:bCs/>
-                  <w:i/>
-                  <w:iCs/>
-                  <w:color w:val="000000" w:themeColor="text1"/>
-                  <w:kern w:val="0"/>
-                  <w:sz w:val="28"/>
-                  <w:szCs w:val="28"/>
-                  <w:lang w:val="en-US"/>
-                  <w14:ligatures w14:val="none"/>
-                </w:rPr>
-              </m:ctrlPr>
-            </m:sSupPr>
-            <m:e>
-              <m:r>
-                <w:rPr>
-                  <w:rFonts w:ascii="Cambria Math" w:eastAsia="Calibri" w:hAnsi="Cambria Math" w:cs="Times New Roman"/>
-                  <w:color w:val="000000" w:themeColor="text1"/>
-                  <w:kern w:val="0"/>
-                  <w:sz w:val="28"/>
-                  <w:szCs w:val="28"/>
-                  <w:lang w:val="en-US"/>
-                  <w14:ligatures w14:val="none"/>
-                </w:rPr>
-                <m:t>μ</m:t>
-              </m:r>
-            </m:e>
-            <m:sup>
-              <m:r>
-                <w:rPr>
-                  <w:rFonts w:ascii="Cambria Math" w:eastAsia="Calibri" w:hAnsi="Cambria Math" w:cs="Times New Roman"/>
-                  <w:color w:val="000000" w:themeColor="text1"/>
-                  <w:kern w:val="0"/>
-                  <w:sz w:val="28"/>
-                  <w:szCs w:val="28"/>
-                  <w:lang w:val="en-US"/>
-                  <w14:ligatures w14:val="none"/>
-                </w:rPr>
-                <m:t>2</m:t>
-              </m:r>
-            </m:sup>
-          </m:sSup>
-        </m:oMath>
-      </m:oMathPara>
-    </w:p>
-    <w:p>
-      <w:pPr>
-        <w:spacing w:before="100" w:beforeAutospacing="1" w:after="100" w:afterAutospacing="1"/>
-        <w:rPr>
-          <w:rFonts w:ascii="Times New Roman" w:eastAsia="Calibri" w:hAnsi="Times New Roman" w:cs="Times New Roman"/>
-          <w:bCs/>
-          <w:iCs/>
-          <w:color w:val="000000" w:themeColor="text1"/>
-          <w:kern w:val="0"/>
-          <w:sz w:val="28"/>
-          <w:szCs w:val="28"/>
-          <w:lang w:val="en-US"/>
-          <w14:ligatures w14:val="none"/>
-        </w:rPr>
-      </w:pPr>
-      <w:r>
-        <w:rPr>
-          <w:rFonts w:ascii="Times New Roman" w:eastAsia="Calibri" w:hAnsi="Times New Roman" w:cs="Times New Roman"/>
-          <w:bCs/>
-          <w:iCs/>
-          <w:color w:val="000000" w:themeColor="text1"/>
-          <w:kern w:val="0"/>
-          <w:sz w:val="28"/>
-          <w:szCs w:val="28"/>
-          <w:lang w:val="en-US"/>
+          <w:iCs/>
+          <w:color w:val="000000" w:themeColor="text1"/>
+          <w:kern w:val="0"/>
+          <w:sz w:val="28"/>
+          <w:szCs w:val="28"/>
+          <w14:ligatures w14:val="none"/>
+        </w:rPr>
+      </w:pPr>
+      <w:r>
+        <w:rPr>
+          <w:rFonts w:ascii="Times New Roman" w:eastAsia="Calibri" w:hAnsi="Times New Roman" w:cs="Times New Roman"/>
+          <w:bCs/>
+          <w:iCs/>
+          <w:color w:val="000000" w:themeColor="text1"/>
+          <w:kern w:val="0"/>
+          <w:sz w:val="28"/>
+          <w:szCs w:val="28"/>
           <w14:ligatures w14:val="none"/>
         </w:rPr>
         <w:br w:type="page"/>
@@ -9679,10 +9177,13 @@
     <w:rsid w:val="0046694D"/>
     <w:rsid w:val="004D26F1"/>
     <w:rsid w:val="005259D8"/>
+    <w:rsid w:val="00564001"/>
     <w:rsid w:val="006878B5"/>
     <w:rsid w:val="008B6B95"/>
     <w:rsid w:val="00A132B1"/>
     <w:rsid w:val="00AF1E5C"/>
+    <w:rsid w:val="00AF2070"/>
+    <w:rsid w:val="00B67E28"/>
     <w:rsid w:val="00BA691D"/>
     <w:rsid w:val="00C2192E"/>
     <w:rsid w:val="00D50675"/>
@@ -10145,7 +9646,7 @@
     <w:basedOn w:val="a0"/>
     <w:uiPriority w:val="99"/>
     <w:semiHidden/>
-    <w:rsid w:val="00F07818"/>
+    <w:rsid w:val="00AF2070"/>
     <w:rPr>
       <w:color w:val="666666"/>
     </w:rPr>

--- a/docs/lab-3/report.docx
+++ b/docs/lab-3/report.docx
@@ -1030,7 +1030,7 @@
                 <w:sz w:val="28"/>
                 <w:szCs w:val="28"/>
               </w:rPr>
-              <w:t>8</w:t>
+              <w:t>11</w:t>
             </w:r>
             <w:r>
               <w:rPr>
@@ -1126,7 +1126,7 @@
                 <w:sz w:val="28"/>
                 <w:szCs w:val="28"/>
               </w:rPr>
-              <w:t>9</w:t>
+              <w:t>12</w:t>
             </w:r>
             <w:r>
               <w:rPr>
@@ -1222,7 +1222,7 @@
                 <w:sz w:val="28"/>
                 <w:szCs w:val="28"/>
               </w:rPr>
-              <w:t>10</w:t>
+              <w:t>13</w:t>
             </w:r>
             <w:r>
               <w:rPr>
@@ -5372,6 +5372,7 @@
         <w:t xml:space="preserve">theta = </w:t>
       </w:r>
       <w:proofErr w:type="spellStart"/>
+      <w:proofErr w:type="gramStart"/>
       <w:r>
         <w:rPr>
           <w:rFonts w:ascii="Times New Roman" w:eastAsia="Calibri" w:hAnsi="Times New Roman" w:cs="Times New Roman"/>
@@ -5399,7 +5400,22 @@
           <w:lang w:val="en-US"/>
           <w14:ligatures w14:val="none"/>
         </w:rPr>
-        <w:t>(2u – 1)</w:t>
+        <w:t>(</w:t>
+      </w:r>
+      <w:proofErr w:type="gramEnd"/>
+      <w:r>
+        <w:rPr>
+          <w:rFonts w:ascii="Times New Roman" w:eastAsia="Calibri" w:hAnsi="Times New Roman" w:cs="Times New Roman"/>
+          <w:bCs/>
+          <w:iCs/>
+          <w:color w:val="000000" w:themeColor="text1"/>
+          <w:kern w:val="0"/>
+          <w:sz w:val="28"/>
+          <w:szCs w:val="28"/>
+          <w:lang w:val="en-US"/>
+          <w14:ligatures w14:val="none"/>
+        </w:rPr>
+        <w:t>2u – 1)</w:t>
       </w:r>
     </w:p>
     <w:p>
@@ -6012,19 +6028,7 @@
           <w:szCs w:val="28"/>
           <w14:ligatures w14:val="none"/>
         </w:rPr>
-        <w:t xml:space="preserve"> </w:t>
-      </w:r>
-      <w:r>
-        <w:rPr>
-          <w:rFonts w:ascii="Times New Roman" w:eastAsia="Calibri" w:hAnsi="Times New Roman" w:cs="Times New Roman"/>
-          <w:bCs/>
-          <w:color w:val="000000" w:themeColor="text1"/>
-          <w:kern w:val="0"/>
-          <w:sz w:val="28"/>
-          <w:szCs w:val="28"/>
-          <w14:ligatures w14:val="none"/>
-        </w:rPr>
-        <w:t>точек</w:t>
+        <w:t xml:space="preserve"> точек</w:t>
       </w:r>
       <w:r>
         <w:rPr>
@@ -9171,6 +9175,7 @@
   </w:compat>
   <w:rsids>
     <w:rsidRoot w:val="00D50675"/>
+    <w:rsid w:val="000F2C2A"/>
     <w:rsid w:val="001D1CAD"/>
     <w:rsid w:val="003210A5"/>
     <w:rsid w:val="00363A38"/>
@@ -9180,6 +9185,7 @@
     <w:rsid w:val="00564001"/>
     <w:rsid w:val="006878B5"/>
     <w:rsid w:val="008B6B95"/>
+    <w:rsid w:val="0099002F"/>
     <w:rsid w:val="00A132B1"/>
     <w:rsid w:val="00AF1E5C"/>
     <w:rsid w:val="00AF2070"/>

--- a/docs/lab-3/report.docx
+++ b/docs/lab-3/report.docx
@@ -2858,6 +2858,341 @@
     </w:p>
     <w:p>
       <w:pPr>
+        <w:spacing w:before="100" w:beforeAutospacing="1" w:after="100" w:afterAutospacing="1"/>
+        <w:rPr>
+          <w:rFonts w:ascii="Times New Roman" w:eastAsia="Calibri" w:hAnsi="Times New Roman" w:cs="Times New Roman"/>
+          <w:bCs/>
+          <w:iCs/>
+          <w:color w:val="000000" w:themeColor="text1"/>
+          <w:kern w:val="0"/>
+          <w:sz w:val="28"/>
+          <w:szCs w:val="28"/>
+          <w14:ligatures w14:val="none"/>
+        </w:rPr>
+      </w:pPr>
+      <w:r>
+        <w:rPr>
+          <w:rFonts w:ascii="Times New Roman" w:eastAsia="Calibri" w:hAnsi="Times New Roman" w:cs="Times New Roman"/>
+          <w:bCs/>
+          <w:iCs/>
+          <w:color w:val="000000" w:themeColor="text1"/>
+          <w:kern w:val="0"/>
+          <w:sz w:val="28"/>
+          <w:szCs w:val="28"/>
+          <w14:ligatures w14:val="none"/>
+        </w:rPr>
+        <w:t>Результаты программной проверки корректности распределения:</w:t>
+      </w:r>
+    </w:p>
+    <w:p>
+      <w:pPr>
+        <w:spacing w:before="100" w:beforeAutospacing="1" w:after="100" w:afterAutospacing="1"/>
+        <w:rPr>
+          <w:rFonts w:ascii="Times New Roman" w:eastAsia="Calibri" w:hAnsi="Times New Roman" w:cs="Times New Roman"/>
+          <w:bCs/>
+          <w:iCs/>
+          <w:color w:val="000000" w:themeColor="text1"/>
+          <w:kern w:val="0"/>
+          <w:sz w:val="28"/>
+          <w:szCs w:val="28"/>
+          <w14:ligatures w14:val="none"/>
+        </w:rPr>
+      </w:pPr>
+      <w:r>
+        <w:rPr>
+          <w:rFonts w:ascii="Times New Roman" w:eastAsia="Calibri" w:hAnsi="Times New Roman" w:cs="Times New Roman"/>
+          <w:bCs/>
+          <w:iCs/>
+          <w:noProof/>
+          <w:color w:val="000000" w:themeColor="text1"/>
+          <w:kern w:val="0"/>
+          <w:sz w:val="28"/>
+          <w:szCs w:val="28"/>
+          <w14:ligatures w14:val="none"/>
+        </w:rPr>
+        <mc:AlternateContent>
+          <mc:Choice Requires="wps">
+            <w:drawing>
+              <wp:inline distT="0" distB="0" distL="0" distR="0" wp14:anchorId="6809E302" wp14:editId="5E56B983">
+                <wp:extent cx="5105400" cy="1404620"/>
+                <wp:effectExtent l="0" t="0" r="19050" b="27305"/>
+                <wp:docPr id="908826935" name="Надпись 2"/>
+                <wp:cNvGraphicFramePr>
+                  <a:graphicFrameLocks xmlns:a="http://schemas.openxmlformats.org/drawingml/2006/main"/>
+                </wp:cNvGraphicFramePr>
+                <a:graphic xmlns:a="http://schemas.openxmlformats.org/drawingml/2006/main">
+                  <a:graphicData uri="http://schemas.microsoft.com/office/word/2010/wordprocessingShape">
+                    <wps:wsp>
+                      <wps:cNvSpPr txBox="1">
+                        <a:spLocks noChangeArrowheads="1"/>
+                      </wps:cNvSpPr>
+                      <wps:spPr bwMode="auto">
+                        <a:xfrm>
+                          <a:off x="0" y="0"/>
+                          <a:ext cx="5105400" cy="1404620"/>
+                        </a:xfrm>
+                        <a:prstGeom prst="rect">
+                          <a:avLst/>
+                        </a:prstGeom>
+                        <a:solidFill>
+                          <a:srgbClr val="FFFFFF"/>
+                        </a:solidFill>
+                        <a:ln w="9525">
+                          <a:solidFill>
+                            <a:srgbClr val="000000"/>
+                          </a:solidFill>
+                          <a:miter lim="800000"/>
+                          <a:headEnd/>
+                          <a:tailEnd/>
+                        </a:ln>
+                      </wps:spPr>
+                      <wps:txbx>
+                        <w:txbxContent>
+                          <w:p>
+                            <w:r>
+                              <w:t>Точек вне плоскости треугольника: 0</w:t>
+                            </w:r>
+                          </w:p>
+                          <w:p>
+                            <w:r>
+                              <w:t>Точек вне треугольника: 0</w:t>
+                            </w:r>
+                          </w:p>
+                          <w:p>
+                            <w:r>
+                              <w:t>Макс. расстояние до плоскости треугольника: 0,000000000000</w:t>
+                            </w:r>
+                          </w:p>
+                          <w:p>
+                            <w:r>
+                              <w:t>Макс. нарушение по рёбрам треугольника: 0,000000000000</w:t>
+                            </w:r>
+                          </w:p>
+                          <w:p>
+                            <w:r>
+                              <w:t>Ожидаемое число точек в каждой ячейке сетки 2x2: 25000,00</w:t>
+                            </w:r>
+                          </w:p>
+                          <w:p>
+                            <w:r>
+                              <w:t>Число точек по ячейкам сетки: [24920, 25245, 24850, 24985]</w:t>
+                            </w:r>
+                          </w:p>
+                          <w:p>
+                            <w:r>
+                              <w:t>Макс. абсолютное отклонение по сетке: 245,00</w:t>
+                            </w:r>
+                          </w:p>
+                          <w:p>
+                            <w:r>
+                              <w:t>Макс. относительное отклонение по сетке: 0,009800</w:t>
+                            </w:r>
+                          </w:p>
+                        </w:txbxContent>
+                      </wps:txbx>
+                      <wps:bodyPr rot="0" vert="horz" wrap="square" lIns="91440" tIns="45720" rIns="91440" bIns="45720" anchor="t" anchorCtr="0">
+                        <a:spAutoFit/>
+                      </wps:bodyPr>
+                    </wps:wsp>
+                  </a:graphicData>
+                </a:graphic>
+              </wp:inline>
+            </w:drawing>
+          </mc:Choice>
+          <mc:Fallback>
+            <w:pict>
+              <v:shapetype w14:anchorId="6809E302" id="_x0000_t202" coordsize="21600,21600" o:spt="202" path="m,l,21600r21600,l21600,xe">
+                <v:stroke joinstyle="miter"/>
+                <v:path gradientshapeok="t" o:connecttype="rect"/>
+              </v:shapetype>
+              <v:shape id="Надпись 2" o:spid="_x0000_s1026" type="#_x0000_t202" style="width:402pt;height:110.6pt;visibility:visible;mso-wrap-style:square;mso-left-percent:-10001;mso-top-percent:-10001;mso-position-horizontal:absolute;mso-position-horizontal-relative:char;mso-position-vertical:absolute;mso-position-vertical-relative:line;mso-left-percent:-10001;mso-top-percent:-10001;v-text-anchor:top" o:gfxdata="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">
+                <v:textbox style="mso-fit-shape-to-text:t">
+                  <w:txbxContent>
+                    <w:p>
+                      <w:r>
+                        <w:t>Точек вне плоскости треугольника: 0</w:t>
+                      </w:r>
+                    </w:p>
+                    <w:p>
+                      <w:r>
+                        <w:t>Точек вне треугольника: 0</w:t>
+                      </w:r>
+                    </w:p>
+                    <w:p>
+                      <w:r>
+                        <w:t>Макс. расстояние до плоскости треугольника: 0,000000000000</w:t>
+                      </w:r>
+                    </w:p>
+                    <w:p>
+                      <w:r>
+                        <w:t>Макс. нарушение по рёбрам треугольника: 0,000000000000</w:t>
+                      </w:r>
+                    </w:p>
+                    <w:p>
+                      <w:r>
+                        <w:t>Ожидаемое число точек в каждой ячейке сетки 2x2: 25000,00</w:t>
+                      </w:r>
+                    </w:p>
+                    <w:p>
+                      <w:r>
+                        <w:t>Число точек по ячейкам сетки: [24920, 25245, 24850, 24985]</w:t>
+                      </w:r>
+                    </w:p>
+                    <w:p>
+                      <w:r>
+                        <w:t>Макс. абсолютное отклонение по сетке: 245,00</w:t>
+                      </w:r>
+                    </w:p>
+                    <w:p>
+                      <w:r>
+                        <w:t>Макс. относительное отклонение по сетке: 0,009800</w:t>
+                      </w:r>
+                    </w:p>
+                  </w:txbxContent>
+                </v:textbox>
+                <w10:anchorlock/>
+              </v:shape>
+            </w:pict>
+          </mc:Fallback>
+        </mc:AlternateContent>
+      </w:r>
+    </w:p>
+    <w:p>
+      <w:pPr>
+        <w:spacing w:before="100" w:beforeAutospacing="1" w:after="100" w:afterAutospacing="1"/>
+        <w:rPr>
+          <w:rFonts w:ascii="Times New Roman" w:eastAsia="Calibri" w:hAnsi="Times New Roman" w:cs="Times New Roman"/>
+          <w:bCs/>
+          <w:iCs/>
+          <w:color w:val="000000" w:themeColor="text1"/>
+          <w:kern w:val="0"/>
+          <w:sz w:val="28"/>
+          <w:szCs w:val="28"/>
+          <w14:ligatures w14:val="none"/>
+        </w:rPr>
+      </w:pPr>
+      <w:r>
+        <w:rPr>
+          <w:rFonts w:ascii="Times New Roman" w:eastAsia="Calibri" w:hAnsi="Times New Roman" w:cs="Times New Roman"/>
+          <w:bCs/>
+          <w:iCs/>
+          <w:color w:val="000000" w:themeColor="text1"/>
+          <w:kern w:val="0"/>
+          <w:sz w:val="28"/>
+          <w:szCs w:val="28"/>
+          <w14:ligatures w14:val="none"/>
+        </w:rPr>
+        <w:t>Было произведено разбиение на 4 треугольника равных площадей.</w:t>
+      </w:r>
+    </w:p>
+    <w:p>
+      <w:pPr>
+        <w:spacing w:before="100" w:beforeAutospacing="1" w:after="100" w:afterAutospacing="1"/>
+        <w:rPr>
+          <w:rFonts w:ascii="Times New Roman" w:eastAsia="Calibri" w:hAnsi="Times New Roman" w:cs="Times New Roman"/>
+          <w:bCs/>
+          <w:iCs/>
+          <w:color w:val="000000" w:themeColor="text1"/>
+          <w:kern w:val="0"/>
+          <w:sz w:val="28"/>
+          <w:szCs w:val="28"/>
+          <w14:ligatures w14:val="none"/>
+        </w:rPr>
+      </w:pPr>
+      <w:r>
+        <w:rPr>
+          <w:rFonts w:ascii="Times New Roman" w:eastAsia="Calibri" w:hAnsi="Times New Roman" w:cs="Times New Roman"/>
+          <w:bCs/>
+          <w:iCs/>
+          <w:color w:val="000000" w:themeColor="text1"/>
+          <w:kern w:val="0"/>
+          <w:sz w:val="28"/>
+          <w:szCs w:val="28"/>
+          <w14:ligatures w14:val="none"/>
+        </w:rPr>
+        <w:t xml:space="preserve">Количества </w:t>
+      </w:r>
+      <w:r>
+        <w:rPr>
+          <w:rFonts w:ascii="Times New Roman" w:eastAsia="Calibri" w:hAnsi="Times New Roman" w:cs="Times New Roman"/>
+          <w:bCs/>
+          <w:iCs/>
+          <w:color w:val="000000" w:themeColor="text1"/>
+          <w:kern w:val="0"/>
+          <w:sz w:val="28"/>
+          <w:szCs w:val="28"/>
+          <w14:ligatures w14:val="none"/>
+        </w:rPr>
+        <w:t>точек</w:t>
+      </w:r>
+      <w:r>
+        <w:rPr>
+          <w:rFonts w:ascii="Times New Roman" w:eastAsia="Calibri" w:hAnsi="Times New Roman" w:cs="Times New Roman"/>
+          <w:bCs/>
+          <w:iCs/>
+          <w:color w:val="000000" w:themeColor="text1"/>
+          <w:kern w:val="0"/>
+          <w:sz w:val="28"/>
+          <w:szCs w:val="28"/>
+          <w14:ligatures w14:val="none"/>
+        </w:rPr>
+        <w:t xml:space="preserve"> равномерно распределены по </w:t>
+      </w:r>
+      <w:r>
+        <w:rPr>
+          <w:rFonts w:ascii="Times New Roman" w:eastAsia="Calibri" w:hAnsi="Times New Roman" w:cs="Times New Roman"/>
+          <w:bCs/>
+          <w:iCs/>
+          <w:color w:val="000000" w:themeColor="text1"/>
+          <w:kern w:val="0"/>
+          <w:sz w:val="28"/>
+          <w:szCs w:val="28"/>
+          <w14:ligatures w14:val="none"/>
+        </w:rPr>
+        <w:t>треугольникам</w:t>
+      </w:r>
+      <w:r>
+        <w:rPr>
+          <w:rFonts w:ascii="Times New Roman" w:eastAsia="Calibri" w:hAnsi="Times New Roman" w:cs="Times New Roman"/>
+          <w:bCs/>
+          <w:iCs/>
+          <w:color w:val="000000" w:themeColor="text1"/>
+          <w:kern w:val="0"/>
+          <w:sz w:val="28"/>
+          <w:szCs w:val="28"/>
+          <w14:ligatures w14:val="none"/>
+        </w:rPr>
+        <w:t xml:space="preserve"> равной площади, что согласуется с равномерным распределением точек в </w:t>
+      </w:r>
+      <w:r>
+        <w:rPr>
+          <w:rFonts w:ascii="Times New Roman" w:eastAsia="Calibri" w:hAnsi="Times New Roman" w:cs="Times New Roman"/>
+          <w:bCs/>
+          <w:iCs/>
+          <w:color w:val="000000" w:themeColor="text1"/>
+          <w:kern w:val="0"/>
+          <w:sz w:val="28"/>
+          <w:szCs w:val="28"/>
+          <w14:ligatures w14:val="none"/>
+        </w:rPr>
+        <w:t>треугольнике</w:t>
+      </w:r>
+      <w:r>
+        <w:rPr>
+          <w:rFonts w:ascii="Times New Roman" w:eastAsia="Calibri" w:hAnsi="Times New Roman" w:cs="Times New Roman"/>
+          <w:bCs/>
+          <w:iCs/>
+          <w:color w:val="000000" w:themeColor="text1"/>
+          <w:kern w:val="0"/>
+          <w:sz w:val="28"/>
+          <w:szCs w:val="28"/>
+          <w14:ligatures w14:val="none"/>
+        </w:rPr>
+        <w:t>.</w:t>
+      </w:r>
+    </w:p>
+    <w:p>
+      <w:pPr>
         <w:rPr>
           <w:rFonts w:ascii="Times New Roman" w:eastAsia="Calibri" w:hAnsi="Times New Roman" w:cs="Times New Roman"/>
           <w:bCs/>
@@ -5039,33 +5374,7 @@
           <w14:ligatures w14:val="none"/>
         </w:rPr>
         <w:lastRenderedPageBreak/>
-        <w:t xml:space="preserve">3. </w:t>
-      </w:r>
-      <w:r>
-        <w:rPr>
-          <w:rFonts w:ascii="Times New Roman" w:eastAsia="Calibri" w:hAnsi="Times New Roman" w:cs="Times New Roman"/>
-          <w:bCs/>
-          <w:iCs/>
-          <w:color w:val="000000" w:themeColor="text1"/>
-          <w:kern w:val="0"/>
-          <w:sz w:val="28"/>
-          <w:szCs w:val="28"/>
-          <w14:ligatures w14:val="none"/>
-        </w:rPr>
-        <w:t>Для распределения направлений по поверхности сферы удобно использовать сферические координаты</w:t>
-      </w:r>
-      <w:r>
-        <w:rPr>
-          <w:rFonts w:ascii="Times New Roman" w:eastAsia="Calibri" w:hAnsi="Times New Roman" w:cs="Times New Roman"/>
-          <w:bCs/>
-          <w:iCs/>
-          <w:color w:val="000000" w:themeColor="text1"/>
-          <w:kern w:val="0"/>
-          <w:sz w:val="28"/>
-          <w:szCs w:val="28"/>
-          <w14:ligatures w14:val="none"/>
-        </w:rPr>
-        <w:t>.</w:t>
+        <w:t>Результаты программной проверки корректности распределения:</w:t>
       </w:r>
     </w:p>
     <w:p>
@@ -5087,119 +5396,154 @@
           <w:rFonts w:ascii="Times New Roman" w:eastAsia="Calibri" w:hAnsi="Times New Roman" w:cs="Times New Roman"/>
           <w:bCs/>
           <w:iCs/>
-          <w:color w:val="000000" w:themeColor="text1"/>
-          <w:kern w:val="0"/>
-          <w:sz w:val="28"/>
-          <w:szCs w:val="28"/>
-          <w14:ligatures w14:val="none"/>
-        </w:rPr>
-        <w:t xml:space="preserve">Элемент телесного угла зависит от </w:t>
-      </w:r>
-      <w:r>
-        <w:rPr>
-          <w:rFonts w:ascii="Times New Roman" w:eastAsia="Calibri" w:hAnsi="Times New Roman" w:cs="Times New Roman"/>
-          <w:bCs/>
-          <w:iCs/>
-          <w:color w:val="000000" w:themeColor="text1"/>
-          <w:kern w:val="0"/>
-          <w:sz w:val="28"/>
-          <w:szCs w:val="28"/>
-          <w14:ligatures w14:val="none"/>
-        </w:rPr>
-        <w:t xml:space="preserve">синуса </w:t>
-      </w:r>
-      <w:r>
-        <w:rPr>
-          <w:rFonts w:ascii="Times New Roman" w:eastAsia="Calibri" w:hAnsi="Times New Roman" w:cs="Times New Roman"/>
-          <w:bCs/>
-          <w:iCs/>
-          <w:color w:val="000000" w:themeColor="text1"/>
-          <w:kern w:val="0"/>
-          <w:sz w:val="28"/>
-          <w:szCs w:val="28"/>
-          <w14:ligatures w14:val="none"/>
-        </w:rPr>
-        <w:t>полярного угла</w:t>
-      </w:r>
-      <w:r>
-        <w:rPr>
-          <w:rFonts w:ascii="Times New Roman" w:eastAsia="Calibri" w:hAnsi="Times New Roman" w:cs="Times New Roman"/>
-          <w:bCs/>
-          <w:iCs/>
-          <w:color w:val="000000" w:themeColor="text1"/>
-          <w:kern w:val="0"/>
-          <w:sz w:val="28"/>
-          <w:szCs w:val="28"/>
-          <w14:ligatures w14:val="none"/>
-        </w:rPr>
-        <w:t xml:space="preserve"> (следует из вычисления якобиана, что зависит и от </w:t>
-      </w:r>
-      <w:r>
-        <w:rPr>
-          <w:rFonts w:ascii="Times New Roman" w:eastAsia="Calibri" w:hAnsi="Times New Roman" w:cs="Times New Roman"/>
-          <w:bCs/>
-          <w:iCs/>
-          <w:color w:val="000000" w:themeColor="text1"/>
-          <w:kern w:val="0"/>
-          <w:sz w:val="28"/>
-          <w:szCs w:val="28"/>
-          <w:lang w:val="en-US"/>
-          <w14:ligatures w14:val="none"/>
-        </w:rPr>
-        <w:t>r</w:t>
-      </w:r>
-      <w:r>
-        <w:rPr>
-          <w:rFonts w:ascii="Times New Roman" w:eastAsia="Calibri" w:hAnsi="Times New Roman" w:cs="Times New Roman"/>
-          <w:bCs/>
-          <w:iCs/>
-          <w:color w:val="000000" w:themeColor="text1"/>
-          <w:kern w:val="0"/>
-          <w:sz w:val="28"/>
-          <w:szCs w:val="28"/>
-          <w14:ligatures w14:val="none"/>
-        </w:rPr>
-        <w:t xml:space="preserve">^2, </w:t>
-      </w:r>
-      <w:r>
-        <w:rPr>
-          <w:rFonts w:ascii="Times New Roman" w:eastAsia="Calibri" w:hAnsi="Times New Roman" w:cs="Times New Roman"/>
-          <w:bCs/>
-          <w:iCs/>
-          <w:color w:val="000000" w:themeColor="text1"/>
-          <w:kern w:val="0"/>
-          <w:sz w:val="28"/>
-          <w:szCs w:val="28"/>
-          <w14:ligatures w14:val="none"/>
-        </w:rPr>
-        <w:t xml:space="preserve">но для нашего случая </w:t>
-      </w:r>
-      <w:r>
-        <w:rPr>
-          <w:rFonts w:ascii="Times New Roman" w:eastAsia="Calibri" w:hAnsi="Times New Roman" w:cs="Times New Roman"/>
-          <w:bCs/>
-          <w:iCs/>
-          <w:color w:val="000000" w:themeColor="text1"/>
-          <w:kern w:val="0"/>
-          <w:sz w:val="28"/>
-          <w:szCs w:val="28"/>
-          <w:lang w:val="en-US"/>
-          <w14:ligatures w14:val="none"/>
-        </w:rPr>
-        <w:t>r</w:t>
-      </w:r>
-      <w:r>
-        <w:rPr>
-          <w:rFonts w:ascii="Times New Roman" w:eastAsia="Calibri" w:hAnsi="Times New Roman" w:cs="Times New Roman"/>
-          <w:bCs/>
-          <w:iCs/>
-          <w:color w:val="000000" w:themeColor="text1"/>
-          <w:kern w:val="0"/>
-          <w:sz w:val="28"/>
-          <w:szCs w:val="28"/>
-          <w14:ligatures w14:val="none"/>
-        </w:rPr>
-        <w:t xml:space="preserve"> = 1).</w:t>
+          <w:noProof/>
+          <w:color w:val="000000" w:themeColor="text1"/>
+          <w:kern w:val="0"/>
+          <w:sz w:val="28"/>
+          <w:szCs w:val="28"/>
+          <w14:ligatures w14:val="none"/>
+        </w:rPr>
+        <mc:AlternateContent>
+          <mc:Choice Requires="wps">
+            <w:drawing>
+              <wp:inline distT="0" distB="0" distL="0" distR="0" wp14:anchorId="4BECCF09" wp14:editId="56CF68E1">
+                <wp:extent cx="5105400" cy="1404620"/>
+                <wp:effectExtent l="0" t="0" r="19050" b="27305"/>
+                <wp:docPr id="1610528630" name="Надпись 2"/>
+                <wp:cNvGraphicFramePr>
+                  <a:graphicFrameLocks xmlns:a="http://schemas.openxmlformats.org/drawingml/2006/main"/>
+                </wp:cNvGraphicFramePr>
+                <a:graphic xmlns:a="http://schemas.openxmlformats.org/drawingml/2006/main">
+                  <a:graphicData uri="http://schemas.microsoft.com/office/word/2010/wordprocessingShape">
+                    <wps:wsp>
+                      <wps:cNvSpPr txBox="1">
+                        <a:spLocks noChangeArrowheads="1"/>
+                      </wps:cNvSpPr>
+                      <wps:spPr bwMode="auto">
+                        <a:xfrm>
+                          <a:off x="0" y="0"/>
+                          <a:ext cx="5105400" cy="1404620"/>
+                        </a:xfrm>
+                        <a:prstGeom prst="rect">
+                          <a:avLst/>
+                        </a:prstGeom>
+                        <a:solidFill>
+                          <a:srgbClr val="FFFFFF"/>
+                        </a:solidFill>
+                        <a:ln w="9525">
+                          <a:solidFill>
+                            <a:srgbClr val="000000"/>
+                          </a:solidFill>
+                          <a:miter lim="800000"/>
+                          <a:headEnd/>
+                          <a:tailEnd/>
+                        </a:ln>
+                      </wps:spPr>
+                      <wps:txbx>
+                        <w:txbxContent>
+                          <w:p>
+                            <w:r>
+                              <w:t>Точек вне плоскости круга: 0</w:t>
+                            </w:r>
+                          </w:p>
+                          <w:p>
+                            <w:r>
+                              <w:t>Точек вне круга: 0</w:t>
+                            </w:r>
+                          </w:p>
+                          <w:p>
+                            <w:r>
+                              <w:t>Макс. расстояние до плоскости круга: 0,000000000000</w:t>
+                            </w:r>
+                          </w:p>
+                          <w:p>
+                            <w:r>
+                              <w:t>Макс. выход за радиус круга: 0,000000000000</w:t>
+                            </w:r>
+                          </w:p>
+                          <w:p>
+                            <w:r>
+                              <w:t>Ожидаемое число точек в каждом кольце: 10000,00</w:t>
+                            </w:r>
+                          </w:p>
+                          <w:p>
+                            <w:r>
+                              <w:t>Число точек по кольцам равной площади: [10032, 9989, 10004, 9894, 9961, 10200, 10010, 10039, 10013, 9858]</w:t>
+                            </w:r>
+                          </w:p>
+                          <w:p>
+                            <w:r>
+                              <w:t>Макс. абсолютное отклонение по кольцам: 200,00</w:t>
+                            </w:r>
+                          </w:p>
+                          <w:p>
+                            <w:r>
+                              <w:t>Макс. относительное отклонение по кольцам: 0,020000</w:t>
+                            </w:r>
+                          </w:p>
+                        </w:txbxContent>
+                      </wps:txbx>
+                      <wps:bodyPr rot="0" vert="horz" wrap="square" lIns="91440" tIns="45720" rIns="91440" bIns="45720" anchor="t" anchorCtr="0">
+                        <a:spAutoFit/>
+                      </wps:bodyPr>
+                    </wps:wsp>
+                  </a:graphicData>
+                </a:graphic>
+              </wp:inline>
+            </w:drawing>
+          </mc:Choice>
+          <mc:Fallback>
+            <w:pict>
+              <v:shape w14:anchorId="4BECCF09" id="_x0000_s1027" type="#_x0000_t202" style="width:402pt;height:110.6pt;visibility:visible;mso-wrap-style:square;mso-left-percent:-10001;mso-top-percent:-10001;mso-position-horizontal:absolute;mso-position-horizontal-relative:char;mso-position-vertical:absolute;mso-position-vertical-relative:line;mso-left-percent:-10001;mso-top-percent:-10001;v-text-anchor:top" o:gfxdata="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">
+                <v:textbox style="mso-fit-shape-to-text:t">
+                  <w:txbxContent>
+                    <w:p>
+                      <w:r>
+                        <w:t>Точек вне плоскости круга: 0</w:t>
+                      </w:r>
+                    </w:p>
+                    <w:p>
+                      <w:r>
+                        <w:t>Точек вне круга: 0</w:t>
+                      </w:r>
+                    </w:p>
+                    <w:p>
+                      <w:r>
+                        <w:t>Макс. расстояние до плоскости круга: 0,000000000000</w:t>
+                      </w:r>
+                    </w:p>
+                    <w:p>
+                      <w:r>
+                        <w:t>Макс. выход за радиус круга: 0,000000000000</w:t>
+                      </w:r>
+                    </w:p>
+                    <w:p>
+                      <w:r>
+                        <w:t>Ожидаемое число точек в каждом кольце: 10000,00</w:t>
+                      </w:r>
+                    </w:p>
+                    <w:p>
+                      <w:r>
+                        <w:t>Число точек по кольцам равной площади: [10032, 9989, 10004, 9894, 9961, 10200, 10010, 10039, 10013, 9858]</w:t>
+                      </w:r>
+                    </w:p>
+                    <w:p>
+                      <w:r>
+                        <w:t>Макс. абсолютное отклонение по кольцам: 200,00</w:t>
+                      </w:r>
+                    </w:p>
+                    <w:p>
+                      <w:r>
+                        <w:t>Макс. относительное отклонение по кольцам: 0,020000</w:t>
+                      </w:r>
+                    </w:p>
+                  </w:txbxContent>
+                </v:textbox>
+                <w10:anchorlock/>
+              </v:shape>
+            </w:pict>
+          </mc:Fallback>
+        </mc:AlternateContent>
       </w:r>
     </w:p>
     <w:p>
@@ -5227,74 +5571,20 @@
           <w:szCs w:val="28"/>
           <w14:ligatures w14:val="none"/>
         </w:rPr>
-        <w:t xml:space="preserve">Нормировку необходимо выполнить на изменение синуса </w:t>
-      </w:r>
-      <w:r>
-        <w:rPr>
-          <w:rFonts w:ascii="Times New Roman" w:eastAsia="Calibri" w:hAnsi="Times New Roman" w:cs="Times New Roman"/>
-          <w:bCs/>
-          <w:iCs/>
-          <w:color w:val="000000" w:themeColor="text1"/>
-          <w:kern w:val="0"/>
-          <w:sz w:val="28"/>
-          <w:szCs w:val="28"/>
-          <w:lang w:val="en-US"/>
-          <w14:ligatures w14:val="none"/>
-        </w:rPr>
-        <w:t>theta</w:t>
-      </w:r>
-      <w:r>
-        <w:rPr>
-          <w:rFonts w:ascii="Times New Roman" w:eastAsia="Calibri" w:hAnsi="Times New Roman" w:cs="Times New Roman"/>
-          <w:bCs/>
-          <w:iCs/>
-          <w:color w:val="000000" w:themeColor="text1"/>
-          <w:kern w:val="0"/>
-          <w:sz w:val="28"/>
-          <w:szCs w:val="28"/>
-          <w14:ligatures w14:val="none"/>
-        </w:rPr>
-        <w:t xml:space="preserve"> </w:t>
-      </w:r>
-      <w:r>
-        <w:rPr>
-          <w:rFonts w:ascii="Times New Roman" w:eastAsia="Calibri" w:hAnsi="Times New Roman" w:cs="Times New Roman"/>
-          <w:bCs/>
-          <w:iCs/>
-          <w:color w:val="000000" w:themeColor="text1"/>
-          <w:kern w:val="0"/>
-          <w:sz w:val="28"/>
-          <w:szCs w:val="28"/>
-          <w14:ligatures w14:val="none"/>
-        </w:rPr>
-        <w:t xml:space="preserve">от 0 до </w:t>
-      </w:r>
-      <w:r>
-        <w:rPr>
-          <w:rFonts w:ascii="Times New Roman" w:eastAsia="Calibri" w:hAnsi="Times New Roman" w:cs="Times New Roman"/>
-          <w:bCs/>
-          <w:iCs/>
-          <w:color w:val="000000" w:themeColor="text1"/>
-          <w:kern w:val="0"/>
-          <w:sz w:val="28"/>
-          <w:szCs w:val="28"/>
-          <w:lang w:val="en-US"/>
-          <w14:ligatures w14:val="none"/>
-        </w:rPr>
-        <w:t>pi</w:t>
-      </w:r>
-      <w:r>
-        <w:rPr>
-          <w:rFonts w:ascii="Times New Roman" w:eastAsia="Calibri" w:hAnsi="Times New Roman" w:cs="Times New Roman"/>
-          <w:bCs/>
-          <w:iCs/>
-          <w:color w:val="000000" w:themeColor="text1"/>
-          <w:kern w:val="0"/>
-          <w:sz w:val="28"/>
-          <w:szCs w:val="28"/>
-          <w14:ligatures w14:val="none"/>
-        </w:rPr>
-        <w:t>.</w:t>
+        <w:t>Было произведено разбиение круга на 10 колец равной площа</w:t>
+      </w:r>
+      <w:r>
+        <w:rPr>
+          <w:rFonts w:ascii="Times New Roman" w:eastAsia="Calibri" w:hAnsi="Times New Roman" w:cs="Times New Roman"/>
+          <w:bCs/>
+          <w:iCs/>
+          <w:color w:val="000000" w:themeColor="text1"/>
+          <w:kern w:val="0"/>
+          <w:sz w:val="28"/>
+          <w:szCs w:val="28"/>
+          <w14:ligatures w14:val="none"/>
+        </w:rPr>
+        <w:t>ди.</w:t>
       </w:r>
     </w:p>
     <w:p>
@@ -5308,27 +5598,444 @@
           <w:kern w:val="0"/>
           <w:sz w:val="28"/>
           <w:szCs w:val="28"/>
-          <w:lang w:val="en-US"/>
-          <w14:ligatures w14:val="none"/>
-        </w:rPr>
-      </w:pPr>
-      <w:r>
-        <w:rPr>
-          <w:rFonts w:ascii="Times New Roman" w:eastAsia="Calibri" w:hAnsi="Times New Roman" w:cs="Times New Roman"/>
-          <w:bCs/>
-          <w:iCs/>
-          <w:color w:val="000000" w:themeColor="text1"/>
-          <w:kern w:val="0"/>
-          <w:sz w:val="28"/>
-          <w:szCs w:val="28"/>
-          <w:lang w:val="en-US"/>
-          <w14:ligatures w14:val="none"/>
-        </w:rPr>
-        <w:t>P(theta) = (1 – cos(theta)) / 2</w:t>
+          <w14:ligatures w14:val="none"/>
+        </w:rPr>
+      </w:pPr>
+      <w:r>
+        <w:rPr>
+          <w:rFonts w:ascii="Times New Roman" w:eastAsia="Calibri" w:hAnsi="Times New Roman" w:cs="Times New Roman"/>
+          <w:bCs/>
+          <w:iCs/>
+          <w:color w:val="000000" w:themeColor="text1"/>
+          <w:kern w:val="0"/>
+          <w:sz w:val="28"/>
+          <w:szCs w:val="28"/>
+          <w14:ligatures w14:val="none"/>
+        </w:rPr>
+        <w:t xml:space="preserve">Количества </w:t>
+      </w:r>
+      <w:r>
+        <w:rPr>
+          <w:rFonts w:ascii="Times New Roman" w:eastAsia="Calibri" w:hAnsi="Times New Roman" w:cs="Times New Roman"/>
+          <w:bCs/>
+          <w:iCs/>
+          <w:color w:val="000000" w:themeColor="text1"/>
+          <w:kern w:val="0"/>
+          <w:sz w:val="28"/>
+          <w:szCs w:val="28"/>
+          <w14:ligatures w14:val="none"/>
+        </w:rPr>
+        <w:t>точек</w:t>
+      </w:r>
+      <w:r>
+        <w:rPr>
+          <w:rFonts w:ascii="Times New Roman" w:eastAsia="Calibri" w:hAnsi="Times New Roman" w:cs="Times New Roman"/>
+          <w:bCs/>
+          <w:iCs/>
+          <w:color w:val="000000" w:themeColor="text1"/>
+          <w:kern w:val="0"/>
+          <w:sz w:val="28"/>
+          <w:szCs w:val="28"/>
+          <w14:ligatures w14:val="none"/>
+        </w:rPr>
+        <w:t xml:space="preserve"> равномерно распределены по </w:t>
+      </w:r>
+      <w:r>
+        <w:rPr>
+          <w:rFonts w:ascii="Times New Roman" w:eastAsia="Calibri" w:hAnsi="Times New Roman" w:cs="Times New Roman"/>
+          <w:bCs/>
+          <w:iCs/>
+          <w:color w:val="000000" w:themeColor="text1"/>
+          <w:kern w:val="0"/>
+          <w:sz w:val="28"/>
+          <w:szCs w:val="28"/>
+          <w14:ligatures w14:val="none"/>
+        </w:rPr>
+        <w:t>кольцам равной площади</w:t>
+      </w:r>
+      <w:r>
+        <w:rPr>
+          <w:rFonts w:ascii="Times New Roman" w:eastAsia="Calibri" w:hAnsi="Times New Roman" w:cs="Times New Roman"/>
+          <w:bCs/>
+          <w:iCs/>
+          <w:color w:val="000000" w:themeColor="text1"/>
+          <w:kern w:val="0"/>
+          <w:sz w:val="28"/>
+          <w:szCs w:val="28"/>
+          <w14:ligatures w14:val="none"/>
+        </w:rPr>
+        <w:t xml:space="preserve">, что согласуется с равномерным распределением </w:t>
+      </w:r>
+      <w:r>
+        <w:rPr>
+          <w:rFonts w:ascii="Times New Roman" w:eastAsia="Calibri" w:hAnsi="Times New Roman" w:cs="Times New Roman"/>
+          <w:bCs/>
+          <w:iCs/>
+          <w:color w:val="000000" w:themeColor="text1"/>
+          <w:kern w:val="0"/>
+          <w:sz w:val="28"/>
+          <w:szCs w:val="28"/>
+          <w14:ligatures w14:val="none"/>
+        </w:rPr>
+        <w:t xml:space="preserve">точек </w:t>
+      </w:r>
+      <w:r>
+        <w:rPr>
+          <w:rFonts w:ascii="Times New Roman" w:eastAsia="Calibri" w:hAnsi="Times New Roman" w:cs="Times New Roman"/>
+          <w:bCs/>
+          <w:iCs/>
+          <w:color w:val="000000" w:themeColor="text1"/>
+          <w:kern w:val="0"/>
+          <w:sz w:val="28"/>
+          <w:szCs w:val="28"/>
+          <w14:ligatures w14:val="none"/>
+        </w:rPr>
+        <w:t>в круге.</w:t>
       </w:r>
     </w:p>
     <w:p>
       <w:pPr>
+        <w:rPr>
+          <w:rFonts w:ascii="Times New Roman" w:eastAsia="Calibri" w:hAnsi="Times New Roman" w:cs="Times New Roman"/>
+          <w:bCs/>
+          <w:iCs/>
+          <w:color w:val="000000" w:themeColor="text1"/>
+          <w:kern w:val="0"/>
+          <w:sz w:val="28"/>
+          <w:szCs w:val="28"/>
+          <w14:ligatures w14:val="none"/>
+        </w:rPr>
+      </w:pPr>
+      <w:r>
+        <w:rPr>
+          <w:rFonts w:ascii="Times New Roman" w:eastAsia="Calibri" w:hAnsi="Times New Roman" w:cs="Times New Roman"/>
+          <w:bCs/>
+          <w:iCs/>
+          <w:color w:val="000000" w:themeColor="text1"/>
+          <w:kern w:val="0"/>
+          <w:sz w:val="28"/>
+          <w:szCs w:val="28"/>
+          <w14:ligatures w14:val="none"/>
+        </w:rPr>
+        <w:br w:type="page"/>
+      </w:r>
+    </w:p>
+    <w:p>
+      <w:pPr>
+        <w:spacing w:before="100" w:beforeAutospacing="1" w:after="100" w:afterAutospacing="1"/>
+        <w:rPr>
+          <w:rFonts w:ascii="Times New Roman" w:eastAsia="Calibri" w:hAnsi="Times New Roman" w:cs="Times New Roman"/>
+          <w:bCs/>
+          <w:iCs/>
+          <w:color w:val="000000" w:themeColor="text1"/>
+          <w:kern w:val="0"/>
+          <w:sz w:val="28"/>
+          <w:szCs w:val="28"/>
+          <w14:ligatures w14:val="none"/>
+        </w:rPr>
+      </w:pPr>
+      <w:r>
+        <w:rPr>
+          <w:rFonts w:ascii="Times New Roman" w:eastAsia="Calibri" w:hAnsi="Times New Roman" w:cs="Times New Roman"/>
+          <w:bCs/>
+          <w:iCs/>
+          <w:color w:val="000000" w:themeColor="text1"/>
+          <w:kern w:val="0"/>
+          <w:sz w:val="28"/>
+          <w:szCs w:val="28"/>
+          <w14:ligatures w14:val="none"/>
+        </w:rPr>
+        <w:lastRenderedPageBreak/>
+        <w:t xml:space="preserve">3. </w:t>
+      </w:r>
+      <w:r>
+        <w:rPr>
+          <w:rFonts w:ascii="Times New Roman" w:eastAsia="Calibri" w:hAnsi="Times New Roman" w:cs="Times New Roman"/>
+          <w:bCs/>
+          <w:iCs/>
+          <w:color w:val="000000" w:themeColor="text1"/>
+          <w:kern w:val="0"/>
+          <w:sz w:val="28"/>
+          <w:szCs w:val="28"/>
+          <w14:ligatures w14:val="none"/>
+        </w:rPr>
+        <w:t>Для распределения направлений по поверхности сферы удобно использовать сферические координаты</w:t>
+      </w:r>
+      <w:r>
+        <w:rPr>
+          <w:rFonts w:ascii="Times New Roman" w:eastAsia="Calibri" w:hAnsi="Times New Roman" w:cs="Times New Roman"/>
+          <w:bCs/>
+          <w:iCs/>
+          <w:color w:val="000000" w:themeColor="text1"/>
+          <w:kern w:val="0"/>
+          <w:sz w:val="28"/>
+          <w:szCs w:val="28"/>
+          <w14:ligatures w14:val="none"/>
+        </w:rPr>
+        <w:t>.</w:t>
+      </w:r>
+    </w:p>
+    <w:p>
+      <w:pPr>
+        <w:spacing w:before="100" w:beforeAutospacing="1" w:after="100" w:afterAutospacing="1"/>
+        <w:rPr>
+          <w:rFonts w:ascii="Times New Roman" w:eastAsia="Calibri" w:hAnsi="Times New Roman" w:cs="Times New Roman"/>
+          <w:bCs/>
+          <w:iCs/>
+          <w:color w:val="000000" w:themeColor="text1"/>
+          <w:kern w:val="0"/>
+          <w:sz w:val="28"/>
+          <w:szCs w:val="28"/>
+          <w14:ligatures w14:val="none"/>
+        </w:rPr>
+      </w:pPr>
+      <w:r>
+        <w:rPr>
+          <w:rFonts w:ascii="Times New Roman" w:eastAsia="Calibri" w:hAnsi="Times New Roman" w:cs="Times New Roman"/>
+          <w:bCs/>
+          <w:iCs/>
+          <w:color w:val="000000" w:themeColor="text1"/>
+          <w:kern w:val="0"/>
+          <w:sz w:val="28"/>
+          <w:szCs w:val="28"/>
+          <w14:ligatures w14:val="none"/>
+        </w:rPr>
+        <w:t xml:space="preserve">Элемент телесного угла зависит от </w:t>
+      </w:r>
+      <w:r>
+        <w:rPr>
+          <w:rFonts w:ascii="Times New Roman" w:eastAsia="Calibri" w:hAnsi="Times New Roman" w:cs="Times New Roman"/>
+          <w:bCs/>
+          <w:iCs/>
+          <w:color w:val="000000" w:themeColor="text1"/>
+          <w:kern w:val="0"/>
+          <w:sz w:val="28"/>
+          <w:szCs w:val="28"/>
+          <w14:ligatures w14:val="none"/>
+        </w:rPr>
+        <w:t xml:space="preserve">синуса </w:t>
+      </w:r>
+      <w:r>
+        <w:rPr>
+          <w:rFonts w:ascii="Times New Roman" w:eastAsia="Calibri" w:hAnsi="Times New Roman" w:cs="Times New Roman"/>
+          <w:bCs/>
+          <w:iCs/>
+          <w:color w:val="000000" w:themeColor="text1"/>
+          <w:kern w:val="0"/>
+          <w:sz w:val="28"/>
+          <w:szCs w:val="28"/>
+          <w14:ligatures w14:val="none"/>
+        </w:rPr>
+        <w:t>полярного угла</w:t>
+      </w:r>
+      <w:r>
+        <w:rPr>
+          <w:rFonts w:ascii="Times New Roman" w:eastAsia="Calibri" w:hAnsi="Times New Roman" w:cs="Times New Roman"/>
+          <w:bCs/>
+          <w:iCs/>
+          <w:color w:val="000000" w:themeColor="text1"/>
+          <w:kern w:val="0"/>
+          <w:sz w:val="28"/>
+          <w:szCs w:val="28"/>
+          <w14:ligatures w14:val="none"/>
+        </w:rPr>
+        <w:t xml:space="preserve"> (следует из вычисления якобиана, что зависит и от </w:t>
+      </w:r>
+      <w:r>
+        <w:rPr>
+          <w:rFonts w:ascii="Times New Roman" w:eastAsia="Calibri" w:hAnsi="Times New Roman" w:cs="Times New Roman"/>
+          <w:bCs/>
+          <w:iCs/>
+          <w:color w:val="000000" w:themeColor="text1"/>
+          <w:kern w:val="0"/>
+          <w:sz w:val="28"/>
+          <w:szCs w:val="28"/>
+          <w:lang w:val="en-US"/>
+          <w14:ligatures w14:val="none"/>
+        </w:rPr>
+        <w:t>r</w:t>
+      </w:r>
+      <w:r>
+        <w:rPr>
+          <w:rFonts w:ascii="Times New Roman" w:eastAsia="Calibri" w:hAnsi="Times New Roman" w:cs="Times New Roman"/>
+          <w:bCs/>
+          <w:iCs/>
+          <w:color w:val="000000" w:themeColor="text1"/>
+          <w:kern w:val="0"/>
+          <w:sz w:val="28"/>
+          <w:szCs w:val="28"/>
+          <w14:ligatures w14:val="none"/>
+        </w:rPr>
+        <w:t xml:space="preserve">^2, </w:t>
+      </w:r>
+      <w:r>
+        <w:rPr>
+          <w:rFonts w:ascii="Times New Roman" w:eastAsia="Calibri" w:hAnsi="Times New Roman" w:cs="Times New Roman"/>
+          <w:bCs/>
+          <w:iCs/>
+          <w:color w:val="000000" w:themeColor="text1"/>
+          <w:kern w:val="0"/>
+          <w:sz w:val="28"/>
+          <w:szCs w:val="28"/>
+          <w14:ligatures w14:val="none"/>
+        </w:rPr>
+        <w:t xml:space="preserve">но для нашего случая </w:t>
+      </w:r>
+      <w:r>
+        <w:rPr>
+          <w:rFonts w:ascii="Times New Roman" w:eastAsia="Calibri" w:hAnsi="Times New Roman" w:cs="Times New Roman"/>
+          <w:bCs/>
+          <w:iCs/>
+          <w:color w:val="000000" w:themeColor="text1"/>
+          <w:kern w:val="0"/>
+          <w:sz w:val="28"/>
+          <w:szCs w:val="28"/>
+          <w:lang w:val="en-US"/>
+          <w14:ligatures w14:val="none"/>
+        </w:rPr>
+        <w:t>r</w:t>
+      </w:r>
+      <w:r>
+        <w:rPr>
+          <w:rFonts w:ascii="Times New Roman" w:eastAsia="Calibri" w:hAnsi="Times New Roman" w:cs="Times New Roman"/>
+          <w:bCs/>
+          <w:iCs/>
+          <w:color w:val="000000" w:themeColor="text1"/>
+          <w:kern w:val="0"/>
+          <w:sz w:val="28"/>
+          <w:szCs w:val="28"/>
+          <w14:ligatures w14:val="none"/>
+        </w:rPr>
+        <w:t xml:space="preserve"> = 1).</w:t>
+      </w:r>
+    </w:p>
+    <w:p>
+      <w:pPr>
+        <w:spacing w:before="100" w:beforeAutospacing="1" w:after="100" w:afterAutospacing="1"/>
+        <w:rPr>
+          <w:rFonts w:ascii="Times New Roman" w:eastAsia="Calibri" w:hAnsi="Times New Roman" w:cs="Times New Roman"/>
+          <w:bCs/>
+          <w:iCs/>
+          <w:color w:val="000000" w:themeColor="text1"/>
+          <w:kern w:val="0"/>
+          <w:sz w:val="28"/>
+          <w:szCs w:val="28"/>
+          <w14:ligatures w14:val="none"/>
+        </w:rPr>
+      </w:pPr>
+      <w:r>
+        <w:rPr>
+          <w:rFonts w:ascii="Times New Roman" w:eastAsia="Calibri" w:hAnsi="Times New Roman" w:cs="Times New Roman"/>
+          <w:bCs/>
+          <w:iCs/>
+          <w:color w:val="000000" w:themeColor="text1"/>
+          <w:kern w:val="0"/>
+          <w:sz w:val="28"/>
+          <w:szCs w:val="28"/>
+          <w14:ligatures w14:val="none"/>
+        </w:rPr>
+        <w:t xml:space="preserve">Нормировку необходимо выполнить на изменение синуса </w:t>
+      </w:r>
+      <w:r>
+        <w:rPr>
+          <w:rFonts w:ascii="Times New Roman" w:eastAsia="Calibri" w:hAnsi="Times New Roman" w:cs="Times New Roman"/>
+          <w:bCs/>
+          <w:iCs/>
+          <w:color w:val="000000" w:themeColor="text1"/>
+          <w:kern w:val="0"/>
+          <w:sz w:val="28"/>
+          <w:szCs w:val="28"/>
+          <w:lang w:val="en-US"/>
+          <w14:ligatures w14:val="none"/>
+        </w:rPr>
+        <w:t>theta</w:t>
+      </w:r>
+      <w:r>
+        <w:rPr>
+          <w:rFonts w:ascii="Times New Roman" w:eastAsia="Calibri" w:hAnsi="Times New Roman" w:cs="Times New Roman"/>
+          <w:bCs/>
+          <w:iCs/>
+          <w:color w:val="000000" w:themeColor="text1"/>
+          <w:kern w:val="0"/>
+          <w:sz w:val="28"/>
+          <w:szCs w:val="28"/>
+          <w14:ligatures w14:val="none"/>
+        </w:rPr>
+        <w:t xml:space="preserve"> </w:t>
+      </w:r>
+      <w:r>
+        <w:rPr>
+          <w:rFonts w:ascii="Times New Roman" w:eastAsia="Calibri" w:hAnsi="Times New Roman" w:cs="Times New Roman"/>
+          <w:bCs/>
+          <w:iCs/>
+          <w:color w:val="000000" w:themeColor="text1"/>
+          <w:kern w:val="0"/>
+          <w:sz w:val="28"/>
+          <w:szCs w:val="28"/>
+          <w14:ligatures w14:val="none"/>
+        </w:rPr>
+        <w:t xml:space="preserve">от 0 до </w:t>
+      </w:r>
+      <w:r>
+        <w:rPr>
+          <w:rFonts w:ascii="Times New Roman" w:eastAsia="Calibri" w:hAnsi="Times New Roman" w:cs="Times New Roman"/>
+          <w:bCs/>
+          <w:iCs/>
+          <w:color w:val="000000" w:themeColor="text1"/>
+          <w:kern w:val="0"/>
+          <w:sz w:val="28"/>
+          <w:szCs w:val="28"/>
+          <w:lang w:val="en-US"/>
+          <w14:ligatures w14:val="none"/>
+        </w:rPr>
+        <w:t>pi</w:t>
+      </w:r>
+      <w:r>
+        <w:rPr>
+          <w:rFonts w:ascii="Times New Roman" w:eastAsia="Calibri" w:hAnsi="Times New Roman" w:cs="Times New Roman"/>
+          <w:bCs/>
+          <w:iCs/>
+          <w:color w:val="000000" w:themeColor="text1"/>
+          <w:kern w:val="0"/>
+          <w:sz w:val="28"/>
+          <w:szCs w:val="28"/>
+          <w14:ligatures w14:val="none"/>
+        </w:rPr>
+        <w:t>.</w:t>
+      </w:r>
+    </w:p>
+    <w:p>
+      <w:pPr>
+        <w:spacing w:before="100" w:beforeAutospacing="1" w:after="100" w:afterAutospacing="1"/>
+        <w:rPr>
+          <w:rFonts w:ascii="Times New Roman" w:eastAsia="Calibri" w:hAnsi="Times New Roman" w:cs="Times New Roman"/>
+          <w:bCs/>
+          <w:iCs/>
+          <w:color w:val="000000" w:themeColor="text1"/>
+          <w:kern w:val="0"/>
+          <w:sz w:val="28"/>
+          <w:szCs w:val="28"/>
+          <w:lang w:val="en-US"/>
+          <w14:ligatures w14:val="none"/>
+        </w:rPr>
+      </w:pPr>
+      <w:r>
+        <w:rPr>
+          <w:rFonts w:ascii="Times New Roman" w:eastAsia="Calibri" w:hAnsi="Times New Roman" w:cs="Times New Roman"/>
+          <w:bCs/>
+          <w:iCs/>
+          <w:color w:val="000000" w:themeColor="text1"/>
+          <w:kern w:val="0"/>
+          <w:sz w:val="28"/>
+          <w:szCs w:val="28"/>
+          <w:lang w:val="en-US"/>
+          <w14:ligatures w14:val="none"/>
+        </w:rPr>
+        <w:t>P(theta) = (1 – cos(theta)) / 2</w:t>
+      </w:r>
+    </w:p>
+    <w:p>
+      <w:pPr>
         <w:spacing w:before="100" w:beforeAutospacing="1" w:after="100" w:afterAutospacing="1"/>
         <w:rPr>
           <w:rFonts w:ascii="Times New Roman" w:eastAsia="Calibri" w:hAnsi="Times New Roman" w:cs="Times New Roman"/>
@@ -5372,7 +6079,6 @@
         <w:t xml:space="preserve">theta = </w:t>
       </w:r>
       <w:proofErr w:type="spellStart"/>
-      <w:proofErr w:type="gramStart"/>
       <w:r>
         <w:rPr>
           <w:rFonts w:ascii="Times New Roman" w:eastAsia="Calibri" w:hAnsi="Times New Roman" w:cs="Times New Roman"/>
@@ -5400,22 +6106,7 @@
           <w:lang w:val="en-US"/>
           <w14:ligatures w14:val="none"/>
         </w:rPr>
-        <w:t>(</w:t>
-      </w:r>
-      <w:proofErr w:type="gramEnd"/>
-      <w:r>
-        <w:rPr>
-          <w:rFonts w:ascii="Times New Roman" w:eastAsia="Calibri" w:hAnsi="Times New Roman" w:cs="Times New Roman"/>
-          <w:bCs/>
-          <w:iCs/>
-          <w:color w:val="000000" w:themeColor="text1"/>
-          <w:kern w:val="0"/>
-          <w:sz w:val="28"/>
-          <w:szCs w:val="28"/>
-          <w:lang w:val="en-US"/>
-          <w14:ligatures w14:val="none"/>
-        </w:rPr>
-        <w:t>2u – 1)</w:t>
+        <w:t>(2u – 1)</w:t>
       </w:r>
     </w:p>
     <w:p>
@@ -5820,6 +6511,326 @@
           <w14:ligatures w14:val="none"/>
         </w:rPr>
         <w:t>[-1, 1])</w:t>
+      </w:r>
+      <w:r>
+        <w:rPr>
+          <w:rFonts w:ascii="Times New Roman" w:eastAsia="Calibri" w:hAnsi="Times New Roman" w:cs="Times New Roman"/>
+          <w:bCs/>
+          <w:iCs/>
+          <w:color w:val="000000" w:themeColor="text1"/>
+          <w:kern w:val="0"/>
+          <w:sz w:val="28"/>
+          <w:szCs w:val="28"/>
+          <w14:ligatures w14:val="none"/>
+        </w:rPr>
+        <w:t>.</w:t>
+      </w:r>
+    </w:p>
+    <w:p>
+      <w:pPr>
+        <w:spacing w:before="100" w:beforeAutospacing="1" w:after="100" w:afterAutospacing="1"/>
+        <w:rPr>
+          <w:rFonts w:ascii="Times New Roman" w:eastAsia="Calibri" w:hAnsi="Times New Roman" w:cs="Times New Roman"/>
+          <w:bCs/>
+          <w:iCs/>
+          <w:color w:val="000000" w:themeColor="text1"/>
+          <w:kern w:val="0"/>
+          <w:sz w:val="28"/>
+          <w:szCs w:val="28"/>
+          <w14:ligatures w14:val="none"/>
+        </w:rPr>
+      </w:pPr>
+      <w:r>
+        <w:rPr>
+          <w:rFonts w:ascii="Times New Roman" w:eastAsia="Calibri" w:hAnsi="Times New Roman" w:cs="Times New Roman"/>
+          <w:bCs/>
+          <w:iCs/>
+          <w:color w:val="000000" w:themeColor="text1"/>
+          <w:kern w:val="0"/>
+          <w:sz w:val="28"/>
+          <w:szCs w:val="28"/>
+          <w14:ligatures w14:val="none"/>
+        </w:rPr>
+        <w:t>Результаты программной проверки корректности распределения:</w:t>
+      </w:r>
+    </w:p>
+    <w:p>
+      <w:pPr>
+        <w:spacing w:before="100" w:beforeAutospacing="1" w:after="100" w:afterAutospacing="1"/>
+        <w:rPr>
+          <w:rFonts w:ascii="Times New Roman" w:eastAsia="Calibri" w:hAnsi="Times New Roman" w:cs="Times New Roman"/>
+          <w:bCs/>
+          <w:iCs/>
+          <w:color w:val="000000" w:themeColor="text1"/>
+          <w:kern w:val="0"/>
+          <w:sz w:val="28"/>
+          <w:szCs w:val="28"/>
+          <w14:ligatures w14:val="none"/>
+        </w:rPr>
+      </w:pPr>
+      <w:r>
+        <w:rPr>
+          <w:rFonts w:ascii="Times New Roman" w:eastAsia="Calibri" w:hAnsi="Times New Roman" w:cs="Times New Roman"/>
+          <w:bCs/>
+          <w:iCs/>
+          <w:noProof/>
+          <w:color w:val="000000" w:themeColor="text1"/>
+          <w:kern w:val="0"/>
+          <w:sz w:val="28"/>
+          <w:szCs w:val="28"/>
+          <w14:ligatures w14:val="none"/>
+        </w:rPr>
+        <mc:AlternateContent>
+          <mc:Choice Requires="wps">
+            <w:drawing>
+              <wp:inline distT="0" distB="0" distL="0" distR="0" wp14:anchorId="31767403" wp14:editId="01660B4C">
+                <wp:extent cx="5105400" cy="1404620"/>
+                <wp:effectExtent l="0" t="0" r="19050" b="27305"/>
+                <wp:docPr id="1061281098" name="Надпись 2"/>
+                <wp:cNvGraphicFramePr>
+                  <a:graphicFrameLocks xmlns:a="http://schemas.openxmlformats.org/drawingml/2006/main"/>
+                </wp:cNvGraphicFramePr>
+                <a:graphic xmlns:a="http://schemas.openxmlformats.org/drawingml/2006/main">
+                  <a:graphicData uri="http://schemas.microsoft.com/office/word/2010/wordprocessingShape">
+                    <wps:wsp>
+                      <wps:cNvSpPr txBox="1">
+                        <a:spLocks noChangeArrowheads="1"/>
+                      </wps:cNvSpPr>
+                      <wps:spPr bwMode="auto">
+                        <a:xfrm>
+                          <a:off x="0" y="0"/>
+                          <a:ext cx="5105400" cy="1404620"/>
+                        </a:xfrm>
+                        <a:prstGeom prst="rect">
+                          <a:avLst/>
+                        </a:prstGeom>
+                        <a:solidFill>
+                          <a:srgbClr val="FFFFFF"/>
+                        </a:solidFill>
+                        <a:ln w="9525">
+                          <a:solidFill>
+                            <a:srgbClr val="000000"/>
+                          </a:solidFill>
+                          <a:miter lim="800000"/>
+                          <a:headEnd/>
+                          <a:tailEnd/>
+                        </a:ln>
+                      </wps:spPr>
+                      <wps:txbx>
+                        <w:txbxContent>
+                          <w:p>
+                            <w:r>
+                              <w:t>Направлений вне единичной сферы: 0</w:t>
+                            </w:r>
+                          </w:p>
+                          <w:p>
+                            <w:r>
+                              <w:t>Макс. отклонение длины от 1: 0,000000000000</w:t>
+                            </w:r>
+                          </w:p>
+                          <w:p>
+                            <w:r>
+                              <w:t>Средняя длина результирующего вектора: 0,003054960508</w:t>
+                            </w:r>
+                          </w:p>
+                          <w:p>
+                            <w:r>
+                              <w:t xml:space="preserve">Ожидаемое число в каждом </w:t>
+                            </w:r>
+                            <w:proofErr w:type="spellStart"/>
+                            <w:r>
+                              <w:t>mu-бине</w:t>
+                            </w:r>
+                            <w:proofErr w:type="spellEnd"/>
+                            <w:r>
+                              <w:t>: 10000,00</w:t>
+                            </w:r>
+                          </w:p>
+                          <w:p>
+                            <w:r>
+                              <w:t xml:space="preserve">Числа по </w:t>
+                            </w:r>
+                            <w:proofErr w:type="spellStart"/>
+                            <w:r>
+                              <w:t>mu-бинам</w:t>
+                            </w:r>
+                            <w:proofErr w:type="spellEnd"/>
+                            <w:r>
+                              <w:t>: [9979, 9999, 9848, 9876, 10124, 9997, 10201, 10018, 9987, 9971]</w:t>
+                            </w:r>
+                          </w:p>
+                          <w:p>
+                            <w:r>
+                              <w:t xml:space="preserve">Макс. абсолютное отклонение по </w:t>
+                            </w:r>
+                            <w:proofErr w:type="spellStart"/>
+                            <w:r>
+                              <w:t>mu-бинам</w:t>
+                            </w:r>
+                            <w:proofErr w:type="spellEnd"/>
+                            <w:r>
+                              <w:t>: 201,00</w:t>
+                            </w:r>
+                          </w:p>
+                          <w:p>
+                            <w:r>
+                              <w:t xml:space="preserve">Макс. относительное отклонение по </w:t>
+                            </w:r>
+                            <w:proofErr w:type="spellStart"/>
+                            <w:r>
+                              <w:t>mu-бинам</w:t>
+                            </w:r>
+                            <w:proofErr w:type="spellEnd"/>
+                            <w:r>
+                              <w:t>: 0,020100</w:t>
+                            </w:r>
+                          </w:p>
+                        </w:txbxContent>
+                      </wps:txbx>
+                      <wps:bodyPr rot="0" vert="horz" wrap="square" lIns="91440" tIns="45720" rIns="91440" bIns="45720" anchor="t" anchorCtr="0">
+                        <a:spAutoFit/>
+                      </wps:bodyPr>
+                    </wps:wsp>
+                  </a:graphicData>
+                </a:graphic>
+              </wp:inline>
+            </w:drawing>
+          </mc:Choice>
+          <mc:Fallback>
+            <w:pict>
+              <v:shape w14:anchorId="31767403" id="_x0000_s1028" type="#_x0000_t202" style="width:402pt;height:110.6pt;visibility:visible;mso-wrap-style:square;mso-left-percent:-10001;mso-top-percent:-10001;mso-position-horizontal:absolute;mso-position-horizontal-relative:char;mso-position-vertical:absolute;mso-position-vertical-relative:line;mso-left-percent:-10001;mso-top-percent:-10001;v-text-anchor:top" o:gfxdata="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">
+                <v:textbox style="mso-fit-shape-to-text:t">
+                  <w:txbxContent>
+                    <w:p>
+                      <w:r>
+                        <w:t>Направлений вне единичной сферы: 0</w:t>
+                      </w:r>
+                    </w:p>
+                    <w:p>
+                      <w:r>
+                        <w:t>Макс. отклонение длины от 1: 0,000000000000</w:t>
+                      </w:r>
+                    </w:p>
+                    <w:p>
+                      <w:r>
+                        <w:t>Средняя длина результирующего вектора: 0,003054960508</w:t>
+                      </w:r>
+                    </w:p>
+                    <w:p>
+                      <w:r>
+                        <w:t xml:space="preserve">Ожидаемое число в каждом </w:t>
+                      </w:r>
+                      <w:proofErr w:type="spellStart"/>
+                      <w:r>
+                        <w:t>mu-бине</w:t>
+                      </w:r>
+                      <w:proofErr w:type="spellEnd"/>
+                      <w:r>
+                        <w:t>: 10000,00</w:t>
+                      </w:r>
+                    </w:p>
+                    <w:p>
+                      <w:r>
+                        <w:t xml:space="preserve">Числа по </w:t>
+                      </w:r>
+                      <w:proofErr w:type="spellStart"/>
+                      <w:r>
+                        <w:t>mu-бинам</w:t>
+                      </w:r>
+                      <w:proofErr w:type="spellEnd"/>
+                      <w:r>
+                        <w:t>: [9979, 9999, 9848, 9876, 10124, 9997, 10201, 10018, 9987, 9971]</w:t>
+                      </w:r>
+                    </w:p>
+                    <w:p>
+                      <w:r>
+                        <w:t xml:space="preserve">Макс. абсолютное отклонение по </w:t>
+                      </w:r>
+                      <w:proofErr w:type="spellStart"/>
+                      <w:r>
+                        <w:t>mu-бинам</w:t>
+                      </w:r>
+                      <w:proofErr w:type="spellEnd"/>
+                      <w:r>
+                        <w:t>: 201,00</w:t>
+                      </w:r>
+                    </w:p>
+                    <w:p>
+                      <w:r>
+                        <w:t xml:space="preserve">Макс. относительное отклонение по </w:t>
+                      </w:r>
+                      <w:proofErr w:type="spellStart"/>
+                      <w:r>
+                        <w:t>mu-бинам</w:t>
+                      </w:r>
+                      <w:proofErr w:type="spellEnd"/>
+                      <w:r>
+                        <w:t>: 0,020100</w:t>
+                      </w:r>
+                    </w:p>
+                  </w:txbxContent>
+                </v:textbox>
+                <w10:anchorlock/>
+              </v:shape>
+            </w:pict>
+          </mc:Fallback>
+        </mc:AlternateContent>
+      </w:r>
+    </w:p>
+    <w:p>
+      <w:pPr>
+        <w:spacing w:before="100" w:beforeAutospacing="1" w:after="100" w:afterAutospacing="1"/>
+        <w:rPr>
+          <w:rFonts w:ascii="Times New Roman" w:eastAsia="Calibri" w:hAnsi="Times New Roman" w:cs="Times New Roman"/>
+          <w:bCs/>
+          <w:iCs/>
+          <w:color w:val="000000" w:themeColor="text1"/>
+          <w:kern w:val="0"/>
+          <w:sz w:val="28"/>
+          <w:szCs w:val="28"/>
+          <w14:ligatures w14:val="none"/>
+        </w:rPr>
+      </w:pPr>
+      <w:r>
+        <w:rPr>
+          <w:rFonts w:ascii="Times New Roman" w:eastAsia="Calibri" w:hAnsi="Times New Roman" w:cs="Times New Roman"/>
+          <w:bCs/>
+          <w:iCs/>
+          <w:color w:val="000000" w:themeColor="text1"/>
+          <w:kern w:val="0"/>
+          <w:sz w:val="28"/>
+          <w:szCs w:val="28"/>
+          <w14:ligatures w14:val="none"/>
+        </w:rPr>
+        <w:t xml:space="preserve">Количества направлений равномерно распределены по </w:t>
+      </w:r>
+      <w:proofErr w:type="spellStart"/>
+      <w:r>
+        <w:rPr>
+          <w:rFonts w:ascii="Times New Roman" w:eastAsia="Calibri" w:hAnsi="Times New Roman" w:cs="Times New Roman"/>
+          <w:bCs/>
+          <w:iCs/>
+          <w:color w:val="000000" w:themeColor="text1"/>
+          <w:kern w:val="0"/>
+          <w:sz w:val="28"/>
+          <w:szCs w:val="28"/>
+          <w14:ligatures w14:val="none"/>
+        </w:rPr>
+        <w:t>бинам</w:t>
+      </w:r>
+      <w:proofErr w:type="spellEnd"/>
+      <w:r>
+        <w:rPr>
+          <w:rFonts w:ascii="Times New Roman" w:eastAsia="Calibri" w:hAnsi="Times New Roman" w:cs="Times New Roman"/>
+          <w:bCs/>
+          <w:iCs/>
+          <w:color w:val="000000" w:themeColor="text1"/>
+          <w:kern w:val="0"/>
+          <w:sz w:val="28"/>
+          <w:szCs w:val="28"/>
+          <w14:ligatures w14:val="none"/>
+        </w:rPr>
+        <w:t>, что согласуется с равномерным распределением направлений по сфере</w:t>
       </w:r>
       <w:r>
         <w:rPr>
@@ -6392,11 +7403,7 @@
           </mc:Choice>
           <mc:Fallback>
             <w:pict>
-              <v:shapetype w14:anchorId="7A2DFB43" id="_x0000_t202" coordsize="21600,21600" o:spt="202" path="m,l,21600r21600,l21600,xe">
-                <v:stroke joinstyle="miter"/>
-                <v:path gradientshapeok="t" o:connecttype="rect"/>
-              </v:shapetype>
-              <v:shape id="Надпись 2" o:spid="_x0000_s1026" type="#_x0000_t202" style="width:473.15pt;height:142.3pt;visibility:visible;mso-wrap-style:square;mso-left-percent:-10001;mso-top-percent:-10001;mso-position-horizontal:absolute;mso-position-horizontal-relative:char;mso-position-vertical:absolute;mso-position-vertical-relative:line;mso-left-percent:-10001;mso-top-percent:-10001;v-text-anchor:top" o:gfxdata="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">
+              <v:shape w14:anchorId="7A2DFB43" id="_x0000_s1029" type="#_x0000_t202" style="width:473.15pt;height:142.3pt;visibility:visible;mso-wrap-style:square;mso-left-percent:-10001;mso-top-percent:-10001;mso-position-horizontal:absolute;mso-position-horizontal-relative:char;mso-position-vertical:absolute;mso-position-vertical-relative:line;mso-left-percent:-10001;mso-top-percent:-10001;v-text-anchor:top" o:gfxdata="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">
                 <v:textbox>
                   <w:txbxContent>
                     <w:p>
@@ -6595,6 +7602,656 @@
           <w:szCs w:val="28"/>
           <w14:ligatures w14:val="none"/>
         </w:rPr>
+        <w:t>Проверка корректности вывода программы:</w:t>
+      </w:r>
+    </w:p>
+    <w:p>
+      <w:pPr>
+        <w:spacing w:before="100" w:beforeAutospacing="1" w:after="100" w:afterAutospacing="1"/>
+        <w:rPr>
+          <w:rFonts w:ascii="Times New Roman" w:eastAsia="Calibri" w:hAnsi="Times New Roman" w:cs="Times New Roman"/>
+          <w:bCs/>
+          <w:iCs/>
+          <w:color w:val="000000" w:themeColor="text1"/>
+          <w:kern w:val="0"/>
+          <w:sz w:val="28"/>
+          <w:szCs w:val="28"/>
+          <w14:ligatures w14:val="none"/>
+        </w:rPr>
+      </w:pPr>
+      <w:r>
+        <w:rPr>
+          <w:rFonts w:ascii="Times New Roman" w:eastAsia="Calibri" w:hAnsi="Times New Roman" w:cs="Times New Roman"/>
+          <w:bCs/>
+          <w:iCs/>
+          <w:color w:val="000000" w:themeColor="text1"/>
+          <w:kern w:val="0"/>
+          <w:sz w:val="28"/>
+          <w:szCs w:val="28"/>
+          <w14:ligatures w14:val="none"/>
+        </w:rPr>
+        <w:t xml:space="preserve">Для интервала </w:t>
+      </w:r>
+      <w:r>
+        <w:rPr>
+          <w:rFonts w:ascii="Times New Roman" w:eastAsia="Calibri" w:hAnsi="Times New Roman" w:cs="Times New Roman"/>
+          <w:bCs/>
+          <w:iCs/>
+          <w:color w:val="000000" w:themeColor="text1"/>
+          <w:kern w:val="0"/>
+          <w:sz w:val="28"/>
+          <w:szCs w:val="28"/>
+          <w14:ligatures w14:val="none"/>
+        </w:rPr>
+        <w:t>15-30°</w:t>
+      </w:r>
+      <w:r>
+        <w:rPr>
+          <w:rFonts w:ascii="Times New Roman" w:eastAsia="Calibri" w:hAnsi="Times New Roman" w:cs="Times New Roman"/>
+          <w:bCs/>
+          <w:iCs/>
+          <w:color w:val="000000" w:themeColor="text1"/>
+          <w:kern w:val="0"/>
+          <w:sz w:val="28"/>
+          <w:szCs w:val="28"/>
+          <w14:ligatures w14:val="none"/>
+        </w:rPr>
+        <w:t xml:space="preserve"> отношение</w:t>
+      </w:r>
+      <w:r>
+        <w:rPr>
+          <w:rFonts w:ascii="Times New Roman" w:eastAsia="Calibri" w:hAnsi="Times New Roman" w:cs="Times New Roman"/>
+          <w:bCs/>
+          <w:iCs/>
+          <w:color w:val="000000" w:themeColor="text1"/>
+          <w:kern w:val="0"/>
+          <w:sz w:val="28"/>
+          <w:szCs w:val="28"/>
+          <w14:ligatures w14:val="none"/>
+        </w:rPr>
+        <w:t xml:space="preserve"> измеренной</w:t>
+      </w:r>
+      <w:r>
+        <w:rPr>
+          <w:rFonts w:ascii="Times New Roman" w:eastAsia="Calibri" w:hAnsi="Times New Roman" w:cs="Times New Roman"/>
+          <w:bCs/>
+          <w:iCs/>
+          <w:color w:val="000000" w:themeColor="text1"/>
+          <w:kern w:val="0"/>
+          <w:sz w:val="28"/>
+          <w:szCs w:val="28"/>
+          <w14:ligatures w14:val="none"/>
+        </w:rPr>
+        <w:t xml:space="preserve"> плотности </w:t>
+      </w:r>
+      <w:r>
+        <w:rPr>
+          <w:rFonts w:ascii="Times New Roman" w:eastAsia="Calibri" w:hAnsi="Times New Roman" w:cs="Times New Roman"/>
+          <w:bCs/>
+          <w:iCs/>
+          <w:color w:val="000000" w:themeColor="text1"/>
+          <w:kern w:val="0"/>
+          <w:sz w:val="28"/>
+          <w:szCs w:val="28"/>
+          <w14:ligatures w14:val="none"/>
+        </w:rPr>
+        <w:t xml:space="preserve">на </w:t>
+      </w:r>
+      <w:r>
+        <w:rPr>
+          <w:rFonts w:ascii="Times New Roman" w:eastAsia="Calibri" w:hAnsi="Times New Roman" w:cs="Times New Roman"/>
+          <w:bCs/>
+          <w:iCs/>
+          <w:color w:val="000000" w:themeColor="text1"/>
+          <w:kern w:val="0"/>
+          <w:sz w:val="28"/>
+          <w:szCs w:val="28"/>
+          <w14:ligatures w14:val="none"/>
+        </w:rPr>
+        <w:t>интервал</w:t>
+      </w:r>
+      <w:r>
+        <w:rPr>
+          <w:rFonts w:ascii="Times New Roman" w:eastAsia="Calibri" w:hAnsi="Times New Roman" w:cs="Times New Roman"/>
+          <w:bCs/>
+          <w:iCs/>
+          <w:color w:val="000000" w:themeColor="text1"/>
+          <w:kern w:val="0"/>
+          <w:sz w:val="28"/>
+          <w:szCs w:val="28"/>
+          <w14:ligatures w14:val="none"/>
+        </w:rPr>
+        <w:t>е</w:t>
+      </w:r>
+      <w:r>
+        <w:rPr>
+          <w:rFonts w:ascii="Times New Roman" w:eastAsia="Calibri" w:hAnsi="Times New Roman" w:cs="Times New Roman"/>
+          <w:bCs/>
+          <w:iCs/>
+          <w:color w:val="000000" w:themeColor="text1"/>
+          <w:kern w:val="0"/>
+          <w:sz w:val="28"/>
+          <w:szCs w:val="28"/>
+          <w14:ligatures w14:val="none"/>
+        </w:rPr>
+        <w:t xml:space="preserve"> к плотности у полюса равно </w:t>
+      </w:r>
+      <w:r>
+        <w:rPr>
+          <w:rFonts w:ascii="Times New Roman" w:eastAsia="Calibri" w:hAnsi="Times New Roman" w:cs="Times New Roman"/>
+          <w:bCs/>
+          <w:iCs/>
+          <w:color w:val="000000" w:themeColor="text1"/>
+          <w:kern w:val="0"/>
+          <w:sz w:val="28"/>
+          <w:szCs w:val="28"/>
+          <w14:ligatures w14:val="none"/>
+        </w:rPr>
+        <w:t>0</w:t>
+      </w:r>
+      <w:r>
+        <w:rPr>
+          <w:rFonts w:ascii="Times New Roman" w:eastAsia="Calibri" w:hAnsi="Times New Roman" w:cs="Times New Roman"/>
+          <w:bCs/>
+          <w:iCs/>
+          <w:color w:val="000000" w:themeColor="text1"/>
+          <w:kern w:val="0"/>
+          <w:sz w:val="28"/>
+          <w:szCs w:val="28"/>
+          <w14:ligatures w14:val="none"/>
+        </w:rPr>
+        <w:t>,</w:t>
+      </w:r>
+      <w:r>
+        <w:t xml:space="preserve"> </w:t>
+      </w:r>
+      <w:r>
+        <w:rPr>
+          <w:rFonts w:ascii="Times New Roman" w:eastAsia="Calibri" w:hAnsi="Times New Roman" w:cs="Times New Roman"/>
+          <w:bCs/>
+          <w:iCs/>
+          <w:color w:val="000000" w:themeColor="text1"/>
+          <w:kern w:val="0"/>
+          <w:sz w:val="28"/>
+          <w:szCs w:val="28"/>
+          <w14:ligatures w14:val="none"/>
+        </w:rPr>
+        <w:t>935062</w:t>
+      </w:r>
+      <w:r>
+        <w:rPr>
+          <w:rFonts w:ascii="Times New Roman" w:eastAsia="Calibri" w:hAnsi="Times New Roman" w:cs="Times New Roman"/>
+          <w:bCs/>
+          <w:iCs/>
+          <w:color w:val="000000" w:themeColor="text1"/>
+          <w:kern w:val="0"/>
+          <w:sz w:val="28"/>
+          <w:szCs w:val="28"/>
+          <w14:ligatures w14:val="none"/>
+        </w:rPr>
+        <w:t>.</w:t>
+      </w:r>
+      <w:r>
+        <w:rPr>
+          <w:rFonts w:ascii="Times New Roman" w:eastAsia="Calibri" w:hAnsi="Times New Roman" w:cs="Times New Roman"/>
+          <w:bCs/>
+          <w:iCs/>
+          <w:color w:val="000000" w:themeColor="text1"/>
+          <w:kern w:val="0"/>
+          <w:sz w:val="28"/>
+          <w:szCs w:val="28"/>
+          <w14:ligatures w14:val="none"/>
+        </w:rPr>
+        <w:t xml:space="preserve"> </w:t>
+      </w:r>
+      <w:r>
+        <w:rPr>
+          <w:rFonts w:ascii="Times New Roman" w:eastAsia="Calibri" w:hAnsi="Times New Roman" w:cs="Times New Roman"/>
+          <w:bCs/>
+          <w:iCs/>
+          <w:color w:val="000000" w:themeColor="text1"/>
+          <w:kern w:val="0"/>
+          <w:sz w:val="28"/>
+          <w:szCs w:val="28"/>
+          <w14:ligatures w14:val="none"/>
+        </w:rPr>
+        <w:t xml:space="preserve">Ожидаемое значение по косинусному закону </w:t>
+      </w:r>
+      <w:r>
+        <w:rPr>
+          <w:rFonts w:ascii="Times New Roman" w:eastAsia="Calibri" w:hAnsi="Times New Roman" w:cs="Times New Roman"/>
+          <w:bCs/>
+          <w:iCs/>
+          <w:color w:val="000000" w:themeColor="text1"/>
+          <w:kern w:val="0"/>
+          <w:sz w:val="28"/>
+          <w:szCs w:val="28"/>
+          <w14:ligatures w14:val="none"/>
+        </w:rPr>
+        <w:t>–</w:t>
+      </w:r>
+      <w:r>
+        <w:rPr>
+          <w:rFonts w:ascii="Times New Roman" w:eastAsia="Calibri" w:hAnsi="Times New Roman" w:cs="Times New Roman"/>
+          <w:bCs/>
+          <w:iCs/>
+          <w:color w:val="000000" w:themeColor="text1"/>
+          <w:kern w:val="0"/>
+          <w:sz w:val="28"/>
+          <w:szCs w:val="28"/>
+          <w14:ligatures w14:val="none"/>
+        </w:rPr>
+        <w:t xml:space="preserve"> 0,931852.</w:t>
+      </w:r>
+      <w:r>
+        <w:rPr>
+          <w:rFonts w:ascii="Times New Roman" w:eastAsia="Calibri" w:hAnsi="Times New Roman" w:cs="Times New Roman"/>
+          <w:bCs/>
+          <w:iCs/>
+          <w:color w:val="000000" w:themeColor="text1"/>
+          <w:kern w:val="0"/>
+          <w:sz w:val="28"/>
+          <w:szCs w:val="28"/>
+          <w14:ligatures w14:val="none"/>
+        </w:rPr>
+        <w:br/>
+      </w:r>
+      <w:r>
+        <w:rPr>
+          <w:rFonts w:ascii="Times New Roman" w:eastAsia="Calibri" w:hAnsi="Times New Roman" w:cs="Times New Roman"/>
+          <w:bCs/>
+          <w:iCs/>
+          <w:color w:val="000000" w:themeColor="text1"/>
+          <w:kern w:val="0"/>
+          <w:sz w:val="28"/>
+          <w:szCs w:val="28"/>
+          <w14:ligatures w14:val="none"/>
+        </w:rPr>
+        <w:t xml:space="preserve">Для интервала </w:t>
+      </w:r>
+      <w:r>
+        <w:rPr>
+          <w:rFonts w:ascii="Times New Roman" w:eastAsia="Calibri" w:hAnsi="Times New Roman" w:cs="Times New Roman"/>
+          <w:bCs/>
+          <w:iCs/>
+          <w:color w:val="000000" w:themeColor="text1"/>
+          <w:kern w:val="0"/>
+          <w:sz w:val="28"/>
+          <w:szCs w:val="28"/>
+          <w14:ligatures w14:val="none"/>
+        </w:rPr>
+        <w:t>30</w:t>
+      </w:r>
+      <w:r>
+        <w:rPr>
+          <w:rFonts w:ascii="Times New Roman" w:eastAsia="Calibri" w:hAnsi="Times New Roman" w:cs="Times New Roman"/>
+          <w:bCs/>
+          <w:iCs/>
+          <w:color w:val="000000" w:themeColor="text1"/>
+          <w:kern w:val="0"/>
+          <w:sz w:val="28"/>
+          <w:szCs w:val="28"/>
+          <w14:ligatures w14:val="none"/>
+        </w:rPr>
+        <w:t>-</w:t>
+      </w:r>
+      <w:r>
+        <w:rPr>
+          <w:rFonts w:ascii="Times New Roman" w:eastAsia="Calibri" w:hAnsi="Times New Roman" w:cs="Times New Roman"/>
+          <w:bCs/>
+          <w:iCs/>
+          <w:color w:val="000000" w:themeColor="text1"/>
+          <w:kern w:val="0"/>
+          <w:sz w:val="28"/>
+          <w:szCs w:val="28"/>
+          <w14:ligatures w14:val="none"/>
+        </w:rPr>
+        <w:t>45</w:t>
+      </w:r>
+      <w:r>
+        <w:rPr>
+          <w:rFonts w:ascii="Times New Roman" w:eastAsia="Calibri" w:hAnsi="Times New Roman" w:cs="Times New Roman"/>
+          <w:bCs/>
+          <w:iCs/>
+          <w:color w:val="000000" w:themeColor="text1"/>
+          <w:kern w:val="0"/>
+          <w:sz w:val="28"/>
+          <w:szCs w:val="28"/>
+          <w14:ligatures w14:val="none"/>
+        </w:rPr>
+        <w:t>°</w:t>
+      </w:r>
+      <w:r>
+        <w:rPr>
+          <w:rFonts w:ascii="Times New Roman" w:eastAsia="Calibri" w:hAnsi="Times New Roman" w:cs="Times New Roman"/>
+          <w:bCs/>
+          <w:iCs/>
+          <w:color w:val="000000" w:themeColor="text1"/>
+          <w:kern w:val="0"/>
+          <w:sz w:val="28"/>
+          <w:szCs w:val="28"/>
+          <w14:ligatures w14:val="none"/>
+        </w:rPr>
+        <w:t xml:space="preserve"> отношение </w:t>
+      </w:r>
+      <w:r>
+        <w:rPr>
+          <w:rFonts w:ascii="Times New Roman" w:eastAsia="Calibri" w:hAnsi="Times New Roman" w:cs="Times New Roman"/>
+          <w:bCs/>
+          <w:iCs/>
+          <w:color w:val="000000" w:themeColor="text1"/>
+          <w:kern w:val="0"/>
+          <w:sz w:val="28"/>
+          <w:szCs w:val="28"/>
+          <w14:ligatures w14:val="none"/>
+        </w:rPr>
+        <w:t xml:space="preserve">измеренной </w:t>
+      </w:r>
+      <w:r>
+        <w:rPr>
+          <w:rFonts w:ascii="Times New Roman" w:eastAsia="Calibri" w:hAnsi="Times New Roman" w:cs="Times New Roman"/>
+          <w:bCs/>
+          <w:iCs/>
+          <w:color w:val="000000" w:themeColor="text1"/>
+          <w:kern w:val="0"/>
+          <w:sz w:val="28"/>
+          <w:szCs w:val="28"/>
+          <w14:ligatures w14:val="none"/>
+        </w:rPr>
+        <w:t>плотности</w:t>
+      </w:r>
+      <w:r>
+        <w:rPr>
+          <w:rFonts w:ascii="Times New Roman" w:eastAsia="Calibri" w:hAnsi="Times New Roman" w:cs="Times New Roman"/>
+          <w:bCs/>
+          <w:iCs/>
+          <w:color w:val="000000" w:themeColor="text1"/>
+          <w:kern w:val="0"/>
+          <w:sz w:val="28"/>
+          <w:szCs w:val="28"/>
+          <w14:ligatures w14:val="none"/>
+        </w:rPr>
+        <w:t xml:space="preserve"> на</w:t>
+      </w:r>
+      <w:r>
+        <w:rPr>
+          <w:rFonts w:ascii="Times New Roman" w:eastAsia="Calibri" w:hAnsi="Times New Roman" w:cs="Times New Roman"/>
+          <w:bCs/>
+          <w:iCs/>
+          <w:color w:val="000000" w:themeColor="text1"/>
+          <w:kern w:val="0"/>
+          <w:sz w:val="28"/>
+          <w:szCs w:val="28"/>
+          <w14:ligatures w14:val="none"/>
+        </w:rPr>
+        <w:t xml:space="preserve"> </w:t>
+      </w:r>
+      <w:r>
+        <w:rPr>
+          <w:rFonts w:ascii="Times New Roman" w:eastAsia="Calibri" w:hAnsi="Times New Roman" w:cs="Times New Roman"/>
+          <w:bCs/>
+          <w:iCs/>
+          <w:color w:val="000000" w:themeColor="text1"/>
+          <w:kern w:val="0"/>
+          <w:sz w:val="28"/>
+          <w:szCs w:val="28"/>
+          <w14:ligatures w14:val="none"/>
+        </w:rPr>
+        <w:t xml:space="preserve">интервале </w:t>
+      </w:r>
+      <w:r>
+        <w:rPr>
+          <w:rFonts w:ascii="Times New Roman" w:eastAsia="Calibri" w:hAnsi="Times New Roman" w:cs="Times New Roman"/>
+          <w:bCs/>
+          <w:iCs/>
+          <w:color w:val="000000" w:themeColor="text1"/>
+          <w:kern w:val="0"/>
+          <w:sz w:val="28"/>
+          <w:szCs w:val="28"/>
+          <w14:ligatures w14:val="none"/>
+        </w:rPr>
+        <w:t xml:space="preserve">к плотности у полюса равно </w:t>
+      </w:r>
+      <w:r>
+        <w:rPr>
+          <w:rFonts w:ascii="Times New Roman" w:eastAsia="Calibri" w:hAnsi="Times New Roman" w:cs="Times New Roman"/>
+          <w:bCs/>
+          <w:iCs/>
+          <w:color w:val="000000" w:themeColor="text1"/>
+          <w:kern w:val="0"/>
+          <w:sz w:val="28"/>
+          <w:szCs w:val="28"/>
+          <w14:ligatures w14:val="none"/>
+        </w:rPr>
+        <w:t>0</w:t>
+      </w:r>
+      <w:r>
+        <w:rPr>
+          <w:rFonts w:ascii="Times New Roman" w:eastAsia="Calibri" w:hAnsi="Times New Roman" w:cs="Times New Roman"/>
+          <w:bCs/>
+          <w:iCs/>
+          <w:color w:val="000000" w:themeColor="text1"/>
+          <w:kern w:val="0"/>
+          <w:sz w:val="28"/>
+          <w:szCs w:val="28"/>
+          <w14:ligatures w14:val="none"/>
+        </w:rPr>
+        <w:t>,</w:t>
+      </w:r>
+      <w:r>
+        <w:t xml:space="preserve"> </w:t>
+      </w:r>
+      <w:r>
+        <w:rPr>
+          <w:rFonts w:ascii="Times New Roman" w:eastAsia="Calibri" w:hAnsi="Times New Roman" w:cs="Times New Roman"/>
+          <w:bCs/>
+          <w:iCs/>
+          <w:color w:val="000000" w:themeColor="text1"/>
+          <w:kern w:val="0"/>
+          <w:sz w:val="28"/>
+          <w:szCs w:val="28"/>
+          <w14:ligatures w14:val="none"/>
+        </w:rPr>
+        <w:t>810900</w:t>
+      </w:r>
+      <w:r>
+        <w:rPr>
+          <w:rFonts w:ascii="Times New Roman" w:eastAsia="Calibri" w:hAnsi="Times New Roman" w:cs="Times New Roman"/>
+          <w:bCs/>
+          <w:iCs/>
+          <w:color w:val="000000" w:themeColor="text1"/>
+          <w:kern w:val="0"/>
+          <w:sz w:val="28"/>
+          <w:szCs w:val="28"/>
+          <w14:ligatures w14:val="none"/>
+        </w:rPr>
+        <w:t>.</w:t>
+      </w:r>
+      <w:r>
+        <w:t xml:space="preserve"> </w:t>
+      </w:r>
+      <w:r>
+        <w:rPr>
+          <w:rFonts w:ascii="Times New Roman" w:eastAsia="Calibri" w:hAnsi="Times New Roman" w:cs="Times New Roman"/>
+          <w:bCs/>
+          <w:iCs/>
+          <w:color w:val="000000" w:themeColor="text1"/>
+          <w:kern w:val="0"/>
+          <w:sz w:val="28"/>
+          <w:szCs w:val="28"/>
+          <w14:ligatures w14:val="none"/>
+        </w:rPr>
+        <w:t xml:space="preserve">Ожидаемое значение по косинусному закону </w:t>
+      </w:r>
+      <w:r>
+        <w:rPr>
+          <w:rFonts w:ascii="Times New Roman" w:eastAsia="Calibri" w:hAnsi="Times New Roman" w:cs="Times New Roman"/>
+          <w:bCs/>
+          <w:iCs/>
+          <w:color w:val="000000" w:themeColor="text1"/>
+          <w:kern w:val="0"/>
+          <w:sz w:val="28"/>
+          <w:szCs w:val="28"/>
+          <w14:ligatures w14:val="none"/>
+        </w:rPr>
+        <w:t>–</w:t>
+      </w:r>
+      <w:r>
+        <w:rPr>
+          <w:rFonts w:ascii="Times New Roman" w:eastAsia="Calibri" w:hAnsi="Times New Roman" w:cs="Times New Roman"/>
+          <w:bCs/>
+          <w:iCs/>
+          <w:color w:val="000000" w:themeColor="text1"/>
+          <w:kern w:val="0"/>
+          <w:sz w:val="28"/>
+          <w:szCs w:val="28"/>
+          <w14:ligatures w14:val="none"/>
+        </w:rPr>
+        <w:t xml:space="preserve"> 0,800199.</w:t>
+      </w:r>
+    </w:p>
+    <w:p>
+      <w:pPr>
+        <w:spacing w:before="100" w:beforeAutospacing="1" w:after="100" w:afterAutospacing="1"/>
+        <w:rPr>
+          <w:rFonts w:ascii="Times New Roman" w:eastAsia="Calibri" w:hAnsi="Times New Roman" w:cs="Times New Roman"/>
+          <w:bCs/>
+          <w:iCs/>
+          <w:color w:val="000000" w:themeColor="text1"/>
+          <w:kern w:val="0"/>
+          <w:sz w:val="28"/>
+          <w:szCs w:val="28"/>
+          <w14:ligatures w14:val="none"/>
+        </w:rPr>
+      </w:pPr>
+      <w:r>
+        <w:rPr>
+          <w:rFonts w:ascii="Times New Roman" w:eastAsia="Calibri" w:hAnsi="Times New Roman" w:cs="Times New Roman"/>
+          <w:bCs/>
+          <w:iCs/>
+          <w:color w:val="000000" w:themeColor="text1"/>
+          <w:kern w:val="0"/>
+          <w:sz w:val="28"/>
+          <w:szCs w:val="28"/>
+          <w14:ligatures w14:val="none"/>
+        </w:rPr>
+        <w:t xml:space="preserve">Для угла </w:t>
+      </w:r>
+      <w:r>
+        <w:rPr>
+          <w:rFonts w:ascii="Times New Roman" w:eastAsia="Calibri" w:hAnsi="Times New Roman" w:cs="Times New Roman"/>
+          <w:bCs/>
+          <w:iCs/>
+          <w:color w:val="000000" w:themeColor="text1"/>
+          <w:kern w:val="0"/>
+          <w:sz w:val="28"/>
+          <w:szCs w:val="28"/>
+          <w14:ligatures w14:val="none"/>
+        </w:rPr>
+        <w:t>30°</w:t>
+      </w:r>
+      <w:r>
+        <w:rPr>
+          <w:rFonts w:ascii="Times New Roman" w:eastAsia="Calibri" w:hAnsi="Times New Roman" w:cs="Times New Roman"/>
+          <w:bCs/>
+          <w:iCs/>
+          <w:color w:val="000000" w:themeColor="text1"/>
+          <w:kern w:val="0"/>
+          <w:sz w:val="28"/>
+          <w:szCs w:val="28"/>
+          <w14:ligatures w14:val="none"/>
+        </w:rPr>
+        <w:t xml:space="preserve"> </w:t>
+      </w:r>
+      <w:r>
+        <w:rPr>
+          <w:rFonts w:ascii="Times New Roman" w:eastAsia="Calibri" w:hAnsi="Times New Roman" w:cs="Times New Roman"/>
+          <w:bCs/>
+          <w:iCs/>
+          <w:color w:val="000000" w:themeColor="text1"/>
+          <w:kern w:val="0"/>
+          <w:sz w:val="28"/>
+          <w:szCs w:val="28"/>
+          <w14:ligatures w14:val="none"/>
+        </w:rPr>
+        <w:t>косинус равен 0,866025</w:t>
+      </w:r>
+      <w:r>
+        <w:rPr>
+          <w:rFonts w:ascii="Times New Roman" w:eastAsia="Calibri" w:hAnsi="Times New Roman" w:cs="Times New Roman"/>
+          <w:bCs/>
+          <w:iCs/>
+          <w:color w:val="000000" w:themeColor="text1"/>
+          <w:kern w:val="0"/>
+          <w:sz w:val="28"/>
+          <w:szCs w:val="28"/>
+          <w14:ligatures w14:val="none"/>
+        </w:rPr>
+        <w:t xml:space="preserve">. </w:t>
+      </w:r>
+      <w:r>
+        <w:rPr>
+          <w:rFonts w:ascii="Times New Roman" w:eastAsia="Calibri" w:hAnsi="Times New Roman" w:cs="Times New Roman"/>
+          <w:bCs/>
+          <w:iCs/>
+          <w:color w:val="000000" w:themeColor="text1"/>
+          <w:kern w:val="0"/>
+          <w:sz w:val="28"/>
+          <w:szCs w:val="28"/>
+          <w14:ligatures w14:val="none"/>
+        </w:rPr>
+        <w:t>Это значение лежит между</w:t>
+      </w:r>
+      <w:r>
+        <w:rPr>
+          <w:rFonts w:ascii="Times New Roman" w:eastAsia="Calibri" w:hAnsi="Times New Roman" w:cs="Times New Roman"/>
+          <w:bCs/>
+          <w:iCs/>
+          <w:color w:val="000000" w:themeColor="text1"/>
+          <w:kern w:val="0"/>
+          <w:sz w:val="28"/>
+          <w:szCs w:val="28"/>
+          <w14:ligatures w14:val="none"/>
+        </w:rPr>
+        <w:t xml:space="preserve"> </w:t>
+      </w:r>
+      <w:r>
+        <w:rPr>
+          <w:rFonts w:ascii="Times New Roman" w:eastAsia="Calibri" w:hAnsi="Times New Roman" w:cs="Times New Roman"/>
+          <w:bCs/>
+          <w:iCs/>
+          <w:color w:val="000000" w:themeColor="text1"/>
+          <w:kern w:val="0"/>
+          <w:sz w:val="28"/>
+          <w:szCs w:val="28"/>
+          <w14:ligatures w14:val="none"/>
+        </w:rPr>
+        <w:t>относительными плотностями соседних интервалов 15–30° и 30–45°, что согласуется с косинусным убыванием плотности.</w:t>
+      </w:r>
+      <w:r>
+        <w:rPr>
+          <w:rFonts w:ascii="Times New Roman" w:eastAsia="Calibri" w:hAnsi="Times New Roman" w:cs="Times New Roman"/>
+          <w:bCs/>
+          <w:iCs/>
+          <w:color w:val="000000" w:themeColor="text1"/>
+          <w:kern w:val="0"/>
+          <w:sz w:val="28"/>
+          <w:szCs w:val="28"/>
+          <w14:ligatures w14:val="none"/>
+        </w:rPr>
+        <w:t xml:space="preserve"> </w:t>
+      </w:r>
+      <w:r>
+        <w:rPr>
+          <w:rFonts w:ascii="Times New Roman" w:eastAsia="Calibri" w:hAnsi="Times New Roman" w:cs="Times New Roman"/>
+          <w:bCs/>
+          <w:iCs/>
+          <w:color w:val="000000" w:themeColor="text1"/>
+          <w:kern w:val="0"/>
+          <w:sz w:val="28"/>
+          <w:szCs w:val="28"/>
+          <w14:ligatures w14:val="none"/>
+        </w:rPr>
         <w:br w:type="page"/>
       </w:r>
     </w:p>
@@ -6690,8 +8347,18 @@
             <w:rFonts w:ascii="Times New Roman" w:hAnsi="Times New Roman" w:cs="Times New Roman"/>
             <w:sz w:val="28"/>
             <w:szCs w:val="28"/>
+            <w:lang w:val="en-US"/>
           </w:rPr>
-          <w:t>https://github.com/ahmadeev/ipm-lab</w:t>
+          <w:t>https</w:t>
+        </w:r>
+        <w:r>
+          <w:rPr>
+            <w:rStyle w:val="ad"/>
+            <w:rFonts w:ascii="Times New Roman" w:hAnsi="Times New Roman" w:cs="Times New Roman"/>
+            <w:sz w:val="28"/>
+            <w:szCs w:val="28"/>
+          </w:rPr>
+          <w:t>://</w:t>
         </w:r>
         <w:r>
           <w:rPr>
@@ -6701,7 +8368,244 @@
             <w:szCs w:val="28"/>
             <w:lang w:val="en-US"/>
           </w:rPr>
-          <w:t>s</w:t>
+          <w:t>github</w:t>
+        </w:r>
+        <w:r>
+          <w:rPr>
+            <w:rStyle w:val="ad"/>
+            <w:rFonts w:ascii="Times New Roman" w:hAnsi="Times New Roman" w:cs="Times New Roman"/>
+            <w:sz w:val="28"/>
+            <w:szCs w:val="28"/>
+          </w:rPr>
+          <w:t>.</w:t>
+        </w:r>
+        <w:r>
+          <w:rPr>
+            <w:rStyle w:val="ad"/>
+            <w:rFonts w:ascii="Times New Roman" w:hAnsi="Times New Roman" w:cs="Times New Roman"/>
+            <w:sz w:val="28"/>
+            <w:szCs w:val="28"/>
+            <w:lang w:val="en-US"/>
+          </w:rPr>
+          <w:t>com</w:t>
+        </w:r>
+        <w:r>
+          <w:rPr>
+            <w:rStyle w:val="ad"/>
+            <w:rFonts w:ascii="Times New Roman" w:hAnsi="Times New Roman" w:cs="Times New Roman"/>
+            <w:sz w:val="28"/>
+            <w:szCs w:val="28"/>
+          </w:rPr>
+          <w:t>/</w:t>
+        </w:r>
+        <w:r>
+          <w:rPr>
+            <w:rStyle w:val="ad"/>
+            <w:rFonts w:ascii="Times New Roman" w:hAnsi="Times New Roman" w:cs="Times New Roman"/>
+            <w:sz w:val="28"/>
+            <w:szCs w:val="28"/>
+            <w:lang w:val="en-US"/>
+          </w:rPr>
+          <w:t>ahmadeev</w:t>
+        </w:r>
+        <w:r>
+          <w:rPr>
+            <w:rStyle w:val="ad"/>
+            <w:rFonts w:ascii="Times New Roman" w:hAnsi="Times New Roman" w:cs="Times New Roman"/>
+            <w:sz w:val="28"/>
+            <w:szCs w:val="28"/>
+          </w:rPr>
+          <w:t>/</w:t>
+        </w:r>
+        <w:r>
+          <w:rPr>
+            <w:rStyle w:val="ad"/>
+            <w:rFonts w:ascii="Times New Roman" w:hAnsi="Times New Roman" w:cs="Times New Roman"/>
+            <w:sz w:val="28"/>
+            <w:szCs w:val="28"/>
+            <w:lang w:val="en-US"/>
+          </w:rPr>
+          <w:t>ipm</w:t>
+        </w:r>
+        <w:r>
+          <w:rPr>
+            <w:rStyle w:val="ad"/>
+            <w:rFonts w:ascii="Times New Roman" w:hAnsi="Times New Roman" w:cs="Times New Roman"/>
+            <w:sz w:val="28"/>
+            <w:szCs w:val="28"/>
+          </w:rPr>
+          <w:t>-</w:t>
+        </w:r>
+        <w:r>
+          <w:rPr>
+            <w:rStyle w:val="ad"/>
+            <w:rFonts w:ascii="Times New Roman" w:hAnsi="Times New Roman" w:cs="Times New Roman"/>
+            <w:sz w:val="28"/>
+            <w:szCs w:val="28"/>
+            <w:lang w:val="en-US"/>
+          </w:rPr>
+          <w:t>labs</w:t>
+        </w:r>
+        <w:r>
+          <w:rPr>
+            <w:rStyle w:val="ad"/>
+            <w:rFonts w:ascii="Times New Roman" w:hAnsi="Times New Roman" w:cs="Times New Roman"/>
+            <w:sz w:val="28"/>
+            <w:szCs w:val="28"/>
+          </w:rPr>
+          <w:t>/</w:t>
+        </w:r>
+        <w:r>
+          <w:rPr>
+            <w:rStyle w:val="ad"/>
+            <w:rFonts w:ascii="Times New Roman" w:hAnsi="Times New Roman" w:cs="Times New Roman"/>
+            <w:sz w:val="28"/>
+            <w:szCs w:val="28"/>
+            <w:lang w:val="en-US"/>
+          </w:rPr>
+          <w:t>tree</w:t>
+        </w:r>
+        <w:r>
+          <w:rPr>
+            <w:rStyle w:val="ad"/>
+            <w:rFonts w:ascii="Times New Roman" w:hAnsi="Times New Roman" w:cs="Times New Roman"/>
+            <w:sz w:val="28"/>
+            <w:szCs w:val="28"/>
+          </w:rPr>
+          <w:t>/</w:t>
+        </w:r>
+        <w:r>
+          <w:rPr>
+            <w:rStyle w:val="ad"/>
+            <w:rFonts w:ascii="Times New Roman" w:hAnsi="Times New Roman" w:cs="Times New Roman"/>
+            <w:sz w:val="28"/>
+            <w:szCs w:val="28"/>
+            <w:lang w:val="en-US"/>
+          </w:rPr>
+          <w:t>master</w:t>
+        </w:r>
+        <w:r>
+          <w:rPr>
+            <w:rStyle w:val="ad"/>
+            <w:rFonts w:ascii="Times New Roman" w:hAnsi="Times New Roman" w:cs="Times New Roman"/>
+            <w:sz w:val="28"/>
+            <w:szCs w:val="28"/>
+          </w:rPr>
+          <w:t>/</w:t>
+        </w:r>
+        <w:r>
+          <w:rPr>
+            <w:rStyle w:val="ad"/>
+            <w:rFonts w:ascii="Times New Roman" w:hAnsi="Times New Roman" w:cs="Times New Roman"/>
+            <w:sz w:val="28"/>
+            <w:szCs w:val="28"/>
+            <w:lang w:val="en-US"/>
+          </w:rPr>
+          <w:t>src</w:t>
+        </w:r>
+        <w:r>
+          <w:rPr>
+            <w:rStyle w:val="ad"/>
+            <w:rFonts w:ascii="Times New Roman" w:hAnsi="Times New Roman" w:cs="Times New Roman"/>
+            <w:sz w:val="28"/>
+            <w:szCs w:val="28"/>
+          </w:rPr>
+          <w:t>/</w:t>
+        </w:r>
+        <w:r>
+          <w:rPr>
+            <w:rStyle w:val="ad"/>
+            <w:rFonts w:ascii="Times New Roman" w:hAnsi="Times New Roman" w:cs="Times New Roman"/>
+            <w:sz w:val="28"/>
+            <w:szCs w:val="28"/>
+            <w:lang w:val="en-US"/>
+          </w:rPr>
+          <w:t>main</w:t>
+        </w:r>
+        <w:r>
+          <w:rPr>
+            <w:rStyle w:val="ad"/>
+            <w:rFonts w:ascii="Times New Roman" w:hAnsi="Times New Roman" w:cs="Times New Roman"/>
+            <w:sz w:val="28"/>
+            <w:szCs w:val="28"/>
+          </w:rPr>
+          <w:t>/</w:t>
+        </w:r>
+        <w:r>
+          <w:rPr>
+            <w:rStyle w:val="ad"/>
+            <w:rFonts w:ascii="Times New Roman" w:hAnsi="Times New Roman" w:cs="Times New Roman"/>
+            <w:sz w:val="28"/>
+            <w:szCs w:val="28"/>
+            <w:lang w:val="en-US"/>
+          </w:rPr>
+          <w:t>java</w:t>
+        </w:r>
+        <w:r>
+          <w:rPr>
+            <w:rStyle w:val="ad"/>
+            <w:rFonts w:ascii="Times New Roman" w:hAnsi="Times New Roman" w:cs="Times New Roman"/>
+            <w:sz w:val="28"/>
+            <w:szCs w:val="28"/>
+          </w:rPr>
+          <w:t>/</w:t>
+        </w:r>
+        <w:r>
+          <w:rPr>
+            <w:rStyle w:val="ad"/>
+            <w:rFonts w:ascii="Times New Roman" w:hAnsi="Times New Roman" w:cs="Times New Roman"/>
+            <w:sz w:val="28"/>
+            <w:szCs w:val="28"/>
+            <w:lang w:val="en-US"/>
+          </w:rPr>
+          <w:t>ru</w:t>
+        </w:r>
+        <w:r>
+          <w:rPr>
+            <w:rStyle w:val="ad"/>
+            <w:rFonts w:ascii="Times New Roman" w:hAnsi="Times New Roman" w:cs="Times New Roman"/>
+            <w:sz w:val="28"/>
+            <w:szCs w:val="28"/>
+          </w:rPr>
+          <w:t>/</w:t>
+        </w:r>
+        <w:r>
+          <w:rPr>
+            <w:rStyle w:val="ad"/>
+            <w:rFonts w:ascii="Times New Roman" w:hAnsi="Times New Roman" w:cs="Times New Roman"/>
+            <w:sz w:val="28"/>
+            <w:szCs w:val="28"/>
+            <w:lang w:val="en-US"/>
+          </w:rPr>
+          <w:t>ivk</w:t>
+        </w:r>
+        <w:r>
+          <w:rPr>
+            <w:rStyle w:val="ad"/>
+            <w:rFonts w:ascii="Times New Roman" w:hAnsi="Times New Roman" w:cs="Times New Roman"/>
+            <w:sz w:val="28"/>
+            <w:szCs w:val="28"/>
+          </w:rPr>
+          <w:t>/</w:t>
+        </w:r>
+        <w:r>
+          <w:rPr>
+            <w:rStyle w:val="ad"/>
+            <w:rFonts w:ascii="Times New Roman" w:hAnsi="Times New Roman" w:cs="Times New Roman"/>
+            <w:sz w:val="28"/>
+            <w:szCs w:val="28"/>
+            <w:lang w:val="en-US"/>
+          </w:rPr>
+          <w:t>lab</w:t>
+        </w:r>
+        <w:r>
+          <w:rPr>
+            <w:rStyle w:val="ad"/>
+            <w:rFonts w:ascii="Times New Roman" w:hAnsi="Times New Roman" w:cs="Times New Roman"/>
+            <w:sz w:val="28"/>
+            <w:szCs w:val="28"/>
+          </w:rPr>
+          <w:t>3</w:t>
         </w:r>
       </w:hyperlink>
       <w:r>
@@ -8427,7 +10331,7 @@
   <w:style w:type="paragraph" w:default="1" w:styleId="a">
     <w:name w:val="Normal"/>
     <w:qFormat/>
-    <w:rsid w:val="00EA774D"/>
+    <w:rsid w:val="0052683C"/>
   </w:style>
   <w:style w:type="paragraph" w:styleId="1">
     <w:name w:val="heading 1"/>
@@ -8631,7 +10535,6 @@
   <w:style w:type="character" w:default="1" w:styleId="a0">
     <w:name w:val="Default Paragraph Font"/>
     <w:uiPriority w:val="1"/>
-    <w:semiHidden/>
     <w:unhideWhenUsed/>
   </w:style>
   <w:style w:type="table" w:default="1" w:styleId="a1">
@@ -9183,6 +11086,7 @@
     <w:rsid w:val="004D26F1"/>
     <w:rsid w:val="005259D8"/>
     <w:rsid w:val="00564001"/>
+    <w:rsid w:val="00566DEE"/>
     <w:rsid w:val="006878B5"/>
     <w:rsid w:val="008B6B95"/>
     <w:rsid w:val="0099002F"/>
@@ -9197,6 +11101,7 @@
     <w:rsid w:val="00E5365C"/>
     <w:rsid w:val="00E84D24"/>
     <w:rsid w:val="00F07818"/>
+    <w:rsid w:val="00F80F1B"/>
   </w:rsids>
   <m:mathPr>
     <m:mathFont m:val="Cambria Math"/>
